--- a/lab_docs/Lab03_FIRFilters.docx
+++ b/lab_docs/Lab03_FIRFilters.docx
@@ -1,6 +1,6 @@
 
 <file path=word/document.xml><?xml version="1.0" encoding="utf-8"?>
-<w:document xmlns:wpc="http://schemas.microsoft.com/office/word/2010/wordprocessingCanvas" xmlns:cx="http://schemas.microsoft.com/office/drawing/2014/chartex" xmlns:cx1="http://schemas.microsoft.com/office/drawing/2015/9/8/chartex" xmlns:cx2="http://schemas.microsoft.com/office/drawing/2015/10/21/chartex" xmlns:cx3="http://schemas.microsoft.com/office/drawing/2016/5/9/chartex" xmlns:cx4="http://schemas.microsoft.com/office/drawing/2016/5/10/chartex" xmlns:cx5="http://schemas.microsoft.com/office/drawing/2016/5/11/chartex" xmlns:cx6="http://schemas.microsoft.com/office/drawing/2016/5/12/chartex" xmlns:cx7="http://schemas.microsoft.com/office/drawing/2016/5/13/chartex" xmlns:cx8="http://schemas.microsoft.com/office/drawing/2016/5/14/chartex" xmlns:mc="http://schemas.openxmlformats.org/markup-compatibility/2006" xmlns:aink="http://schemas.microsoft.com/office/drawing/2016/ink" xmlns:am3d="http://schemas.microsoft.com/office/drawing/2017/model3d" xmlns:o="urn:schemas-microsoft-com:office:office" xmlns:oel="http://schemas.microsoft.com/office/2019/extlst" xmlns:r="http://schemas.openxmlformats.org/officeDocument/2006/relationships" xmlns:m="http://schemas.openxmlformats.org/officeDocument/2006/math" xmlns:v="urn:schemas-microsoft-com:vml" xmlns:wp14="http://schemas.microsoft.com/office/word/2010/wordprocessingDrawing" xmlns:wp="http://schemas.openxmlformats.org/drawingml/2006/wordprocessingDrawing" xmlns:w10="urn:schemas-microsoft-com:office:word" xmlns:w="http://schemas.openxmlformats.org/wordprocessingml/2006/main" xmlns:w14="http://schemas.microsoft.com/office/word/2010/wordml" xmlns:w15="http://schemas.microsoft.com/office/word/2012/wordml" xmlns:w16cex="http://schemas.microsoft.com/office/word/2018/wordml/cex" xmlns:w16cid="http://schemas.microsoft.com/office/word/2016/wordml/cid" xmlns:w16="http://schemas.microsoft.com/office/word/2018/wordml" xmlns:w16du="http://schemas.microsoft.com/office/word/2023/wordml/word16du" xmlns:w16sdtdh="http://schemas.microsoft.com/office/word/2020/wordml/sdtdatahash" xmlns:w16se="http://schemas.microsoft.com/office/word/2015/wordml/symex" xmlns:wpg="http://schemas.microsoft.com/office/word/2010/wordprocessingGroup" xmlns:wpi="http://schemas.microsoft.com/office/word/2010/wordprocessingInk" xmlns:wne="http://schemas.microsoft.com/office/word/2006/wordml" xmlns:wps="http://schemas.microsoft.com/office/word/2010/wordprocessingShape" mc:Ignorable="w14 w15 w16se w16cid w16 w16cex w16sdtdh wp14">
+<w:document xmlns:wpc="http://schemas.microsoft.com/office/word/2010/wordprocessingCanvas" xmlns:cx="http://schemas.microsoft.com/office/drawing/2014/chartex" xmlns:cx1="http://schemas.microsoft.com/office/drawing/2015/9/8/chartex" xmlns:cx2="http://schemas.microsoft.com/office/drawing/2015/10/21/chartex" xmlns:cx3="http://schemas.microsoft.com/office/drawing/2016/5/9/chartex" xmlns:cx4="http://schemas.microsoft.com/office/drawing/2016/5/10/chartex" xmlns:cx5="http://schemas.microsoft.com/office/drawing/2016/5/11/chartex" xmlns:cx6="http://schemas.microsoft.com/office/drawing/2016/5/12/chartex" xmlns:cx7="http://schemas.microsoft.com/office/drawing/2016/5/13/chartex" xmlns:cx8="http://schemas.microsoft.com/office/drawing/2016/5/14/chartex" xmlns:mc="http://schemas.openxmlformats.org/markup-compatibility/2006" xmlns:aink="http://schemas.microsoft.com/office/drawing/2016/ink" xmlns:am3d="http://schemas.microsoft.com/office/drawing/2017/model3d" xmlns:o="urn:schemas-microsoft-com:office:office" xmlns:oel="http://schemas.microsoft.com/office/2019/extlst" xmlns:r="http://schemas.openxmlformats.org/officeDocument/2006/relationships" xmlns:m="http://schemas.openxmlformats.org/officeDocument/2006/math" xmlns:v="urn:schemas-microsoft-com:vml" xmlns:wp14="http://schemas.microsoft.com/office/word/2010/wordprocessingDrawing" xmlns:wp="http://schemas.openxmlformats.org/drawingml/2006/wordprocessingDrawing" xmlns:w10="urn:schemas-microsoft-com:office:word" xmlns:w="http://schemas.openxmlformats.org/wordprocessingml/2006/main" xmlns:w14="http://schemas.microsoft.com/office/word/2010/wordml" xmlns:w15="http://schemas.microsoft.com/office/word/2012/wordml" xmlns:w16cex="http://schemas.microsoft.com/office/word/2018/wordml/cex" xmlns:w16cid="http://schemas.microsoft.com/office/word/2016/wordml/cid" xmlns:w16="http://schemas.microsoft.com/office/word/2018/wordml" xmlns:w16du="http://schemas.microsoft.com/office/word/2023/wordml/word16du" xmlns:w16sdtdh="http://schemas.microsoft.com/office/word/2020/wordml/sdtdatahash" xmlns:w16sdtfl="http://schemas.microsoft.com/office/word/2024/wordml/sdtformatlock" xmlns:w16se="http://schemas.microsoft.com/office/word/2015/wordml/symex" xmlns:wpg="http://schemas.microsoft.com/office/word/2010/wordprocessingGroup" xmlns:wpi="http://schemas.microsoft.com/office/word/2010/wordprocessingInk" xmlns:wne="http://schemas.microsoft.com/office/word/2006/wordml" xmlns:wps="http://schemas.microsoft.com/office/word/2010/wordprocessingShape" mc:Ignorable="w14 w15 w16se w16cid w16 w16cex w16sdtdh w16sdtfl w16du wp14">
   <w:body>
     <w:p>
       <w:pPr>
@@ -2692,25 +2692,7 @@
     </w:p>
     <w:p>
       <w:r>
-        <w:t>Th</w:t>
-      </w:r>
-      <w:r>
-        <w:t>e Moving Average</w:t>
-      </w:r>
-      <w:r>
-        <w:t xml:space="preserve"> filter is widely used in DSP and </w:t>
-      </w:r>
-      <w:r>
-        <w:t xml:space="preserve">is </w:t>
-      </w:r>
-      <w:r>
-        <w:t xml:space="preserve">arguably one of the easiest of all digital filters to understand. It is particularly effective at removing </w:t>
-      </w:r>
-      <w:r>
-        <w:t>high-</w:t>
-      </w:r>
-      <w:r>
-        <w:t>frequency random noise from a signal.</w:t>
+        <w:t>The Moving Average filter is widely used in DSP and is arguably one of the easiest of all digital filters to understand. It is particularly effective at removing high-frequency random noise from a signal.</w:t>
       </w:r>
     </w:p>
     <w:p>
@@ -2723,16 +2705,15 @@
       </w:r>
       <w:proofErr w:type="gramEnd"/>
       <w:r>
-        <w:t xml:space="preserve"> past input samples, in order to form each output sample. This may be represented by the </w:t>
-      </w:r>
-      <w:r>
-        <w:t xml:space="preserve">following </w:t>
-      </w:r>
-      <w:r>
-        <w:t>equation</w:t>
-      </w:r>
-      <w:r>
-        <w:t>:</w:t>
+        <w:t xml:space="preserve"> past input samples, </w:t>
+      </w:r>
+      <w:proofErr w:type="gramStart"/>
+      <w:r>
+        <w:t>in order to</w:t>
+      </w:r>
+      <w:proofErr w:type="gramEnd"/>
+      <w:r>
+        <w:t xml:space="preserve"> form each output sample. This may be represented by the following equation:</w:t>
       </w:r>
     </w:p>
     <w:p>
@@ -2858,11 +2839,9 @@
       </m:oMathPara>
     </w:p>
     <w:p>
-      <w:r>
-        <w:t>w</w:t>
-      </w:r>
-      <w:r>
-        <w:t xml:space="preserve">here </w:t>
+      <w:bookmarkStart w:id="9" w:name="_Toc29195006"/>
+      <w:r>
+        <w:t xml:space="preserve">where </w:t>
       </w:r>
       <w:r>
         <w:rPr>
@@ -2907,13 +2886,7 @@
         <w:t>n</w:t>
       </w:r>
       <w:r>
-        <w:t xml:space="preserve">) </w:t>
-      </w:r>
-      <w:r>
-        <w:t xml:space="preserve">is </w:t>
-      </w:r>
-      <w:r>
-        <w:t xml:space="preserve">the </w:t>
+        <w:t xml:space="preserve">) is the </w:t>
       </w:r>
       <w:r>
         <w:rPr>
@@ -2922,13 +2895,7 @@
         <w:t>n</w:t>
       </w:r>
       <w:r>
-        <w:t>th sample of the filter output</w:t>
-      </w:r>
-      <w:r>
-        <w:t xml:space="preserve">, </w:t>
-      </w:r>
-      <w:r>
-        <w:t xml:space="preserve">which is equal to the average value of the previous </w:t>
+        <w:t xml:space="preserve">th sample of the filter output, which is equal to the average value of the previous </w:t>
       </w:r>
       <w:r>
         <w:rPr>
@@ -2937,13 +2904,19 @@
         <w:t>N</w:t>
       </w:r>
       <w:r>
-        <w:t xml:space="preserve"> input samples. A five-point moving average filter is implemented by the example program </w:t>
+        <w:t xml:space="preserve"> input samples. A </w:t>
+      </w:r>
+      <w:r>
+        <w:t>ten</w:t>
+      </w:r>
+      <w:r>
+        <w:t xml:space="preserve">-point moving average filter is implemented by the example program </w:t>
       </w:r>
       <w:r>
         <w:rPr>
           <w:rFonts w:ascii="Courier New" w:hAnsi="Courier New" w:cs="Courier New"/>
         </w:rPr>
-        <w:t>stm32f7_average_intr.c</w:t>
+        <w:t>stm32f7_average.c</w:t>
       </w:r>
       <w:r>
         <w:t>.</w:t>
@@ -2953,7 +2926,6 @@
       <w:pPr>
         <w:pStyle w:val="Heading1"/>
       </w:pPr>
-      <w:bookmarkStart w:id="9" w:name="_Toc29195006"/>
       <w:r>
         <w:lastRenderedPageBreak/>
         <w:t xml:space="preserve">Frequency </w:t>
@@ -3059,8 +3031,31 @@
     </w:p>
     <w:p>
       <w:pPr>
+        <w:rPr>
+          <w:i/>
+          <w:iCs/>
+        </w:rPr>
+      </w:pPr>
+      <w:r>
+        <w:rPr>
+          <w:b/>
+          <w:bCs/>
+          <w:i/>
+          <w:iCs/>
+        </w:rPr>
+        <w:t>Note:</w:t>
+      </w:r>
+      <w:r>
+        <w:rPr>
+          <w:i/>
+          <w:iCs/>
+        </w:rPr>
+        <w:t xml:space="preserve"> The BSP has been modified to support simultaneous audio line-in and line-out.</w:t>
+      </w:r>
+    </w:p>
+    <w:p>
+      <w:pPr>
         <w:pStyle w:val="Caption"/>
-        <w:jc w:val="center"/>
       </w:pPr>
       <w:bookmarkStart w:id="10" w:name="_Part_3_–"/>
       <w:bookmarkEnd w:id="10"/>
@@ -3127,7 +3122,15 @@
         <w:t>,</w:t>
       </w:r>
       <w:r>
-        <w:t xml:space="preserve"> and hence one way of assessing the frequency response of the filter is simply to measure its gain using a sinusoidal input signal at a number of different frequencies. As shown in </w:t>
+        <w:t xml:space="preserve"> and hence one way of assessing the frequency response of the filter is simply to measure its gain using a sinusoidal input signal at </w:t>
+      </w:r>
+      <w:proofErr w:type="gramStart"/>
+      <w:r>
+        <w:t>a number of</w:t>
+      </w:r>
+      <w:proofErr w:type="gramEnd"/>
+      <w:r>
+        <w:t xml:space="preserve"> different frequencies. As shown in </w:t>
       </w:r>
       <w:r>
         <w:fldChar w:fldCharType="begin"/>
@@ -3151,10 +3154,10 @@
         <w:fldChar w:fldCharType="end"/>
       </w:r>
       <w:r>
-        <w:t xml:space="preserve">, connect the output of a sinusoidal signal generator to the (left channel </w:t>
-      </w:r>
-      <w:r>
-        <w:t xml:space="preserve">of the) LINE IN socket on the Discovery board and connect the (left channel of the) HEADPHONE OUT socket either to an oscilloscope or to the input of the soundcard on a PC running </w:t>
+        <w:t xml:space="preserve">, connect the output of a sinusoidal signal generator to the </w:t>
+      </w:r>
+      <w:r>
+        <w:t xml:space="preserve">LINE IN socket on the Discovery board and connect the HEADPHONE OUT socket either to an oscilloscope or to the input of the soundcard on a PC running </w:t>
       </w:r>
       <w:proofErr w:type="spellStart"/>
       <w:r>
@@ -3267,13 +3270,24 @@
         <w:rPr>
           <w:rFonts w:ascii="Courier New" w:hAnsi="Courier New" w:cs="Courier New"/>
         </w:rPr>
-        <w:t>astm32verage_intr.c</w:t>
+        <w:t>stm32</w:t>
+      </w:r>
+      <w:r>
+        <w:rPr>
+          <w:rFonts w:ascii="Courier New" w:hAnsi="Courier New" w:cs="Courier New"/>
+        </w:rPr>
+        <w:t>_a</w:t>
+      </w:r>
+      <w:r>
+        <w:rPr>
+          <w:rFonts w:ascii="Courier New" w:hAnsi="Courier New" w:cs="Courier New"/>
+        </w:rPr>
+        <w:t>verage.c</w:t>
       </w:r>
       <w:r>
         <w:t xml:space="preserve"> using a signal generator and an oscilloscope</w:t>
       </w:r>
     </w:p>
-    <w:p/>
     <w:p>
       <w:r>
         <w:lastRenderedPageBreak/>
@@ -3283,7 +3297,7 @@
         <w:rPr>
           <w:rFonts w:ascii="Courier New" w:hAnsi="Courier New" w:cs="Courier New"/>
         </w:rPr>
-        <w:t>stm32f7_average_intr.c</w:t>
+        <w:t>stm32f7_average.c</w:t>
       </w:r>
       <w:r>
         <w:t xml:space="preserve"> displayed using the </w:t>
@@ -3301,24 +3315,16 @@
         <w:t>)</w:t>
       </w:r>
       <w:r>
-        <w:t xml:space="preserve"> function of a </w:t>
-      </w:r>
-      <w:proofErr w:type="spellStart"/>
-      <w:r>
-        <w:rPr>
-          <w:i/>
-        </w:rPr>
-        <w:t>Rigol</w:t>
-      </w:r>
-      <w:proofErr w:type="spellEnd"/>
-      <w:r>
-        <w:rPr>
-          <w:i/>
-        </w:rPr>
-        <w:t xml:space="preserve"> DS1052E</w:t>
-      </w:r>
-      <w:r>
-        <w:t xml:space="preserve"> oscilloscope and using the spectrum display in </w:t>
+        <w:t xml:space="preserve"> function of </w:t>
+      </w:r>
+      <w:r>
+        <w:t>a</w:t>
+      </w:r>
+      <w:r>
+        <w:t xml:space="preserve">n </w:t>
+      </w:r>
+      <w:r>
+        <w:t xml:space="preserve">oscilloscope and using the spectrum display in </w:t>
       </w:r>
       <w:proofErr w:type="spellStart"/>
       <w:r>
@@ -3533,24 +3539,16 @@
         <w:rPr>
           <w:rFonts w:ascii="Courier New" w:hAnsi="Courier New" w:cs="Courier New"/>
         </w:rPr>
-        <w:t>stm32f7_average_intr.c</w:t>
+        <w:t>stm32f7_average.c</w:t>
       </w:r>
       <w:r>
         <w:t xml:space="preserve"> viewed using FFT function of </w:t>
       </w:r>
-      <w:proofErr w:type="spellStart"/>
       <w:r>
         <w:rPr>
           <w:i w:val="0"/>
         </w:rPr>
-        <w:t>Rigol</w:t>
-      </w:r>
-      <w:proofErr w:type="spellEnd"/>
-      <w:r>
-        <w:rPr>
-          <w:i w:val="0"/>
-        </w:rPr>
-        <w:t xml:space="preserve"> DS1052</w:t>
+        <w:t>Rigol DS1052</w:t>
       </w:r>
       <w:r>
         <w:t xml:space="preserve"> oscilloscope. It’s difficult to read, but the text at the bottom of the screen indicates 500 Hz/div and 10 </w:t>
@@ -3655,7 +3653,7 @@
         <w:rPr>
           <w:rFonts w:ascii="Courier New" w:hAnsi="Courier New" w:cs="Courier New"/>
         </w:rPr>
-        <w:t>stm32f7_average_intr.c</w:t>
+        <w:t>stm32f7_average.c</w:t>
       </w:r>
       <w:r>
         <w:t xml:space="preserve"> viewed using spectrum display in </w:t>
@@ -3689,7 +3687,7 @@
         <w:rPr>
           <w:rFonts w:ascii="Courier New" w:hAnsi="Courier New" w:cs="Courier New"/>
         </w:rPr>
-        <w:t>stm32f7_average_intr.c</w:t>
+        <w:t>stm32f7_average.c</w:t>
       </w:r>
       <w:r>
         <w:t xml:space="preserve"> and vary the frequency of the applied sinusoid between 100 Hz and 5000 Hz. Keep the amplitude of the sinusoidal input signal constant at approximately 2 volts peak to peak. Record the amplitude of the output signal, at different frequencies, on the axes below.</w:t>
@@ -3703,7 +3701,7 @@
         <w:rPr>
           <w:rFonts w:ascii="Courier New" w:hAnsi="Courier New" w:cs="Courier New"/>
         </w:rPr>
-        <w:t>stm32f7_average_intr.c</w:t>
+        <w:t>stm32f7_average.c</w:t>
       </w:r>
       <w:r>
         <w:t xml:space="preserve"> and measured using sinusoidal input signals:</w:t>
@@ -3854,7 +3852,7 @@
         <w:rPr>
           <w:rFonts w:ascii="Courier New" w:hAnsi="Courier New" w:cs="Courier New"/>
         </w:rPr>
-        <w:t>stm32f7_average_prbs_intr.c</w:t>
+        <w:t>stm32f7_average_prbs.c</w:t>
       </w:r>
       <w:r>
         <w:t xml:space="preserve"> combines the moving average filter of program </w:t>
@@ -3863,7 +3861,7 @@
         <w:rPr>
           <w:rFonts w:ascii="Courier New" w:hAnsi="Courier New" w:cs="Courier New"/>
         </w:rPr>
-        <w:t>stm32f7_average_intr.c</w:t>
+        <w:t>stm32f7_average.c</w:t>
       </w:r>
       <w:r>
         <w:t xml:space="preserve"> with a pseudorandom noise generator (implemented within the program using function </w:t>
@@ -3969,7 +3967,7 @@
         <w:rPr>
           <w:rFonts w:ascii="Courier New" w:hAnsi="Courier New" w:cs="Courier New"/>
         </w:rPr>
-        <w:t>stm32f7_average_prbs_intr.c</w:t>
+        <w:t>stm32f7_average_prbs.c</w:t>
       </w:r>
       <w:r>
         <w:t>:</w:t>
@@ -6149,8 +6147,17 @@
           <w:sz w:val="18"/>
           <w:szCs w:val="18"/>
         </w:rPr>
-        <w:t>0.2, 0.2, 0.2, 0.2, 0.2};</w:t>
-      </w:r>
+        <w:t>0.2, 0.2, 0.2, 0.2, 0.2</w:t>
+      </w:r>
+      <w:proofErr w:type="gramStart"/>
+      <w:r>
+        <w:rPr>
+          <w:sz w:val="18"/>
+          <w:szCs w:val="18"/>
+        </w:rPr>
+        <w:t>};</w:t>
+      </w:r>
+      <w:proofErr w:type="gramEnd"/>
     </w:p>
     <w:p/>
     <w:p>
@@ -6636,7 +6643,21 @@
         <w:rPr>
           <w:color w:val="221E1F"/>
         </w:rPr>
-        <w:t xml:space="preserve"> Workspace / Export As Coefficients). Then</w:t>
+        <w:t xml:space="preserve"> Workspace / Export </w:t>
+      </w:r>
+      <w:proofErr w:type="gramStart"/>
+      <w:r>
+        <w:rPr>
+          <w:color w:val="221E1F"/>
+        </w:rPr>
+        <w:t>As</w:t>
+      </w:r>
+      <w:proofErr w:type="gramEnd"/>
+      <w:r>
+        <w:rPr>
+          <w:color w:val="221E1F"/>
+        </w:rPr>
+        <w:t xml:space="preserve"> Coefficients). Then</w:t>
       </w:r>
       <w:r>
         <w:rPr>
@@ -7020,8 +7041,16 @@
         <w:rPr>
           <w:rFonts w:ascii="Courier New" w:hAnsi="Courier New" w:cs="Courier New"/>
         </w:rPr>
-        <w:t>stm32f7_sysid_fir_CMSIS_intr.c</w:t>
-      </w:r>
+        <w:t>stm32f7_sysid_fir_CMSIS_</w:t>
+      </w:r>
+      <w:proofErr w:type="gramStart"/>
+      <w:r>
+        <w:rPr>
+          <w:rFonts w:ascii="Courier New" w:hAnsi="Courier New" w:cs="Courier New"/>
+        </w:rPr>
+        <w:t>intr.c</w:t>
+      </w:r>
+      <w:proofErr w:type="gramEnd"/>
       <w:r>
         <w:t xml:space="preserve">. Ensure that your board connection is as shown in </w:t>
       </w:r>
@@ -8268,7 +8297,15 @@
         <w:t>rogram statements</w:t>
       </w:r>
       <w:r>
-        <w:t xml:space="preserve"> can be found in the interrupt service routine </w:t>
+        <w:t xml:space="preserve"> can be found in the </w:t>
+      </w:r>
+      <w:proofErr w:type="gramStart"/>
+      <w:r>
+        <w:t>interrupt</w:t>
+      </w:r>
+      <w:proofErr w:type="gramEnd"/>
+      <w:r>
+        <w:t xml:space="preserve"> service routine </w:t>
       </w:r>
       <w:proofErr w:type="spellStart"/>
       <w:r>
@@ -8338,14 +8375,22 @@
         <w:rPr>
           <w:rFonts w:ascii="Courier New" w:hAnsi="Courier New" w:cs="Courier New"/>
         </w:rPr>
-        <w:t>LED1);</w:t>
-      </w:r>
-    </w:p>
-    <w:p>
-      <w:pPr>
+        <w:t>LED1</w:t>
+      </w:r>
+      <w:proofErr w:type="gramStart"/>
+      <w:r>
         <w:rPr>
           <w:rFonts w:ascii="Courier New" w:hAnsi="Courier New" w:cs="Courier New"/>
         </w:rPr>
+        <w:t>);</w:t>
+      </w:r>
+      <w:proofErr w:type="gramEnd"/>
+    </w:p>
+    <w:p>
+      <w:pPr>
+        <w:rPr>
+          <w:rFonts w:ascii="Courier New" w:hAnsi="Courier New" w:cs="Courier New"/>
+        </w:rPr>
       </w:pPr>
       <w:r>
         <w:t>and</w:t>
@@ -8387,8 +8432,16 @@
         <w:rPr>
           <w:rFonts w:ascii="Courier New" w:hAnsi="Courier New" w:cs="Courier New"/>
         </w:rPr>
-        <w:t>LED1);</w:t>
-      </w:r>
+        <w:t>LED1</w:t>
+      </w:r>
+      <w:proofErr w:type="gramStart"/>
+      <w:r>
+        <w:rPr>
+          <w:rFonts w:ascii="Courier New" w:hAnsi="Courier New" w:cs="Courier New"/>
+        </w:rPr>
+        <w:t>);</w:t>
+      </w:r>
+      <w:proofErr w:type="gramEnd"/>
     </w:p>
     <w:p>
       <w:pPr>
@@ -8711,21 +8764,7 @@
         <w:rPr>
           <w:rFonts w:ascii="Courier New" w:hAnsi="Courier New" w:cs="Courier New"/>
         </w:rPr>
-        <w:t>arm_</w:t>
-      </w:r>
-      <w:proofErr w:type="gramStart"/>
-      <w:r>
-        <w:rPr>
-          <w:rFonts w:ascii="Courier New" w:hAnsi="Courier New" w:cs="Courier New"/>
-        </w:rPr>
-        <w:t>fir</w:t>
-      </w:r>
-      <w:proofErr w:type="gramEnd"/>
-      <w:r>
-        <w:rPr>
-          <w:rFonts w:ascii="Courier New" w:hAnsi="Courier New" w:cs="Courier New"/>
-        </w:rPr>
-        <w:t>_f32</w:t>
+        <w:t>arm_fir_f32</w:t>
       </w:r>
       <w:proofErr w:type="gramStart"/>
       <w:r>
@@ -9580,7 +9619,7 @@
 </file>
 
 <file path=word/endnotes.xml><?xml version="1.0" encoding="utf-8"?>
-<w:endnotes xmlns:wpc="http://schemas.microsoft.com/office/word/2010/wordprocessingCanvas" xmlns:cx="http://schemas.microsoft.com/office/drawing/2014/chartex" xmlns:cx1="http://schemas.microsoft.com/office/drawing/2015/9/8/chartex" xmlns:cx2="http://schemas.microsoft.com/office/drawing/2015/10/21/chartex" xmlns:cx3="http://schemas.microsoft.com/office/drawing/2016/5/9/chartex" xmlns:cx4="http://schemas.microsoft.com/office/drawing/2016/5/10/chartex" xmlns:cx5="http://schemas.microsoft.com/office/drawing/2016/5/11/chartex" xmlns:cx6="http://schemas.microsoft.com/office/drawing/2016/5/12/chartex" xmlns:cx7="http://schemas.microsoft.com/office/drawing/2016/5/13/chartex" xmlns:cx8="http://schemas.microsoft.com/office/drawing/2016/5/14/chartex" xmlns:mc="http://schemas.openxmlformats.org/markup-compatibility/2006" xmlns:aink="http://schemas.microsoft.com/office/drawing/2016/ink" xmlns:am3d="http://schemas.microsoft.com/office/drawing/2017/model3d" xmlns:o="urn:schemas-microsoft-com:office:office" xmlns:oel="http://schemas.microsoft.com/office/2019/extlst" xmlns:r="http://schemas.openxmlformats.org/officeDocument/2006/relationships" xmlns:m="http://schemas.openxmlformats.org/officeDocument/2006/math" xmlns:v="urn:schemas-microsoft-com:vml" xmlns:wp14="http://schemas.microsoft.com/office/word/2010/wordprocessingDrawing" xmlns:wp="http://schemas.openxmlformats.org/drawingml/2006/wordprocessingDrawing" xmlns:w10="urn:schemas-microsoft-com:office:word" xmlns:w="http://schemas.openxmlformats.org/wordprocessingml/2006/main" xmlns:w14="http://schemas.microsoft.com/office/word/2010/wordml" xmlns:w15="http://schemas.microsoft.com/office/word/2012/wordml" xmlns:w16cex="http://schemas.microsoft.com/office/word/2018/wordml/cex" xmlns:w16cid="http://schemas.microsoft.com/office/word/2016/wordml/cid" xmlns:w16="http://schemas.microsoft.com/office/word/2018/wordml" xmlns:w16du="http://schemas.microsoft.com/office/word/2023/wordml/word16du" xmlns:w16sdtdh="http://schemas.microsoft.com/office/word/2020/wordml/sdtdatahash" xmlns:w16se="http://schemas.microsoft.com/office/word/2015/wordml/symex" xmlns:wpg="http://schemas.microsoft.com/office/word/2010/wordprocessingGroup" xmlns:wpi="http://schemas.microsoft.com/office/word/2010/wordprocessingInk" xmlns:wne="http://schemas.microsoft.com/office/word/2006/wordml" xmlns:wps="http://schemas.microsoft.com/office/word/2010/wordprocessingShape" mc:Ignorable="w14 w15 w16se w16cid w16 w16cex w16sdtdh wp14">
+<w:endnotes xmlns:wpc="http://schemas.microsoft.com/office/word/2010/wordprocessingCanvas" xmlns:cx="http://schemas.microsoft.com/office/drawing/2014/chartex" xmlns:cx1="http://schemas.microsoft.com/office/drawing/2015/9/8/chartex" xmlns:cx2="http://schemas.microsoft.com/office/drawing/2015/10/21/chartex" xmlns:cx3="http://schemas.microsoft.com/office/drawing/2016/5/9/chartex" xmlns:cx4="http://schemas.microsoft.com/office/drawing/2016/5/10/chartex" xmlns:cx5="http://schemas.microsoft.com/office/drawing/2016/5/11/chartex" xmlns:cx6="http://schemas.microsoft.com/office/drawing/2016/5/12/chartex" xmlns:cx7="http://schemas.microsoft.com/office/drawing/2016/5/13/chartex" xmlns:cx8="http://schemas.microsoft.com/office/drawing/2016/5/14/chartex" xmlns:mc="http://schemas.openxmlformats.org/markup-compatibility/2006" xmlns:aink="http://schemas.microsoft.com/office/drawing/2016/ink" xmlns:am3d="http://schemas.microsoft.com/office/drawing/2017/model3d" xmlns:o="urn:schemas-microsoft-com:office:office" xmlns:oel="http://schemas.microsoft.com/office/2019/extlst" xmlns:r="http://schemas.openxmlformats.org/officeDocument/2006/relationships" xmlns:m="http://schemas.openxmlformats.org/officeDocument/2006/math" xmlns:v="urn:schemas-microsoft-com:vml" xmlns:wp14="http://schemas.microsoft.com/office/word/2010/wordprocessingDrawing" xmlns:wp="http://schemas.openxmlformats.org/drawingml/2006/wordprocessingDrawing" xmlns:w10="urn:schemas-microsoft-com:office:word" xmlns:w="http://schemas.openxmlformats.org/wordprocessingml/2006/main" xmlns:w14="http://schemas.microsoft.com/office/word/2010/wordml" xmlns:w15="http://schemas.microsoft.com/office/word/2012/wordml" xmlns:w16cex="http://schemas.microsoft.com/office/word/2018/wordml/cex" xmlns:w16cid="http://schemas.microsoft.com/office/word/2016/wordml/cid" xmlns:w16="http://schemas.microsoft.com/office/word/2018/wordml" xmlns:w16du="http://schemas.microsoft.com/office/word/2023/wordml/word16du" xmlns:w16sdtdh="http://schemas.microsoft.com/office/word/2020/wordml/sdtdatahash" xmlns:w16sdtfl="http://schemas.microsoft.com/office/word/2024/wordml/sdtformatlock" xmlns:w16se="http://schemas.microsoft.com/office/word/2015/wordml/symex" xmlns:wpg="http://schemas.microsoft.com/office/word/2010/wordprocessingGroup" xmlns:wpi="http://schemas.microsoft.com/office/word/2010/wordprocessingInk" xmlns:wne="http://schemas.microsoft.com/office/word/2006/wordml" xmlns:wps="http://schemas.microsoft.com/office/word/2010/wordprocessingShape" mc:Ignorable="w14 w15 w16se w16cid w16 w16cex w16sdtdh w16sdtfl w16du wp14">
   <w:endnote w:type="separator" w:id="-1">
     <w:p>
       <w:pPr>
@@ -9605,7 +9644,7 @@
 </file>
 
 <file path=word/footer1.xml><?xml version="1.0" encoding="utf-8"?>
-<w:ftr xmlns:wpc="http://schemas.microsoft.com/office/word/2010/wordprocessingCanvas" xmlns:cx="http://schemas.microsoft.com/office/drawing/2014/chartex" xmlns:cx1="http://schemas.microsoft.com/office/drawing/2015/9/8/chartex" xmlns:cx2="http://schemas.microsoft.com/office/drawing/2015/10/21/chartex" xmlns:cx3="http://schemas.microsoft.com/office/drawing/2016/5/9/chartex" xmlns:cx4="http://schemas.microsoft.com/office/drawing/2016/5/10/chartex" xmlns:cx5="http://schemas.microsoft.com/office/drawing/2016/5/11/chartex" xmlns:cx6="http://schemas.microsoft.com/office/drawing/2016/5/12/chartex" xmlns:cx7="http://schemas.microsoft.com/office/drawing/2016/5/13/chartex" xmlns:cx8="http://schemas.microsoft.com/office/drawing/2016/5/14/chartex" xmlns:mc="http://schemas.openxmlformats.org/markup-compatibility/2006" xmlns:aink="http://schemas.microsoft.com/office/drawing/2016/ink" xmlns:am3d="http://schemas.microsoft.com/office/drawing/2017/model3d" xmlns:o="urn:schemas-microsoft-com:office:office" xmlns:oel="http://schemas.microsoft.com/office/2019/extlst" xmlns:r="http://schemas.openxmlformats.org/officeDocument/2006/relationships" xmlns:m="http://schemas.openxmlformats.org/officeDocument/2006/math" xmlns:v="urn:schemas-microsoft-com:vml" xmlns:wp14="http://schemas.microsoft.com/office/word/2010/wordprocessingDrawing" xmlns:wp="http://schemas.openxmlformats.org/drawingml/2006/wordprocessingDrawing" xmlns:w10="urn:schemas-microsoft-com:office:word" xmlns:w="http://schemas.openxmlformats.org/wordprocessingml/2006/main" xmlns:w14="http://schemas.microsoft.com/office/word/2010/wordml" xmlns:w15="http://schemas.microsoft.com/office/word/2012/wordml" xmlns:w16cex="http://schemas.microsoft.com/office/word/2018/wordml/cex" xmlns:w16cid="http://schemas.microsoft.com/office/word/2016/wordml/cid" xmlns:w16="http://schemas.microsoft.com/office/word/2018/wordml" xmlns:w16du="http://schemas.microsoft.com/office/word/2023/wordml/word16du" xmlns:w16sdtdh="http://schemas.microsoft.com/office/word/2020/wordml/sdtdatahash" xmlns:w16se="http://schemas.microsoft.com/office/word/2015/wordml/symex" xmlns:wpg="http://schemas.microsoft.com/office/word/2010/wordprocessingGroup" xmlns:wpi="http://schemas.microsoft.com/office/word/2010/wordprocessingInk" xmlns:wne="http://schemas.microsoft.com/office/word/2006/wordml" xmlns:wps="http://schemas.microsoft.com/office/word/2010/wordprocessingShape" mc:Ignorable="w14 w15 w16se w16cid w16 w16cex w16sdtdh wp14">
+<w:ftr xmlns:wpc="http://schemas.microsoft.com/office/word/2010/wordprocessingCanvas" xmlns:cx="http://schemas.microsoft.com/office/drawing/2014/chartex" xmlns:cx1="http://schemas.microsoft.com/office/drawing/2015/9/8/chartex" xmlns:cx2="http://schemas.microsoft.com/office/drawing/2015/10/21/chartex" xmlns:cx3="http://schemas.microsoft.com/office/drawing/2016/5/9/chartex" xmlns:cx4="http://schemas.microsoft.com/office/drawing/2016/5/10/chartex" xmlns:cx5="http://schemas.microsoft.com/office/drawing/2016/5/11/chartex" xmlns:cx6="http://schemas.microsoft.com/office/drawing/2016/5/12/chartex" xmlns:cx7="http://schemas.microsoft.com/office/drawing/2016/5/13/chartex" xmlns:cx8="http://schemas.microsoft.com/office/drawing/2016/5/14/chartex" xmlns:mc="http://schemas.openxmlformats.org/markup-compatibility/2006" xmlns:aink="http://schemas.microsoft.com/office/drawing/2016/ink" xmlns:am3d="http://schemas.microsoft.com/office/drawing/2017/model3d" xmlns:o="urn:schemas-microsoft-com:office:office" xmlns:oel="http://schemas.microsoft.com/office/2019/extlst" xmlns:r="http://schemas.openxmlformats.org/officeDocument/2006/relationships" xmlns:m="http://schemas.openxmlformats.org/officeDocument/2006/math" xmlns:v="urn:schemas-microsoft-com:vml" xmlns:wp14="http://schemas.microsoft.com/office/word/2010/wordprocessingDrawing" xmlns:wp="http://schemas.openxmlformats.org/drawingml/2006/wordprocessingDrawing" xmlns:w10="urn:schemas-microsoft-com:office:word" xmlns:w="http://schemas.openxmlformats.org/wordprocessingml/2006/main" xmlns:w14="http://schemas.microsoft.com/office/word/2010/wordml" xmlns:w15="http://schemas.microsoft.com/office/word/2012/wordml" xmlns:w16cex="http://schemas.microsoft.com/office/word/2018/wordml/cex" xmlns:w16cid="http://schemas.microsoft.com/office/word/2016/wordml/cid" xmlns:w16="http://schemas.microsoft.com/office/word/2018/wordml" xmlns:w16du="http://schemas.microsoft.com/office/word/2023/wordml/word16du" xmlns:w16sdtdh="http://schemas.microsoft.com/office/word/2020/wordml/sdtdatahash" xmlns:w16sdtfl="http://schemas.microsoft.com/office/word/2024/wordml/sdtformatlock" xmlns:w16se="http://schemas.microsoft.com/office/word/2015/wordml/symex" xmlns:wpg="http://schemas.microsoft.com/office/word/2010/wordprocessingGroup" xmlns:wpi="http://schemas.microsoft.com/office/word/2010/wordprocessingInk" xmlns:wne="http://schemas.microsoft.com/office/word/2006/wordml" xmlns:wps="http://schemas.microsoft.com/office/word/2010/wordprocessingShape" mc:Ignorable="w14 w15 w16se w16cid w16 w16cex w16sdtdh w16sdtfl w16du wp14">
   <w:p>
     <w:pPr>
       <w:pStyle w:val="Footer"/>
@@ -9627,7 +9666,7 @@
 </file>
 
 <file path=word/footer2.xml><?xml version="1.0" encoding="utf-8"?>
-<w:ftr xmlns:wpc="http://schemas.microsoft.com/office/word/2010/wordprocessingCanvas" xmlns:cx="http://schemas.microsoft.com/office/drawing/2014/chartex" xmlns:cx1="http://schemas.microsoft.com/office/drawing/2015/9/8/chartex" xmlns:cx2="http://schemas.microsoft.com/office/drawing/2015/10/21/chartex" xmlns:cx3="http://schemas.microsoft.com/office/drawing/2016/5/9/chartex" xmlns:cx4="http://schemas.microsoft.com/office/drawing/2016/5/10/chartex" xmlns:cx5="http://schemas.microsoft.com/office/drawing/2016/5/11/chartex" xmlns:cx6="http://schemas.microsoft.com/office/drawing/2016/5/12/chartex" xmlns:cx7="http://schemas.microsoft.com/office/drawing/2016/5/13/chartex" xmlns:cx8="http://schemas.microsoft.com/office/drawing/2016/5/14/chartex" xmlns:mc="http://schemas.openxmlformats.org/markup-compatibility/2006" xmlns:aink="http://schemas.microsoft.com/office/drawing/2016/ink" xmlns:am3d="http://schemas.microsoft.com/office/drawing/2017/model3d" xmlns:o="urn:schemas-microsoft-com:office:office" xmlns:oel="http://schemas.microsoft.com/office/2019/extlst" xmlns:r="http://schemas.openxmlformats.org/officeDocument/2006/relationships" xmlns:m="http://schemas.openxmlformats.org/officeDocument/2006/math" xmlns:v="urn:schemas-microsoft-com:vml" xmlns:wp14="http://schemas.microsoft.com/office/word/2010/wordprocessingDrawing" xmlns:wp="http://schemas.openxmlformats.org/drawingml/2006/wordprocessingDrawing" xmlns:w10="urn:schemas-microsoft-com:office:word" xmlns:w="http://schemas.openxmlformats.org/wordprocessingml/2006/main" xmlns:w14="http://schemas.microsoft.com/office/word/2010/wordml" xmlns:w15="http://schemas.microsoft.com/office/word/2012/wordml" xmlns:w16cex="http://schemas.microsoft.com/office/word/2018/wordml/cex" xmlns:w16cid="http://schemas.microsoft.com/office/word/2016/wordml/cid" xmlns:w16="http://schemas.microsoft.com/office/word/2018/wordml" xmlns:w16du="http://schemas.microsoft.com/office/word/2023/wordml/word16du" xmlns:w16sdtdh="http://schemas.microsoft.com/office/word/2020/wordml/sdtdatahash" xmlns:w16se="http://schemas.microsoft.com/office/word/2015/wordml/symex" xmlns:wpg="http://schemas.microsoft.com/office/word/2010/wordprocessingGroup" xmlns:wpi="http://schemas.microsoft.com/office/word/2010/wordprocessingInk" xmlns:wne="http://schemas.microsoft.com/office/word/2006/wordml" xmlns:wps="http://schemas.microsoft.com/office/word/2010/wordprocessingShape" mc:Ignorable="w14 w15 w16se w16cid w16 w16cex w16sdtdh wp14">
+<w:ftr xmlns:wpc="http://schemas.microsoft.com/office/word/2010/wordprocessingCanvas" xmlns:cx="http://schemas.microsoft.com/office/drawing/2014/chartex" xmlns:cx1="http://schemas.microsoft.com/office/drawing/2015/9/8/chartex" xmlns:cx2="http://schemas.microsoft.com/office/drawing/2015/10/21/chartex" xmlns:cx3="http://schemas.microsoft.com/office/drawing/2016/5/9/chartex" xmlns:cx4="http://schemas.microsoft.com/office/drawing/2016/5/10/chartex" xmlns:cx5="http://schemas.microsoft.com/office/drawing/2016/5/11/chartex" xmlns:cx6="http://schemas.microsoft.com/office/drawing/2016/5/12/chartex" xmlns:cx7="http://schemas.microsoft.com/office/drawing/2016/5/13/chartex" xmlns:cx8="http://schemas.microsoft.com/office/drawing/2016/5/14/chartex" xmlns:mc="http://schemas.openxmlformats.org/markup-compatibility/2006" xmlns:aink="http://schemas.microsoft.com/office/drawing/2016/ink" xmlns:am3d="http://schemas.microsoft.com/office/drawing/2017/model3d" xmlns:o="urn:schemas-microsoft-com:office:office" xmlns:oel="http://schemas.microsoft.com/office/2019/extlst" xmlns:r="http://schemas.openxmlformats.org/officeDocument/2006/relationships" xmlns:m="http://schemas.openxmlformats.org/officeDocument/2006/math" xmlns:v="urn:schemas-microsoft-com:vml" xmlns:wp14="http://schemas.microsoft.com/office/word/2010/wordprocessingDrawing" xmlns:wp="http://schemas.openxmlformats.org/drawingml/2006/wordprocessingDrawing" xmlns:w10="urn:schemas-microsoft-com:office:word" xmlns:w="http://schemas.openxmlformats.org/wordprocessingml/2006/main" xmlns:w14="http://schemas.microsoft.com/office/word/2010/wordml" xmlns:w15="http://schemas.microsoft.com/office/word/2012/wordml" xmlns:w16cex="http://schemas.microsoft.com/office/word/2018/wordml/cex" xmlns:w16cid="http://schemas.microsoft.com/office/word/2016/wordml/cid" xmlns:w16="http://schemas.microsoft.com/office/word/2018/wordml" xmlns:w16du="http://schemas.microsoft.com/office/word/2023/wordml/word16du" xmlns:w16sdtdh="http://schemas.microsoft.com/office/word/2020/wordml/sdtdatahash" xmlns:w16sdtfl="http://schemas.microsoft.com/office/word/2024/wordml/sdtformatlock" xmlns:w16se="http://schemas.microsoft.com/office/word/2015/wordml/symex" xmlns:wpg="http://schemas.microsoft.com/office/word/2010/wordprocessingGroup" xmlns:wpi="http://schemas.microsoft.com/office/word/2010/wordprocessingInk" xmlns:wne="http://schemas.microsoft.com/office/word/2006/wordml" xmlns:wps="http://schemas.microsoft.com/office/word/2010/wordprocessingShape" mc:Ignorable="w14 w15 w16se w16cid w16 w16cex w16sdtdh w16sdtfl w16du wp14">
   <w:sdt>
     <w:sdtPr>
       <w:id w:val="-552073365"/>
@@ -9659,7 +9698,7 @@
 </file>
 
 <file path=word/footer3.xml><?xml version="1.0" encoding="utf-8"?>
-<w:ftr xmlns:wpc="http://schemas.microsoft.com/office/word/2010/wordprocessingCanvas" xmlns:cx="http://schemas.microsoft.com/office/drawing/2014/chartex" xmlns:cx1="http://schemas.microsoft.com/office/drawing/2015/9/8/chartex" xmlns:cx2="http://schemas.microsoft.com/office/drawing/2015/10/21/chartex" xmlns:cx3="http://schemas.microsoft.com/office/drawing/2016/5/9/chartex" xmlns:cx4="http://schemas.microsoft.com/office/drawing/2016/5/10/chartex" xmlns:cx5="http://schemas.microsoft.com/office/drawing/2016/5/11/chartex" xmlns:cx6="http://schemas.microsoft.com/office/drawing/2016/5/12/chartex" xmlns:cx7="http://schemas.microsoft.com/office/drawing/2016/5/13/chartex" xmlns:cx8="http://schemas.microsoft.com/office/drawing/2016/5/14/chartex" xmlns:mc="http://schemas.openxmlformats.org/markup-compatibility/2006" xmlns:aink="http://schemas.microsoft.com/office/drawing/2016/ink" xmlns:am3d="http://schemas.microsoft.com/office/drawing/2017/model3d" xmlns:o="urn:schemas-microsoft-com:office:office" xmlns:oel="http://schemas.microsoft.com/office/2019/extlst" xmlns:r="http://schemas.openxmlformats.org/officeDocument/2006/relationships" xmlns:m="http://schemas.openxmlformats.org/officeDocument/2006/math" xmlns:v="urn:schemas-microsoft-com:vml" xmlns:wp14="http://schemas.microsoft.com/office/word/2010/wordprocessingDrawing" xmlns:wp="http://schemas.openxmlformats.org/drawingml/2006/wordprocessingDrawing" xmlns:w10="urn:schemas-microsoft-com:office:word" xmlns:w="http://schemas.openxmlformats.org/wordprocessingml/2006/main" xmlns:w14="http://schemas.microsoft.com/office/word/2010/wordml" xmlns:w15="http://schemas.microsoft.com/office/word/2012/wordml" xmlns:w16cex="http://schemas.microsoft.com/office/word/2018/wordml/cex" xmlns:w16cid="http://schemas.microsoft.com/office/word/2016/wordml/cid" xmlns:w16="http://schemas.microsoft.com/office/word/2018/wordml" xmlns:w16du="http://schemas.microsoft.com/office/word/2023/wordml/word16du" xmlns:w16sdtdh="http://schemas.microsoft.com/office/word/2020/wordml/sdtdatahash" xmlns:w16se="http://schemas.microsoft.com/office/word/2015/wordml/symex" xmlns:wpg="http://schemas.microsoft.com/office/word/2010/wordprocessingGroup" xmlns:wpi="http://schemas.microsoft.com/office/word/2010/wordprocessingInk" xmlns:wne="http://schemas.microsoft.com/office/word/2006/wordml" xmlns:wps="http://schemas.microsoft.com/office/word/2010/wordprocessingShape" mc:Ignorable="w14 w15 w16se w16cid w16 w16cex w16sdtdh wp14">
+<w:ftr xmlns:wpc="http://schemas.microsoft.com/office/word/2010/wordprocessingCanvas" xmlns:cx="http://schemas.microsoft.com/office/drawing/2014/chartex" xmlns:cx1="http://schemas.microsoft.com/office/drawing/2015/9/8/chartex" xmlns:cx2="http://schemas.microsoft.com/office/drawing/2015/10/21/chartex" xmlns:cx3="http://schemas.microsoft.com/office/drawing/2016/5/9/chartex" xmlns:cx4="http://schemas.microsoft.com/office/drawing/2016/5/10/chartex" xmlns:cx5="http://schemas.microsoft.com/office/drawing/2016/5/11/chartex" xmlns:cx6="http://schemas.microsoft.com/office/drawing/2016/5/12/chartex" xmlns:cx7="http://schemas.microsoft.com/office/drawing/2016/5/13/chartex" xmlns:cx8="http://schemas.microsoft.com/office/drawing/2016/5/14/chartex" xmlns:mc="http://schemas.openxmlformats.org/markup-compatibility/2006" xmlns:aink="http://schemas.microsoft.com/office/drawing/2016/ink" xmlns:am3d="http://schemas.microsoft.com/office/drawing/2017/model3d" xmlns:o="urn:schemas-microsoft-com:office:office" xmlns:oel="http://schemas.microsoft.com/office/2019/extlst" xmlns:r="http://schemas.openxmlformats.org/officeDocument/2006/relationships" xmlns:m="http://schemas.openxmlformats.org/officeDocument/2006/math" xmlns:v="urn:schemas-microsoft-com:vml" xmlns:wp14="http://schemas.microsoft.com/office/word/2010/wordprocessingDrawing" xmlns:wp="http://schemas.openxmlformats.org/drawingml/2006/wordprocessingDrawing" xmlns:w10="urn:schemas-microsoft-com:office:word" xmlns:w="http://schemas.openxmlformats.org/wordprocessingml/2006/main" xmlns:w14="http://schemas.microsoft.com/office/word/2010/wordml" xmlns:w15="http://schemas.microsoft.com/office/word/2012/wordml" xmlns:w16cex="http://schemas.microsoft.com/office/word/2018/wordml/cex" xmlns:w16cid="http://schemas.microsoft.com/office/word/2016/wordml/cid" xmlns:w16="http://schemas.microsoft.com/office/word/2018/wordml" xmlns:w16du="http://schemas.microsoft.com/office/word/2023/wordml/word16du" xmlns:w16sdtdh="http://schemas.microsoft.com/office/word/2020/wordml/sdtdatahash" xmlns:w16sdtfl="http://schemas.microsoft.com/office/word/2024/wordml/sdtformatlock" xmlns:w16se="http://schemas.microsoft.com/office/word/2015/wordml/symex" xmlns:wpg="http://schemas.microsoft.com/office/word/2010/wordprocessingGroup" xmlns:wpi="http://schemas.microsoft.com/office/word/2010/wordprocessingInk" xmlns:wne="http://schemas.microsoft.com/office/word/2006/wordml" xmlns:wps="http://schemas.microsoft.com/office/word/2010/wordprocessingShape" mc:Ignorable="w14 w15 w16se w16cid w16 w16cex w16sdtdh w16sdtfl w16du wp14">
   <w:sdt>
     <w:sdtPr>
       <w:id w:val="4715308"/>
@@ -9701,7 +9740,7 @@
               <w:rPr>
                 <w:noProof/>
               </w:rPr>
-              <w:t>2023</w:t>
+              <w:t>2025</w:t>
             </w:r>
             <w:r>
               <w:fldChar w:fldCharType="end"/>
@@ -9781,7 +9820,7 @@
 </file>
 
 <file path=word/footnotes.xml><?xml version="1.0" encoding="utf-8"?>
-<w:footnotes xmlns:wpc="http://schemas.microsoft.com/office/word/2010/wordprocessingCanvas" xmlns:cx="http://schemas.microsoft.com/office/drawing/2014/chartex" xmlns:cx1="http://schemas.microsoft.com/office/drawing/2015/9/8/chartex" xmlns:cx2="http://schemas.microsoft.com/office/drawing/2015/10/21/chartex" xmlns:cx3="http://schemas.microsoft.com/office/drawing/2016/5/9/chartex" xmlns:cx4="http://schemas.microsoft.com/office/drawing/2016/5/10/chartex" xmlns:cx5="http://schemas.microsoft.com/office/drawing/2016/5/11/chartex" xmlns:cx6="http://schemas.microsoft.com/office/drawing/2016/5/12/chartex" xmlns:cx7="http://schemas.microsoft.com/office/drawing/2016/5/13/chartex" xmlns:cx8="http://schemas.microsoft.com/office/drawing/2016/5/14/chartex" xmlns:mc="http://schemas.openxmlformats.org/markup-compatibility/2006" xmlns:aink="http://schemas.microsoft.com/office/drawing/2016/ink" xmlns:am3d="http://schemas.microsoft.com/office/drawing/2017/model3d" xmlns:o="urn:schemas-microsoft-com:office:office" xmlns:oel="http://schemas.microsoft.com/office/2019/extlst" xmlns:r="http://schemas.openxmlformats.org/officeDocument/2006/relationships" xmlns:m="http://schemas.openxmlformats.org/officeDocument/2006/math" xmlns:v="urn:schemas-microsoft-com:vml" xmlns:wp14="http://schemas.microsoft.com/office/word/2010/wordprocessingDrawing" xmlns:wp="http://schemas.openxmlformats.org/drawingml/2006/wordprocessingDrawing" xmlns:w10="urn:schemas-microsoft-com:office:word" xmlns:w="http://schemas.openxmlformats.org/wordprocessingml/2006/main" xmlns:w14="http://schemas.microsoft.com/office/word/2010/wordml" xmlns:w15="http://schemas.microsoft.com/office/word/2012/wordml" xmlns:w16cex="http://schemas.microsoft.com/office/word/2018/wordml/cex" xmlns:w16cid="http://schemas.microsoft.com/office/word/2016/wordml/cid" xmlns:w16="http://schemas.microsoft.com/office/word/2018/wordml" xmlns:w16du="http://schemas.microsoft.com/office/word/2023/wordml/word16du" xmlns:w16sdtdh="http://schemas.microsoft.com/office/word/2020/wordml/sdtdatahash" xmlns:w16se="http://schemas.microsoft.com/office/word/2015/wordml/symex" xmlns:wpg="http://schemas.microsoft.com/office/word/2010/wordprocessingGroup" xmlns:wpi="http://schemas.microsoft.com/office/word/2010/wordprocessingInk" xmlns:wne="http://schemas.microsoft.com/office/word/2006/wordml" xmlns:wps="http://schemas.microsoft.com/office/word/2010/wordprocessingShape" mc:Ignorable="w14 w15 w16se w16cid w16 w16cex w16sdtdh wp14">
+<w:footnotes xmlns:wpc="http://schemas.microsoft.com/office/word/2010/wordprocessingCanvas" xmlns:cx="http://schemas.microsoft.com/office/drawing/2014/chartex" xmlns:cx1="http://schemas.microsoft.com/office/drawing/2015/9/8/chartex" xmlns:cx2="http://schemas.microsoft.com/office/drawing/2015/10/21/chartex" xmlns:cx3="http://schemas.microsoft.com/office/drawing/2016/5/9/chartex" xmlns:cx4="http://schemas.microsoft.com/office/drawing/2016/5/10/chartex" xmlns:cx5="http://schemas.microsoft.com/office/drawing/2016/5/11/chartex" xmlns:cx6="http://schemas.microsoft.com/office/drawing/2016/5/12/chartex" xmlns:cx7="http://schemas.microsoft.com/office/drawing/2016/5/13/chartex" xmlns:cx8="http://schemas.microsoft.com/office/drawing/2016/5/14/chartex" xmlns:mc="http://schemas.openxmlformats.org/markup-compatibility/2006" xmlns:aink="http://schemas.microsoft.com/office/drawing/2016/ink" xmlns:am3d="http://schemas.microsoft.com/office/drawing/2017/model3d" xmlns:o="urn:schemas-microsoft-com:office:office" xmlns:oel="http://schemas.microsoft.com/office/2019/extlst" xmlns:r="http://schemas.openxmlformats.org/officeDocument/2006/relationships" xmlns:m="http://schemas.openxmlformats.org/officeDocument/2006/math" xmlns:v="urn:schemas-microsoft-com:vml" xmlns:wp14="http://schemas.microsoft.com/office/word/2010/wordprocessingDrawing" xmlns:wp="http://schemas.openxmlformats.org/drawingml/2006/wordprocessingDrawing" xmlns:w10="urn:schemas-microsoft-com:office:word" xmlns:w="http://schemas.openxmlformats.org/wordprocessingml/2006/main" xmlns:w14="http://schemas.microsoft.com/office/word/2010/wordml" xmlns:w15="http://schemas.microsoft.com/office/word/2012/wordml" xmlns:w16cex="http://schemas.microsoft.com/office/word/2018/wordml/cex" xmlns:w16cid="http://schemas.microsoft.com/office/word/2016/wordml/cid" xmlns:w16="http://schemas.microsoft.com/office/word/2018/wordml" xmlns:w16du="http://schemas.microsoft.com/office/word/2023/wordml/word16du" xmlns:w16sdtdh="http://schemas.microsoft.com/office/word/2020/wordml/sdtdatahash" xmlns:w16sdtfl="http://schemas.microsoft.com/office/word/2024/wordml/sdtformatlock" xmlns:w16se="http://schemas.microsoft.com/office/word/2015/wordml/symex" xmlns:wpg="http://schemas.microsoft.com/office/word/2010/wordprocessingGroup" xmlns:wpi="http://schemas.microsoft.com/office/word/2010/wordprocessingInk" xmlns:wne="http://schemas.microsoft.com/office/word/2006/wordml" xmlns:wps="http://schemas.microsoft.com/office/word/2010/wordprocessingShape" mc:Ignorable="w14 w15 w16se w16cid w16 w16cex w16sdtdh w16sdtfl w16du wp14">
   <w:footnote w:type="separator" w:id="-1">
     <w:p>
       <w:pPr>
@@ -9808,7 +9847,7 @@
 </file>
 
 <file path=word/header1.xml><?xml version="1.0" encoding="utf-8"?>
-<w:hdr xmlns:wpc="http://schemas.microsoft.com/office/word/2010/wordprocessingCanvas" xmlns:cx="http://schemas.microsoft.com/office/drawing/2014/chartex" xmlns:cx1="http://schemas.microsoft.com/office/drawing/2015/9/8/chartex" xmlns:cx2="http://schemas.microsoft.com/office/drawing/2015/10/21/chartex" xmlns:cx3="http://schemas.microsoft.com/office/drawing/2016/5/9/chartex" xmlns:cx4="http://schemas.microsoft.com/office/drawing/2016/5/10/chartex" xmlns:cx5="http://schemas.microsoft.com/office/drawing/2016/5/11/chartex" xmlns:cx6="http://schemas.microsoft.com/office/drawing/2016/5/12/chartex" xmlns:cx7="http://schemas.microsoft.com/office/drawing/2016/5/13/chartex" xmlns:cx8="http://schemas.microsoft.com/office/drawing/2016/5/14/chartex" xmlns:mc="http://schemas.openxmlformats.org/markup-compatibility/2006" xmlns:aink="http://schemas.microsoft.com/office/drawing/2016/ink" xmlns:am3d="http://schemas.microsoft.com/office/drawing/2017/model3d" xmlns:o="urn:schemas-microsoft-com:office:office" xmlns:oel="http://schemas.microsoft.com/office/2019/extlst" xmlns:r="http://schemas.openxmlformats.org/officeDocument/2006/relationships" xmlns:m="http://schemas.openxmlformats.org/officeDocument/2006/math" xmlns:v="urn:schemas-microsoft-com:vml" xmlns:wp14="http://schemas.microsoft.com/office/word/2010/wordprocessingDrawing" xmlns:wp="http://schemas.openxmlformats.org/drawingml/2006/wordprocessingDrawing" xmlns:w10="urn:schemas-microsoft-com:office:word" xmlns:w="http://schemas.openxmlformats.org/wordprocessingml/2006/main" xmlns:w14="http://schemas.microsoft.com/office/word/2010/wordml" xmlns:w15="http://schemas.microsoft.com/office/word/2012/wordml" xmlns:w16cex="http://schemas.microsoft.com/office/word/2018/wordml/cex" xmlns:w16cid="http://schemas.microsoft.com/office/word/2016/wordml/cid" xmlns:w16="http://schemas.microsoft.com/office/word/2018/wordml" xmlns:w16du="http://schemas.microsoft.com/office/word/2023/wordml/word16du" xmlns:w16sdtdh="http://schemas.microsoft.com/office/word/2020/wordml/sdtdatahash" xmlns:w16se="http://schemas.microsoft.com/office/word/2015/wordml/symex" xmlns:wpg="http://schemas.microsoft.com/office/word/2010/wordprocessingGroup" xmlns:wpi="http://schemas.microsoft.com/office/word/2010/wordprocessingInk" xmlns:wne="http://schemas.microsoft.com/office/word/2006/wordml" xmlns:wps="http://schemas.microsoft.com/office/word/2010/wordprocessingShape" mc:Ignorable="w14 w15 w16se w16cid w16 w16cex w16sdtdh wp14">
+<w:hdr xmlns:wpc="http://schemas.microsoft.com/office/word/2010/wordprocessingCanvas" xmlns:cx="http://schemas.microsoft.com/office/drawing/2014/chartex" xmlns:cx1="http://schemas.microsoft.com/office/drawing/2015/9/8/chartex" xmlns:cx2="http://schemas.microsoft.com/office/drawing/2015/10/21/chartex" xmlns:cx3="http://schemas.microsoft.com/office/drawing/2016/5/9/chartex" xmlns:cx4="http://schemas.microsoft.com/office/drawing/2016/5/10/chartex" xmlns:cx5="http://schemas.microsoft.com/office/drawing/2016/5/11/chartex" xmlns:cx6="http://schemas.microsoft.com/office/drawing/2016/5/12/chartex" xmlns:cx7="http://schemas.microsoft.com/office/drawing/2016/5/13/chartex" xmlns:cx8="http://schemas.microsoft.com/office/drawing/2016/5/14/chartex" xmlns:mc="http://schemas.openxmlformats.org/markup-compatibility/2006" xmlns:aink="http://schemas.microsoft.com/office/drawing/2016/ink" xmlns:am3d="http://schemas.microsoft.com/office/drawing/2017/model3d" xmlns:o="urn:schemas-microsoft-com:office:office" xmlns:oel="http://schemas.microsoft.com/office/2019/extlst" xmlns:r="http://schemas.openxmlformats.org/officeDocument/2006/relationships" xmlns:m="http://schemas.openxmlformats.org/officeDocument/2006/math" xmlns:v="urn:schemas-microsoft-com:vml" xmlns:wp14="http://schemas.microsoft.com/office/word/2010/wordprocessingDrawing" xmlns:wp="http://schemas.openxmlformats.org/drawingml/2006/wordprocessingDrawing" xmlns:w10="urn:schemas-microsoft-com:office:word" xmlns:w="http://schemas.openxmlformats.org/wordprocessingml/2006/main" xmlns:w14="http://schemas.microsoft.com/office/word/2010/wordml" xmlns:w15="http://schemas.microsoft.com/office/word/2012/wordml" xmlns:w16cex="http://schemas.microsoft.com/office/word/2018/wordml/cex" xmlns:w16cid="http://schemas.microsoft.com/office/word/2016/wordml/cid" xmlns:w16="http://schemas.microsoft.com/office/word/2018/wordml" xmlns:w16du="http://schemas.microsoft.com/office/word/2023/wordml/word16du" xmlns:w16sdtdh="http://schemas.microsoft.com/office/word/2020/wordml/sdtdatahash" xmlns:w16sdtfl="http://schemas.microsoft.com/office/word/2024/wordml/sdtformatlock" xmlns:w16se="http://schemas.microsoft.com/office/word/2015/wordml/symex" xmlns:wpg="http://schemas.microsoft.com/office/word/2010/wordprocessingGroup" xmlns:wpi="http://schemas.microsoft.com/office/word/2010/wordprocessingInk" xmlns:wne="http://schemas.microsoft.com/office/word/2006/wordml" xmlns:wps="http://schemas.microsoft.com/office/word/2010/wordprocessingShape" mc:Ignorable="w14 w15 w16se w16cid w16 w16cex w16sdtdh w16sdtfl w16du wp14">
   <w:p>
     <w:pPr>
       <w:pStyle w:val="Header"/>
@@ -9913,7 +9952,7 @@
 </file>
 
 <file path=word/header2.xml><?xml version="1.0" encoding="utf-8"?>
-<w:hdr xmlns:wpc="http://schemas.microsoft.com/office/word/2010/wordprocessingCanvas" xmlns:cx="http://schemas.microsoft.com/office/drawing/2014/chartex" xmlns:cx1="http://schemas.microsoft.com/office/drawing/2015/9/8/chartex" xmlns:cx2="http://schemas.microsoft.com/office/drawing/2015/10/21/chartex" xmlns:cx3="http://schemas.microsoft.com/office/drawing/2016/5/9/chartex" xmlns:cx4="http://schemas.microsoft.com/office/drawing/2016/5/10/chartex" xmlns:cx5="http://schemas.microsoft.com/office/drawing/2016/5/11/chartex" xmlns:cx6="http://schemas.microsoft.com/office/drawing/2016/5/12/chartex" xmlns:cx7="http://schemas.microsoft.com/office/drawing/2016/5/13/chartex" xmlns:cx8="http://schemas.microsoft.com/office/drawing/2016/5/14/chartex" xmlns:mc="http://schemas.openxmlformats.org/markup-compatibility/2006" xmlns:aink="http://schemas.microsoft.com/office/drawing/2016/ink" xmlns:am3d="http://schemas.microsoft.com/office/drawing/2017/model3d" xmlns:o="urn:schemas-microsoft-com:office:office" xmlns:oel="http://schemas.microsoft.com/office/2019/extlst" xmlns:r="http://schemas.openxmlformats.org/officeDocument/2006/relationships" xmlns:m="http://schemas.openxmlformats.org/officeDocument/2006/math" xmlns:v="urn:schemas-microsoft-com:vml" xmlns:wp14="http://schemas.microsoft.com/office/word/2010/wordprocessingDrawing" xmlns:wp="http://schemas.openxmlformats.org/drawingml/2006/wordprocessingDrawing" xmlns:w10="urn:schemas-microsoft-com:office:word" xmlns:w="http://schemas.openxmlformats.org/wordprocessingml/2006/main" xmlns:w14="http://schemas.microsoft.com/office/word/2010/wordml" xmlns:w15="http://schemas.microsoft.com/office/word/2012/wordml" xmlns:w16cex="http://schemas.microsoft.com/office/word/2018/wordml/cex" xmlns:w16cid="http://schemas.microsoft.com/office/word/2016/wordml/cid" xmlns:w16="http://schemas.microsoft.com/office/word/2018/wordml" xmlns:w16du="http://schemas.microsoft.com/office/word/2023/wordml/word16du" xmlns:w16sdtdh="http://schemas.microsoft.com/office/word/2020/wordml/sdtdatahash" xmlns:w16se="http://schemas.microsoft.com/office/word/2015/wordml/symex" xmlns:wpg="http://schemas.microsoft.com/office/word/2010/wordprocessingGroup" xmlns:wpi="http://schemas.microsoft.com/office/word/2010/wordprocessingInk" xmlns:wne="http://schemas.microsoft.com/office/word/2006/wordml" xmlns:wps="http://schemas.microsoft.com/office/word/2010/wordprocessingShape" mc:Ignorable="w14 w15 w16se w16cid w16 w16cex w16sdtdh wp14">
+<w:hdr xmlns:wpc="http://schemas.microsoft.com/office/word/2010/wordprocessingCanvas" xmlns:cx="http://schemas.microsoft.com/office/drawing/2014/chartex" xmlns:cx1="http://schemas.microsoft.com/office/drawing/2015/9/8/chartex" xmlns:cx2="http://schemas.microsoft.com/office/drawing/2015/10/21/chartex" xmlns:cx3="http://schemas.microsoft.com/office/drawing/2016/5/9/chartex" xmlns:cx4="http://schemas.microsoft.com/office/drawing/2016/5/10/chartex" xmlns:cx5="http://schemas.microsoft.com/office/drawing/2016/5/11/chartex" xmlns:cx6="http://schemas.microsoft.com/office/drawing/2016/5/12/chartex" xmlns:cx7="http://schemas.microsoft.com/office/drawing/2016/5/13/chartex" xmlns:cx8="http://schemas.microsoft.com/office/drawing/2016/5/14/chartex" xmlns:mc="http://schemas.openxmlformats.org/markup-compatibility/2006" xmlns:aink="http://schemas.microsoft.com/office/drawing/2016/ink" xmlns:am3d="http://schemas.microsoft.com/office/drawing/2017/model3d" xmlns:o="urn:schemas-microsoft-com:office:office" xmlns:oel="http://schemas.microsoft.com/office/2019/extlst" xmlns:r="http://schemas.openxmlformats.org/officeDocument/2006/relationships" xmlns:m="http://schemas.openxmlformats.org/officeDocument/2006/math" xmlns:v="urn:schemas-microsoft-com:vml" xmlns:wp14="http://schemas.microsoft.com/office/word/2010/wordprocessingDrawing" xmlns:wp="http://schemas.openxmlformats.org/drawingml/2006/wordprocessingDrawing" xmlns:w10="urn:schemas-microsoft-com:office:word" xmlns:w="http://schemas.openxmlformats.org/wordprocessingml/2006/main" xmlns:w14="http://schemas.microsoft.com/office/word/2010/wordml" xmlns:w15="http://schemas.microsoft.com/office/word/2012/wordml" xmlns:w16cex="http://schemas.microsoft.com/office/word/2018/wordml/cex" xmlns:w16cid="http://schemas.microsoft.com/office/word/2016/wordml/cid" xmlns:w16="http://schemas.microsoft.com/office/word/2018/wordml" xmlns:w16du="http://schemas.microsoft.com/office/word/2023/wordml/word16du" xmlns:w16sdtdh="http://schemas.microsoft.com/office/word/2020/wordml/sdtdatahash" xmlns:w16sdtfl="http://schemas.microsoft.com/office/word/2024/wordml/sdtformatlock" xmlns:w16se="http://schemas.microsoft.com/office/word/2015/wordml/symex" xmlns:wpg="http://schemas.microsoft.com/office/word/2010/wordprocessingGroup" xmlns:wpi="http://schemas.microsoft.com/office/word/2010/wordprocessingInk" xmlns:wne="http://schemas.microsoft.com/office/word/2006/wordml" xmlns:wps="http://schemas.microsoft.com/office/word/2010/wordprocessingShape" mc:Ignorable="w14 w15 w16se w16cid w16 w16cex w16sdtdh w16sdtfl w16du wp14">
   <w:p>
     <w:pPr>
       <w:pStyle w:val="Header"/>
@@ -9994,7 +10033,7 @@
 </file>
 
 <file path=word/header3.xml><?xml version="1.0" encoding="utf-8"?>
-<w:hdr xmlns:wpc="http://schemas.microsoft.com/office/word/2010/wordprocessingCanvas" xmlns:cx="http://schemas.microsoft.com/office/drawing/2014/chartex" xmlns:cx1="http://schemas.microsoft.com/office/drawing/2015/9/8/chartex" xmlns:cx2="http://schemas.microsoft.com/office/drawing/2015/10/21/chartex" xmlns:cx3="http://schemas.microsoft.com/office/drawing/2016/5/9/chartex" xmlns:cx4="http://schemas.microsoft.com/office/drawing/2016/5/10/chartex" xmlns:cx5="http://schemas.microsoft.com/office/drawing/2016/5/11/chartex" xmlns:cx6="http://schemas.microsoft.com/office/drawing/2016/5/12/chartex" xmlns:cx7="http://schemas.microsoft.com/office/drawing/2016/5/13/chartex" xmlns:cx8="http://schemas.microsoft.com/office/drawing/2016/5/14/chartex" xmlns:mc="http://schemas.openxmlformats.org/markup-compatibility/2006" xmlns:aink="http://schemas.microsoft.com/office/drawing/2016/ink" xmlns:am3d="http://schemas.microsoft.com/office/drawing/2017/model3d" xmlns:o="urn:schemas-microsoft-com:office:office" xmlns:oel="http://schemas.microsoft.com/office/2019/extlst" xmlns:r="http://schemas.openxmlformats.org/officeDocument/2006/relationships" xmlns:m="http://schemas.openxmlformats.org/officeDocument/2006/math" xmlns:v="urn:schemas-microsoft-com:vml" xmlns:wp14="http://schemas.microsoft.com/office/word/2010/wordprocessingDrawing" xmlns:wp="http://schemas.openxmlformats.org/drawingml/2006/wordprocessingDrawing" xmlns:w10="urn:schemas-microsoft-com:office:word" xmlns:w="http://schemas.openxmlformats.org/wordprocessingml/2006/main" xmlns:w14="http://schemas.microsoft.com/office/word/2010/wordml" xmlns:w15="http://schemas.microsoft.com/office/word/2012/wordml" xmlns:w16cex="http://schemas.microsoft.com/office/word/2018/wordml/cex" xmlns:w16cid="http://schemas.microsoft.com/office/word/2016/wordml/cid" xmlns:w16="http://schemas.microsoft.com/office/word/2018/wordml" xmlns:w16du="http://schemas.microsoft.com/office/word/2023/wordml/word16du" xmlns:w16sdtdh="http://schemas.microsoft.com/office/word/2020/wordml/sdtdatahash" xmlns:w16se="http://schemas.microsoft.com/office/word/2015/wordml/symex" xmlns:wpg="http://schemas.microsoft.com/office/word/2010/wordprocessingGroup" xmlns:wpi="http://schemas.microsoft.com/office/word/2010/wordprocessingInk" xmlns:wne="http://schemas.microsoft.com/office/word/2006/wordml" xmlns:wps="http://schemas.microsoft.com/office/word/2010/wordprocessingShape" mc:Ignorable="w14 w15 w16se w16cid w16 w16cex w16sdtdh wp14">
+<w:hdr xmlns:wpc="http://schemas.microsoft.com/office/word/2010/wordprocessingCanvas" xmlns:cx="http://schemas.microsoft.com/office/drawing/2014/chartex" xmlns:cx1="http://schemas.microsoft.com/office/drawing/2015/9/8/chartex" xmlns:cx2="http://schemas.microsoft.com/office/drawing/2015/10/21/chartex" xmlns:cx3="http://schemas.microsoft.com/office/drawing/2016/5/9/chartex" xmlns:cx4="http://schemas.microsoft.com/office/drawing/2016/5/10/chartex" xmlns:cx5="http://schemas.microsoft.com/office/drawing/2016/5/11/chartex" xmlns:cx6="http://schemas.microsoft.com/office/drawing/2016/5/12/chartex" xmlns:cx7="http://schemas.microsoft.com/office/drawing/2016/5/13/chartex" xmlns:cx8="http://schemas.microsoft.com/office/drawing/2016/5/14/chartex" xmlns:mc="http://schemas.openxmlformats.org/markup-compatibility/2006" xmlns:aink="http://schemas.microsoft.com/office/drawing/2016/ink" xmlns:am3d="http://schemas.microsoft.com/office/drawing/2017/model3d" xmlns:o="urn:schemas-microsoft-com:office:office" xmlns:oel="http://schemas.microsoft.com/office/2019/extlst" xmlns:r="http://schemas.openxmlformats.org/officeDocument/2006/relationships" xmlns:m="http://schemas.openxmlformats.org/officeDocument/2006/math" xmlns:v="urn:schemas-microsoft-com:vml" xmlns:wp14="http://schemas.microsoft.com/office/word/2010/wordprocessingDrawing" xmlns:wp="http://schemas.openxmlformats.org/drawingml/2006/wordprocessingDrawing" xmlns:w10="urn:schemas-microsoft-com:office:word" xmlns:w="http://schemas.openxmlformats.org/wordprocessingml/2006/main" xmlns:w14="http://schemas.microsoft.com/office/word/2010/wordml" xmlns:w15="http://schemas.microsoft.com/office/word/2012/wordml" xmlns:w16cex="http://schemas.microsoft.com/office/word/2018/wordml/cex" xmlns:w16cid="http://schemas.microsoft.com/office/word/2016/wordml/cid" xmlns:w16="http://schemas.microsoft.com/office/word/2018/wordml" xmlns:w16du="http://schemas.microsoft.com/office/word/2023/wordml/word16du" xmlns:w16sdtdh="http://schemas.microsoft.com/office/word/2020/wordml/sdtdatahash" xmlns:w16sdtfl="http://schemas.microsoft.com/office/word/2024/wordml/sdtformatlock" xmlns:w16se="http://schemas.microsoft.com/office/word/2015/wordml/symex" xmlns:wpg="http://schemas.microsoft.com/office/word/2010/wordprocessingGroup" xmlns:wpi="http://schemas.microsoft.com/office/word/2010/wordprocessingInk" xmlns:wne="http://schemas.microsoft.com/office/word/2006/wordml" xmlns:wps="http://schemas.microsoft.com/office/word/2010/wordprocessingShape" mc:Ignorable="w14 w15 w16se w16cid w16 w16cex w16sdtdh w16sdtfl w16du wp14">
   <w:p>
     <w:pPr>
       <w:pStyle w:val="Header"/>
@@ -10004,7 +10043,7 @@
 </file>
 
 <file path=word/numbering.xml><?xml version="1.0" encoding="utf-8"?>
-<w:numbering xmlns:wpc="http://schemas.microsoft.com/office/word/2010/wordprocessingCanvas" xmlns:cx="http://schemas.microsoft.com/office/drawing/2014/chartex" xmlns:cx1="http://schemas.microsoft.com/office/drawing/2015/9/8/chartex" xmlns:cx2="http://schemas.microsoft.com/office/drawing/2015/10/21/chartex" xmlns:cx3="http://schemas.microsoft.com/office/drawing/2016/5/9/chartex" xmlns:cx4="http://schemas.microsoft.com/office/drawing/2016/5/10/chartex" xmlns:cx5="http://schemas.microsoft.com/office/drawing/2016/5/11/chartex" xmlns:cx6="http://schemas.microsoft.com/office/drawing/2016/5/12/chartex" xmlns:cx7="http://schemas.microsoft.com/office/drawing/2016/5/13/chartex" xmlns:cx8="http://schemas.microsoft.com/office/drawing/2016/5/14/chartex" xmlns:mc="http://schemas.openxmlformats.org/markup-compatibility/2006" xmlns:aink="http://schemas.microsoft.com/office/drawing/2016/ink" xmlns:am3d="http://schemas.microsoft.com/office/drawing/2017/model3d" xmlns:o="urn:schemas-microsoft-com:office:office" xmlns:oel="http://schemas.microsoft.com/office/2019/extlst" xmlns:r="http://schemas.openxmlformats.org/officeDocument/2006/relationships" xmlns:m="http://schemas.openxmlformats.org/officeDocument/2006/math" xmlns:v="urn:schemas-microsoft-com:vml" xmlns:wp14="http://schemas.microsoft.com/office/word/2010/wordprocessingDrawing" xmlns:wp="http://schemas.openxmlformats.org/drawingml/2006/wordprocessingDrawing" xmlns:w10="urn:schemas-microsoft-com:office:word" xmlns:w="http://schemas.openxmlformats.org/wordprocessingml/2006/main" xmlns:w14="http://schemas.microsoft.com/office/word/2010/wordml" xmlns:w15="http://schemas.microsoft.com/office/word/2012/wordml" xmlns:w16cex="http://schemas.microsoft.com/office/word/2018/wordml/cex" xmlns:w16cid="http://schemas.microsoft.com/office/word/2016/wordml/cid" xmlns:w16="http://schemas.microsoft.com/office/word/2018/wordml" xmlns:w16du="http://schemas.microsoft.com/office/word/2023/wordml/word16du" xmlns:w16sdtdh="http://schemas.microsoft.com/office/word/2020/wordml/sdtdatahash" xmlns:w16se="http://schemas.microsoft.com/office/word/2015/wordml/symex" xmlns:wpg="http://schemas.microsoft.com/office/word/2010/wordprocessingGroup" xmlns:wpi="http://schemas.microsoft.com/office/word/2010/wordprocessingInk" xmlns:wne="http://schemas.microsoft.com/office/word/2006/wordml" xmlns:wps="http://schemas.microsoft.com/office/word/2010/wordprocessingShape" mc:Ignorable="w14 w15 w16se w16cid w16 w16cex w16sdtdh wp14">
+<w:numbering xmlns:wpc="http://schemas.microsoft.com/office/word/2010/wordprocessingCanvas" xmlns:cx="http://schemas.microsoft.com/office/drawing/2014/chartex" xmlns:cx1="http://schemas.microsoft.com/office/drawing/2015/9/8/chartex" xmlns:cx2="http://schemas.microsoft.com/office/drawing/2015/10/21/chartex" xmlns:cx3="http://schemas.microsoft.com/office/drawing/2016/5/9/chartex" xmlns:cx4="http://schemas.microsoft.com/office/drawing/2016/5/10/chartex" xmlns:cx5="http://schemas.microsoft.com/office/drawing/2016/5/11/chartex" xmlns:cx6="http://schemas.microsoft.com/office/drawing/2016/5/12/chartex" xmlns:cx7="http://schemas.microsoft.com/office/drawing/2016/5/13/chartex" xmlns:cx8="http://schemas.microsoft.com/office/drawing/2016/5/14/chartex" xmlns:mc="http://schemas.openxmlformats.org/markup-compatibility/2006" xmlns:aink="http://schemas.microsoft.com/office/drawing/2016/ink" xmlns:am3d="http://schemas.microsoft.com/office/drawing/2017/model3d" xmlns:o="urn:schemas-microsoft-com:office:office" xmlns:oel="http://schemas.microsoft.com/office/2019/extlst" xmlns:r="http://schemas.openxmlformats.org/officeDocument/2006/relationships" xmlns:m="http://schemas.openxmlformats.org/officeDocument/2006/math" xmlns:v="urn:schemas-microsoft-com:vml" xmlns:wp14="http://schemas.microsoft.com/office/word/2010/wordprocessingDrawing" xmlns:wp="http://schemas.openxmlformats.org/drawingml/2006/wordprocessingDrawing" xmlns:w10="urn:schemas-microsoft-com:office:word" xmlns:w="http://schemas.openxmlformats.org/wordprocessingml/2006/main" xmlns:w14="http://schemas.microsoft.com/office/word/2010/wordml" xmlns:w15="http://schemas.microsoft.com/office/word/2012/wordml" xmlns:w16cex="http://schemas.microsoft.com/office/word/2018/wordml/cex" xmlns:w16cid="http://schemas.microsoft.com/office/word/2016/wordml/cid" xmlns:w16="http://schemas.microsoft.com/office/word/2018/wordml" xmlns:w16du="http://schemas.microsoft.com/office/word/2023/wordml/word16du" xmlns:w16sdtdh="http://schemas.microsoft.com/office/word/2020/wordml/sdtdatahash" xmlns:w16sdtfl="http://schemas.microsoft.com/office/word/2024/wordml/sdtformatlock" xmlns:w16se="http://schemas.microsoft.com/office/word/2015/wordml/symex" xmlns:wpg="http://schemas.microsoft.com/office/word/2010/wordprocessingGroup" xmlns:wpi="http://schemas.microsoft.com/office/word/2010/wordprocessingInk" xmlns:wne="http://schemas.microsoft.com/office/word/2006/wordml" xmlns:wps="http://schemas.microsoft.com/office/word/2010/wordprocessingShape" mc:Ignorable="w14 w15 w16se w16cid w16 w16cex w16sdtdh w16sdtfl w16du wp14">
   <w:abstractNum w:abstractNumId="0" w15:restartNumberingAfterBreak="0">
     <w:nsid w:val="01A42758"/>
     <w:multiLevelType w:val="hybridMultilevel"/>
@@ -13677,7 +13716,7 @@
 </file>
 
 <file path=word/styles.xml><?xml version="1.0" encoding="utf-8"?>
-<w:styles xmlns:mc="http://schemas.openxmlformats.org/markup-compatibility/2006" xmlns:r="http://schemas.openxmlformats.org/officeDocument/2006/relationships" xmlns:w="http://schemas.openxmlformats.org/wordprocessingml/2006/main" xmlns:w14="http://schemas.microsoft.com/office/word/2010/wordml" xmlns:w15="http://schemas.microsoft.com/office/word/2012/wordml" xmlns:w16cex="http://schemas.microsoft.com/office/word/2018/wordml/cex" xmlns:w16cid="http://schemas.microsoft.com/office/word/2016/wordml/cid" xmlns:w16="http://schemas.microsoft.com/office/word/2018/wordml" xmlns:w16sdtdh="http://schemas.microsoft.com/office/word/2020/wordml/sdtdatahash" xmlns:w16se="http://schemas.microsoft.com/office/word/2015/wordml/symex" mc:Ignorable="w14 w15 w16se w16cid w16 w16cex w16sdtdh">
+<w:styles xmlns:mc="http://schemas.openxmlformats.org/markup-compatibility/2006" xmlns:r="http://schemas.openxmlformats.org/officeDocument/2006/relationships" xmlns:w="http://schemas.openxmlformats.org/wordprocessingml/2006/main" xmlns:w14="http://schemas.microsoft.com/office/word/2010/wordml" xmlns:w15="http://schemas.microsoft.com/office/word/2012/wordml" xmlns:w16cex="http://schemas.microsoft.com/office/word/2018/wordml/cex" xmlns:w16cid="http://schemas.microsoft.com/office/word/2016/wordml/cid" xmlns:w16="http://schemas.microsoft.com/office/word/2018/wordml" xmlns:w16du="http://schemas.microsoft.com/office/word/2023/wordml/word16du" xmlns:w16sdtdh="http://schemas.microsoft.com/office/word/2020/wordml/sdtdatahash" xmlns:w16sdtfl="http://schemas.microsoft.com/office/word/2024/wordml/sdtformatlock" xmlns:w16se="http://schemas.microsoft.com/office/word/2015/wordml/symex" mc:Ignorable="w14 w15 w16se w16cid w16 w16cex w16sdtdh w16sdtfl w16du">
   <w:docDefaults>
     <w:rPrDefault>
       <w:rPr>
@@ -14322,7 +14361,6 @@
   <w:style w:type="character" w:default="1" w:styleId="DefaultParagraphFont">
     <w:name w:val="Default Paragraph Font"/>
     <w:uiPriority w:val="1"/>
-    <w:semiHidden/>
     <w:unhideWhenUsed/>
   </w:style>
   <w:style w:type="table" w:default="1" w:styleId="TableNormal">
@@ -15330,10 +15368,6 @@
 </file>
 
 <file path=customXml/item1.xml><?xml version="1.0" encoding="utf-8"?>
-<b:Sources xmlns:b="http://schemas.openxmlformats.org/officeDocument/2006/bibliography" xmlns="http://schemas.openxmlformats.org/officeDocument/2006/bibliography" SelectedStyle="\APASixthEditionOfficeOnline.xsl" StyleName="APA" Version="6"/>
-</file>
-
-<file path=customXml/item2.xml><?xml version="1.0" encoding="utf-8"?>
 <?mso-contentType ?>
 <FormTemplates xmlns="http://schemas.microsoft.com/sharepoint/v3/contenttype/forms">
   <Display>DocumentLibraryForm</Display>
@@ -15342,7 +15376,7 @@
 </FormTemplates>
 </file>
 
-<file path=customXml/item3.xml><?xml version="1.0" encoding="utf-8"?>
+<file path=customXml/item2.xml><?xml version="1.0" encoding="utf-8"?>
 <?mso-contentType ?>
 <spe:Receivers xmlns:spe="http://schemas.microsoft.com/sharepoint/events">
   <Receiver>
@@ -15392,7 +15426,7 @@
 </spe:Receivers>
 </file>
 
-<file path=customXml/item4.xml><?xml version="1.0" encoding="utf-8"?>
+<file path=customXml/item3.xml><?xml version="1.0" encoding="utf-8"?>
 <ct:contentTypeSchema xmlns:ct="http://schemas.microsoft.com/office/2006/metadata/contentType" xmlns:ma="http://schemas.microsoft.com/office/2006/metadata/properties/metaAttributes" ct:_="" ma:_="" ma:contentTypeName="Document" ma:contentTypeID="0x01010050DA06D914BDE34CBFBF32CE2E7912F8" ma:contentTypeVersion="19" ma:contentTypeDescription="Create a new document." ma:contentTypeScope="" ma:versionID="76675610a4b07ba32dc99688af23a91c">
   <xsd:schema xmlns:xsd="http://www.w3.org/2001/XMLSchema" xmlns:xs="http://www.w3.org/2001/XMLSchema" xmlns:p="http://schemas.microsoft.com/office/2006/metadata/properties" xmlns:ns2="066b1fa1-e673-41bd-87ba-8687893fe173" xmlns:ns3="62716bce-2e5b-4137-9339-0c56d67fb532" xmlns:ns4="73088aa1-bb70-4e27-95fc-187c5437fa54" targetNamespace="http://schemas.microsoft.com/office/2006/metadata/properties" ma:root="true" ma:fieldsID="e4945c22c07b70bfc9f0e7af6a4e344b" ns2:_="" ns3:_="" ns4:_="">
     <xsd:import namespace="066b1fa1-e673-41bd-87ba-8687893fe173"/>
@@ -15671,7 +15705,7 @@
 </ct:contentTypeSchema>
 </file>
 
-<file path=customXml/item5.xml><?xml version="1.0" encoding="utf-8"?>
+<file path=customXml/item4.xml><?xml version="1.0" encoding="utf-8"?>
 <p:properties xmlns:p="http://schemas.microsoft.com/office/2006/metadata/properties" xmlns:xsi="http://www.w3.org/2001/XMLSchema-instance" xmlns:pc="http://schemas.microsoft.com/office/infopath/2007/PartnerControls">
   <documentManagement>
     <Complete_x003f_ xmlns="62716bce-2e5b-4137-9339-0c56d67fb532">false</Complete_x003f_>
@@ -15688,15 +15722,11 @@
 </p:properties>
 </file>
 
-<file path=customXml/itemProps1.xml><?xml version="1.0" encoding="utf-8"?>
-<ds:datastoreItem xmlns:ds="http://schemas.openxmlformats.org/officeDocument/2006/customXml" ds:itemID="{C01FBB9F-6691-49F7-AE72-1DEE1705C629}">
-  <ds:schemaRefs>
-    <ds:schemaRef ds:uri="http://schemas.openxmlformats.org/officeDocument/2006/bibliography"/>
-  </ds:schemaRefs>
-</ds:datastoreItem>
+<file path=customXml/item5.xml><?xml version="1.0" encoding="utf-8"?>
+<b:Sources xmlns:b="http://schemas.openxmlformats.org/officeDocument/2006/bibliography" xmlns="http://schemas.openxmlformats.org/officeDocument/2006/bibliography" SelectedStyle="\APASixthEditionOfficeOnline.xsl" StyleName="APA" Version="6"/>
 </file>
 
-<file path=customXml/itemProps2.xml><?xml version="1.0" encoding="utf-8"?>
+<file path=customXml/itemProps1.xml><?xml version="1.0" encoding="utf-8"?>
 <ds:datastoreItem xmlns:ds="http://schemas.openxmlformats.org/officeDocument/2006/customXml" ds:itemID="{9D858061-F660-497C-8E69-35663455D2D0}">
   <ds:schemaRefs>
     <ds:schemaRef ds:uri="http://schemas.microsoft.com/sharepoint/v3/contenttype/forms"/>
@@ -15704,7 +15734,7 @@
 </ds:datastoreItem>
 </file>
 
-<file path=customXml/itemProps3.xml><?xml version="1.0" encoding="utf-8"?>
+<file path=customXml/itemProps2.xml><?xml version="1.0" encoding="utf-8"?>
 <ds:datastoreItem xmlns:ds="http://schemas.openxmlformats.org/officeDocument/2006/customXml" ds:itemID="{DBD766BC-F310-4434-A89D-1BB13861B877}">
   <ds:schemaRefs>
     <ds:schemaRef ds:uri="http://schemas.microsoft.com/sharepoint/events"/>
@@ -15712,7 +15742,7 @@
 </ds:datastoreItem>
 </file>
 
-<file path=customXml/itemProps4.xml><?xml version="1.0" encoding="utf-8"?>
+<file path=customXml/itemProps3.xml><?xml version="1.0" encoding="utf-8"?>
 <ds:datastoreItem xmlns:ds="http://schemas.openxmlformats.org/officeDocument/2006/customXml" ds:itemID="{D31344D1-82FB-4AF2-B2C8-6435A2C3E06A}">
   <ds:schemaRefs>
     <ds:schemaRef ds:uri="http://schemas.microsoft.com/office/2006/metadata/contentType"/>
@@ -15732,7 +15762,7 @@
 </ds:datastoreItem>
 </file>
 
-<file path=customXml/itemProps5.xml><?xml version="1.0" encoding="utf-8"?>
+<file path=customXml/itemProps4.xml><?xml version="1.0" encoding="utf-8"?>
 <ds:datastoreItem xmlns:ds="http://schemas.openxmlformats.org/officeDocument/2006/customXml" ds:itemID="{80A7F94D-59E5-48BB-80A3-41FCF430643E}">
   <ds:schemaRefs>
     <ds:schemaRef ds:uri="http://schemas.microsoft.com/office/2006/metadata/properties"/>
@@ -15742,4 +15772,12 @@
     <ds:schemaRef ds:uri="73088aa1-bb70-4e27-95fc-187c5437fa54"/>
   </ds:schemaRefs>
 </ds:datastoreItem>
+</file>
+
+<file path=customXml/itemProps5.xml><?xml version="1.0" encoding="utf-8"?>
+<ds:datastoreItem xmlns:ds="http://schemas.openxmlformats.org/officeDocument/2006/customXml" ds:itemID="{C01FBB9F-6691-49F7-AE72-1DEE1705C629}">
+  <ds:schemaRefs>
+    <ds:schemaRef ds:uri="http://schemas.openxmlformats.org/officeDocument/2006/bibliography"/>
+  </ds:schemaRefs>
+</ds:datastoreItem>
 </file>
--- a/lab_docs/Lab03_FIRFilters.docx
+++ b/lab_docs/Lab03_FIRFilters.docx
@@ -928,194 +928,13 @@
               <w:sz w:val="22"/>
             </w:rPr>
           </w:pPr>
-          <w:hyperlink w:anchor="_Toc29195011" w:history="1">
-            <w:r>
-              <w:rPr>
-                <w:rStyle w:val="Hyperlink"/>
-              </w:rPr>
-              <w:t>7</w:t>
-            </w:r>
-            <w:r>
-              <w:rPr>
-                <w:rFonts w:asciiTheme="minorHAnsi" w:hAnsiTheme="minorHAnsi"/>
-                <w:b w:val="0"/>
-                <w:color w:val="auto"/>
-                <w:sz w:val="22"/>
-              </w:rPr>
-              <w:tab/>
-            </w:r>
-            <w:r>
-              <w:rPr>
-                <w:rStyle w:val="Hyperlink"/>
-              </w:rPr>
-              <w:t xml:space="preserve">OPTIONAL: Identification of Magnitude Frequency Response Using </w:t>
-            </w:r>
+          <w:hyperlink w:anchor="_Toc29195013" w:history="1">
             <w:r>
               <w:rPr>
                 <w:rStyle w:val="Hyperlink"/>
                 <w:rFonts w:cs="Courier New"/>
               </w:rPr>
-              <w:t xml:space="preserve">Two </w:t>
-            </w:r>
-            <w:r>
-              <w:rPr>
-                <w:rStyle w:val="Hyperlink"/>
-              </w:rPr>
-              <w:t xml:space="preserve">Discovery </w:t>
-            </w:r>
-            <w:r>
-              <w:rPr>
-                <w:rStyle w:val="Hyperlink"/>
-                <w:rFonts w:cs="Courier New"/>
-              </w:rPr>
-              <w:t>Boards</w:t>
-            </w:r>
-            <w:r>
-              <w:rPr>
-                <w:webHidden/>
-              </w:rPr>
-              <w:tab/>
-            </w:r>
-            <w:r>
-              <w:rPr>
-                <w:webHidden/>
-              </w:rPr>
-              <w:fldChar w:fldCharType="begin"/>
-            </w:r>
-            <w:r>
-              <w:rPr>
-                <w:webHidden/>
-              </w:rPr>
-              <w:instrText xml:space="preserve"> PAGEREF _Toc29195011 \h </w:instrText>
-            </w:r>
-            <w:r>
-              <w:rPr>
-                <w:webHidden/>
-              </w:rPr>
-            </w:r>
-            <w:r>
-              <w:rPr>
-                <w:webHidden/>
-              </w:rPr>
-              <w:fldChar w:fldCharType="separate"/>
-            </w:r>
-            <w:r>
-              <w:rPr>
-                <w:webHidden/>
-              </w:rPr>
               <w:t>7</w:t>
-            </w:r>
-            <w:r>
-              <w:rPr>
-                <w:webHidden/>
-              </w:rPr>
-              <w:fldChar w:fldCharType="end"/>
-            </w:r>
-          </w:hyperlink>
-        </w:p>
-        <w:p>
-          <w:pPr>
-            <w:pStyle w:val="TOC2"/>
-            <w:tabs>
-              <w:tab w:val="left" w:pos="880"/>
-              <w:tab w:val="right" w:leader="dot" w:pos="9016"/>
-            </w:tabs>
-            <w:rPr>
-              <w:rFonts w:asciiTheme="minorHAnsi" w:hAnsiTheme="minorHAnsi"/>
-              <w:noProof/>
-              <w:color w:val="auto"/>
-            </w:rPr>
-          </w:pPr>
-          <w:hyperlink w:anchor="_Toc29195012" w:history="1">
-            <w:r>
-              <w:rPr>
-                <w:rStyle w:val="Hyperlink"/>
-                <w:noProof/>
-              </w:rPr>
-              <w:t>7.1</w:t>
-            </w:r>
-            <w:r>
-              <w:rPr>
-                <w:rFonts w:asciiTheme="minorHAnsi" w:hAnsiTheme="minorHAnsi"/>
-                <w:noProof/>
-                <w:color w:val="auto"/>
-              </w:rPr>
-              <w:tab/>
-            </w:r>
-            <w:r>
-              <w:rPr>
-                <w:rStyle w:val="Hyperlink"/>
-                <w:noProof/>
-              </w:rPr>
-              <w:t>Exercise</w:t>
-            </w:r>
-            <w:r>
-              <w:rPr>
-                <w:noProof/>
-                <w:webHidden/>
-              </w:rPr>
-              <w:tab/>
-            </w:r>
-            <w:r>
-              <w:rPr>
-                <w:noProof/>
-                <w:webHidden/>
-              </w:rPr>
-              <w:fldChar w:fldCharType="begin"/>
-            </w:r>
-            <w:r>
-              <w:rPr>
-                <w:noProof/>
-                <w:webHidden/>
-              </w:rPr>
-              <w:instrText xml:space="preserve"> PAGEREF _Toc29195012 \h </w:instrText>
-            </w:r>
-            <w:r>
-              <w:rPr>
-                <w:noProof/>
-                <w:webHidden/>
-              </w:rPr>
-            </w:r>
-            <w:r>
-              <w:rPr>
-                <w:noProof/>
-                <w:webHidden/>
-              </w:rPr>
-              <w:fldChar w:fldCharType="separate"/>
-            </w:r>
-            <w:r>
-              <w:rPr>
-                <w:noProof/>
-                <w:webHidden/>
-              </w:rPr>
-              <w:t>8</w:t>
-            </w:r>
-            <w:r>
-              <w:rPr>
-                <w:noProof/>
-                <w:webHidden/>
-              </w:rPr>
-              <w:fldChar w:fldCharType="end"/>
-            </w:r>
-          </w:hyperlink>
-        </w:p>
-        <w:p>
-          <w:pPr>
-            <w:pStyle w:val="TOC1"/>
-            <w:rPr>
-              <w:rFonts w:asciiTheme="minorHAnsi" w:hAnsiTheme="minorHAnsi"/>
-              <w:b w:val="0"/>
-              <w:color w:val="auto"/>
-              <w:sz w:val="22"/>
-            </w:rPr>
-          </w:pPr>
-          <w:hyperlink w:anchor="_Toc29195013" w:history="1">
-            <w:r>
-              <w:rPr>
-                <w:rStyle w:val="Hyperlink"/>
-                <w:rFonts w:cs="Courier New"/>
-              </w:rPr>
-              <w:t>8</w:t>
             </w:r>
             <w:r>
               <w:rPr>
@@ -1214,7 +1033,14 @@
                 <w:rStyle w:val="Hyperlink"/>
                 <w:noProof/>
               </w:rPr>
-              <w:t>8.1</w:t>
+              <w:t>7</w:t>
+            </w:r>
+            <w:r>
+              <w:rPr>
+                <w:rStyle w:val="Hyperlink"/>
+                <w:noProof/>
+              </w:rPr>
+              <w:t>.1</w:t>
             </w:r>
             <w:r>
               <w:rPr>
@@ -1296,7 +1122,7 @@
               <w:rPr>
                 <w:rStyle w:val="Hyperlink"/>
               </w:rPr>
-              <w:t>9</w:t>
+              <w:t>8</w:t>
             </w:r>
             <w:r>
               <w:rPr>
@@ -1375,7 +1201,14 @@
                 <w:rStyle w:val="Hyperlink"/>
                 <w:noProof/>
               </w:rPr>
-              <w:t>9.1</w:t>
+              <w:t>8</w:t>
+            </w:r>
+            <w:r>
+              <w:rPr>
+                <w:rStyle w:val="Hyperlink"/>
+                <w:noProof/>
+              </w:rPr>
+              <w:t>.1</w:t>
             </w:r>
             <w:r>
               <w:rPr>
@@ -1457,7 +1290,7 @@
               <w:rPr>
                 <w:rStyle w:val="Hyperlink"/>
               </w:rPr>
-              <w:t>10</w:t>
+              <w:t>9</w:t>
             </w:r>
             <w:r>
               <w:rPr>
@@ -1536,7 +1369,14 @@
                 <w:rStyle w:val="Hyperlink"/>
                 <w:noProof/>
               </w:rPr>
-              <w:t>10.1</w:t>
+              <w:t>9</w:t>
+            </w:r>
+            <w:r>
+              <w:rPr>
+                <w:rStyle w:val="Hyperlink"/>
+                <w:noProof/>
+              </w:rPr>
+              <w:t>.1</w:t>
             </w:r>
             <w:r>
               <w:rPr>
@@ -1618,7 +1458,13 @@
               <w:rPr>
                 <w:rStyle w:val="Hyperlink"/>
               </w:rPr>
-              <w:t>11</w:t>
+              <w:t>1</w:t>
+            </w:r>
+            <w:r>
+              <w:rPr>
+                <w:rStyle w:val="Hyperlink"/>
+              </w:rPr>
+              <w:t>0</w:t>
             </w:r>
             <w:r>
               <w:rPr>
@@ -1693,7 +1539,13 @@
               <w:rPr>
                 <w:rStyle w:val="Hyperlink"/>
               </w:rPr>
-              <w:t>12</w:t>
+              <w:t>1</w:t>
+            </w:r>
+            <w:r>
+              <w:rPr>
+                <w:rStyle w:val="Hyperlink"/>
+              </w:rPr>
+              <w:t>1</w:t>
             </w:r>
             <w:r>
               <w:rPr>
@@ -1768,7 +1620,13 @@
               <w:rPr>
                 <w:rStyle w:val="Hyperlink"/>
               </w:rPr>
-              <w:t>13</w:t>
+              <w:t>1</w:t>
+            </w:r>
+            <w:r>
+              <w:rPr>
+                <w:rStyle w:val="Hyperlink"/>
+              </w:rPr>
+              <w:t>2</w:t>
             </w:r>
             <w:r>
               <w:rPr>
@@ -1847,7 +1705,21 @@
                 <w:rStyle w:val="Hyperlink"/>
                 <w:noProof/>
               </w:rPr>
-              <w:t>13.1</w:t>
+              <w:t>1</w:t>
+            </w:r>
+            <w:r>
+              <w:rPr>
+                <w:rStyle w:val="Hyperlink"/>
+                <w:noProof/>
+              </w:rPr>
+              <w:t>2</w:t>
+            </w:r>
+            <w:r>
+              <w:rPr>
+                <w:rStyle w:val="Hyperlink"/>
+                <w:noProof/>
+              </w:rPr>
+              <w:t>.1</w:t>
             </w:r>
             <w:r>
               <w:rPr>
@@ -1929,7 +1801,13 @@
               <w:rPr>
                 <w:rStyle w:val="Hyperlink"/>
               </w:rPr>
-              <w:t>14</w:t>
+              <w:t>1</w:t>
+            </w:r>
+            <w:r>
+              <w:rPr>
+                <w:rStyle w:val="Hyperlink"/>
+              </w:rPr>
+              <w:t>3</w:t>
             </w:r>
             <w:r>
               <w:rPr>
@@ -2008,7 +1886,21 @@
                 <w:rStyle w:val="Hyperlink"/>
                 <w:noProof/>
               </w:rPr>
-              <w:t>14.1</w:t>
+              <w:t>1</w:t>
+            </w:r>
+            <w:r>
+              <w:rPr>
+                <w:rStyle w:val="Hyperlink"/>
+                <w:noProof/>
+              </w:rPr>
+              <w:t>3</w:t>
+            </w:r>
+            <w:r>
+              <w:rPr>
+                <w:rStyle w:val="Hyperlink"/>
+                <w:noProof/>
+              </w:rPr>
+              <w:t>.1</w:t>
             </w:r>
             <w:r>
               <w:rPr>
@@ -2090,7 +1982,13 @@
               <w:rPr>
                 <w:rStyle w:val="Hyperlink"/>
               </w:rPr>
-              <w:t>15</w:t>
+              <w:t>1</w:t>
+            </w:r>
+            <w:r>
+              <w:rPr>
+                <w:rStyle w:val="Hyperlink"/>
+              </w:rPr>
+              <w:t>4</w:t>
             </w:r>
             <w:r>
               <w:rPr>
@@ -2169,7 +2067,21 @@
                 <w:rStyle w:val="Hyperlink"/>
                 <w:noProof/>
               </w:rPr>
-              <w:t>15.1</w:t>
+              <w:t>1</w:t>
+            </w:r>
+            <w:r>
+              <w:rPr>
+                <w:rStyle w:val="Hyperlink"/>
+                <w:noProof/>
+              </w:rPr>
+              <w:t>4</w:t>
+            </w:r>
+            <w:r>
+              <w:rPr>
+                <w:rStyle w:val="Hyperlink"/>
+                <w:noProof/>
+              </w:rPr>
+              <w:t>.1</w:t>
             </w:r>
             <w:r>
               <w:rPr>
@@ -2251,7 +2163,13 @@
               <w:rPr>
                 <w:rStyle w:val="Hyperlink"/>
               </w:rPr>
-              <w:t>16</w:t>
+              <w:t>1</w:t>
+            </w:r>
+            <w:r>
+              <w:rPr>
+                <w:rStyle w:val="Hyperlink"/>
+              </w:rPr>
+              <w:t>5</w:t>
             </w:r>
             <w:r>
               <w:rPr>
@@ -2326,7 +2244,13 @@
               <w:rPr>
                 <w:rStyle w:val="Hyperlink"/>
               </w:rPr>
-              <w:t>17</w:t>
+              <w:t>1</w:t>
+            </w:r>
+            <w:r>
+              <w:rPr>
+                <w:rStyle w:val="Hyperlink"/>
+              </w:rPr>
+              <w:t>6</w:t>
             </w:r>
             <w:r>
               <w:rPr>
@@ -3032,8 +2956,10 @@
     <w:p>
       <w:pPr>
         <w:rPr>
+          <w:rFonts w:eastAsia="Malgun Gothic"/>
           <w:i/>
           <w:iCs/>
+          <w:lang w:eastAsia="ko-KR"/>
         </w:rPr>
       </w:pPr>
       <w:r>
@@ -3052,13 +2978,25 @@
         </w:rPr>
         <w:t xml:space="preserve"> The BSP has been modified to support simultaneous audio line-in and line-out.</w:t>
       </w:r>
-    </w:p>
-    <w:p>
-      <w:pPr>
-        <w:pStyle w:val="Caption"/>
-      </w:pPr>
+      <w:r>
+        <w:rPr>
+          <w:i/>
+          <w:iCs/>
+        </w:rPr>
+        <w:t xml:space="preserve"> </w:t>
+      </w:r>
       <w:bookmarkStart w:id="10" w:name="_Part_3_–"/>
       <w:bookmarkEnd w:id="10"/>
+    </w:p>
+    <w:p>
+      <w:pPr>
+        <w:rPr>
+          <w:rFonts w:eastAsia="Malgun Gothic" w:hint="eastAsia"/>
+          <w:i/>
+          <w:iCs/>
+          <w:lang w:eastAsia="ko-KR"/>
+        </w:rPr>
+      </w:pPr>
     </w:p>
     <w:p>
       <w:pPr>
@@ -3453,7 +3391,6 @@
         <w:t xml:space="preserve"> and there are some frequencies at which the gain is almost zero. Overall, the moving average filter has a low pass characteristic.</w:t>
       </w:r>
     </w:p>
-    <w:p/>
     <w:p>
       <w:pPr>
         <w:keepNext/>
@@ -3465,9 +3402,9 @@
           <w:lang w:eastAsia="en-GB"/>
         </w:rPr>
         <w:drawing>
-          <wp:inline distT="0" distB="0" distL="0" distR="0" wp14:anchorId="1FB54179" wp14:editId="079D71E9">
-            <wp:extent cx="3048426" cy="2229161"/>
-            <wp:effectExtent l="19050" t="0" r="0" b="0"/>
+          <wp:inline distT="0" distB="0" distL="0" distR="0" wp14:anchorId="1FB54179" wp14:editId="3B7F459B">
+            <wp:extent cx="2801838" cy="2048843"/>
+            <wp:effectExtent l="0" t="0" r="0" b="8890"/>
             <wp:docPr id="12" name="Picture 12"/>
             <wp:cNvGraphicFramePr>
               <a:graphicFrameLocks xmlns:a="http://schemas.openxmlformats.org/drawingml/2006/main" noChangeAspect="1"/>
@@ -3494,7 +3431,7 @@
                   <pic:spPr>
                     <a:xfrm>
                       <a:off x="0" y="0"/>
-                      <a:ext cx="3048426" cy="2229161"/>
+                      <a:ext cx="2806718" cy="2052412"/>
                     </a:xfrm>
                     <a:prstGeom prst="rect">
                       <a:avLst/>
@@ -3583,11 +3520,10 @@
           <w:noProof/>
           <w:lang w:eastAsia="en-GB"/>
         </w:rPr>
-        <w:lastRenderedPageBreak/>
         <w:drawing>
-          <wp:inline distT="0" distB="0" distL="0" distR="0" wp14:anchorId="3E27BEE7" wp14:editId="15D373CB">
-            <wp:extent cx="4015740" cy="4175760"/>
-            <wp:effectExtent l="19050" t="0" r="3810" b="0"/>
+          <wp:inline distT="0" distB="0" distL="0" distR="0" wp14:anchorId="3E27BEE7" wp14:editId="294CA451">
+            <wp:extent cx="2863794" cy="2977913"/>
+            <wp:effectExtent l="0" t="0" r="0" b="0"/>
             <wp:docPr id="20" name="Picture 5" descr="gw.jpg"/>
             <wp:cNvGraphicFramePr>
               <a:graphicFrameLocks xmlns:a="http://schemas.openxmlformats.org/drawingml/2006/main" noChangeAspect="1"/>
@@ -3608,7 +3544,7 @@
                   <pic:spPr>
                     <a:xfrm>
                       <a:off x="0" y="0"/>
-                      <a:ext cx="4015740" cy="4175760"/>
+                      <a:ext cx="2879899" cy="2994660"/>
                     </a:xfrm>
                     <a:prstGeom prst="rect">
                       <a:avLst/>
@@ -3675,6 +3611,7 @@
       <w:bookmarkStart w:id="16" w:name="_Toc29195008"/>
       <w:bookmarkEnd w:id="15"/>
       <w:r>
+        <w:lastRenderedPageBreak/>
         <w:t>Exercise</w:t>
       </w:r>
       <w:bookmarkEnd w:id="16"/>
@@ -3719,7 +3656,6 @@
           <w:noProof/>
           <w:lang w:val="en-GB" w:eastAsia="en-GB"/>
         </w:rPr>
-        <w:lastRenderedPageBreak/>
         <w:drawing>
           <wp:inline distT="0" distB="0" distL="0" distR="0" wp14:anchorId="10D65685" wp14:editId="09C1F620">
             <wp:extent cx="5036400" cy="3776400"/>
@@ -3787,12 +3723,26 @@
     </w:p>
     <w:p>
       <w:pPr>
-        <w:pStyle w:val="Heading1"/>
+        <w:rPr>
+          <w:rFonts w:eastAsiaTheme="majorEastAsia" w:cstheme="majorBidi"/>
+          <w:b/>
+          <w:sz w:val="44"/>
+          <w:szCs w:val="32"/>
+        </w:rPr>
       </w:pPr>
       <w:bookmarkStart w:id="17" w:name="_Cannot_see_IDCODE"/>
       <w:bookmarkStart w:id="18" w:name="_Toc29195009"/>
       <w:bookmarkEnd w:id="17"/>
       <w:r>
+        <w:br w:type="page"/>
+      </w:r>
+    </w:p>
+    <w:p>
+      <w:pPr>
+        <w:pStyle w:val="Heading1"/>
+      </w:pPr>
+      <w:r>
+        <w:lastRenderedPageBreak/>
         <w:t xml:space="preserve">Observation of </w:t>
       </w:r>
       <w:r>
@@ -3949,7 +3899,6 @@
           <w:b/>
           <w:bCs/>
         </w:rPr>
-        <w:lastRenderedPageBreak/>
         <w:t>Note</w:t>
       </w:r>
       <w:r>
@@ -4028,53 +3977,14 @@
     </w:p>
     <w:p>
       <w:pPr>
-        <w:jc w:val="center"/>
-        <w:rPr>
-          <w:noProof/>
-        </w:rPr>
-      </w:pPr>
-    </w:p>
-    <w:p>
-      <w:pPr>
-        <w:jc w:val="center"/>
-        <w:rPr>
-          <w:noProof/>
-        </w:rPr>
-      </w:pPr>
-    </w:p>
-    <w:p>
-      <w:pPr>
-        <w:jc w:val="center"/>
-        <w:rPr>
-          <w:noProof/>
-        </w:rPr>
-      </w:pPr>
-    </w:p>
-    <w:p>
-      <w:pPr>
-        <w:jc w:val="center"/>
-        <w:rPr>
-          <w:noProof/>
-        </w:rPr>
-      </w:pPr>
-    </w:p>
-    <w:p>
-      <w:pPr>
-        <w:jc w:val="center"/>
-      </w:pPr>
-    </w:p>
-    <w:p/>
-    <w:p/>
-    <w:p>
-      <w:pPr>
         <w:pStyle w:val="Heading1"/>
-      </w:pPr>
-      <w:bookmarkStart w:id="20" w:name="_Toc29195011"/>
+        <w:rPr>
+          <w:rFonts w:cs="Courier New"/>
+        </w:rPr>
+      </w:pPr>
+      <w:bookmarkStart w:id="20" w:name="_Toc29195013"/>
       <w:r>
         <w:lastRenderedPageBreak/>
-        <w:t xml:space="preserve">OPTIONAL: </w:t>
-      </w:r>
-      <w:r>
         <w:t xml:space="preserve">Identification of </w:t>
       </w:r>
       <w:r>
@@ -4102,31 +4012,25 @@
         <w:t xml:space="preserve">sing </w:t>
       </w:r>
       <w:r>
+        <w:t>O</w:t>
+      </w:r>
+      <w:r>
+        <w:t>ne</w:t>
+      </w:r>
+      <w:r>
         <w:rPr>
           <w:rFonts w:cs="Courier New"/>
         </w:rPr>
-        <w:t>T</w:t>
+        <w:t xml:space="preserve"> </w:t>
+      </w:r>
+      <w:r>
+        <w:t xml:space="preserve">Discovery </w:t>
       </w:r>
       <w:r>
         <w:rPr>
           <w:rFonts w:cs="Courier New"/>
         </w:rPr>
-        <w:t xml:space="preserve">wo </w:t>
-      </w:r>
-      <w:r>
-        <w:t xml:space="preserve">Discovery </w:t>
-      </w:r>
-      <w:r>
-        <w:rPr>
-          <w:rFonts w:cs="Courier New"/>
-        </w:rPr>
-        <w:t>B</w:t>
-      </w:r>
-      <w:r>
-        <w:rPr>
-          <w:rFonts w:cs="Courier New"/>
-        </w:rPr>
-        <w:t>oards</w:t>
+        <w:t>Board</w:t>
       </w:r>
       <w:bookmarkEnd w:id="20"/>
     </w:p>
@@ -4135,24 +4039,38 @@
         <w:autoSpaceDE w:val="0"/>
         <w:autoSpaceDN w:val="0"/>
         <w:adjustRightInd w:val="0"/>
-      </w:pPr>
-      <w:r>
-        <w:t xml:space="preserve">In </w:t>
-      </w:r>
-      <w:r>
-        <w:t>L</w:t>
-      </w:r>
-      <w:r>
-        <w:t xml:space="preserve">ab 2, program </w:t>
-      </w:r>
-      <w:r>
-        <w:rPr>
-          <w:rFonts w:ascii="Courier New" w:hAnsi="Courier New" w:cs="Courier New"/>
-        </w:rPr>
-        <w:t>stm32f7_sysid_CMSIS_intr.c</w:t>
-      </w:r>
-      <w:r>
-        <w:t xml:space="preserve"> was used to identify the characteristics of the antialiasing and reconstruction filters of the WM8994 codec. Here, the same program is used to identify the characteristics of the moving average filter.</w:t>
+        <w:rPr>
+          <w:bCs/>
+        </w:rPr>
+      </w:pPr>
+      <w:r>
+        <w:rPr>
+          <w:bCs/>
+        </w:rPr>
+        <w:t xml:space="preserve">By just using one </w:t>
+      </w:r>
+      <w:r>
+        <w:t xml:space="preserve">STM32F746G Discovery board, </w:t>
+      </w:r>
+      <w:r>
+        <w:rPr>
+          <w:bCs/>
+        </w:rPr>
+        <w:t xml:space="preserve">you can perform an experiment </w:t>
+      </w:r>
+      <w:proofErr w:type="gramStart"/>
+      <w:r>
+        <w:rPr>
+          <w:bCs/>
+        </w:rPr>
+        <w:t>similar to</w:t>
+      </w:r>
+      <w:proofErr w:type="gramEnd"/>
+      <w:r>
+        <w:rPr>
+          <w:bCs/>
+        </w:rPr>
+        <w:t xml:space="preserve"> the previous one by implementing the moving average filter before the pseudorandom noise is written to the DAC.</w:t>
       </w:r>
     </w:p>
     <w:p>
@@ -4160,158 +4078,3407 @@
         <w:autoSpaceDE w:val="0"/>
         <w:autoSpaceDN w:val="0"/>
         <w:adjustRightInd w:val="0"/>
-      </w:pPr>
-      <w:r>
-        <w:t xml:space="preserve">Connect two </w:t>
-      </w:r>
-      <w:r>
-        <w:t xml:space="preserve">Discovery </w:t>
-      </w:r>
-      <w:r>
-        <w:t xml:space="preserve">boards as shown in </w:t>
-      </w:r>
-      <w:r>
+        <w:rPr>
+          <w:bCs/>
+        </w:rPr>
+      </w:pPr>
+      <w:r>
+        <w:rPr>
+          <w:noProof/>
+        </w:rPr>
+        <mc:AlternateContent>
+          <mc:Choice Requires="wpg">
+            <w:drawing>
+              <wp:anchor distT="0" distB="0" distL="114300" distR="114300" simplePos="0" relativeHeight="251662336" behindDoc="0" locked="0" layoutInCell="1" allowOverlap="1" wp14:anchorId="68574CD3" wp14:editId="46F65E24">
+                <wp:simplePos x="0" y="0"/>
+                <wp:positionH relativeFrom="margin">
+                  <wp:align>left</wp:align>
+                </wp:positionH>
+                <wp:positionV relativeFrom="page">
+                  <wp:posOffset>3533968</wp:posOffset>
+                </wp:positionV>
+                <wp:extent cx="5394960" cy="3072130"/>
+                <wp:effectExtent l="0" t="0" r="15240" b="13970"/>
+                <wp:wrapTopAndBottom/>
+                <wp:docPr id="1212273868" name="Group 1"/>
+                <wp:cNvGraphicFramePr/>
+                <a:graphic xmlns:a="http://schemas.openxmlformats.org/drawingml/2006/main">
+                  <a:graphicData uri="http://schemas.microsoft.com/office/word/2010/wordprocessingGroup">
+                    <wpg:wgp>
+                      <wpg:cNvGrpSpPr/>
+                      <wpg:grpSpPr>
+                        <a:xfrm>
+                          <a:off x="0" y="0"/>
+                          <a:ext cx="5394960" cy="3072130"/>
+                          <a:chOff x="73660" y="0"/>
+                          <a:chExt cx="5391150" cy="3071876"/>
+                        </a:xfrm>
+                      </wpg:grpSpPr>
+                      <wps:wsp>
+                        <wps:cNvPr id="152566961" name="Rectangle 17"/>
+                        <wps:cNvSpPr>
+                          <a:spLocks noChangeArrowheads="1"/>
+                        </wps:cNvSpPr>
+                        <wps:spPr bwMode="auto">
+                          <a:xfrm>
+                            <a:off x="3479165" y="2630805"/>
+                            <a:ext cx="473710" cy="274955"/>
+                          </a:xfrm>
+                          <a:prstGeom prst="rect">
+                            <a:avLst/>
+                          </a:prstGeom>
+                          <a:noFill/>
+                          <a:ln>
+                            <a:noFill/>
+                          </a:ln>
+                          <a:extLst>
+                            <a:ext uri="{909E8E84-426E-40DD-AFC4-6F175D3DCCD1}">
+                              <a14:hiddenFill xmlns:a14="http://schemas.microsoft.com/office/drawing/2010/main">
+                                <a:solidFill>
+                                  <a:srgbClr val="FFFFFF"/>
+                                </a:solidFill>
+                              </a14:hiddenFill>
+                            </a:ext>
+                            <a:ext uri="{91240B29-F687-4F45-9708-019B960494DF}">
+                              <a14:hiddenLine xmlns:a14="http://schemas.microsoft.com/office/drawing/2010/main" w="9525">
+                                <a:solidFill>
+                                  <a:srgbClr val="000000"/>
+                                </a:solidFill>
+                                <a:miter lim="800000"/>
+                                <a:headEnd/>
+                                <a:tailEnd/>
+                              </a14:hiddenLine>
+                            </a:ext>
+                          </a:extLst>
+                        </wps:spPr>
+                        <wps:txbx>
+                          <w:txbxContent>
+                            <w:p>
+                              <w:r>
+                                <w:rPr>
+                                  <w:rFonts w:ascii="Times New Roman" w:hAnsi="Times New Roman" w:cs="Times New Roman"/>
+                                  <w:color w:val="000000"/>
+                                </w:rPr>
+                                <w:t xml:space="preserve">program </w:t>
+                              </w:r>
+                            </w:p>
+                          </w:txbxContent>
+                        </wps:txbx>
+                        <wps:bodyPr rot="0" vert="horz" wrap="none" lIns="0" tIns="0" rIns="0" bIns="0" anchor="t" anchorCtr="0">
+                          <a:spAutoFit/>
+                        </wps:bodyPr>
+                      </wps:wsp>
+                      <wps:wsp>
+                        <wps:cNvPr id="612679332" name="Rectangle 18"/>
+                        <wps:cNvSpPr>
+                          <a:spLocks noChangeArrowheads="1"/>
+                        </wps:cNvSpPr>
+                        <wps:spPr bwMode="auto">
+                          <a:xfrm>
+                            <a:off x="2470785" y="2815357"/>
+                            <a:ext cx="1751997" cy="256519"/>
+                          </a:xfrm>
+                          <a:prstGeom prst="rect">
+                            <a:avLst/>
+                          </a:prstGeom>
+                          <a:noFill/>
+                          <a:ln>
+                            <a:noFill/>
+                          </a:ln>
+                          <a:extLst>
+                            <a:ext uri="{909E8E84-426E-40DD-AFC4-6F175D3DCCD1}">
+                              <a14:hiddenFill xmlns:a14="http://schemas.microsoft.com/office/drawing/2010/main">
+                                <a:solidFill>
+                                  <a:srgbClr val="FFFFFF"/>
+                                </a:solidFill>
+                              </a14:hiddenFill>
+                            </a:ext>
+                            <a:ext uri="{91240B29-F687-4F45-9708-019B960494DF}">
+                              <a14:hiddenLine xmlns:a14="http://schemas.microsoft.com/office/drawing/2010/main" w="9525">
+                                <a:solidFill>
+                                  <a:srgbClr val="000000"/>
+                                </a:solidFill>
+                                <a:miter lim="800000"/>
+                                <a:headEnd/>
+                                <a:tailEnd/>
+                              </a14:hiddenLine>
+                            </a:ext>
+                          </a:extLst>
+                        </wps:spPr>
+                        <wps:txbx>
+                          <w:txbxContent>
+                            <w:p>
+                              <w:r>
+                                <w:rPr>
+                                  <w:rFonts w:ascii="Courier New" w:hAnsi="Courier New" w:cs="Courier New"/>
+                                  <w:color w:val="000000"/>
+                                  <w:sz w:val="20"/>
+                                  <w:szCs w:val="20"/>
+                                </w:rPr>
+                                <w:t>stm32f7_sysid_average.c</w:t>
+                              </w:r>
+                            </w:p>
+                          </w:txbxContent>
+                        </wps:txbx>
+                        <wps:bodyPr rot="0" vert="horz" wrap="none" lIns="0" tIns="0" rIns="0" bIns="0" anchor="t" anchorCtr="0">
+                          <a:spAutoFit/>
+                        </wps:bodyPr>
+                      </wps:wsp>
+                      <wps:wsp>
+                        <wps:cNvPr id="424604844" name="Rectangle 42"/>
+                        <wps:cNvSpPr>
+                          <a:spLocks noChangeArrowheads="1"/>
+                        </wps:cNvSpPr>
+                        <wps:spPr bwMode="auto">
+                          <a:xfrm>
+                            <a:off x="73660" y="1020445"/>
+                            <a:ext cx="659765" cy="274955"/>
+                          </a:xfrm>
+                          <a:prstGeom prst="rect">
+                            <a:avLst/>
+                          </a:prstGeom>
+                          <a:noFill/>
+                          <a:ln>
+                            <a:noFill/>
+                          </a:ln>
+                          <a:extLst>
+                            <a:ext uri="{909E8E84-426E-40DD-AFC4-6F175D3DCCD1}">
+                              <a14:hiddenFill xmlns:a14="http://schemas.microsoft.com/office/drawing/2010/main">
+                                <a:solidFill>
+                                  <a:srgbClr val="FFFFFF"/>
+                                </a:solidFill>
+                              </a14:hiddenFill>
+                            </a:ext>
+                            <a:ext uri="{91240B29-F687-4F45-9708-019B960494DF}">
+                              <a14:hiddenLine xmlns:a14="http://schemas.microsoft.com/office/drawing/2010/main" w="9525">
+                                <a:solidFill>
+                                  <a:srgbClr val="000000"/>
+                                </a:solidFill>
+                                <a:miter lim="800000"/>
+                                <a:headEnd/>
+                                <a:tailEnd/>
+                              </a14:hiddenLine>
+                            </a:ext>
+                          </a:extLst>
+                        </wps:spPr>
+                        <wps:txbx>
+                          <w:txbxContent>
+                            <w:p>
+                              <w:r>
+                                <w:rPr>
+                                  <w:rFonts w:ascii="Times New Roman" w:hAnsi="Times New Roman" w:cs="Times New Roman"/>
+                                  <w:color w:val="000000"/>
+                                </w:rPr>
+                                <w:t>3.5mm jack</w:t>
+                              </w:r>
+                            </w:p>
+                          </w:txbxContent>
+                        </wps:txbx>
+                        <wps:bodyPr rot="0" vert="horz" wrap="none" lIns="0" tIns="0" rIns="0" bIns="0" anchor="t" anchorCtr="0">
+                          <a:spAutoFit/>
+                        </wps:bodyPr>
+                      </wps:wsp>
+                      <wps:wsp>
+                        <wps:cNvPr id="1821096746" name="Rectangle 44"/>
+                        <wps:cNvSpPr>
+                          <a:spLocks noChangeArrowheads="1"/>
+                        </wps:cNvSpPr>
+                        <wps:spPr bwMode="auto">
+                          <a:xfrm>
+                            <a:off x="73660" y="1389380"/>
+                            <a:ext cx="659765" cy="274955"/>
+                          </a:xfrm>
+                          <a:prstGeom prst="rect">
+                            <a:avLst/>
+                          </a:prstGeom>
+                          <a:noFill/>
+                          <a:ln>
+                            <a:noFill/>
+                          </a:ln>
+                          <a:extLst>
+                            <a:ext uri="{909E8E84-426E-40DD-AFC4-6F175D3DCCD1}">
+                              <a14:hiddenFill xmlns:a14="http://schemas.microsoft.com/office/drawing/2010/main">
+                                <a:solidFill>
+                                  <a:srgbClr val="FFFFFF"/>
+                                </a:solidFill>
+                              </a14:hiddenFill>
+                            </a:ext>
+                            <a:ext uri="{91240B29-F687-4F45-9708-019B960494DF}">
+                              <a14:hiddenLine xmlns:a14="http://schemas.microsoft.com/office/drawing/2010/main" w="9525">
+                                <a:solidFill>
+                                  <a:srgbClr val="000000"/>
+                                </a:solidFill>
+                                <a:miter lim="800000"/>
+                                <a:headEnd/>
+                                <a:tailEnd/>
+                              </a14:hiddenLine>
+                            </a:ext>
+                          </a:extLst>
+                        </wps:spPr>
+                        <wps:txbx>
+                          <w:txbxContent>
+                            <w:p>
+                              <w:r>
+                                <w:rPr>
+                                  <w:rFonts w:ascii="Times New Roman" w:hAnsi="Times New Roman" w:cs="Times New Roman"/>
+                                  <w:color w:val="000000"/>
+                                </w:rPr>
+                                <w:t>3.5mm jack</w:t>
+                              </w:r>
+                            </w:p>
+                          </w:txbxContent>
+                        </wps:txbx>
+                        <wps:bodyPr rot="0" vert="horz" wrap="none" lIns="0" tIns="0" rIns="0" bIns="0" anchor="t" anchorCtr="0">
+                          <a:spAutoFit/>
+                        </wps:bodyPr>
+                      </wps:wsp>
+                      <wpg:grpSp>
+                        <wpg:cNvPr id="2014427291" name="Group 2014427291"/>
+                        <wpg:cNvGrpSpPr/>
+                        <wpg:grpSpPr>
+                          <a:xfrm>
+                            <a:off x="344170" y="276225"/>
+                            <a:ext cx="5120640" cy="2287270"/>
+                            <a:chOff x="344170" y="276225"/>
+                            <a:chExt cx="5120640" cy="2287270"/>
+                          </a:xfrm>
+                        </wpg:grpSpPr>
+                        <wps:wsp>
+                          <wps:cNvPr id="1662917101" name="Rectangle 5"/>
+                          <wps:cNvSpPr>
+                            <a:spLocks noChangeArrowheads="1"/>
+                          </wps:cNvSpPr>
+                          <wps:spPr bwMode="auto">
+                            <a:xfrm>
+                              <a:off x="1886585" y="276225"/>
+                              <a:ext cx="3578225" cy="2287270"/>
+                            </a:xfrm>
+                            <a:prstGeom prst="rect">
+                              <a:avLst/>
+                            </a:prstGeom>
+                            <a:solidFill>
+                              <a:srgbClr val="FFFFFF"/>
+                            </a:solidFill>
+                            <a:ln w="12065">
+                              <a:solidFill>
+                                <a:srgbClr val="000000"/>
+                              </a:solidFill>
+                              <a:prstDash val="solid"/>
+                              <a:miter lim="800000"/>
+                              <a:headEnd/>
+                              <a:tailEnd/>
+                            </a:ln>
+                          </wps:spPr>
+                          <wps:bodyPr rot="0" vert="horz" wrap="square" lIns="91440" tIns="45720" rIns="91440" bIns="45720" anchor="t" anchorCtr="0" upright="1">
+                            <a:noAutofit/>
+                          </wps:bodyPr>
+                        </wps:wsp>
+                        <wpg:grpSp>
+                          <wpg:cNvPr id="795044570" name="Group 8"/>
+                          <wpg:cNvGrpSpPr>
+                            <a:grpSpLocks/>
+                          </wpg:cNvGrpSpPr>
+                          <wpg:grpSpPr bwMode="auto">
+                            <a:xfrm>
+                              <a:off x="3613785" y="1069340"/>
+                              <a:ext cx="983615" cy="676275"/>
+                              <a:chOff x="5691" y="1665"/>
+                              <a:chExt cx="1549" cy="1065"/>
+                            </a:xfrm>
+                          </wpg:grpSpPr>
+                          <wps:wsp>
+                            <wps:cNvPr id="384098813" name="Freeform 6"/>
+                            <wps:cNvSpPr>
+                              <a:spLocks/>
+                            </wps:cNvSpPr>
+                            <wps:spPr bwMode="auto">
+                              <a:xfrm>
+                                <a:off x="5691" y="2536"/>
+                                <a:ext cx="213" cy="194"/>
+                              </a:xfrm>
+                              <a:custGeom>
+                                <a:avLst/>
+                                <a:gdLst>
+                                  <a:gd name="T0" fmla="*/ 0 w 213"/>
+                                  <a:gd name="T1" fmla="*/ 194 h 194"/>
+                                  <a:gd name="T2" fmla="*/ 117 w 213"/>
+                                  <a:gd name="T3" fmla="*/ 0 h 194"/>
+                                  <a:gd name="T4" fmla="*/ 213 w 213"/>
+                                  <a:gd name="T5" fmla="*/ 155 h 194"/>
+                                  <a:gd name="T6" fmla="*/ 0 w 213"/>
+                                  <a:gd name="T7" fmla="*/ 194 h 194"/>
+                                </a:gdLst>
+                                <a:ahLst/>
+                                <a:cxnLst>
+                                  <a:cxn ang="0">
+                                    <a:pos x="T0" y="T1"/>
+                                  </a:cxn>
+                                  <a:cxn ang="0">
+                                    <a:pos x="T2" y="T3"/>
+                                  </a:cxn>
+                                  <a:cxn ang="0">
+                                    <a:pos x="T4" y="T5"/>
+                                  </a:cxn>
+                                  <a:cxn ang="0">
+                                    <a:pos x="T6" y="T7"/>
+                                  </a:cxn>
+                                </a:cxnLst>
+                                <a:rect l="0" t="0" r="r" b="b"/>
+                                <a:pathLst>
+                                  <a:path w="213" h="194">
+                                    <a:moveTo>
+                                      <a:pt x="0" y="194"/>
+                                    </a:moveTo>
+                                    <a:lnTo>
+                                      <a:pt x="117" y="0"/>
+                                    </a:lnTo>
+                                    <a:lnTo>
+                                      <a:pt x="213" y="155"/>
+                                    </a:lnTo>
+                                    <a:lnTo>
+                                      <a:pt x="0" y="194"/>
+                                    </a:lnTo>
+                                    <a:close/>
+                                  </a:path>
+                                </a:pathLst>
+                              </a:custGeom>
+                              <a:solidFill>
+                                <a:srgbClr val="000000"/>
+                              </a:solidFill>
+                              <a:ln>
+                                <a:noFill/>
+                              </a:ln>
+                              <a:extLst>
+                                <a:ext uri="{91240B29-F687-4F45-9708-019B960494DF}">
+                                  <a14:hiddenLine xmlns:a14="http://schemas.microsoft.com/office/drawing/2010/main" w="9525">
+                                    <a:solidFill>
+                                      <a:srgbClr val="000000"/>
+                                    </a:solidFill>
+                                    <a:round/>
+                                    <a:headEnd/>
+                                    <a:tailEnd/>
+                                  </a14:hiddenLine>
+                                </a:ext>
+                              </a:extLst>
+                            </wps:spPr>
+                            <wps:bodyPr rot="0" vert="horz" wrap="square" lIns="91440" tIns="45720" rIns="91440" bIns="45720" anchor="t" anchorCtr="0" upright="1">
+                              <a:noAutofit/>
+                            </wps:bodyPr>
+                          </wps:wsp>
+                          <wps:wsp>
+                            <wps:cNvPr id="1722872142" name="Line 7"/>
+                            <wps:cNvCnPr>
+                              <a:cxnSpLocks noChangeShapeType="1"/>
+                            </wps:cNvCnPr>
+                            <wps:spPr bwMode="auto">
+                              <a:xfrm flipH="1">
+                                <a:off x="5711" y="1665"/>
+                                <a:ext cx="1529" cy="1026"/>
+                              </a:xfrm>
+                              <a:prstGeom prst="line">
+                                <a:avLst/>
+                              </a:prstGeom>
+                              <a:noFill/>
+                              <a:ln w="12065">
+                                <a:solidFill>
+                                  <a:srgbClr val="000000"/>
+                                </a:solidFill>
+                                <a:prstDash val="solid"/>
+                                <a:round/>
+                                <a:headEnd/>
+                                <a:tailEnd/>
+                              </a:ln>
+                              <a:extLst>
+                                <a:ext uri="{909E8E84-426E-40DD-AFC4-6F175D3DCCD1}">
+                                  <a14:hiddenFill xmlns:a14="http://schemas.microsoft.com/office/drawing/2010/main">
+                                    <a:noFill/>
+                                  </a14:hiddenFill>
+                                </a:ext>
+                              </a:extLst>
+                            </wps:spPr>
+                            <wps:bodyPr/>
+                          </wps:wsp>
+                        </wpg:grpSp>
+                        <wps:wsp>
+                          <wps:cNvPr id="1442089060" name="Rectangle 9"/>
+                          <wps:cNvSpPr>
+                            <a:spLocks noChangeArrowheads="1"/>
+                          </wps:cNvSpPr>
+                          <wps:spPr bwMode="auto">
+                            <a:xfrm>
+                              <a:off x="3829050" y="1075055"/>
+                              <a:ext cx="615315" cy="615315"/>
+                            </a:xfrm>
+                            <a:prstGeom prst="rect">
+                              <a:avLst/>
+                            </a:prstGeom>
+                            <a:solidFill>
+                              <a:srgbClr val="FFFFFF"/>
+                            </a:solidFill>
+                            <a:ln w="12065">
+                              <a:solidFill>
+                                <a:srgbClr val="000000"/>
+                              </a:solidFill>
+                              <a:prstDash val="solid"/>
+                              <a:miter lim="800000"/>
+                              <a:headEnd/>
+                              <a:tailEnd/>
+                            </a:ln>
+                          </wps:spPr>
+                          <wps:bodyPr rot="0" vert="horz" wrap="square" lIns="91440" tIns="45720" rIns="91440" bIns="45720" anchor="t" anchorCtr="0" upright="1">
+                            <a:noAutofit/>
+                          </wps:bodyPr>
+                        </wps:wsp>
+                        <wps:wsp>
+                          <wps:cNvPr id="33859976" name="Rectangle 10"/>
+                          <wps:cNvSpPr>
+                            <a:spLocks noChangeArrowheads="1"/>
+                          </wps:cNvSpPr>
+                          <wps:spPr bwMode="auto">
+                            <a:xfrm>
+                              <a:off x="1487170" y="356235"/>
+                              <a:ext cx="570865" cy="274955"/>
+                            </a:xfrm>
+                            <a:prstGeom prst="rect">
+                              <a:avLst/>
+                            </a:prstGeom>
+                            <a:noFill/>
+                            <a:ln>
+                              <a:noFill/>
+                            </a:ln>
+                            <a:extLst>
+                              <a:ext uri="{909E8E84-426E-40DD-AFC4-6F175D3DCCD1}">
+                                <a14:hiddenFill xmlns:a14="http://schemas.microsoft.com/office/drawing/2010/main">
+                                  <a:solidFill>
+                                    <a:srgbClr val="FFFFFF"/>
+                                  </a:solidFill>
+                                </a14:hiddenFill>
+                              </a:ext>
+                              <a:ext uri="{91240B29-F687-4F45-9708-019B960494DF}">
+                                <a14:hiddenLine xmlns:a14="http://schemas.microsoft.com/office/drawing/2010/main" w="9525">
+                                  <a:solidFill>
+                                    <a:srgbClr val="000000"/>
+                                  </a:solidFill>
+                                  <a:miter lim="800000"/>
+                                  <a:headEnd/>
+                                  <a:tailEnd/>
+                                </a14:hiddenLine>
+                              </a:ext>
+                            </a:extLst>
+                          </wps:spPr>
+                          <wps:txbx>
+                            <w:txbxContent>
+                              <w:p>
+                                <w:r>
+                                  <w:rPr>
+                                    <w:rFonts w:ascii="Times New Roman" w:hAnsi="Times New Roman" w:cs="Times New Roman"/>
+                                    <w:color w:val="000000"/>
+                                  </w:rPr>
+                                  <w:t>LINE   IN</w:t>
+                                </w:r>
+                              </w:p>
+                            </w:txbxContent>
+                          </wps:txbx>
+                          <wps:bodyPr rot="0" vert="horz" wrap="none" lIns="0" tIns="0" rIns="0" bIns="0" anchor="t" anchorCtr="0">
+                            <a:spAutoFit/>
+                          </wps:bodyPr>
+                        </wps:wsp>
+                        <wps:wsp>
+                          <wps:cNvPr id="1661198978" name="Rectangle 11"/>
+                          <wps:cNvSpPr>
+                            <a:spLocks noChangeArrowheads="1"/>
+                          </wps:cNvSpPr>
+                          <wps:spPr bwMode="auto">
+                            <a:xfrm>
+                              <a:off x="970915" y="1795145"/>
+                              <a:ext cx="1210945" cy="274955"/>
+                            </a:xfrm>
+                            <a:prstGeom prst="rect">
+                              <a:avLst/>
+                            </a:prstGeom>
+                            <a:noFill/>
+                            <a:ln>
+                              <a:noFill/>
+                            </a:ln>
+                            <a:extLst>
+                              <a:ext uri="{909E8E84-426E-40DD-AFC4-6F175D3DCCD1}">
+                                <a14:hiddenFill xmlns:a14="http://schemas.microsoft.com/office/drawing/2010/main">
+                                  <a:solidFill>
+                                    <a:srgbClr val="FFFFFF"/>
+                                  </a:solidFill>
+                                </a14:hiddenFill>
+                              </a:ext>
+                              <a:ext uri="{91240B29-F687-4F45-9708-019B960494DF}">
+                                <a14:hiddenLine xmlns:a14="http://schemas.microsoft.com/office/drawing/2010/main" w="9525">
+                                  <a:solidFill>
+                                    <a:srgbClr val="000000"/>
+                                  </a:solidFill>
+                                  <a:miter lim="800000"/>
+                                  <a:headEnd/>
+                                  <a:tailEnd/>
+                                </a14:hiddenLine>
+                              </a:ext>
+                            </a:extLst>
+                          </wps:spPr>
+                          <wps:txbx>
+                            <w:txbxContent>
+                              <w:p>
+                                <w:proofErr w:type="gramStart"/>
+                                <w:r>
+                                  <w:rPr>
+                                    <w:rFonts w:ascii="Times New Roman" w:hAnsi="Times New Roman" w:cs="Times New Roman"/>
+                                    <w:color w:val="000000"/>
+                                  </w:rPr>
+                                  <w:t>HEADPHONE  OUT</w:t>
+                                </w:r>
+                                <w:proofErr w:type="gramEnd"/>
+                              </w:p>
+                            </w:txbxContent>
+                          </wps:txbx>
+                          <wps:bodyPr rot="0" vert="horz" wrap="none" lIns="0" tIns="0" rIns="0" bIns="0" anchor="t" anchorCtr="0">
+                            <a:spAutoFit/>
+                          </wps:bodyPr>
+                        </wps:wsp>
+                        <wpg:grpSp>
+                          <wpg:cNvPr id="1652711687" name="Group 14"/>
+                          <wpg:cNvGrpSpPr>
+                            <a:grpSpLocks/>
+                          </wpg:cNvGrpSpPr>
+                          <wpg:grpSpPr bwMode="auto">
+                            <a:xfrm>
+                              <a:off x="2606040" y="601980"/>
+                              <a:ext cx="1438275" cy="98425"/>
+                              <a:chOff x="4104" y="929"/>
+                              <a:chExt cx="2265" cy="155"/>
+                            </a:xfrm>
+                          </wpg:grpSpPr>
+                          <wps:wsp>
+                            <wps:cNvPr id="354800884" name="Freeform 12"/>
+                            <wps:cNvSpPr>
+                              <a:spLocks/>
+                            </wps:cNvSpPr>
+                            <wps:spPr bwMode="auto">
+                              <a:xfrm>
+                                <a:off x="6156" y="929"/>
+                                <a:ext cx="213" cy="155"/>
+                              </a:xfrm>
+                              <a:custGeom>
+                                <a:avLst/>
+                                <a:gdLst>
+                                  <a:gd name="T0" fmla="*/ 213 w 213"/>
+                                  <a:gd name="T1" fmla="*/ 78 h 155"/>
+                                  <a:gd name="T2" fmla="*/ 0 w 213"/>
+                                  <a:gd name="T3" fmla="*/ 155 h 155"/>
+                                  <a:gd name="T4" fmla="*/ 0 w 213"/>
+                                  <a:gd name="T5" fmla="*/ 0 h 155"/>
+                                  <a:gd name="T6" fmla="*/ 213 w 213"/>
+                                  <a:gd name="T7" fmla="*/ 78 h 155"/>
+                                </a:gdLst>
+                                <a:ahLst/>
+                                <a:cxnLst>
+                                  <a:cxn ang="0">
+                                    <a:pos x="T0" y="T1"/>
+                                  </a:cxn>
+                                  <a:cxn ang="0">
+                                    <a:pos x="T2" y="T3"/>
+                                  </a:cxn>
+                                  <a:cxn ang="0">
+                                    <a:pos x="T4" y="T5"/>
+                                  </a:cxn>
+                                  <a:cxn ang="0">
+                                    <a:pos x="T6" y="T7"/>
+                                  </a:cxn>
+                                </a:cxnLst>
+                                <a:rect l="0" t="0" r="r" b="b"/>
+                                <a:pathLst>
+                                  <a:path w="213" h="155">
+                                    <a:moveTo>
+                                      <a:pt x="213" y="78"/>
+                                    </a:moveTo>
+                                    <a:lnTo>
+                                      <a:pt x="0" y="155"/>
+                                    </a:lnTo>
+                                    <a:lnTo>
+                                      <a:pt x="0" y="0"/>
+                                    </a:lnTo>
+                                    <a:lnTo>
+                                      <a:pt x="213" y="78"/>
+                                    </a:lnTo>
+                                    <a:close/>
+                                  </a:path>
+                                </a:pathLst>
+                              </a:custGeom>
+                              <a:solidFill>
+                                <a:srgbClr val="000000"/>
+                              </a:solidFill>
+                              <a:ln>
+                                <a:noFill/>
+                              </a:ln>
+                              <a:extLst>
+                                <a:ext uri="{91240B29-F687-4F45-9708-019B960494DF}">
+                                  <a14:hiddenLine xmlns:a14="http://schemas.microsoft.com/office/drawing/2010/main" w="9525">
+                                    <a:solidFill>
+                                      <a:srgbClr val="000000"/>
+                                    </a:solidFill>
+                                    <a:round/>
+                                    <a:headEnd/>
+                                    <a:tailEnd/>
+                                  </a14:hiddenLine>
+                                </a:ext>
+                              </a:extLst>
+                            </wps:spPr>
+                            <wps:bodyPr rot="0" vert="horz" wrap="square" lIns="91440" tIns="45720" rIns="91440" bIns="45720" anchor="t" anchorCtr="0" upright="1">
+                              <a:noAutofit/>
+                            </wps:bodyPr>
+                          </wps:wsp>
+                          <wps:wsp>
+                            <wps:cNvPr id="373139974" name="Line 13"/>
+                            <wps:cNvCnPr>
+                              <a:cxnSpLocks noChangeShapeType="1"/>
+                            </wps:cNvCnPr>
+                            <wps:spPr bwMode="auto">
+                              <a:xfrm flipH="1">
+                                <a:off x="4104" y="1007"/>
+                                <a:ext cx="2207" cy="0"/>
+                              </a:xfrm>
+                              <a:prstGeom prst="line">
+                                <a:avLst/>
+                              </a:prstGeom>
+                              <a:noFill/>
+                              <a:ln w="12065">
+                                <a:solidFill>
+                                  <a:srgbClr val="000000"/>
+                                </a:solidFill>
+                                <a:prstDash val="solid"/>
+                                <a:round/>
+                                <a:headEnd/>
+                                <a:tailEnd/>
+                              </a:ln>
+                              <a:extLst>
+                                <a:ext uri="{909E8E84-426E-40DD-AFC4-6F175D3DCCD1}">
+                                  <a14:hiddenFill xmlns:a14="http://schemas.microsoft.com/office/drawing/2010/main">
+                                    <a:noFill/>
+                                  </a14:hiddenFill>
+                                </a:ext>
+                              </a:extLst>
+                            </wps:spPr>
+                            <wps:bodyPr/>
+                          </wps:wsp>
+                        </wpg:grpSp>
+                        <wps:wsp>
+                          <wps:cNvPr id="1923914919" name="Rectangle 15"/>
+                          <wps:cNvSpPr>
+                            <a:spLocks noChangeArrowheads="1"/>
+                          </wps:cNvSpPr>
+                          <wps:spPr bwMode="auto">
+                            <a:xfrm>
+                              <a:off x="1776095" y="583565"/>
+                              <a:ext cx="197485" cy="135890"/>
+                            </a:xfrm>
+                            <a:prstGeom prst="rect">
+                              <a:avLst/>
+                            </a:prstGeom>
+                            <a:solidFill>
+                              <a:srgbClr val="FFFFFF"/>
+                            </a:solidFill>
+                            <a:ln w="12065">
+                              <a:solidFill>
+                                <a:srgbClr val="000000"/>
+                              </a:solidFill>
+                              <a:prstDash val="solid"/>
+                              <a:miter lim="800000"/>
+                              <a:headEnd/>
+                              <a:tailEnd/>
+                            </a:ln>
+                          </wps:spPr>
+                          <wps:bodyPr rot="0" vert="horz" wrap="square" lIns="91440" tIns="45720" rIns="91440" bIns="45720" anchor="t" anchorCtr="0" upright="1">
+                            <a:noAutofit/>
+                          </wps:bodyPr>
+                        </wps:wsp>
+                        <wps:wsp>
+                          <wps:cNvPr id="2087891780" name="Rectangle 16"/>
+                          <wps:cNvSpPr>
+                            <a:spLocks noChangeArrowheads="1"/>
+                          </wps:cNvSpPr>
+                          <wps:spPr bwMode="auto">
+                            <a:xfrm>
+                              <a:off x="1776095" y="2021840"/>
+                              <a:ext cx="197485" cy="123825"/>
+                            </a:xfrm>
+                            <a:prstGeom prst="rect">
+                              <a:avLst/>
+                            </a:prstGeom>
+                            <a:solidFill>
+                              <a:srgbClr val="FFFFFF"/>
+                            </a:solidFill>
+                            <a:ln w="12065">
+                              <a:solidFill>
+                                <a:srgbClr val="000000"/>
+                              </a:solidFill>
+                              <a:prstDash val="solid"/>
+                              <a:miter lim="800000"/>
+                              <a:headEnd/>
+                              <a:tailEnd/>
+                            </a:ln>
+                          </wps:spPr>
+                          <wps:bodyPr rot="0" vert="horz" wrap="square" lIns="91440" tIns="45720" rIns="91440" bIns="45720" anchor="t" anchorCtr="0" upright="1">
+                            <a:noAutofit/>
+                          </wps:bodyPr>
+                        </wps:wsp>
+                        <wpg:grpSp>
+                          <wpg:cNvPr id="2147018393" name="Group 21"/>
+                          <wpg:cNvGrpSpPr>
+                            <a:grpSpLocks/>
+                          </wpg:cNvGrpSpPr>
+                          <wpg:grpSpPr bwMode="auto">
+                            <a:xfrm>
+                              <a:off x="860425" y="601980"/>
+                              <a:ext cx="922020" cy="98425"/>
+                              <a:chOff x="1355" y="929"/>
+                              <a:chExt cx="1452" cy="155"/>
+                            </a:xfrm>
+                          </wpg:grpSpPr>
+                          <wps:wsp>
+                            <wps:cNvPr id="551926864" name="Freeform 19"/>
+                            <wps:cNvSpPr>
+                              <a:spLocks/>
+                            </wps:cNvSpPr>
+                            <wps:spPr bwMode="auto">
+                              <a:xfrm>
+                                <a:off x="2594" y="929"/>
+                                <a:ext cx="213" cy="155"/>
+                              </a:xfrm>
+                              <a:custGeom>
+                                <a:avLst/>
+                                <a:gdLst>
+                                  <a:gd name="T0" fmla="*/ 213 w 213"/>
+                                  <a:gd name="T1" fmla="*/ 78 h 155"/>
+                                  <a:gd name="T2" fmla="*/ 0 w 213"/>
+                                  <a:gd name="T3" fmla="*/ 155 h 155"/>
+                                  <a:gd name="T4" fmla="*/ 0 w 213"/>
+                                  <a:gd name="T5" fmla="*/ 0 h 155"/>
+                                  <a:gd name="T6" fmla="*/ 213 w 213"/>
+                                  <a:gd name="T7" fmla="*/ 78 h 155"/>
+                                </a:gdLst>
+                                <a:ahLst/>
+                                <a:cxnLst>
+                                  <a:cxn ang="0">
+                                    <a:pos x="T0" y="T1"/>
+                                  </a:cxn>
+                                  <a:cxn ang="0">
+                                    <a:pos x="T2" y="T3"/>
+                                  </a:cxn>
+                                  <a:cxn ang="0">
+                                    <a:pos x="T4" y="T5"/>
+                                  </a:cxn>
+                                  <a:cxn ang="0">
+                                    <a:pos x="T6" y="T7"/>
+                                  </a:cxn>
+                                </a:cxnLst>
+                                <a:rect l="0" t="0" r="r" b="b"/>
+                                <a:pathLst>
+                                  <a:path w="213" h="155">
+                                    <a:moveTo>
+                                      <a:pt x="213" y="78"/>
+                                    </a:moveTo>
+                                    <a:lnTo>
+                                      <a:pt x="0" y="155"/>
+                                    </a:lnTo>
+                                    <a:lnTo>
+                                      <a:pt x="0" y="0"/>
+                                    </a:lnTo>
+                                    <a:lnTo>
+                                      <a:pt x="213" y="78"/>
+                                    </a:lnTo>
+                                    <a:close/>
+                                  </a:path>
+                                </a:pathLst>
+                              </a:custGeom>
+                              <a:solidFill>
+                                <a:srgbClr val="000000"/>
+                              </a:solidFill>
+                              <a:ln>
+                                <a:noFill/>
+                              </a:ln>
+                              <a:extLst>
+                                <a:ext uri="{91240B29-F687-4F45-9708-019B960494DF}">
+                                  <a14:hiddenLine xmlns:a14="http://schemas.microsoft.com/office/drawing/2010/main" w="9525">
+                                    <a:solidFill>
+                                      <a:srgbClr val="000000"/>
+                                    </a:solidFill>
+                                    <a:round/>
+                                    <a:headEnd/>
+                                    <a:tailEnd/>
+                                  </a14:hiddenLine>
+                                </a:ext>
+                              </a:extLst>
+                            </wps:spPr>
+                            <wps:bodyPr rot="0" vert="horz" wrap="square" lIns="91440" tIns="45720" rIns="91440" bIns="45720" anchor="t" anchorCtr="0" upright="1">
+                              <a:noAutofit/>
+                            </wps:bodyPr>
+                          </wps:wsp>
+                          <wps:wsp>
+                            <wps:cNvPr id="642841591" name="Line 20"/>
+                            <wps:cNvCnPr>
+                              <a:cxnSpLocks noChangeShapeType="1"/>
+                            </wps:cNvCnPr>
+                            <wps:spPr bwMode="auto">
+                              <a:xfrm flipH="1">
+                                <a:off x="1355" y="1007"/>
+                                <a:ext cx="1394" cy="0"/>
+                              </a:xfrm>
+                              <a:prstGeom prst="line">
+                                <a:avLst/>
+                              </a:prstGeom>
+                              <a:noFill/>
+                              <a:ln w="12065">
+                                <a:solidFill>
+                                  <a:srgbClr val="000000"/>
+                                </a:solidFill>
+                                <a:prstDash val="solid"/>
+                                <a:round/>
+                                <a:headEnd/>
+                                <a:tailEnd/>
+                              </a:ln>
+                              <a:extLst>
+                                <a:ext uri="{909E8E84-426E-40DD-AFC4-6F175D3DCCD1}">
+                                  <a14:hiddenFill xmlns:a14="http://schemas.microsoft.com/office/drawing/2010/main">
+                                    <a:noFill/>
+                                  </a14:hiddenFill>
+                                </a:ext>
+                              </a:extLst>
+                            </wps:spPr>
+                            <wps:bodyPr/>
+                          </wps:wsp>
+                        </wpg:grpSp>
+                        <wps:wsp>
+                          <wps:cNvPr id="2116193921" name="Rectangle 22"/>
+                          <wps:cNvSpPr>
+                            <a:spLocks noChangeArrowheads="1"/>
+                          </wps:cNvSpPr>
+                          <wps:spPr bwMode="auto">
+                            <a:xfrm>
+                              <a:off x="3896995" y="1167765"/>
+                              <a:ext cx="473710" cy="274955"/>
+                            </a:xfrm>
+                            <a:prstGeom prst="rect">
+                              <a:avLst/>
+                            </a:prstGeom>
+                            <a:noFill/>
+                            <a:ln>
+                              <a:noFill/>
+                            </a:ln>
+                            <a:extLst>
+                              <a:ext uri="{909E8E84-426E-40DD-AFC4-6F175D3DCCD1}">
+                                <a14:hiddenFill xmlns:a14="http://schemas.microsoft.com/office/drawing/2010/main">
+                                  <a:solidFill>
+                                    <a:srgbClr val="FFFFFF"/>
+                                  </a:solidFill>
+                                </a14:hiddenFill>
+                              </a:ext>
+                              <a:ext uri="{91240B29-F687-4F45-9708-019B960494DF}">
+                                <a14:hiddenLine xmlns:a14="http://schemas.microsoft.com/office/drawing/2010/main" w="9525">
+                                  <a:solidFill>
+                                    <a:srgbClr val="000000"/>
+                                  </a:solidFill>
+                                  <a:miter lim="800000"/>
+                                  <a:headEnd/>
+                                  <a:tailEnd/>
+                                </a14:hiddenLine>
+                              </a:ext>
+                            </a:extLst>
+                          </wps:spPr>
+                          <wps:txbx>
+                            <w:txbxContent>
+                              <w:p>
+                                <w:r>
+                                  <w:rPr>
+                                    <w:rFonts w:ascii="Times New Roman" w:hAnsi="Times New Roman" w:cs="Times New Roman"/>
+                                    <w:color w:val="000000"/>
+                                  </w:rPr>
+                                  <w:t>adaptive</w:t>
+                                </w:r>
+                              </w:p>
+                            </w:txbxContent>
+                          </wps:txbx>
+                          <wps:bodyPr rot="0" vert="horz" wrap="none" lIns="0" tIns="0" rIns="0" bIns="0" anchor="t" anchorCtr="0">
+                            <a:spAutoFit/>
+                          </wps:bodyPr>
+                        </wps:wsp>
+                        <wps:wsp>
+                          <wps:cNvPr id="1138748176" name="Rectangle 23"/>
+                          <wps:cNvSpPr>
+                            <a:spLocks noChangeArrowheads="1"/>
+                          </wps:cNvSpPr>
+                          <wps:spPr bwMode="auto">
+                            <a:xfrm>
+                              <a:off x="4007485" y="1352550"/>
+                              <a:ext cx="271780" cy="274955"/>
+                            </a:xfrm>
+                            <a:prstGeom prst="rect">
+                              <a:avLst/>
+                            </a:prstGeom>
+                            <a:noFill/>
+                            <a:ln>
+                              <a:noFill/>
+                            </a:ln>
+                            <a:extLst>
+                              <a:ext uri="{909E8E84-426E-40DD-AFC4-6F175D3DCCD1}">
+                                <a14:hiddenFill xmlns:a14="http://schemas.microsoft.com/office/drawing/2010/main">
+                                  <a:solidFill>
+                                    <a:srgbClr val="FFFFFF"/>
+                                  </a:solidFill>
+                                </a14:hiddenFill>
+                              </a:ext>
+                              <a:ext uri="{91240B29-F687-4F45-9708-019B960494DF}">
+                                <a14:hiddenLine xmlns:a14="http://schemas.microsoft.com/office/drawing/2010/main" w="9525">
+                                  <a:solidFill>
+                                    <a:srgbClr val="000000"/>
+                                  </a:solidFill>
+                                  <a:miter lim="800000"/>
+                                  <a:headEnd/>
+                                  <a:tailEnd/>
+                                </a14:hiddenLine>
+                              </a:ext>
+                            </a:extLst>
+                          </wps:spPr>
+                          <wps:txbx>
+                            <w:txbxContent>
+                              <w:p>
+                                <w:r>
+                                  <w:rPr>
+                                    <w:rFonts w:ascii="Times New Roman" w:hAnsi="Times New Roman" w:cs="Times New Roman"/>
+                                    <w:color w:val="000000"/>
+                                  </w:rPr>
+                                  <w:t>filter</w:t>
+                                </w:r>
+                              </w:p>
+                            </w:txbxContent>
+                          </wps:txbx>
+                          <wps:bodyPr rot="0" vert="horz" wrap="none" lIns="0" tIns="0" rIns="0" bIns="0" anchor="t" anchorCtr="0">
+                            <a:spAutoFit/>
+                          </wps:bodyPr>
+                        </wps:wsp>
+                        <wps:wsp>
+                          <wps:cNvPr id="229758923" name="Oval 24"/>
+                          <wps:cNvSpPr>
+                            <a:spLocks noChangeArrowheads="1"/>
+                          </wps:cNvSpPr>
+                          <wps:spPr bwMode="auto">
+                            <a:xfrm>
+                              <a:off x="4037965" y="546735"/>
+                              <a:ext cx="197485" cy="197485"/>
+                            </a:xfrm>
+                            <a:prstGeom prst="ellipse">
+                              <a:avLst/>
+                            </a:prstGeom>
+                            <a:solidFill>
+                              <a:srgbClr val="FFFFFF"/>
+                            </a:solidFill>
+                            <a:ln w="12065">
+                              <a:solidFill>
+                                <a:srgbClr val="000000"/>
+                              </a:solidFill>
+                              <a:prstDash val="solid"/>
+                              <a:round/>
+                              <a:headEnd/>
+                              <a:tailEnd/>
+                            </a:ln>
+                          </wps:spPr>
+                          <wps:bodyPr rot="0" vert="horz" wrap="square" lIns="91440" tIns="45720" rIns="91440" bIns="45720" anchor="t" anchorCtr="0" upright="1">
+                            <a:noAutofit/>
+                          </wps:bodyPr>
+                        </wps:wsp>
+                        <wpg:grpSp>
+                          <wpg:cNvPr id="147202163" name="Group 27"/>
+                          <wpg:cNvGrpSpPr>
+                            <a:grpSpLocks/>
+                          </wpg:cNvGrpSpPr>
+                          <wpg:grpSpPr bwMode="auto">
+                            <a:xfrm>
+                              <a:off x="4093210" y="749935"/>
+                              <a:ext cx="98425" cy="319405"/>
+                              <a:chOff x="6446" y="1162"/>
+                              <a:chExt cx="155" cy="503"/>
+                            </a:xfrm>
+                          </wpg:grpSpPr>
+                          <wps:wsp>
+                            <wps:cNvPr id="371380649" name="Freeform 25"/>
+                            <wps:cNvSpPr>
+                              <a:spLocks/>
+                            </wps:cNvSpPr>
+                            <wps:spPr bwMode="auto">
+                              <a:xfrm>
+                                <a:off x="6446" y="1162"/>
+                                <a:ext cx="155" cy="213"/>
+                              </a:xfrm>
+                              <a:custGeom>
+                                <a:avLst/>
+                                <a:gdLst>
+                                  <a:gd name="T0" fmla="*/ 78 w 155"/>
+                                  <a:gd name="T1" fmla="*/ 0 h 213"/>
+                                  <a:gd name="T2" fmla="*/ 155 w 155"/>
+                                  <a:gd name="T3" fmla="*/ 213 h 213"/>
+                                  <a:gd name="T4" fmla="*/ 0 w 155"/>
+                                  <a:gd name="T5" fmla="*/ 213 h 213"/>
+                                  <a:gd name="T6" fmla="*/ 78 w 155"/>
+                                  <a:gd name="T7" fmla="*/ 0 h 213"/>
+                                </a:gdLst>
+                                <a:ahLst/>
+                                <a:cxnLst>
+                                  <a:cxn ang="0">
+                                    <a:pos x="T0" y="T1"/>
+                                  </a:cxn>
+                                  <a:cxn ang="0">
+                                    <a:pos x="T2" y="T3"/>
+                                  </a:cxn>
+                                  <a:cxn ang="0">
+                                    <a:pos x="T4" y="T5"/>
+                                  </a:cxn>
+                                  <a:cxn ang="0">
+                                    <a:pos x="T6" y="T7"/>
+                                  </a:cxn>
+                                </a:cxnLst>
+                                <a:rect l="0" t="0" r="r" b="b"/>
+                                <a:pathLst>
+                                  <a:path w="155" h="213">
+                                    <a:moveTo>
+                                      <a:pt x="78" y="0"/>
+                                    </a:moveTo>
+                                    <a:lnTo>
+                                      <a:pt x="155" y="213"/>
+                                    </a:lnTo>
+                                    <a:lnTo>
+                                      <a:pt x="0" y="213"/>
+                                    </a:lnTo>
+                                    <a:lnTo>
+                                      <a:pt x="78" y="0"/>
+                                    </a:lnTo>
+                                    <a:close/>
+                                  </a:path>
+                                </a:pathLst>
+                              </a:custGeom>
+                              <a:solidFill>
+                                <a:srgbClr val="000000"/>
+                              </a:solidFill>
+                              <a:ln>
+                                <a:noFill/>
+                              </a:ln>
+                              <a:extLst>
+                                <a:ext uri="{91240B29-F687-4F45-9708-019B960494DF}">
+                                  <a14:hiddenLine xmlns:a14="http://schemas.microsoft.com/office/drawing/2010/main" w="9525">
+                                    <a:solidFill>
+                                      <a:srgbClr val="000000"/>
+                                    </a:solidFill>
+                                    <a:round/>
+                                    <a:headEnd/>
+                                    <a:tailEnd/>
+                                  </a14:hiddenLine>
+                                </a:ext>
+                              </a:extLst>
+                            </wps:spPr>
+                            <wps:bodyPr rot="0" vert="horz" wrap="square" lIns="91440" tIns="45720" rIns="91440" bIns="45720" anchor="t" anchorCtr="0" upright="1">
+                              <a:noAutofit/>
+                            </wps:bodyPr>
+                          </wps:wsp>
+                          <wps:wsp>
+                            <wps:cNvPr id="856205854" name="Line 26"/>
+                            <wps:cNvCnPr>
+                              <a:cxnSpLocks noChangeShapeType="1"/>
+                            </wps:cNvCnPr>
+                            <wps:spPr bwMode="auto">
+                              <a:xfrm>
+                                <a:off x="6524" y="1200"/>
+                                <a:ext cx="0" cy="465"/>
+                              </a:xfrm>
+                              <a:prstGeom prst="line">
+                                <a:avLst/>
+                              </a:prstGeom>
+                              <a:noFill/>
+                              <a:ln w="12065">
+                                <a:solidFill>
+                                  <a:srgbClr val="000000"/>
+                                </a:solidFill>
+                                <a:prstDash val="solid"/>
+                                <a:round/>
+                                <a:headEnd/>
+                                <a:tailEnd/>
+                              </a:ln>
+                              <a:extLst>
+                                <a:ext uri="{909E8E84-426E-40DD-AFC4-6F175D3DCCD1}">
+                                  <a14:hiddenFill xmlns:a14="http://schemas.microsoft.com/office/drawing/2010/main">
+                                    <a:noFill/>
+                                  </a14:hiddenFill>
+                                </a:ext>
+                              </a:extLst>
+                            </wps:spPr>
+                            <wps:bodyPr/>
+                          </wps:wsp>
+                        </wpg:grpSp>
+                        <wps:wsp>
+                          <wps:cNvPr id="966575617" name="Line 28"/>
+                          <wps:cNvCnPr>
+                            <a:cxnSpLocks noChangeShapeType="1"/>
+                          </wps:cNvCnPr>
+                          <wps:spPr bwMode="auto">
+                            <a:xfrm flipH="1">
+                              <a:off x="4241165" y="651510"/>
+                              <a:ext cx="356235" cy="0"/>
+                            </a:xfrm>
+                            <a:prstGeom prst="line">
+                              <a:avLst/>
+                            </a:prstGeom>
+                            <a:noFill/>
+                            <a:ln w="12065">
+                              <a:solidFill>
+                                <a:srgbClr val="000000"/>
+                              </a:solidFill>
+                              <a:prstDash val="solid"/>
+                              <a:round/>
+                              <a:headEnd/>
+                              <a:tailEnd/>
+                            </a:ln>
+                            <a:extLst>
+                              <a:ext uri="{909E8E84-426E-40DD-AFC4-6F175D3DCCD1}">
+                                <a14:hiddenFill xmlns:a14="http://schemas.microsoft.com/office/drawing/2010/main">
+                                  <a:noFill/>
+                                </a14:hiddenFill>
+                              </a:ext>
+                            </a:extLst>
+                          </wps:spPr>
+                          <wps:bodyPr/>
+                        </wps:wsp>
+                        <wps:wsp>
+                          <wps:cNvPr id="283969464" name="Line 29"/>
+                          <wps:cNvCnPr>
+                            <a:cxnSpLocks noChangeShapeType="1"/>
+                          </wps:cNvCnPr>
+                          <wps:spPr bwMode="auto">
+                            <a:xfrm>
+                              <a:off x="4597400" y="651510"/>
+                              <a:ext cx="0" cy="417830"/>
+                            </a:xfrm>
+                            <a:prstGeom prst="line">
+                              <a:avLst/>
+                            </a:prstGeom>
+                            <a:noFill/>
+                            <a:ln w="12065">
+                              <a:solidFill>
+                                <a:srgbClr val="000000"/>
+                              </a:solidFill>
+                              <a:prstDash val="solid"/>
+                              <a:round/>
+                              <a:headEnd/>
+                              <a:tailEnd/>
+                            </a:ln>
+                            <a:extLst>
+                              <a:ext uri="{909E8E84-426E-40DD-AFC4-6F175D3DCCD1}">
+                                <a14:hiddenFill xmlns:a14="http://schemas.microsoft.com/office/drawing/2010/main">
+                                  <a:noFill/>
+                                </a14:hiddenFill>
+                              </a:ext>
+                            </a:extLst>
+                          </wps:spPr>
+                          <wps:bodyPr/>
+                        </wps:wsp>
+                        <wpg:grpSp>
+                          <wpg:cNvPr id="273738660" name="Group 32"/>
+                          <wpg:cNvGrpSpPr>
+                            <a:grpSpLocks/>
+                          </wpg:cNvGrpSpPr>
+                          <wpg:grpSpPr bwMode="auto">
+                            <a:xfrm>
+                              <a:off x="4093210" y="1696085"/>
+                              <a:ext cx="98425" cy="381635"/>
+                              <a:chOff x="6446" y="2652"/>
+                              <a:chExt cx="155" cy="601"/>
+                            </a:xfrm>
+                          </wpg:grpSpPr>
+                          <wps:wsp>
+                            <wps:cNvPr id="87702235" name="Freeform 30"/>
+                            <wps:cNvSpPr>
+                              <a:spLocks/>
+                            </wps:cNvSpPr>
+                            <wps:spPr bwMode="auto">
+                              <a:xfrm>
+                                <a:off x="6446" y="2652"/>
+                                <a:ext cx="155" cy="213"/>
+                              </a:xfrm>
+                              <a:custGeom>
+                                <a:avLst/>
+                                <a:gdLst>
+                                  <a:gd name="T0" fmla="*/ 78 w 155"/>
+                                  <a:gd name="T1" fmla="*/ 0 h 213"/>
+                                  <a:gd name="T2" fmla="*/ 155 w 155"/>
+                                  <a:gd name="T3" fmla="*/ 213 h 213"/>
+                                  <a:gd name="T4" fmla="*/ 0 w 155"/>
+                                  <a:gd name="T5" fmla="*/ 213 h 213"/>
+                                  <a:gd name="T6" fmla="*/ 78 w 155"/>
+                                  <a:gd name="T7" fmla="*/ 0 h 213"/>
+                                </a:gdLst>
+                                <a:ahLst/>
+                                <a:cxnLst>
+                                  <a:cxn ang="0">
+                                    <a:pos x="T0" y="T1"/>
+                                  </a:cxn>
+                                  <a:cxn ang="0">
+                                    <a:pos x="T2" y="T3"/>
+                                  </a:cxn>
+                                  <a:cxn ang="0">
+                                    <a:pos x="T4" y="T5"/>
+                                  </a:cxn>
+                                  <a:cxn ang="0">
+                                    <a:pos x="T6" y="T7"/>
+                                  </a:cxn>
+                                </a:cxnLst>
+                                <a:rect l="0" t="0" r="r" b="b"/>
+                                <a:pathLst>
+                                  <a:path w="155" h="213">
+                                    <a:moveTo>
+                                      <a:pt x="78" y="0"/>
+                                    </a:moveTo>
+                                    <a:lnTo>
+                                      <a:pt x="155" y="213"/>
+                                    </a:lnTo>
+                                    <a:lnTo>
+                                      <a:pt x="0" y="213"/>
+                                    </a:lnTo>
+                                    <a:lnTo>
+                                      <a:pt x="78" y="0"/>
+                                    </a:lnTo>
+                                    <a:close/>
+                                  </a:path>
+                                </a:pathLst>
+                              </a:custGeom>
+                              <a:solidFill>
+                                <a:srgbClr val="000000"/>
+                              </a:solidFill>
+                              <a:ln>
+                                <a:noFill/>
+                              </a:ln>
+                              <a:extLst>
+                                <a:ext uri="{91240B29-F687-4F45-9708-019B960494DF}">
+                                  <a14:hiddenLine xmlns:a14="http://schemas.microsoft.com/office/drawing/2010/main" w="9525">
+                                    <a:solidFill>
+                                      <a:srgbClr val="000000"/>
+                                    </a:solidFill>
+                                    <a:round/>
+                                    <a:headEnd/>
+                                    <a:tailEnd/>
+                                  </a14:hiddenLine>
+                                </a:ext>
+                              </a:extLst>
+                            </wps:spPr>
+                            <wps:bodyPr rot="0" vert="horz" wrap="square" lIns="91440" tIns="45720" rIns="91440" bIns="45720" anchor="t" anchorCtr="0" upright="1">
+                              <a:noAutofit/>
+                            </wps:bodyPr>
+                          </wps:wsp>
+                          <wps:wsp>
+                            <wps:cNvPr id="1656914103" name="Line 31"/>
+                            <wps:cNvCnPr>
+                              <a:cxnSpLocks noChangeShapeType="1"/>
+                            </wps:cNvCnPr>
+                            <wps:spPr bwMode="auto">
+                              <a:xfrm>
+                                <a:off x="6524" y="2691"/>
+                                <a:ext cx="0" cy="562"/>
+                              </a:xfrm>
+                              <a:prstGeom prst="line">
+                                <a:avLst/>
+                              </a:prstGeom>
+                              <a:noFill/>
+                              <a:ln w="12065">
+                                <a:solidFill>
+                                  <a:srgbClr val="000000"/>
+                                </a:solidFill>
+                                <a:prstDash val="solid"/>
+                                <a:round/>
+                                <a:headEnd/>
+                                <a:tailEnd/>
+                              </a:ln>
+                              <a:extLst>
+                                <a:ext uri="{909E8E84-426E-40DD-AFC4-6F175D3DCCD1}">
+                                  <a14:hiddenFill xmlns:a14="http://schemas.microsoft.com/office/drawing/2010/main">
+                                    <a:noFill/>
+                                  </a14:hiddenFill>
+                                </a:ext>
+                              </a:extLst>
+                            </wps:spPr>
+                            <wps:bodyPr/>
+                          </wps:wsp>
+                        </wpg:grpSp>
+                        <wps:wsp>
+                          <wps:cNvPr id="1447500291" name="Rectangle 33"/>
+                          <wps:cNvSpPr>
+                            <a:spLocks noChangeArrowheads="1"/>
+                          </wps:cNvSpPr>
+                          <wps:spPr bwMode="auto">
+                            <a:xfrm>
+                              <a:off x="3896995" y="430530"/>
+                              <a:ext cx="79375" cy="274955"/>
+                            </a:xfrm>
+                            <a:prstGeom prst="rect">
+                              <a:avLst/>
+                            </a:prstGeom>
+                            <a:noFill/>
+                            <a:ln>
+                              <a:noFill/>
+                            </a:ln>
+                            <a:extLst>
+                              <a:ext uri="{909E8E84-426E-40DD-AFC4-6F175D3DCCD1}">
+                                <a14:hiddenFill xmlns:a14="http://schemas.microsoft.com/office/drawing/2010/main">
+                                  <a:solidFill>
+                                    <a:srgbClr val="FFFFFF"/>
+                                  </a:solidFill>
+                                </a14:hiddenFill>
+                              </a:ext>
+                              <a:ext uri="{91240B29-F687-4F45-9708-019B960494DF}">
+                                <a14:hiddenLine xmlns:a14="http://schemas.microsoft.com/office/drawing/2010/main" w="9525">
+                                  <a:solidFill>
+                                    <a:srgbClr val="000000"/>
+                                  </a:solidFill>
+                                  <a:miter lim="800000"/>
+                                  <a:headEnd/>
+                                  <a:tailEnd/>
+                                </a14:hiddenLine>
+                              </a:ext>
+                            </a:extLst>
+                          </wps:spPr>
+                          <wps:txbx>
+                            <w:txbxContent>
+                              <w:p>
+                                <w:r>
+                                  <w:rPr>
+                                    <w:rFonts w:ascii="Times New Roman" w:hAnsi="Times New Roman" w:cs="Times New Roman"/>
+                                    <w:color w:val="000000"/>
+                                  </w:rPr>
+                                  <w:t>+</w:t>
+                                </w:r>
+                              </w:p>
+                            </w:txbxContent>
+                          </wps:txbx>
+                          <wps:bodyPr rot="0" vert="horz" wrap="none" lIns="0" tIns="0" rIns="0" bIns="0" anchor="t" anchorCtr="0">
+                            <a:spAutoFit/>
+                          </wps:bodyPr>
+                        </wps:wsp>
+                        <wps:wsp>
+                          <wps:cNvPr id="794191052" name="Rectangle 34"/>
+                          <wps:cNvSpPr>
+                            <a:spLocks noChangeArrowheads="1"/>
+                          </wps:cNvSpPr>
+                          <wps:spPr bwMode="auto">
+                            <a:xfrm>
+                              <a:off x="4241165" y="713105"/>
+                              <a:ext cx="46990" cy="274955"/>
+                            </a:xfrm>
+                            <a:prstGeom prst="rect">
+                              <a:avLst/>
+                            </a:prstGeom>
+                            <a:noFill/>
+                            <a:ln>
+                              <a:noFill/>
+                            </a:ln>
+                            <a:extLst>
+                              <a:ext uri="{909E8E84-426E-40DD-AFC4-6F175D3DCCD1}">
+                                <a14:hiddenFill xmlns:a14="http://schemas.microsoft.com/office/drawing/2010/main">
+                                  <a:solidFill>
+                                    <a:srgbClr val="FFFFFF"/>
+                                  </a:solidFill>
+                                </a14:hiddenFill>
+                              </a:ext>
+                              <a:ext uri="{91240B29-F687-4F45-9708-019B960494DF}">
+                                <a14:hiddenLine xmlns:a14="http://schemas.microsoft.com/office/drawing/2010/main" w="9525">
+                                  <a:solidFill>
+                                    <a:srgbClr val="000000"/>
+                                  </a:solidFill>
+                                  <a:miter lim="800000"/>
+                                  <a:headEnd/>
+                                  <a:tailEnd/>
+                                </a14:hiddenLine>
+                              </a:ext>
+                            </a:extLst>
+                          </wps:spPr>
+                          <wps:txbx>
+                            <w:txbxContent>
+                              <w:p>
+                                <w:r>
+                                  <w:rPr>
+                                    <w:rFonts w:ascii="Times New Roman" w:hAnsi="Times New Roman" w:cs="Times New Roman"/>
+                                    <w:color w:val="000000"/>
+                                  </w:rPr>
+                                  <w:t>-</w:t>
+                                </w:r>
+                              </w:p>
+                            </w:txbxContent>
+                          </wps:txbx>
+                          <wps:bodyPr rot="0" vert="horz" wrap="none" lIns="0" tIns="0" rIns="0" bIns="0" anchor="t" anchorCtr="0">
+                            <a:spAutoFit/>
+                          </wps:bodyPr>
+                        </wps:wsp>
+                        <wpg:grpSp>
+                          <wpg:cNvPr id="1224853915" name="Group 37"/>
+                          <wpg:cNvGrpSpPr>
+                            <a:grpSpLocks/>
+                          </wpg:cNvGrpSpPr>
+                          <wpg:grpSpPr bwMode="auto">
+                            <a:xfrm>
+                              <a:off x="3368040" y="2028190"/>
+                              <a:ext cx="1229360" cy="98425"/>
+                              <a:chOff x="5304" y="3175"/>
+                              <a:chExt cx="1936" cy="155"/>
+                            </a:xfrm>
+                          </wpg:grpSpPr>
+                          <wps:wsp>
+                            <wps:cNvPr id="2115884834" name="Freeform 35"/>
+                            <wps:cNvSpPr>
+                              <a:spLocks/>
+                            </wps:cNvSpPr>
+                            <wps:spPr bwMode="auto">
+                              <a:xfrm>
+                                <a:off x="5304" y="3175"/>
+                                <a:ext cx="213" cy="155"/>
+                              </a:xfrm>
+                              <a:custGeom>
+                                <a:avLst/>
+                                <a:gdLst>
+                                  <a:gd name="T0" fmla="*/ 0 w 213"/>
+                                  <a:gd name="T1" fmla="*/ 78 h 155"/>
+                                  <a:gd name="T2" fmla="*/ 213 w 213"/>
+                                  <a:gd name="T3" fmla="*/ 0 h 155"/>
+                                  <a:gd name="T4" fmla="*/ 213 w 213"/>
+                                  <a:gd name="T5" fmla="*/ 155 h 155"/>
+                                  <a:gd name="T6" fmla="*/ 0 w 213"/>
+                                  <a:gd name="T7" fmla="*/ 78 h 155"/>
+                                </a:gdLst>
+                                <a:ahLst/>
+                                <a:cxnLst>
+                                  <a:cxn ang="0">
+                                    <a:pos x="T0" y="T1"/>
+                                  </a:cxn>
+                                  <a:cxn ang="0">
+                                    <a:pos x="T2" y="T3"/>
+                                  </a:cxn>
+                                  <a:cxn ang="0">
+                                    <a:pos x="T4" y="T5"/>
+                                  </a:cxn>
+                                  <a:cxn ang="0">
+                                    <a:pos x="T6" y="T7"/>
+                                  </a:cxn>
+                                </a:cxnLst>
+                                <a:rect l="0" t="0" r="r" b="b"/>
+                                <a:pathLst>
+                                  <a:path w="213" h="155">
+                                    <a:moveTo>
+                                      <a:pt x="0" y="78"/>
+                                    </a:moveTo>
+                                    <a:lnTo>
+                                      <a:pt x="213" y="0"/>
+                                    </a:lnTo>
+                                    <a:lnTo>
+                                      <a:pt x="213" y="155"/>
+                                    </a:lnTo>
+                                    <a:lnTo>
+                                      <a:pt x="0" y="78"/>
+                                    </a:lnTo>
+                                    <a:close/>
+                                  </a:path>
+                                </a:pathLst>
+                              </a:custGeom>
+                              <a:solidFill>
+                                <a:srgbClr val="000000"/>
+                              </a:solidFill>
+                              <a:ln>
+                                <a:noFill/>
+                              </a:ln>
+                              <a:extLst>
+                                <a:ext uri="{91240B29-F687-4F45-9708-019B960494DF}">
+                                  <a14:hiddenLine xmlns:a14="http://schemas.microsoft.com/office/drawing/2010/main" w="9525">
+                                    <a:solidFill>
+                                      <a:srgbClr val="000000"/>
+                                    </a:solidFill>
+                                    <a:round/>
+                                    <a:headEnd/>
+                                    <a:tailEnd/>
+                                  </a14:hiddenLine>
+                                </a:ext>
+                              </a:extLst>
+                            </wps:spPr>
+                            <wps:bodyPr rot="0" vert="horz" wrap="square" lIns="91440" tIns="45720" rIns="91440" bIns="45720" anchor="t" anchorCtr="0" upright="1">
+                              <a:noAutofit/>
+                            </wps:bodyPr>
+                          </wps:wsp>
+                          <wps:wsp>
+                            <wps:cNvPr id="568578471" name="Line 36"/>
+                            <wps:cNvCnPr>
+                              <a:cxnSpLocks noChangeShapeType="1"/>
+                            </wps:cNvCnPr>
+                            <wps:spPr bwMode="auto">
+                              <a:xfrm flipH="1">
+                                <a:off x="5343" y="3253"/>
+                                <a:ext cx="1897" cy="0"/>
+                              </a:xfrm>
+                              <a:prstGeom prst="line">
+                                <a:avLst/>
+                              </a:prstGeom>
+                              <a:noFill/>
+                              <a:ln w="12065">
+                                <a:solidFill>
+                                  <a:srgbClr val="000000"/>
+                                </a:solidFill>
+                                <a:prstDash val="solid"/>
+                                <a:round/>
+                                <a:headEnd/>
+                                <a:tailEnd/>
+                              </a:ln>
+                              <a:extLst>
+                                <a:ext uri="{909E8E84-426E-40DD-AFC4-6F175D3DCCD1}">
+                                  <a14:hiddenFill xmlns:a14="http://schemas.microsoft.com/office/drawing/2010/main">
+                                    <a:noFill/>
+                                  </a14:hiddenFill>
+                                </a:ext>
+                              </a:extLst>
+                            </wps:spPr>
+                            <wps:bodyPr/>
+                          </wps:wsp>
+                        </wpg:grpSp>
+                        <wps:wsp>
+                          <wps:cNvPr id="1368022238" name="Oval 38"/>
+                          <wps:cNvSpPr>
+                            <a:spLocks noChangeArrowheads="1"/>
+                          </wps:cNvSpPr>
+                          <wps:spPr bwMode="auto">
+                            <a:xfrm>
+                              <a:off x="4111625" y="2046605"/>
+                              <a:ext cx="62230" cy="62230"/>
+                            </a:xfrm>
+                            <a:prstGeom prst="ellipse">
+                              <a:avLst/>
+                            </a:prstGeom>
+                            <a:solidFill>
+                              <a:srgbClr val="000000"/>
+                            </a:solidFill>
+                            <a:ln w="12065">
+                              <a:solidFill>
+                                <a:srgbClr val="000000"/>
+                              </a:solidFill>
+                              <a:prstDash val="solid"/>
+                              <a:round/>
+                              <a:headEnd/>
+                              <a:tailEnd/>
+                            </a:ln>
+                          </wps:spPr>
+                          <wps:bodyPr rot="0" vert="horz" wrap="square" lIns="91440" tIns="45720" rIns="91440" bIns="45720" anchor="t" anchorCtr="0" upright="1">
+                            <a:noAutofit/>
+                          </wps:bodyPr>
+                        </wps:wsp>
+                        <wps:wsp>
+                          <wps:cNvPr id="199198933" name="Rectangle 39"/>
+                          <wps:cNvSpPr>
+                            <a:spLocks noChangeArrowheads="1"/>
+                          </wps:cNvSpPr>
+                          <wps:spPr bwMode="auto">
+                            <a:xfrm>
+                              <a:off x="4603115" y="1776095"/>
+                              <a:ext cx="615315" cy="615315"/>
+                            </a:xfrm>
+                            <a:prstGeom prst="rect">
+                              <a:avLst/>
+                            </a:prstGeom>
+                            <a:solidFill>
+                              <a:srgbClr val="FFFFFF"/>
+                            </a:solidFill>
+                            <a:ln w="12065">
+                              <a:solidFill>
+                                <a:srgbClr val="000000"/>
+                              </a:solidFill>
+                              <a:prstDash val="solid"/>
+                              <a:miter lim="800000"/>
+                              <a:headEnd/>
+                              <a:tailEnd/>
+                            </a:ln>
+                          </wps:spPr>
+                          <wps:bodyPr rot="0" vert="horz" wrap="square" lIns="91440" tIns="45720" rIns="91440" bIns="45720" anchor="t" anchorCtr="0" upright="1">
+                            <a:noAutofit/>
+                          </wps:bodyPr>
+                        </wps:wsp>
+                        <wps:wsp>
+                          <wps:cNvPr id="1771858139" name="Rectangle 40"/>
+                          <wps:cNvSpPr>
+                            <a:spLocks noChangeArrowheads="1"/>
+                          </wps:cNvSpPr>
+                          <wps:spPr bwMode="auto">
+                            <a:xfrm>
+                              <a:off x="4720590" y="1967230"/>
+                              <a:ext cx="342265" cy="274955"/>
+                            </a:xfrm>
+                            <a:prstGeom prst="rect">
+                              <a:avLst/>
+                            </a:prstGeom>
+                            <a:noFill/>
+                            <a:ln>
+                              <a:noFill/>
+                            </a:ln>
+                            <a:extLst>
+                              <a:ext uri="{909E8E84-426E-40DD-AFC4-6F175D3DCCD1}">
+                                <a14:hiddenFill xmlns:a14="http://schemas.microsoft.com/office/drawing/2010/main">
+                                  <a:solidFill>
+                                    <a:srgbClr val="FFFFFF"/>
+                                  </a:solidFill>
+                                </a14:hiddenFill>
+                              </a:ext>
+                              <a:ext uri="{91240B29-F687-4F45-9708-019B960494DF}">
+                                <a14:hiddenLine xmlns:a14="http://schemas.microsoft.com/office/drawing/2010/main" w="9525">
+                                  <a:solidFill>
+                                    <a:srgbClr val="000000"/>
+                                  </a:solidFill>
+                                  <a:miter lim="800000"/>
+                                  <a:headEnd/>
+                                  <a:tailEnd/>
+                                </a14:hiddenLine>
+                              </a:ext>
+                            </a:extLst>
+                          </wps:spPr>
+                          <wps:txbx>
+                            <w:txbxContent>
+                              <w:p>
+                                <w:r>
+                                  <w:rPr>
+                                    <w:rFonts w:ascii="Times New Roman" w:hAnsi="Times New Roman" w:cs="Times New Roman"/>
+                                    <w:color w:val="000000"/>
+                                  </w:rPr>
+                                  <w:t>PRBS</w:t>
+                                </w:r>
+                              </w:p>
+                            </w:txbxContent>
+                          </wps:txbx>
+                          <wps:bodyPr rot="0" vert="horz" wrap="none" lIns="0" tIns="0" rIns="0" bIns="0" anchor="t" anchorCtr="0">
+                            <a:spAutoFit/>
+                          </wps:bodyPr>
+                        </wps:wsp>
+                        <wps:wsp>
+                          <wps:cNvPr id="913658295" name="Line 41"/>
+                          <wps:cNvCnPr>
+                            <a:cxnSpLocks noChangeShapeType="1"/>
+                          </wps:cNvCnPr>
+                          <wps:spPr bwMode="auto">
+                            <a:xfrm flipH="1">
+                              <a:off x="860425" y="2077720"/>
+                              <a:ext cx="909955" cy="0"/>
+                            </a:xfrm>
+                            <a:prstGeom prst="line">
+                              <a:avLst/>
+                            </a:prstGeom>
+                            <a:noFill/>
+                            <a:ln w="12065">
+                              <a:solidFill>
+                                <a:srgbClr val="000000"/>
+                              </a:solidFill>
+                              <a:prstDash val="solid"/>
+                              <a:round/>
+                              <a:headEnd/>
+                              <a:tailEnd/>
+                            </a:ln>
+                            <a:extLst>
+                              <a:ext uri="{909E8E84-426E-40DD-AFC4-6F175D3DCCD1}">
+                                <a14:hiddenFill xmlns:a14="http://schemas.microsoft.com/office/drawing/2010/main">
+                                  <a:noFill/>
+                                </a14:hiddenFill>
+                              </a:ext>
+                            </a:extLst>
+                          </wps:spPr>
+                          <wps:bodyPr/>
+                        </wps:wsp>
+                        <wps:wsp>
+                          <wps:cNvPr id="1668887002" name="Rectangle 43"/>
+                          <wps:cNvSpPr>
+                            <a:spLocks noChangeArrowheads="1"/>
+                          </wps:cNvSpPr>
+                          <wps:spPr bwMode="auto">
+                            <a:xfrm>
+                              <a:off x="344170" y="1204595"/>
+                              <a:ext cx="109220" cy="274955"/>
+                            </a:xfrm>
+                            <a:prstGeom prst="rect">
+                              <a:avLst/>
+                            </a:prstGeom>
+                            <a:noFill/>
+                            <a:ln>
+                              <a:noFill/>
+                            </a:ln>
+                            <a:extLst>
+                              <a:ext uri="{909E8E84-426E-40DD-AFC4-6F175D3DCCD1}">
+                                <a14:hiddenFill xmlns:a14="http://schemas.microsoft.com/office/drawing/2010/main">
+                                  <a:solidFill>
+                                    <a:srgbClr val="FFFFFF"/>
+                                  </a:solidFill>
+                                </a14:hiddenFill>
+                              </a:ext>
+                              <a:ext uri="{91240B29-F687-4F45-9708-019B960494DF}">
+                                <a14:hiddenLine xmlns:a14="http://schemas.microsoft.com/office/drawing/2010/main" w="9525">
+                                  <a:solidFill>
+                                    <a:srgbClr val="000000"/>
+                                  </a:solidFill>
+                                  <a:miter lim="800000"/>
+                                  <a:headEnd/>
+                                  <a:tailEnd/>
+                                </a14:hiddenLine>
+                              </a:ext>
+                            </a:extLst>
+                          </wps:spPr>
+                          <wps:txbx>
+                            <w:txbxContent>
+                              <w:p>
+                                <w:r>
+                                  <w:rPr>
+                                    <w:rFonts w:ascii="Times New Roman" w:hAnsi="Times New Roman" w:cs="Times New Roman"/>
+                                    <w:color w:val="000000"/>
+                                  </w:rPr>
+                                  <w:t>to</w:t>
+                                </w:r>
+                              </w:p>
+                            </w:txbxContent>
+                          </wps:txbx>
+                          <wps:bodyPr rot="0" vert="horz" wrap="none" lIns="0" tIns="0" rIns="0" bIns="0" anchor="t" anchorCtr="0">
+                            <a:spAutoFit/>
+                          </wps:bodyPr>
+                        </wps:wsp>
+                        <wps:wsp>
+                          <wps:cNvPr id="1333713127" name="Line 45"/>
+                          <wps:cNvCnPr>
+                            <a:cxnSpLocks noChangeShapeType="1"/>
+                          </wps:cNvCnPr>
+                          <wps:spPr bwMode="auto">
+                            <a:xfrm>
+                              <a:off x="860425" y="651510"/>
+                              <a:ext cx="0" cy="1426210"/>
+                            </a:xfrm>
+                            <a:prstGeom prst="line">
+                              <a:avLst/>
+                            </a:prstGeom>
+                            <a:noFill/>
+                            <a:ln w="12065">
+                              <a:solidFill>
+                                <a:srgbClr val="000000"/>
+                              </a:solidFill>
+                              <a:prstDash val="solid"/>
+                              <a:round/>
+                              <a:headEnd/>
+                              <a:tailEnd/>
+                            </a:ln>
+                            <a:extLst>
+                              <a:ext uri="{909E8E84-426E-40DD-AFC4-6F175D3DCCD1}">
+                                <a14:hiddenFill xmlns:a14="http://schemas.microsoft.com/office/drawing/2010/main">
+                                  <a:noFill/>
+                                </a14:hiddenFill>
+                              </a:ext>
+                            </a:extLst>
+                          </wps:spPr>
+                          <wps:bodyPr/>
+                        </wps:wsp>
+                        <wps:wsp>
+                          <wps:cNvPr id="835674181" name="Rectangle 46"/>
+                          <wps:cNvSpPr>
+                            <a:spLocks noChangeArrowheads="1"/>
+                          </wps:cNvSpPr>
+                          <wps:spPr bwMode="auto">
+                            <a:xfrm>
+                              <a:off x="2857500" y="1776095"/>
+                              <a:ext cx="713740" cy="615315"/>
+                            </a:xfrm>
+                            <a:prstGeom prst="rect">
+                              <a:avLst/>
+                            </a:prstGeom>
+                            <a:solidFill>
+                              <a:srgbClr val="FFFFFF"/>
+                            </a:solidFill>
+                            <a:ln w="12065">
+                              <a:solidFill>
+                                <a:srgbClr val="000000"/>
+                              </a:solidFill>
+                              <a:prstDash val="solid"/>
+                              <a:miter lim="800000"/>
+                              <a:headEnd/>
+                              <a:tailEnd/>
+                            </a:ln>
+                          </wps:spPr>
+                          <wps:bodyPr rot="0" vert="horz" wrap="square" lIns="91440" tIns="45720" rIns="91440" bIns="45720" anchor="t" anchorCtr="0" upright="1">
+                            <a:noAutofit/>
+                          </wps:bodyPr>
+                        </wps:wsp>
+                        <wps:wsp>
+                          <wps:cNvPr id="1849665898" name="Rectangle 47"/>
+                          <wps:cNvSpPr>
+                            <a:spLocks noChangeArrowheads="1"/>
+                          </wps:cNvSpPr>
+                          <wps:spPr bwMode="auto">
+                            <a:xfrm>
+                              <a:off x="2962275" y="1795145"/>
+                              <a:ext cx="427355" cy="274955"/>
+                            </a:xfrm>
+                            <a:prstGeom prst="rect">
+                              <a:avLst/>
+                            </a:prstGeom>
+                            <a:noFill/>
+                            <a:ln>
+                              <a:noFill/>
+                            </a:ln>
+                            <a:extLst>
+                              <a:ext uri="{909E8E84-426E-40DD-AFC4-6F175D3DCCD1}">
+                                <a14:hiddenFill xmlns:a14="http://schemas.microsoft.com/office/drawing/2010/main">
+                                  <a:solidFill>
+                                    <a:srgbClr val="FFFFFF"/>
+                                  </a:solidFill>
+                                </a14:hiddenFill>
+                              </a:ext>
+                              <a:ext uri="{91240B29-F687-4F45-9708-019B960494DF}">
+                                <a14:hiddenLine xmlns:a14="http://schemas.microsoft.com/office/drawing/2010/main" w="9525">
+                                  <a:solidFill>
+                                    <a:srgbClr val="000000"/>
+                                  </a:solidFill>
+                                  <a:miter lim="800000"/>
+                                  <a:headEnd/>
+                                  <a:tailEnd/>
+                                </a14:hiddenLine>
+                              </a:ext>
+                            </a:extLst>
+                          </wps:spPr>
+                          <wps:txbx>
+                            <w:txbxContent>
+                              <w:p>
+                                <w:r>
+                                  <w:rPr>
+                                    <w:rFonts w:ascii="Times New Roman" w:hAnsi="Times New Roman" w:cs="Times New Roman"/>
+                                    <w:color w:val="000000"/>
+                                  </w:rPr>
+                                  <w:t>moving</w:t>
+                                </w:r>
+                              </w:p>
+                            </w:txbxContent>
+                          </wps:txbx>
+                          <wps:bodyPr rot="0" vert="horz" wrap="none" lIns="0" tIns="0" rIns="0" bIns="0" anchor="t" anchorCtr="0">
+                            <a:spAutoFit/>
+                          </wps:bodyPr>
+                        </wps:wsp>
+                        <wps:wsp>
+                          <wps:cNvPr id="2109101991" name="Rectangle 48"/>
+                          <wps:cNvSpPr>
+                            <a:spLocks noChangeArrowheads="1"/>
+                          </wps:cNvSpPr>
+                          <wps:spPr bwMode="auto">
+                            <a:xfrm>
+                              <a:off x="2962275" y="1979295"/>
+                              <a:ext cx="434340" cy="274955"/>
+                            </a:xfrm>
+                            <a:prstGeom prst="rect">
+                              <a:avLst/>
+                            </a:prstGeom>
+                            <a:noFill/>
+                            <a:ln>
+                              <a:noFill/>
+                            </a:ln>
+                            <a:extLst>
+                              <a:ext uri="{909E8E84-426E-40DD-AFC4-6F175D3DCCD1}">
+                                <a14:hiddenFill xmlns:a14="http://schemas.microsoft.com/office/drawing/2010/main">
+                                  <a:solidFill>
+                                    <a:srgbClr val="FFFFFF"/>
+                                  </a:solidFill>
+                                </a14:hiddenFill>
+                              </a:ext>
+                              <a:ext uri="{91240B29-F687-4F45-9708-019B960494DF}">
+                                <a14:hiddenLine xmlns:a14="http://schemas.microsoft.com/office/drawing/2010/main" w="9525">
+                                  <a:solidFill>
+                                    <a:srgbClr val="000000"/>
+                                  </a:solidFill>
+                                  <a:miter lim="800000"/>
+                                  <a:headEnd/>
+                                  <a:tailEnd/>
+                                </a14:hiddenLine>
+                              </a:ext>
+                            </a:extLst>
+                          </wps:spPr>
+                          <wps:txbx>
+                            <w:txbxContent>
+                              <w:p>
+                                <w:r>
+                                  <w:rPr>
+                                    <w:rFonts w:ascii="Times New Roman" w:hAnsi="Times New Roman" w:cs="Times New Roman"/>
+                                    <w:color w:val="000000"/>
+                                  </w:rPr>
+                                  <w:t>average</w:t>
+                                </w:r>
+                              </w:p>
+                            </w:txbxContent>
+                          </wps:txbx>
+                          <wps:bodyPr rot="0" vert="horz" wrap="none" lIns="0" tIns="0" rIns="0" bIns="0" anchor="t" anchorCtr="0">
+                            <a:spAutoFit/>
+                          </wps:bodyPr>
+                        </wps:wsp>
+                        <wps:wsp>
+                          <wps:cNvPr id="1033069150" name="Rectangle 49"/>
+                          <wps:cNvSpPr>
+                            <a:spLocks noChangeArrowheads="1"/>
+                          </wps:cNvSpPr>
+                          <wps:spPr bwMode="auto">
+                            <a:xfrm>
+                              <a:off x="3036570" y="2164080"/>
+                              <a:ext cx="271780" cy="274955"/>
+                            </a:xfrm>
+                            <a:prstGeom prst="rect">
+                              <a:avLst/>
+                            </a:prstGeom>
+                            <a:noFill/>
+                            <a:ln>
+                              <a:noFill/>
+                            </a:ln>
+                            <a:extLst>
+                              <a:ext uri="{909E8E84-426E-40DD-AFC4-6F175D3DCCD1}">
+                                <a14:hiddenFill xmlns:a14="http://schemas.microsoft.com/office/drawing/2010/main">
+                                  <a:solidFill>
+                                    <a:srgbClr val="FFFFFF"/>
+                                  </a:solidFill>
+                                </a14:hiddenFill>
+                              </a:ext>
+                              <a:ext uri="{91240B29-F687-4F45-9708-019B960494DF}">
+                                <a14:hiddenLine xmlns:a14="http://schemas.microsoft.com/office/drawing/2010/main" w="9525">
+                                  <a:solidFill>
+                                    <a:srgbClr val="000000"/>
+                                  </a:solidFill>
+                                  <a:miter lim="800000"/>
+                                  <a:headEnd/>
+                                  <a:tailEnd/>
+                                </a14:hiddenLine>
+                              </a:ext>
+                            </a:extLst>
+                          </wps:spPr>
+                          <wps:txbx>
+                            <w:txbxContent>
+                              <w:p>
+                                <w:r>
+                                  <w:rPr>
+                                    <w:rFonts w:ascii="Times New Roman" w:hAnsi="Times New Roman" w:cs="Times New Roman"/>
+                                    <w:color w:val="000000"/>
+                                  </w:rPr>
+                                  <w:t>filter</w:t>
+                                </w:r>
+                              </w:p>
+                            </w:txbxContent>
+                          </wps:txbx>
+                          <wps:bodyPr rot="0" vert="horz" wrap="none" lIns="0" tIns="0" rIns="0" bIns="0" anchor="t" anchorCtr="0">
+                            <a:spAutoFit/>
+                          </wps:bodyPr>
+                        </wps:wsp>
+                        <wpg:grpSp>
+                          <wpg:cNvPr id="641765119" name="Group 52"/>
+                          <wpg:cNvGrpSpPr>
+                            <a:grpSpLocks/>
+                          </wpg:cNvGrpSpPr>
+                          <wpg:grpSpPr bwMode="auto">
+                            <a:xfrm>
+                              <a:off x="1979295" y="2028190"/>
+                              <a:ext cx="344170" cy="98425"/>
+                              <a:chOff x="3117" y="3175"/>
+                              <a:chExt cx="542" cy="155"/>
+                            </a:xfrm>
+                          </wpg:grpSpPr>
+                          <wps:wsp>
+                            <wps:cNvPr id="1303196181" name="Freeform 50"/>
+                            <wps:cNvSpPr>
+                              <a:spLocks/>
+                            </wps:cNvSpPr>
+                            <wps:spPr bwMode="auto">
+                              <a:xfrm>
+                                <a:off x="3117" y="3175"/>
+                                <a:ext cx="213" cy="155"/>
+                              </a:xfrm>
+                              <a:custGeom>
+                                <a:avLst/>
+                                <a:gdLst>
+                                  <a:gd name="T0" fmla="*/ 0 w 213"/>
+                                  <a:gd name="T1" fmla="*/ 78 h 155"/>
+                                  <a:gd name="T2" fmla="*/ 213 w 213"/>
+                                  <a:gd name="T3" fmla="*/ 0 h 155"/>
+                                  <a:gd name="T4" fmla="*/ 213 w 213"/>
+                                  <a:gd name="T5" fmla="*/ 155 h 155"/>
+                                  <a:gd name="T6" fmla="*/ 0 w 213"/>
+                                  <a:gd name="T7" fmla="*/ 78 h 155"/>
+                                </a:gdLst>
+                                <a:ahLst/>
+                                <a:cxnLst>
+                                  <a:cxn ang="0">
+                                    <a:pos x="T0" y="T1"/>
+                                  </a:cxn>
+                                  <a:cxn ang="0">
+                                    <a:pos x="T2" y="T3"/>
+                                  </a:cxn>
+                                  <a:cxn ang="0">
+                                    <a:pos x="T4" y="T5"/>
+                                  </a:cxn>
+                                  <a:cxn ang="0">
+                                    <a:pos x="T6" y="T7"/>
+                                  </a:cxn>
+                                </a:cxnLst>
+                                <a:rect l="0" t="0" r="r" b="b"/>
+                                <a:pathLst>
+                                  <a:path w="213" h="155">
+                                    <a:moveTo>
+                                      <a:pt x="0" y="78"/>
+                                    </a:moveTo>
+                                    <a:lnTo>
+                                      <a:pt x="213" y="0"/>
+                                    </a:lnTo>
+                                    <a:lnTo>
+                                      <a:pt x="213" y="155"/>
+                                    </a:lnTo>
+                                    <a:lnTo>
+                                      <a:pt x="0" y="78"/>
+                                    </a:lnTo>
+                                    <a:close/>
+                                  </a:path>
+                                </a:pathLst>
+                              </a:custGeom>
+                              <a:solidFill>
+                                <a:srgbClr val="000000"/>
+                              </a:solidFill>
+                              <a:ln>
+                                <a:noFill/>
+                              </a:ln>
+                              <a:extLst>
+                                <a:ext uri="{91240B29-F687-4F45-9708-019B960494DF}">
+                                  <a14:hiddenLine xmlns:a14="http://schemas.microsoft.com/office/drawing/2010/main" w="9525">
+                                    <a:solidFill>
+                                      <a:srgbClr val="000000"/>
+                                    </a:solidFill>
+                                    <a:round/>
+                                    <a:headEnd/>
+                                    <a:tailEnd/>
+                                  </a14:hiddenLine>
+                                </a:ext>
+                              </a:extLst>
+                            </wps:spPr>
+                            <wps:bodyPr rot="0" vert="horz" wrap="square" lIns="91440" tIns="45720" rIns="91440" bIns="45720" anchor="t" anchorCtr="0" upright="1">
+                              <a:noAutofit/>
+                            </wps:bodyPr>
+                          </wps:wsp>
+                          <wps:wsp>
+                            <wps:cNvPr id="1634883260" name="Line 51"/>
+                            <wps:cNvCnPr>
+                              <a:cxnSpLocks noChangeShapeType="1"/>
+                            </wps:cNvCnPr>
+                            <wps:spPr bwMode="auto">
+                              <a:xfrm flipH="1">
+                                <a:off x="3155" y="3253"/>
+                                <a:ext cx="504" cy="0"/>
+                              </a:xfrm>
+                              <a:prstGeom prst="line">
+                                <a:avLst/>
+                              </a:prstGeom>
+                              <a:noFill/>
+                              <a:ln w="12065">
+                                <a:solidFill>
+                                  <a:srgbClr val="000000"/>
+                                </a:solidFill>
+                                <a:prstDash val="solid"/>
+                                <a:round/>
+                                <a:headEnd/>
+                                <a:tailEnd/>
+                              </a:ln>
+                              <a:extLst>
+                                <a:ext uri="{909E8E84-426E-40DD-AFC4-6F175D3DCCD1}">
+                                  <a14:hiddenFill xmlns:a14="http://schemas.microsoft.com/office/drawing/2010/main">
+                                    <a:noFill/>
+                                  </a14:hiddenFill>
+                                </a:ext>
+                              </a:extLst>
+                            </wps:spPr>
+                            <wps:bodyPr/>
+                          </wps:wsp>
+                        </wpg:grpSp>
+                        <wpg:grpSp>
+                          <wpg:cNvPr id="556015142" name="Group 55"/>
+                          <wpg:cNvGrpSpPr>
+                            <a:grpSpLocks/>
+                          </wpg:cNvGrpSpPr>
+                          <wpg:grpSpPr bwMode="auto">
+                            <a:xfrm>
+                              <a:off x="1979295" y="601980"/>
+                              <a:ext cx="294640" cy="98425"/>
+                              <a:chOff x="3117" y="929"/>
+                              <a:chExt cx="464" cy="155"/>
+                            </a:xfrm>
+                          </wpg:grpSpPr>
+                          <wps:wsp>
+                            <wps:cNvPr id="851631976" name="Freeform 53"/>
+                            <wps:cNvSpPr>
+                              <a:spLocks/>
+                            </wps:cNvSpPr>
+                            <wps:spPr bwMode="auto">
+                              <a:xfrm>
+                                <a:off x="3368" y="929"/>
+                                <a:ext cx="213" cy="155"/>
+                              </a:xfrm>
+                              <a:custGeom>
+                                <a:avLst/>
+                                <a:gdLst>
+                                  <a:gd name="T0" fmla="*/ 213 w 213"/>
+                                  <a:gd name="T1" fmla="*/ 78 h 155"/>
+                                  <a:gd name="T2" fmla="*/ 0 w 213"/>
+                                  <a:gd name="T3" fmla="*/ 155 h 155"/>
+                                  <a:gd name="T4" fmla="*/ 0 w 213"/>
+                                  <a:gd name="T5" fmla="*/ 0 h 155"/>
+                                  <a:gd name="T6" fmla="*/ 213 w 213"/>
+                                  <a:gd name="T7" fmla="*/ 78 h 155"/>
+                                </a:gdLst>
+                                <a:ahLst/>
+                                <a:cxnLst>
+                                  <a:cxn ang="0">
+                                    <a:pos x="T0" y="T1"/>
+                                  </a:cxn>
+                                  <a:cxn ang="0">
+                                    <a:pos x="T2" y="T3"/>
+                                  </a:cxn>
+                                  <a:cxn ang="0">
+                                    <a:pos x="T4" y="T5"/>
+                                  </a:cxn>
+                                  <a:cxn ang="0">
+                                    <a:pos x="T6" y="T7"/>
+                                  </a:cxn>
+                                </a:cxnLst>
+                                <a:rect l="0" t="0" r="r" b="b"/>
+                                <a:pathLst>
+                                  <a:path w="213" h="155">
+                                    <a:moveTo>
+                                      <a:pt x="213" y="78"/>
+                                    </a:moveTo>
+                                    <a:lnTo>
+                                      <a:pt x="0" y="155"/>
+                                    </a:lnTo>
+                                    <a:lnTo>
+                                      <a:pt x="0" y="0"/>
+                                    </a:lnTo>
+                                    <a:lnTo>
+                                      <a:pt x="213" y="78"/>
+                                    </a:lnTo>
+                                    <a:close/>
+                                  </a:path>
+                                </a:pathLst>
+                              </a:custGeom>
+                              <a:solidFill>
+                                <a:srgbClr val="000000"/>
+                              </a:solidFill>
+                              <a:ln>
+                                <a:noFill/>
+                              </a:ln>
+                              <a:extLst>
+                                <a:ext uri="{91240B29-F687-4F45-9708-019B960494DF}">
+                                  <a14:hiddenLine xmlns:a14="http://schemas.microsoft.com/office/drawing/2010/main" w="9525">
+                                    <a:solidFill>
+                                      <a:srgbClr val="000000"/>
+                                    </a:solidFill>
+                                    <a:round/>
+                                    <a:headEnd/>
+                                    <a:tailEnd/>
+                                  </a14:hiddenLine>
+                                </a:ext>
+                              </a:extLst>
+                            </wps:spPr>
+                            <wps:bodyPr rot="0" vert="horz" wrap="square" lIns="91440" tIns="45720" rIns="91440" bIns="45720" anchor="t" anchorCtr="0" upright="1">
+                              <a:noAutofit/>
+                            </wps:bodyPr>
+                          </wps:wsp>
+                          <wps:wsp>
+                            <wps:cNvPr id="1165848957" name="Line 54"/>
+                            <wps:cNvCnPr>
+                              <a:cxnSpLocks noChangeShapeType="1"/>
+                            </wps:cNvCnPr>
+                            <wps:spPr bwMode="auto">
+                              <a:xfrm flipH="1">
+                                <a:off x="3117" y="1007"/>
+                                <a:ext cx="406" cy="0"/>
+                              </a:xfrm>
+                              <a:prstGeom prst="line">
+                                <a:avLst/>
+                              </a:prstGeom>
+                              <a:noFill/>
+                              <a:ln w="12065">
+                                <a:solidFill>
+                                  <a:srgbClr val="000000"/>
+                                </a:solidFill>
+                                <a:prstDash val="solid"/>
+                                <a:round/>
+                                <a:headEnd/>
+                                <a:tailEnd/>
+                              </a:ln>
+                              <a:extLst>
+                                <a:ext uri="{909E8E84-426E-40DD-AFC4-6F175D3DCCD1}">
+                                  <a14:hiddenFill xmlns:a14="http://schemas.microsoft.com/office/drawing/2010/main">
+                                    <a:noFill/>
+                                  </a14:hiddenFill>
+                                </a:ext>
+                              </a:extLst>
+                            </wps:spPr>
+                            <wps:bodyPr/>
+                          </wps:wsp>
+                        </wpg:grpSp>
+                        <wpg:grpSp>
+                          <wpg:cNvPr id="618171588" name="Group 58"/>
+                          <wpg:cNvGrpSpPr>
+                            <a:grpSpLocks/>
+                          </wpg:cNvGrpSpPr>
+                          <wpg:grpSpPr bwMode="auto">
+                            <a:xfrm>
+                              <a:off x="2569210" y="2028190"/>
+                              <a:ext cx="282575" cy="98425"/>
+                              <a:chOff x="4046" y="3175"/>
+                              <a:chExt cx="445" cy="155"/>
+                            </a:xfrm>
+                          </wpg:grpSpPr>
+                          <wps:wsp>
+                            <wps:cNvPr id="409696879" name="Freeform 56"/>
+                            <wps:cNvSpPr>
+                              <a:spLocks/>
+                            </wps:cNvSpPr>
+                            <wps:spPr bwMode="auto">
+                              <a:xfrm>
+                                <a:off x="4046" y="3175"/>
+                                <a:ext cx="213" cy="155"/>
+                              </a:xfrm>
+                              <a:custGeom>
+                                <a:avLst/>
+                                <a:gdLst>
+                                  <a:gd name="T0" fmla="*/ 0 w 213"/>
+                                  <a:gd name="T1" fmla="*/ 78 h 155"/>
+                                  <a:gd name="T2" fmla="*/ 213 w 213"/>
+                                  <a:gd name="T3" fmla="*/ 0 h 155"/>
+                                  <a:gd name="T4" fmla="*/ 213 w 213"/>
+                                  <a:gd name="T5" fmla="*/ 155 h 155"/>
+                                  <a:gd name="T6" fmla="*/ 0 w 213"/>
+                                  <a:gd name="T7" fmla="*/ 78 h 155"/>
+                                </a:gdLst>
+                                <a:ahLst/>
+                                <a:cxnLst>
+                                  <a:cxn ang="0">
+                                    <a:pos x="T0" y="T1"/>
+                                  </a:cxn>
+                                  <a:cxn ang="0">
+                                    <a:pos x="T2" y="T3"/>
+                                  </a:cxn>
+                                  <a:cxn ang="0">
+                                    <a:pos x="T4" y="T5"/>
+                                  </a:cxn>
+                                  <a:cxn ang="0">
+                                    <a:pos x="T6" y="T7"/>
+                                  </a:cxn>
+                                </a:cxnLst>
+                                <a:rect l="0" t="0" r="r" b="b"/>
+                                <a:pathLst>
+                                  <a:path w="213" h="155">
+                                    <a:moveTo>
+                                      <a:pt x="0" y="78"/>
+                                    </a:moveTo>
+                                    <a:lnTo>
+                                      <a:pt x="213" y="0"/>
+                                    </a:lnTo>
+                                    <a:lnTo>
+                                      <a:pt x="213" y="155"/>
+                                    </a:lnTo>
+                                    <a:lnTo>
+                                      <a:pt x="0" y="78"/>
+                                    </a:lnTo>
+                                    <a:close/>
+                                  </a:path>
+                                </a:pathLst>
+                              </a:custGeom>
+                              <a:solidFill>
+                                <a:srgbClr val="000000"/>
+                              </a:solidFill>
+                              <a:ln>
+                                <a:noFill/>
+                              </a:ln>
+                              <a:extLst>
+                                <a:ext uri="{91240B29-F687-4F45-9708-019B960494DF}">
+                                  <a14:hiddenLine xmlns:a14="http://schemas.microsoft.com/office/drawing/2010/main" w="9525">
+                                    <a:solidFill>
+                                      <a:srgbClr val="000000"/>
+                                    </a:solidFill>
+                                    <a:round/>
+                                    <a:headEnd/>
+                                    <a:tailEnd/>
+                                  </a14:hiddenLine>
+                                </a:ext>
+                              </a:extLst>
+                            </wps:spPr>
+                            <wps:bodyPr rot="0" vert="horz" wrap="square" lIns="91440" tIns="45720" rIns="91440" bIns="45720" anchor="t" anchorCtr="0" upright="1">
+                              <a:noAutofit/>
+                            </wps:bodyPr>
+                          </wps:wsp>
+                          <wps:wsp>
+                            <wps:cNvPr id="2033558346" name="Line 57"/>
+                            <wps:cNvCnPr>
+                              <a:cxnSpLocks noChangeShapeType="1"/>
+                            </wps:cNvCnPr>
+                            <wps:spPr bwMode="auto">
+                              <a:xfrm flipH="1">
+                                <a:off x="4085" y="3253"/>
+                                <a:ext cx="406" cy="0"/>
+                              </a:xfrm>
+                              <a:prstGeom prst="line">
+                                <a:avLst/>
+                              </a:prstGeom>
+                              <a:noFill/>
+                              <a:ln w="12065">
+                                <a:solidFill>
+                                  <a:srgbClr val="000000"/>
+                                </a:solidFill>
+                                <a:prstDash val="solid"/>
+                                <a:round/>
+                                <a:headEnd/>
+                                <a:tailEnd/>
+                              </a:ln>
+                              <a:extLst>
+                                <a:ext uri="{909E8E84-426E-40DD-AFC4-6F175D3DCCD1}">
+                                  <a14:hiddenFill xmlns:a14="http://schemas.microsoft.com/office/drawing/2010/main">
+                                    <a:noFill/>
+                                  </a14:hiddenFill>
+                                </a:ext>
+                              </a:extLst>
+                            </wps:spPr>
+                            <wps:bodyPr/>
+                          </wps:wsp>
+                        </wpg:grpSp>
+                        <wpg:grpSp>
+                          <wpg:cNvPr id="1541701390" name="Group 62"/>
+                          <wpg:cNvGrpSpPr>
+                            <a:grpSpLocks/>
+                          </wpg:cNvGrpSpPr>
+                          <wpg:grpSpPr bwMode="auto">
+                            <a:xfrm>
+                              <a:off x="2200275" y="1979295"/>
+                              <a:ext cx="393700" cy="271145"/>
+                              <a:chOff x="3465" y="3098"/>
+                              <a:chExt cx="620" cy="427"/>
+                            </a:xfrm>
+                          </wpg:grpSpPr>
+                          <wps:wsp>
+                            <wps:cNvPr id="612684870" name="Freeform 59"/>
+                            <wps:cNvSpPr>
+                              <a:spLocks/>
+                            </wps:cNvSpPr>
+                            <wps:spPr bwMode="auto">
+                              <a:xfrm>
+                                <a:off x="3465" y="3098"/>
+                                <a:ext cx="620" cy="348"/>
+                              </a:xfrm>
+                              <a:custGeom>
+                                <a:avLst/>
+                                <a:gdLst>
+                                  <a:gd name="T0" fmla="*/ 620 w 620"/>
+                                  <a:gd name="T1" fmla="*/ 348 h 348"/>
+                                  <a:gd name="T2" fmla="*/ 620 w 620"/>
+                                  <a:gd name="T3" fmla="*/ 0 h 348"/>
+                                  <a:gd name="T4" fmla="*/ 174 w 620"/>
+                                  <a:gd name="T5" fmla="*/ 0 h 348"/>
+                                  <a:gd name="T6" fmla="*/ 0 w 620"/>
+                                  <a:gd name="T7" fmla="*/ 174 h 348"/>
+                                  <a:gd name="T8" fmla="*/ 174 w 620"/>
+                                  <a:gd name="T9" fmla="*/ 348 h 348"/>
+                                  <a:gd name="T10" fmla="*/ 620 w 620"/>
+                                  <a:gd name="T11" fmla="*/ 348 h 348"/>
+                                </a:gdLst>
+                                <a:ahLst/>
+                                <a:cxnLst>
+                                  <a:cxn ang="0">
+                                    <a:pos x="T0" y="T1"/>
+                                  </a:cxn>
+                                  <a:cxn ang="0">
+                                    <a:pos x="T2" y="T3"/>
+                                  </a:cxn>
+                                  <a:cxn ang="0">
+                                    <a:pos x="T4" y="T5"/>
+                                  </a:cxn>
+                                  <a:cxn ang="0">
+                                    <a:pos x="T6" y="T7"/>
+                                  </a:cxn>
+                                  <a:cxn ang="0">
+                                    <a:pos x="T8" y="T9"/>
+                                  </a:cxn>
+                                  <a:cxn ang="0">
+                                    <a:pos x="T10" y="T11"/>
+                                  </a:cxn>
+                                </a:cxnLst>
+                                <a:rect l="0" t="0" r="r" b="b"/>
+                                <a:pathLst>
+                                  <a:path w="620" h="348">
+                                    <a:moveTo>
+                                      <a:pt x="620" y="348"/>
+                                    </a:moveTo>
+                                    <a:lnTo>
+                                      <a:pt x="620" y="0"/>
+                                    </a:lnTo>
+                                    <a:lnTo>
+                                      <a:pt x="174" y="0"/>
+                                    </a:lnTo>
+                                    <a:lnTo>
+                                      <a:pt x="0" y="174"/>
+                                    </a:lnTo>
+                                    <a:lnTo>
+                                      <a:pt x="174" y="348"/>
+                                    </a:lnTo>
+                                    <a:lnTo>
+                                      <a:pt x="620" y="348"/>
+                                    </a:lnTo>
+                                    <a:close/>
+                                  </a:path>
+                                </a:pathLst>
+                              </a:custGeom>
+                              <a:solidFill>
+                                <a:srgbClr val="FFFFFF"/>
+                              </a:solidFill>
+                              <a:ln w="12065">
+                                <a:solidFill>
+                                  <a:srgbClr val="000000"/>
+                                </a:solidFill>
+                                <a:prstDash val="solid"/>
+                                <a:round/>
+                                <a:headEnd/>
+                                <a:tailEnd/>
+                              </a:ln>
+                            </wps:spPr>
+                            <wps:bodyPr rot="0" vert="horz" wrap="square" lIns="91440" tIns="45720" rIns="91440" bIns="45720" anchor="t" anchorCtr="0" upright="1">
+                              <a:noAutofit/>
+                            </wps:bodyPr>
+                          </wps:wsp>
+                          <wps:wsp>
+                            <wps:cNvPr id="789059036" name="Freeform 60"/>
+                            <wps:cNvSpPr>
+                              <a:spLocks/>
+                            </wps:cNvSpPr>
+                            <wps:spPr bwMode="auto">
+                              <a:xfrm>
+                                <a:off x="3465" y="3098"/>
+                                <a:ext cx="620" cy="348"/>
+                              </a:xfrm>
+                              <a:custGeom>
+                                <a:avLst/>
+                                <a:gdLst>
+                                  <a:gd name="T0" fmla="*/ 620 w 620"/>
+                                  <a:gd name="T1" fmla="*/ 348 h 348"/>
+                                  <a:gd name="T2" fmla="*/ 620 w 620"/>
+                                  <a:gd name="T3" fmla="*/ 0 h 348"/>
+                                  <a:gd name="T4" fmla="*/ 174 w 620"/>
+                                  <a:gd name="T5" fmla="*/ 0 h 348"/>
+                                  <a:gd name="T6" fmla="*/ 0 w 620"/>
+                                  <a:gd name="T7" fmla="*/ 174 h 348"/>
+                                  <a:gd name="T8" fmla="*/ 174 w 620"/>
+                                  <a:gd name="T9" fmla="*/ 348 h 348"/>
+                                  <a:gd name="T10" fmla="*/ 620 w 620"/>
+                                  <a:gd name="T11" fmla="*/ 348 h 348"/>
+                                </a:gdLst>
+                                <a:ahLst/>
+                                <a:cxnLst>
+                                  <a:cxn ang="0">
+                                    <a:pos x="T0" y="T1"/>
+                                  </a:cxn>
+                                  <a:cxn ang="0">
+                                    <a:pos x="T2" y="T3"/>
+                                  </a:cxn>
+                                  <a:cxn ang="0">
+                                    <a:pos x="T4" y="T5"/>
+                                  </a:cxn>
+                                  <a:cxn ang="0">
+                                    <a:pos x="T6" y="T7"/>
+                                  </a:cxn>
+                                  <a:cxn ang="0">
+                                    <a:pos x="T8" y="T9"/>
+                                  </a:cxn>
+                                  <a:cxn ang="0">
+                                    <a:pos x="T10" y="T11"/>
+                                  </a:cxn>
+                                </a:cxnLst>
+                                <a:rect l="0" t="0" r="r" b="b"/>
+                                <a:pathLst>
+                                  <a:path w="620" h="348">
+                                    <a:moveTo>
+                                      <a:pt x="620" y="348"/>
+                                    </a:moveTo>
+                                    <a:lnTo>
+                                      <a:pt x="620" y="0"/>
+                                    </a:lnTo>
+                                    <a:lnTo>
+                                      <a:pt x="174" y="0"/>
+                                    </a:lnTo>
+                                    <a:lnTo>
+                                      <a:pt x="0" y="174"/>
+                                    </a:lnTo>
+                                    <a:lnTo>
+                                      <a:pt x="174" y="348"/>
+                                    </a:lnTo>
+                                    <a:lnTo>
+                                      <a:pt x="620" y="348"/>
+                                    </a:lnTo>
+                                    <a:close/>
+                                  </a:path>
+                                </a:pathLst>
+                              </a:custGeom>
+                              <a:noFill/>
+                              <a:ln w="12065">
+                                <a:solidFill>
+                                  <a:srgbClr val="000000"/>
+                                </a:solidFill>
+                                <a:prstDash val="solid"/>
+                                <a:round/>
+                                <a:headEnd/>
+                                <a:tailEnd/>
+                              </a:ln>
+                              <a:extLst>
+                                <a:ext uri="{909E8E84-426E-40DD-AFC4-6F175D3DCCD1}">
+                                  <a14:hiddenFill xmlns:a14="http://schemas.microsoft.com/office/drawing/2010/main">
+                                    <a:solidFill>
+                                      <a:srgbClr val="FFFFFF"/>
+                                    </a:solidFill>
+                                  </a14:hiddenFill>
+                                </a:ext>
+                              </a:extLst>
+                            </wps:spPr>
+                            <wps:bodyPr rot="0" vert="horz" wrap="square" lIns="91440" tIns="45720" rIns="91440" bIns="45720" anchor="t" anchorCtr="0" upright="1">
+                              <a:noAutofit/>
+                            </wps:bodyPr>
+                          </wps:wsp>
+                          <wps:wsp>
+                            <wps:cNvPr id="97266009" name="Rectangle 61"/>
+                            <wps:cNvSpPr>
+                              <a:spLocks noChangeArrowheads="1"/>
+                            </wps:cNvSpPr>
+                            <wps:spPr bwMode="auto">
+                              <a:xfrm>
+                                <a:off x="3601" y="3117"/>
+                                <a:ext cx="423" cy="408"/>
+                              </a:xfrm>
+                              <a:prstGeom prst="rect">
+                                <a:avLst/>
+                              </a:prstGeom>
+                              <a:noFill/>
+                              <a:ln>
+                                <a:noFill/>
+                              </a:ln>
+                              <a:extLst>
+                                <a:ext uri="{909E8E84-426E-40DD-AFC4-6F175D3DCCD1}">
+                                  <a14:hiddenFill xmlns:a14="http://schemas.microsoft.com/office/drawing/2010/main">
+                                    <a:solidFill>
+                                      <a:srgbClr val="FFFFFF"/>
+                                    </a:solidFill>
+                                  </a14:hiddenFill>
+                                </a:ext>
+                                <a:ext uri="{91240B29-F687-4F45-9708-019B960494DF}">
+                                  <a14:hiddenLine xmlns:a14="http://schemas.microsoft.com/office/drawing/2010/main" w="9525">
+                                    <a:solidFill>
+                                      <a:srgbClr val="000000"/>
+                                    </a:solidFill>
+                                    <a:miter lim="800000"/>
+                                    <a:headEnd/>
+                                    <a:tailEnd/>
+                                  </a14:hiddenLine>
+                                </a:ext>
+                              </a:extLst>
+                            </wps:spPr>
+                            <wps:txbx>
+                              <w:txbxContent>
+                                <w:p>
+                                  <w:r>
+                                    <w:rPr>
+                                      <w:rFonts w:ascii="Times New Roman" w:hAnsi="Times New Roman" w:cs="Times New Roman"/>
+                                      <w:color w:val="000000"/>
+                                      <w:sz w:val="20"/>
+                                      <w:szCs w:val="20"/>
+                                    </w:rPr>
+                                    <w:t>DAC</w:t>
+                                  </w:r>
+                                </w:p>
+                              </w:txbxContent>
+                            </wps:txbx>
+                            <wps:bodyPr rot="0" vert="horz" wrap="none" lIns="0" tIns="0" rIns="0" bIns="0" anchor="t" anchorCtr="0">
+                              <a:spAutoFit/>
+                            </wps:bodyPr>
+                          </wps:wsp>
+                        </wpg:grpSp>
+                        <wpg:grpSp>
+                          <wpg:cNvPr id="883660696" name="Group 66"/>
+                          <wpg:cNvGrpSpPr>
+                            <a:grpSpLocks/>
+                          </wpg:cNvGrpSpPr>
+                          <wpg:grpSpPr bwMode="auto">
+                            <a:xfrm>
+                              <a:off x="2237105" y="553085"/>
+                              <a:ext cx="393700" cy="271145"/>
+                              <a:chOff x="3523" y="852"/>
+                              <a:chExt cx="620" cy="427"/>
+                            </a:xfrm>
+                          </wpg:grpSpPr>
+                          <wps:wsp>
+                            <wps:cNvPr id="1778154902" name="Freeform 63"/>
+                            <wps:cNvSpPr>
+                              <a:spLocks/>
+                            </wps:cNvSpPr>
+                            <wps:spPr bwMode="auto">
+                              <a:xfrm>
+                                <a:off x="3523" y="852"/>
+                                <a:ext cx="620" cy="348"/>
+                              </a:xfrm>
+                              <a:custGeom>
+                                <a:avLst/>
+                                <a:gdLst>
+                                  <a:gd name="T0" fmla="*/ 620 w 620"/>
+                                  <a:gd name="T1" fmla="*/ 348 h 348"/>
+                                  <a:gd name="T2" fmla="*/ 620 w 620"/>
+                                  <a:gd name="T3" fmla="*/ 0 h 348"/>
+                                  <a:gd name="T4" fmla="*/ 175 w 620"/>
+                                  <a:gd name="T5" fmla="*/ 0 h 348"/>
+                                  <a:gd name="T6" fmla="*/ 0 w 620"/>
+                                  <a:gd name="T7" fmla="*/ 174 h 348"/>
+                                  <a:gd name="T8" fmla="*/ 175 w 620"/>
+                                  <a:gd name="T9" fmla="*/ 348 h 348"/>
+                                  <a:gd name="T10" fmla="*/ 620 w 620"/>
+                                  <a:gd name="T11" fmla="*/ 348 h 348"/>
+                                </a:gdLst>
+                                <a:ahLst/>
+                                <a:cxnLst>
+                                  <a:cxn ang="0">
+                                    <a:pos x="T0" y="T1"/>
+                                  </a:cxn>
+                                  <a:cxn ang="0">
+                                    <a:pos x="T2" y="T3"/>
+                                  </a:cxn>
+                                  <a:cxn ang="0">
+                                    <a:pos x="T4" y="T5"/>
+                                  </a:cxn>
+                                  <a:cxn ang="0">
+                                    <a:pos x="T6" y="T7"/>
+                                  </a:cxn>
+                                  <a:cxn ang="0">
+                                    <a:pos x="T8" y="T9"/>
+                                  </a:cxn>
+                                  <a:cxn ang="0">
+                                    <a:pos x="T10" y="T11"/>
+                                  </a:cxn>
+                                </a:cxnLst>
+                                <a:rect l="0" t="0" r="r" b="b"/>
+                                <a:pathLst>
+                                  <a:path w="620" h="348">
+                                    <a:moveTo>
+                                      <a:pt x="620" y="348"/>
+                                    </a:moveTo>
+                                    <a:lnTo>
+                                      <a:pt x="620" y="0"/>
+                                    </a:lnTo>
+                                    <a:lnTo>
+                                      <a:pt x="175" y="0"/>
+                                    </a:lnTo>
+                                    <a:lnTo>
+                                      <a:pt x="0" y="174"/>
+                                    </a:lnTo>
+                                    <a:lnTo>
+                                      <a:pt x="175" y="348"/>
+                                    </a:lnTo>
+                                    <a:lnTo>
+                                      <a:pt x="620" y="348"/>
+                                    </a:lnTo>
+                                    <a:close/>
+                                  </a:path>
+                                </a:pathLst>
+                              </a:custGeom>
+                              <a:solidFill>
+                                <a:srgbClr val="FFFFFF"/>
+                              </a:solidFill>
+                              <a:ln w="12065">
+                                <a:solidFill>
+                                  <a:srgbClr val="000000"/>
+                                </a:solidFill>
+                                <a:prstDash val="solid"/>
+                                <a:round/>
+                                <a:headEnd/>
+                                <a:tailEnd/>
+                              </a:ln>
+                            </wps:spPr>
+                            <wps:bodyPr rot="0" vert="horz" wrap="square" lIns="91440" tIns="45720" rIns="91440" bIns="45720" anchor="t" anchorCtr="0" upright="1">
+                              <a:noAutofit/>
+                            </wps:bodyPr>
+                          </wps:wsp>
+                          <wps:wsp>
+                            <wps:cNvPr id="2066406023" name="Freeform 64"/>
+                            <wps:cNvSpPr>
+                              <a:spLocks/>
+                            </wps:cNvSpPr>
+                            <wps:spPr bwMode="auto">
+                              <a:xfrm>
+                                <a:off x="3523" y="852"/>
+                                <a:ext cx="620" cy="348"/>
+                              </a:xfrm>
+                              <a:custGeom>
+                                <a:avLst/>
+                                <a:gdLst>
+                                  <a:gd name="T0" fmla="*/ 620 w 620"/>
+                                  <a:gd name="T1" fmla="*/ 348 h 348"/>
+                                  <a:gd name="T2" fmla="*/ 620 w 620"/>
+                                  <a:gd name="T3" fmla="*/ 0 h 348"/>
+                                  <a:gd name="T4" fmla="*/ 175 w 620"/>
+                                  <a:gd name="T5" fmla="*/ 0 h 348"/>
+                                  <a:gd name="T6" fmla="*/ 0 w 620"/>
+                                  <a:gd name="T7" fmla="*/ 174 h 348"/>
+                                  <a:gd name="T8" fmla="*/ 175 w 620"/>
+                                  <a:gd name="T9" fmla="*/ 348 h 348"/>
+                                  <a:gd name="T10" fmla="*/ 620 w 620"/>
+                                  <a:gd name="T11" fmla="*/ 348 h 348"/>
+                                </a:gdLst>
+                                <a:ahLst/>
+                                <a:cxnLst>
+                                  <a:cxn ang="0">
+                                    <a:pos x="T0" y="T1"/>
+                                  </a:cxn>
+                                  <a:cxn ang="0">
+                                    <a:pos x="T2" y="T3"/>
+                                  </a:cxn>
+                                  <a:cxn ang="0">
+                                    <a:pos x="T4" y="T5"/>
+                                  </a:cxn>
+                                  <a:cxn ang="0">
+                                    <a:pos x="T6" y="T7"/>
+                                  </a:cxn>
+                                  <a:cxn ang="0">
+                                    <a:pos x="T8" y="T9"/>
+                                  </a:cxn>
+                                  <a:cxn ang="0">
+                                    <a:pos x="T10" y="T11"/>
+                                  </a:cxn>
+                                </a:cxnLst>
+                                <a:rect l="0" t="0" r="r" b="b"/>
+                                <a:pathLst>
+                                  <a:path w="620" h="348">
+                                    <a:moveTo>
+                                      <a:pt x="620" y="348"/>
+                                    </a:moveTo>
+                                    <a:lnTo>
+                                      <a:pt x="620" y="0"/>
+                                    </a:lnTo>
+                                    <a:lnTo>
+                                      <a:pt x="175" y="0"/>
+                                    </a:lnTo>
+                                    <a:lnTo>
+                                      <a:pt x="0" y="174"/>
+                                    </a:lnTo>
+                                    <a:lnTo>
+                                      <a:pt x="175" y="348"/>
+                                    </a:lnTo>
+                                    <a:lnTo>
+                                      <a:pt x="620" y="348"/>
+                                    </a:lnTo>
+                                    <a:close/>
+                                  </a:path>
+                                </a:pathLst>
+                              </a:custGeom>
+                              <a:noFill/>
+                              <a:ln w="12065">
+                                <a:solidFill>
+                                  <a:srgbClr val="000000"/>
+                                </a:solidFill>
+                                <a:prstDash val="solid"/>
+                                <a:round/>
+                                <a:headEnd/>
+                                <a:tailEnd/>
+                              </a:ln>
+                              <a:extLst>
+                                <a:ext uri="{909E8E84-426E-40DD-AFC4-6F175D3DCCD1}">
+                                  <a14:hiddenFill xmlns:a14="http://schemas.microsoft.com/office/drawing/2010/main">
+                                    <a:solidFill>
+                                      <a:srgbClr val="FFFFFF"/>
+                                    </a:solidFill>
+                                  </a14:hiddenFill>
+                                </a:ext>
+                              </a:extLst>
+                            </wps:spPr>
+                            <wps:bodyPr rot="0" vert="horz" wrap="square" lIns="91440" tIns="45720" rIns="91440" bIns="45720" anchor="t" anchorCtr="0" upright="1">
+                              <a:noAutofit/>
+                            </wps:bodyPr>
+                          </wps:wsp>
+                          <wps:wsp>
+                            <wps:cNvPr id="592367086" name="Rectangle 65"/>
+                            <wps:cNvSpPr>
+                              <a:spLocks noChangeArrowheads="1"/>
+                            </wps:cNvSpPr>
+                            <wps:spPr bwMode="auto">
+                              <a:xfrm>
+                                <a:off x="3659" y="871"/>
+                                <a:ext cx="423" cy="408"/>
+                              </a:xfrm>
+                              <a:prstGeom prst="rect">
+                                <a:avLst/>
+                              </a:prstGeom>
+                              <a:noFill/>
+                              <a:ln>
+                                <a:noFill/>
+                              </a:ln>
+                              <a:extLst>
+                                <a:ext uri="{909E8E84-426E-40DD-AFC4-6F175D3DCCD1}">
+                                  <a14:hiddenFill xmlns:a14="http://schemas.microsoft.com/office/drawing/2010/main">
+                                    <a:solidFill>
+                                      <a:srgbClr val="FFFFFF"/>
+                                    </a:solidFill>
+                                  </a14:hiddenFill>
+                                </a:ext>
+                                <a:ext uri="{91240B29-F687-4F45-9708-019B960494DF}">
+                                  <a14:hiddenLine xmlns:a14="http://schemas.microsoft.com/office/drawing/2010/main" w="9525">
+                                    <a:solidFill>
+                                      <a:srgbClr val="000000"/>
+                                    </a:solidFill>
+                                    <a:miter lim="800000"/>
+                                    <a:headEnd/>
+                                    <a:tailEnd/>
+                                  </a14:hiddenLine>
+                                </a:ext>
+                              </a:extLst>
+                            </wps:spPr>
+                            <wps:txbx>
+                              <w:txbxContent>
+                                <w:p>
+                                  <w:r>
+                                    <w:rPr>
+                                      <w:rFonts w:ascii="Times New Roman" w:hAnsi="Times New Roman" w:cs="Times New Roman"/>
+                                      <w:color w:val="000000"/>
+                                      <w:sz w:val="20"/>
+                                      <w:szCs w:val="20"/>
+                                    </w:rPr>
+                                    <w:t>ADC</w:t>
+                                  </w:r>
+                                </w:p>
+                              </w:txbxContent>
+                            </wps:txbx>
+                            <wps:bodyPr rot="0" vert="horz" wrap="none" lIns="0" tIns="0" rIns="0" bIns="0" anchor="t" anchorCtr="0">
+                              <a:spAutoFit/>
+                            </wps:bodyPr>
+                          </wps:wsp>
+                        </wpg:grpSp>
+                      </wpg:grpSp>
+                      <wps:wsp>
+                        <wps:cNvPr id="231306833" name="Rectangle 67"/>
+                        <wps:cNvSpPr>
+                          <a:spLocks noChangeArrowheads="1"/>
+                        </wps:cNvSpPr>
+                        <wps:spPr bwMode="auto">
+                          <a:xfrm>
+                            <a:off x="2618105" y="0"/>
+                            <a:ext cx="1777365" cy="274955"/>
+                          </a:xfrm>
+                          <a:prstGeom prst="rect">
+                            <a:avLst/>
+                          </a:prstGeom>
+                          <a:noFill/>
+                          <a:ln>
+                            <a:noFill/>
+                          </a:ln>
+                          <a:extLst>
+                            <a:ext uri="{909E8E84-426E-40DD-AFC4-6F175D3DCCD1}">
+                              <a14:hiddenFill xmlns:a14="http://schemas.microsoft.com/office/drawing/2010/main">
+                                <a:solidFill>
+                                  <a:srgbClr val="FFFFFF"/>
+                                </a:solidFill>
+                              </a14:hiddenFill>
+                            </a:ext>
+                            <a:ext uri="{91240B29-F687-4F45-9708-019B960494DF}">
+                              <a14:hiddenLine xmlns:a14="http://schemas.microsoft.com/office/drawing/2010/main" w="9525">
+                                <a:solidFill>
+                                  <a:srgbClr val="000000"/>
+                                </a:solidFill>
+                                <a:miter lim="800000"/>
+                                <a:headEnd/>
+                                <a:tailEnd/>
+                              </a14:hiddenLine>
+                            </a:ext>
+                          </a:extLst>
+                        </wps:spPr>
+                        <wps:txbx>
+                          <w:txbxContent>
+                            <w:p>
+                              <w:r>
+                                <w:rPr>
+                                  <w:rFonts w:ascii="Times New Roman" w:hAnsi="Times New Roman" w:cs="Times New Roman"/>
+                                  <w:color w:val="000000"/>
+                                </w:rPr>
+                                <w:t>STM32F746G Discovery board</w:t>
+                              </w:r>
+                            </w:p>
+                          </w:txbxContent>
+                        </wps:txbx>
+                        <wps:bodyPr rot="0" vert="horz" wrap="none" lIns="0" tIns="0" rIns="0" bIns="0" anchor="t" anchorCtr="0">
+                          <a:spAutoFit/>
+                        </wps:bodyPr>
+                      </wps:wsp>
+                    </wpg:wgp>
+                  </a:graphicData>
+                </a:graphic>
+                <wp14:sizeRelH relativeFrom="margin">
+                  <wp14:pctWidth>0</wp14:pctWidth>
+                </wp14:sizeRelH>
+                <wp14:sizeRelV relativeFrom="margin">
+                  <wp14:pctHeight>0</wp14:pctHeight>
+                </wp14:sizeRelV>
+              </wp:anchor>
+            </w:drawing>
+          </mc:Choice>
+          <mc:Fallback>
+            <w:pict>
+              <v:group w14:anchorId="68574CD3" id="Group 1" o:spid="_x0000_s1026" style="position:absolute;margin-left:0;margin-top:278.25pt;width:424.8pt;height:241.9pt;z-index:251662336;mso-position-horizontal:left;mso-position-horizontal-relative:margin;mso-position-vertical-relative:page;mso-width-relative:margin;mso-height-relative:margin" coordorigin="736" coordsize="53911,30718" o:gfxdata="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">
+                <v:rect id="Rectangle 17" o:spid="_x0000_s1027" style="position:absolute;left:34791;top:26308;width:4737;height:2749;visibility:visible;mso-wrap-style:none;v-text-anchor:top" o:gfxdata="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" filled="f" stroked="f">
+                  <v:textbox style="mso-fit-shape-to-text:t" inset="0,0,0,0">
+                    <w:txbxContent>
+                      <w:p>
+                        <w:r>
+                          <w:rPr>
+                            <w:rFonts w:ascii="Times New Roman" w:hAnsi="Times New Roman" w:cs="Times New Roman"/>
+                            <w:color w:val="000000"/>
+                          </w:rPr>
+                          <w:t xml:space="preserve">program </w:t>
+                        </w:r>
+                      </w:p>
+                    </w:txbxContent>
+                  </v:textbox>
+                </v:rect>
+                <v:rect id="Rectangle 18" o:spid="_x0000_s1028" style="position:absolute;left:24707;top:28153;width:17520;height:2565;visibility:visible;mso-wrap-style:none;v-text-anchor:top" o:gfxdata="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" filled="f" stroked="f">
+                  <v:textbox style="mso-fit-shape-to-text:t" inset="0,0,0,0">
+                    <w:txbxContent>
+                      <w:p>
+                        <w:r>
+                          <w:rPr>
+                            <w:rFonts w:ascii="Courier New" w:hAnsi="Courier New" w:cs="Courier New"/>
+                            <w:color w:val="000000"/>
+                            <w:sz w:val="20"/>
+                            <w:szCs w:val="20"/>
+                          </w:rPr>
+                          <w:t>stm32f7_sysid_average.c</w:t>
+                        </w:r>
+                      </w:p>
+                    </w:txbxContent>
+                  </v:textbox>
+                </v:rect>
+                <v:rect id="Rectangle 42" o:spid="_x0000_s1029" style="position:absolute;left:736;top:10204;width:6598;height:2750;visibility:visible;mso-wrap-style:none;v-text-anchor:top" o:gfxdata="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" filled="f" stroked="f">
+                  <v:textbox style="mso-fit-shape-to-text:t" inset="0,0,0,0">
+                    <w:txbxContent>
+                      <w:p>
+                        <w:r>
+                          <w:rPr>
+                            <w:rFonts w:ascii="Times New Roman" w:hAnsi="Times New Roman" w:cs="Times New Roman"/>
+                            <w:color w:val="000000"/>
+                          </w:rPr>
+                          <w:t>3.5mm jack</w:t>
+                        </w:r>
+                      </w:p>
+                    </w:txbxContent>
+                  </v:textbox>
+                </v:rect>
+                <v:rect id="Rectangle 44" o:spid="_x0000_s1030" style="position:absolute;left:736;top:13893;width:6598;height:2750;visibility:visible;mso-wrap-style:none;v-text-anchor:top" o:gfxdata="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" filled="f" stroked="f">
+                  <v:textbox style="mso-fit-shape-to-text:t" inset="0,0,0,0">
+                    <w:txbxContent>
+                      <w:p>
+                        <w:r>
+                          <w:rPr>
+                            <w:rFonts w:ascii="Times New Roman" w:hAnsi="Times New Roman" w:cs="Times New Roman"/>
+                            <w:color w:val="000000"/>
+                          </w:rPr>
+                          <w:t>3.5mm jack</w:t>
+                        </w:r>
+                      </w:p>
+                    </w:txbxContent>
+                  </v:textbox>
+                </v:rect>
+                <v:group id="Group 2014427291" o:spid="_x0000_s1031" style="position:absolute;left:3441;top:2762;width:51207;height:22872" coordorigin="3441,2762" coordsize="51206,22872" o:gfxdata="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">
+                  <v:rect id="Rectangle 5" o:spid="_x0000_s1032" style="position:absolute;left:18865;top:2762;width:35783;height:22872;visibility:visible;mso-wrap-style:square;v-text-anchor:top" o:gfxdata="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" strokeweight=".95pt"/>
+                  <v:group id="Group 8" o:spid="_x0000_s1033" style="position:absolute;left:36137;top:10693;width:9837;height:6763" coordorigin="5691,1665" coordsize="1549,1065" o:gfxdata="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">
+                    <v:shape id="Freeform 6" o:spid="_x0000_s1034" style="position:absolute;left:5691;top:2536;width:213;height:194;visibility:visible;mso-wrap-style:square;v-text-anchor:top" coordsize="213,194" o:gfxdata="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" path="m,194l117,r96,155l,194xe" fillcolor="black" stroked="f">
+                      <v:path arrowok="t" o:connecttype="custom" o:connectlocs="0,194;117,0;213,155;0,194" o:connectangles="0,0,0,0"/>
+                    </v:shape>
+                    <v:line id="Line 7" o:spid="_x0000_s1035" style="position:absolute;flip:x;visibility:visible;mso-wrap-style:square" from="5711,1665" to="7240,2691" o:connectortype="straight" o:gfxdata="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" strokeweight=".95pt"/>
+                  </v:group>
+                  <v:rect id="Rectangle 9" o:spid="_x0000_s1036" style="position:absolute;left:38290;top:10750;width:6153;height:6153;visibility:visible;mso-wrap-style:square;v-text-anchor:top" o:gfxdata="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" strokeweight=".95pt"/>
+                  <v:rect id="Rectangle 10" o:spid="_x0000_s1037" style="position:absolute;left:14871;top:3562;width:5709;height:2749;visibility:visible;mso-wrap-style:none;v-text-anchor:top" o:gfxdata="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" filled="f" stroked="f">
+                    <v:textbox style="mso-fit-shape-to-text:t" inset="0,0,0,0">
+                      <w:txbxContent>
+                        <w:p>
+                          <w:r>
+                            <w:rPr>
+                              <w:rFonts w:ascii="Times New Roman" w:hAnsi="Times New Roman" w:cs="Times New Roman"/>
+                              <w:color w:val="000000"/>
+                            </w:rPr>
+                            <w:t>LINE   IN</w:t>
+                          </w:r>
+                        </w:p>
+                      </w:txbxContent>
+                    </v:textbox>
+                  </v:rect>
+                  <v:rect id="Rectangle 11" o:spid="_x0000_s1038" style="position:absolute;left:9709;top:17951;width:12109;height:2750;visibility:visible;mso-wrap-style:none;v-text-anchor:top" o:gfxdata="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" filled="f" stroked="f">
+                    <v:textbox style="mso-fit-shape-to-text:t" inset="0,0,0,0">
+                      <w:txbxContent>
+                        <w:p>
+                          <w:proofErr w:type="gramStart"/>
+                          <w:r>
+                            <w:rPr>
+                              <w:rFonts w:ascii="Times New Roman" w:hAnsi="Times New Roman" w:cs="Times New Roman"/>
+                              <w:color w:val="000000"/>
+                            </w:rPr>
+                            <w:t>HEADPHONE  OUT</w:t>
+                          </w:r>
+                          <w:proofErr w:type="gramEnd"/>
+                        </w:p>
+                      </w:txbxContent>
+                    </v:textbox>
+                  </v:rect>
+                  <v:group id="Group 14" o:spid="_x0000_s1039" style="position:absolute;left:26060;top:6019;width:14383;height:985" coordorigin="4104,929" coordsize="2265,155" o:gfxdata="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">
+                    <v:shape id="Freeform 12" o:spid="_x0000_s1040" style="position:absolute;left:6156;top:929;width:213;height:155;visibility:visible;mso-wrap-style:square;v-text-anchor:top" coordsize="213,155" o:gfxdata="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" path="m213,78l,155,,,213,78xe" fillcolor="black" stroked="f">
+                      <v:path arrowok="t" o:connecttype="custom" o:connectlocs="213,78;0,155;0,0;213,78" o:connectangles="0,0,0,0"/>
+                    </v:shape>
+                    <v:line id="Line 13" o:spid="_x0000_s1041" style="position:absolute;flip:x;visibility:visible;mso-wrap-style:square" from="4104,1007" to="6311,1007" o:connectortype="straight" o:gfxdata="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" strokeweight=".95pt"/>
+                  </v:group>
+                  <v:rect id="Rectangle 15" o:spid="_x0000_s1042" style="position:absolute;left:17760;top:5835;width:1975;height:1359;visibility:visible;mso-wrap-style:square;v-text-anchor:top" o:gfxdata="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" strokeweight=".95pt"/>
+                  <v:rect id="Rectangle 16" o:spid="_x0000_s1043" style="position:absolute;left:17760;top:20218;width:1975;height:1238;visibility:visible;mso-wrap-style:square;v-text-anchor:top" o:gfxdata="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" strokeweight=".95pt"/>
+                  <v:group id="Group 21" o:spid="_x0000_s1044" style="position:absolute;left:8604;top:6019;width:9220;height:985" coordorigin="1355,929" coordsize="1452,155" o:gfxdata="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">
+                    <v:shape id="Freeform 19" o:spid="_x0000_s1045" style="position:absolute;left:2594;top:929;width:213;height:155;visibility:visible;mso-wrap-style:square;v-text-anchor:top" coordsize="213,155" o:gfxdata="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" path="m213,78l,155,,,213,78xe" fillcolor="black" stroked="f">
+                      <v:path arrowok="t" o:connecttype="custom" o:connectlocs="213,78;0,155;0,0;213,78" o:connectangles="0,0,0,0"/>
+                    </v:shape>
+                    <v:line id="Line 20" o:spid="_x0000_s1046" style="position:absolute;flip:x;visibility:visible;mso-wrap-style:square" from="1355,1007" to="2749,1007" o:connectortype="straight" o:gfxdata="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" strokeweight=".95pt"/>
+                  </v:group>
+                  <v:rect id="Rectangle 22" o:spid="_x0000_s1047" style="position:absolute;left:38969;top:11677;width:4738;height:2750;visibility:visible;mso-wrap-style:none;v-text-anchor:top" o:gfxdata="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" filled="f" stroked="f">
+                    <v:textbox style="mso-fit-shape-to-text:t" inset="0,0,0,0">
+                      <w:txbxContent>
+                        <w:p>
+                          <w:r>
+                            <w:rPr>
+                              <w:rFonts w:ascii="Times New Roman" w:hAnsi="Times New Roman" w:cs="Times New Roman"/>
+                              <w:color w:val="000000"/>
+                            </w:rPr>
+                            <w:t>adaptive</w:t>
+                          </w:r>
+                        </w:p>
+                      </w:txbxContent>
+                    </v:textbox>
+                  </v:rect>
+                  <v:rect id="Rectangle 23" o:spid="_x0000_s1048" style="position:absolute;left:40074;top:13525;width:2718;height:2750;visibility:visible;mso-wrap-style:none;v-text-anchor:top" o:gfxdata="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" filled="f" stroked="f">
+                    <v:textbox style="mso-fit-shape-to-text:t" inset="0,0,0,0">
+                      <w:txbxContent>
+                        <w:p>
+                          <w:r>
+                            <w:rPr>
+                              <w:rFonts w:ascii="Times New Roman" w:hAnsi="Times New Roman" w:cs="Times New Roman"/>
+                              <w:color w:val="000000"/>
+                            </w:rPr>
+                            <w:t>filter</w:t>
+                          </w:r>
+                        </w:p>
+                      </w:txbxContent>
+                    </v:textbox>
+                  </v:rect>
+                  <v:oval id="Oval 24" o:spid="_x0000_s1049" style="position:absolute;left:40379;top:5467;width:1975;height:1975;visibility:visible;mso-wrap-style:square;v-text-anchor:top" o:gfxdata="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" strokeweight=".95pt"/>
+                  <v:group id="Group 27" o:spid="_x0000_s1050" style="position:absolute;left:40932;top:7499;width:984;height:3194" coordorigin="6446,1162" coordsize="155,503" o:gfxdata="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">
+                    <v:shape id="Freeform 25" o:spid="_x0000_s1051" style="position:absolute;left:6446;top:1162;width:155;height:213;visibility:visible;mso-wrap-style:square;v-text-anchor:top" coordsize="155,213" o:gfxdata="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" path="m78,r77,213l,213,78,xe" fillcolor="black" stroked="f">
+                      <v:path arrowok="t" o:connecttype="custom" o:connectlocs="78,0;155,213;0,213;78,0" o:connectangles="0,0,0,0"/>
+                    </v:shape>
+                    <v:line id="Line 26" o:spid="_x0000_s1052" style="position:absolute;visibility:visible;mso-wrap-style:square" from="6524,1200" to="6524,1665" o:connectortype="straight" o:gfxdata="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" strokeweight=".95pt"/>
+                  </v:group>
+                  <v:line id="Line 28" o:spid="_x0000_s1053" style="position:absolute;flip:x;visibility:visible;mso-wrap-style:square" from="42411,6515" to="45974,6515" o:connectortype="straight" o:gfxdata="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" strokeweight=".95pt"/>
+                  <v:line id="Line 29" o:spid="_x0000_s1054" style="position:absolute;visibility:visible;mso-wrap-style:square" from="45974,6515" to="45974,10693" o:connectortype="straight" o:gfxdata="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" strokeweight=".95pt"/>
+                  <v:group id="Group 32" o:spid="_x0000_s1055" style="position:absolute;left:40932;top:16960;width:984;height:3817" coordorigin="6446,2652" coordsize="155,601" o:gfxdata="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">
+                    <v:shape id="Freeform 30" o:spid="_x0000_s1056" style="position:absolute;left:6446;top:2652;width:155;height:213;visibility:visible;mso-wrap-style:square;v-text-anchor:top" coordsize="155,213" o:gfxdata="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" path="m78,r77,213l,213,78,xe" fillcolor="black" stroked="f">
+                      <v:path arrowok="t" o:connecttype="custom" o:connectlocs="78,0;155,213;0,213;78,0" o:connectangles="0,0,0,0"/>
+                    </v:shape>
+                    <v:line id="Line 31" o:spid="_x0000_s1057" style="position:absolute;visibility:visible;mso-wrap-style:square" from="6524,2691" to="6524,3253" o:connectortype="straight" o:gfxdata="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" strokeweight=".95pt"/>
+                  </v:group>
+                  <v:rect id="Rectangle 33" o:spid="_x0000_s1058" style="position:absolute;left:38969;top:4305;width:794;height:2749;visibility:visible;mso-wrap-style:none;v-text-anchor:top" o:gfxdata="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" filled="f" stroked="f">
+                    <v:textbox style="mso-fit-shape-to-text:t" inset="0,0,0,0">
+                      <w:txbxContent>
+                        <w:p>
+                          <w:r>
+                            <w:rPr>
+                              <w:rFonts w:ascii="Times New Roman" w:hAnsi="Times New Roman" w:cs="Times New Roman"/>
+                              <w:color w:val="000000"/>
+                            </w:rPr>
+                            <w:t>+</w:t>
+                          </w:r>
+                        </w:p>
+                      </w:txbxContent>
+                    </v:textbox>
+                  </v:rect>
+                  <v:rect id="Rectangle 34" o:spid="_x0000_s1059" style="position:absolute;left:42411;top:7131;width:470;height:2749;visibility:visible;mso-wrap-style:none;v-text-anchor:top" o:gfxdata="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" filled="f" stroked="f">
+                    <v:textbox style="mso-fit-shape-to-text:t" inset="0,0,0,0">
+                      <w:txbxContent>
+                        <w:p>
+                          <w:r>
+                            <w:rPr>
+                              <w:rFonts w:ascii="Times New Roman" w:hAnsi="Times New Roman" w:cs="Times New Roman"/>
+                              <w:color w:val="000000"/>
+                            </w:rPr>
+                            <w:t>-</w:t>
+                          </w:r>
+                        </w:p>
+                      </w:txbxContent>
+                    </v:textbox>
+                  </v:rect>
+                  <v:group id="Group 37" o:spid="_x0000_s1060" style="position:absolute;left:33680;top:20281;width:12294;height:985" coordorigin="5304,3175" coordsize="1936,155" o:gfxdata="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">
+                    <v:shape id="Freeform 35" o:spid="_x0000_s1061" style="position:absolute;left:5304;top:3175;width:213;height:155;visibility:visible;mso-wrap-style:square;v-text-anchor:top" coordsize="213,155" o:gfxdata="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" path="m,78l213,r,155l,78xe" fillcolor="black" stroked="f">
+                      <v:path arrowok="t" o:connecttype="custom" o:connectlocs="0,78;213,0;213,155;0,78" o:connectangles="0,0,0,0"/>
+                    </v:shape>
+                    <v:line id="Line 36" o:spid="_x0000_s1062" style="position:absolute;flip:x;visibility:visible;mso-wrap-style:square" from="5343,3253" to="7240,3253" o:connectortype="straight" o:gfxdata="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" strokeweight=".95pt"/>
+                  </v:group>
+                  <v:oval id="Oval 38" o:spid="_x0000_s1063" style="position:absolute;left:41116;top:20466;width:622;height:622;visibility:visible;mso-wrap-style:square;v-text-anchor:top" o:gfxdata="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" fillcolor="black" strokeweight=".95pt"/>
+                  <v:rect id="Rectangle 39" o:spid="_x0000_s1064" style="position:absolute;left:46031;top:17760;width:6153;height:6154;visibility:visible;mso-wrap-style:square;v-text-anchor:top" o:gfxdata="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" strokeweight=".95pt"/>
+                  <v:rect id="Rectangle 40" o:spid="_x0000_s1065" style="position:absolute;left:47205;top:19672;width:3423;height:2749;visibility:visible;mso-wrap-style:none;v-text-anchor:top" o:gfxdata="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" filled="f" stroked="f">
+                    <v:textbox style="mso-fit-shape-to-text:t" inset="0,0,0,0">
+                      <w:txbxContent>
+                        <w:p>
+                          <w:r>
+                            <w:rPr>
+                              <w:rFonts w:ascii="Times New Roman" w:hAnsi="Times New Roman" w:cs="Times New Roman"/>
+                              <w:color w:val="000000"/>
+                            </w:rPr>
+                            <w:t>PRBS</w:t>
+                          </w:r>
+                        </w:p>
+                      </w:txbxContent>
+                    </v:textbox>
+                  </v:rect>
+                  <v:line id="Line 41" o:spid="_x0000_s1066" style="position:absolute;flip:x;visibility:visible;mso-wrap-style:square" from="8604,20777" to="17703,20777" o:connectortype="straight" o:gfxdata="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" strokeweight=".95pt"/>
+                  <v:rect id="Rectangle 43" o:spid="_x0000_s1067" style="position:absolute;left:3441;top:12045;width:1092;height:2750;visibility:visible;mso-wrap-style:none;v-text-anchor:top" o:gfxdata="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" filled="f" stroked="f">
+                    <v:textbox style="mso-fit-shape-to-text:t" inset="0,0,0,0">
+                      <w:txbxContent>
+                        <w:p>
+                          <w:r>
+                            <w:rPr>
+                              <w:rFonts w:ascii="Times New Roman" w:hAnsi="Times New Roman" w:cs="Times New Roman"/>
+                              <w:color w:val="000000"/>
+                            </w:rPr>
+                            <w:t>to</w:t>
+                          </w:r>
+                        </w:p>
+                      </w:txbxContent>
+                    </v:textbox>
+                  </v:rect>
+                  <v:line id="Line 45" o:spid="_x0000_s1068" style="position:absolute;visibility:visible;mso-wrap-style:square" from="8604,6515" to="8604,20777" o:connectortype="straight" o:gfxdata="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" strokeweight=".95pt"/>
+                  <v:rect id="Rectangle 46" o:spid="_x0000_s1069" style="position:absolute;left:28575;top:17760;width:7137;height:6154;visibility:visible;mso-wrap-style:square;v-text-anchor:top" o:gfxdata="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" strokeweight=".95pt"/>
+                  <v:rect id="Rectangle 47" o:spid="_x0000_s1070" style="position:absolute;left:29622;top:17951;width:4274;height:2750;visibility:visible;mso-wrap-style:none;v-text-anchor:top" o:gfxdata="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" filled="f" stroked="f">
+                    <v:textbox style="mso-fit-shape-to-text:t" inset="0,0,0,0">
+                      <w:txbxContent>
+                        <w:p>
+                          <w:r>
+                            <w:rPr>
+                              <w:rFonts w:ascii="Times New Roman" w:hAnsi="Times New Roman" w:cs="Times New Roman"/>
+                              <w:color w:val="000000"/>
+                            </w:rPr>
+                            <w:t>moving</w:t>
+                          </w:r>
+                        </w:p>
+                      </w:txbxContent>
+                    </v:textbox>
+                  </v:rect>
+                  <v:rect id="Rectangle 48" o:spid="_x0000_s1071" style="position:absolute;left:29622;top:19792;width:4344;height:2750;visibility:visible;mso-wrap-style:none;v-text-anchor:top" o:gfxdata="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" filled="f" stroked="f">
+                    <v:textbox style="mso-fit-shape-to-text:t" inset="0,0,0,0">
+                      <w:txbxContent>
+                        <w:p>
+                          <w:r>
+                            <w:rPr>
+                              <w:rFonts w:ascii="Times New Roman" w:hAnsi="Times New Roman" w:cs="Times New Roman"/>
+                              <w:color w:val="000000"/>
+                            </w:rPr>
+                            <w:t>average</w:t>
+                          </w:r>
+                        </w:p>
+                      </w:txbxContent>
+                    </v:textbox>
+                  </v:rect>
+                  <v:rect id="Rectangle 49" o:spid="_x0000_s1072" style="position:absolute;left:30365;top:21640;width:2718;height:2750;visibility:visible;mso-wrap-style:none;v-text-anchor:top" o:gfxdata="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" filled="f" stroked="f">
+                    <v:textbox style="mso-fit-shape-to-text:t" inset="0,0,0,0">
+                      <w:txbxContent>
+                        <w:p>
+                          <w:r>
+                            <w:rPr>
+                              <w:rFonts w:ascii="Times New Roman" w:hAnsi="Times New Roman" w:cs="Times New Roman"/>
+                              <w:color w:val="000000"/>
+                            </w:rPr>
+                            <w:t>filter</w:t>
+                          </w:r>
+                        </w:p>
+                      </w:txbxContent>
+                    </v:textbox>
+                  </v:rect>
+                  <v:group id="Group 52" o:spid="_x0000_s1073" style="position:absolute;left:19792;top:20281;width:3442;height:985" coordorigin="3117,3175" coordsize="542,155" o:gfxdata="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">
+                    <v:shape id="Freeform 50" o:spid="_x0000_s1074" style="position:absolute;left:3117;top:3175;width:213;height:155;visibility:visible;mso-wrap-style:square;v-text-anchor:top" coordsize="213,155" o:gfxdata="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" path="m,78l213,r,155l,78xe" fillcolor="black" stroked="f">
+                      <v:path arrowok="t" o:connecttype="custom" o:connectlocs="0,78;213,0;213,155;0,78" o:connectangles="0,0,0,0"/>
+                    </v:shape>
+                    <v:line id="Line 51" o:spid="_x0000_s1075" style="position:absolute;flip:x;visibility:visible;mso-wrap-style:square" from="3155,3253" to="3659,3253" o:connectortype="straight" o:gfxdata="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" strokeweight=".95pt"/>
+                  </v:group>
+                  <v:group id="Group 55" o:spid="_x0000_s1076" style="position:absolute;left:19792;top:6019;width:2947;height:985" coordorigin="3117,929" coordsize="464,155" o:gfxdata="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">
+                    <v:shape id="Freeform 53" o:spid="_x0000_s1077" style="position:absolute;left:3368;top:929;width:213;height:155;visibility:visible;mso-wrap-style:square;v-text-anchor:top" coordsize="213,155" o:gfxdata="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" path="m213,78l,155,,,213,78xe" fillcolor="black" stroked="f">
+                      <v:path arrowok="t" o:connecttype="custom" o:connectlocs="213,78;0,155;0,0;213,78" o:connectangles="0,0,0,0"/>
+                    </v:shape>
+                    <v:line id="Line 54" o:spid="_x0000_s1078" style="position:absolute;flip:x;visibility:visible;mso-wrap-style:square" from="3117,1007" to="3523,1007" o:connectortype="straight" o:gfxdata="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" strokeweight=".95pt"/>
+                  </v:group>
+                  <v:group id="Group 58" o:spid="_x0000_s1079" style="position:absolute;left:25692;top:20281;width:2825;height:985" coordorigin="4046,3175" coordsize="445,155" o:gfxdata="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">
+                    <v:shape id="Freeform 56" o:spid="_x0000_s1080" style="position:absolute;left:4046;top:3175;width:213;height:155;visibility:visible;mso-wrap-style:square;v-text-anchor:top" coordsize="213,155" o:gfxdata="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" path="m,78l213,r,155l,78xe" fillcolor="black" stroked="f">
+                      <v:path arrowok="t" o:connecttype="custom" o:connectlocs="0,78;213,0;213,155;0,78" o:connectangles="0,0,0,0"/>
+                    </v:shape>
+                    <v:line id="Line 57" o:spid="_x0000_s1081" style="position:absolute;flip:x;visibility:visible;mso-wrap-style:square" from="4085,3253" to="4491,3253" o:connectortype="straight" o:gfxdata="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" strokeweight=".95pt"/>
+                  </v:group>
+                  <v:group id="Group 62" o:spid="_x0000_s1082" style="position:absolute;left:22002;top:19792;width:3937;height:2712" coordorigin="3465,3098" coordsize="620,427" o:gfxdata="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">
+                    <v:shape id="Freeform 59" o:spid="_x0000_s1083" style="position:absolute;left:3465;top:3098;width:620;height:348;visibility:visible;mso-wrap-style:square;v-text-anchor:top" coordsize="620,348" o:gfxdata="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" path="m620,348l620,,174,,,174,174,348r446,xe" strokeweight=".95pt">
+                      <v:path arrowok="t" o:connecttype="custom" o:connectlocs="620,348;620,0;174,0;0,174;174,348;620,348" o:connectangles="0,0,0,0,0,0"/>
+                    </v:shape>
+                    <v:shape id="Freeform 60" o:spid="_x0000_s1084" style="position:absolute;left:3465;top:3098;width:620;height:348;visibility:visible;mso-wrap-style:square;v-text-anchor:top" coordsize="620,348" o:gfxdata="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" path="m620,348l620,,174,,,174,174,348r446,xe" filled="f" strokeweight=".95pt">
+                      <v:path arrowok="t" o:connecttype="custom" o:connectlocs="620,348;620,0;174,0;0,174;174,348;620,348" o:connectangles="0,0,0,0,0,0"/>
+                    </v:shape>
+                    <v:rect id="Rectangle 61" o:spid="_x0000_s1085" style="position:absolute;left:3601;top:3117;width:423;height:408;visibility:visible;mso-wrap-style:none;v-text-anchor:top" o:gfxdata="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" filled="f" stroked="f">
+                      <v:textbox style="mso-fit-shape-to-text:t" inset="0,0,0,0">
+                        <w:txbxContent>
+                          <w:p>
+                            <w:r>
+                              <w:rPr>
+                                <w:rFonts w:ascii="Times New Roman" w:hAnsi="Times New Roman" w:cs="Times New Roman"/>
+                                <w:color w:val="000000"/>
+                                <w:sz w:val="20"/>
+                                <w:szCs w:val="20"/>
+                              </w:rPr>
+                              <w:t>DAC</w:t>
+                            </w:r>
+                          </w:p>
+                        </w:txbxContent>
+                      </v:textbox>
+                    </v:rect>
+                  </v:group>
+                  <v:group id="Group 66" o:spid="_x0000_s1086" style="position:absolute;left:22371;top:5530;width:3937;height:2712" coordorigin="3523,852" coordsize="620,427" o:gfxdata="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">
+                    <v:shape id="Freeform 63" o:spid="_x0000_s1087" style="position:absolute;left:3523;top:852;width:620;height:348;visibility:visible;mso-wrap-style:square;v-text-anchor:top" coordsize="620,348" o:gfxdata="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" path="m620,348l620,,175,,,174,175,348r445,xe" strokeweight=".95pt">
+                      <v:path arrowok="t" o:connecttype="custom" o:connectlocs="620,348;620,0;175,0;0,174;175,348;620,348" o:connectangles="0,0,0,0,0,0"/>
+                    </v:shape>
+                    <v:shape id="Freeform 64" o:spid="_x0000_s1088" style="position:absolute;left:3523;top:852;width:620;height:348;visibility:visible;mso-wrap-style:square;v-text-anchor:top" coordsize="620,348" o:gfxdata="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" path="m620,348l620,,175,,,174,175,348r445,xe" filled="f" strokeweight=".95pt">
+                      <v:path arrowok="t" o:connecttype="custom" o:connectlocs="620,348;620,0;175,0;0,174;175,348;620,348" o:connectangles="0,0,0,0,0,0"/>
+                    </v:shape>
+                    <v:rect id="Rectangle 65" o:spid="_x0000_s1089" style="position:absolute;left:3659;top:871;width:423;height:408;visibility:visible;mso-wrap-style:none;v-text-anchor:top" o:gfxdata="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" filled="f" stroked="f">
+                      <v:textbox style="mso-fit-shape-to-text:t" inset="0,0,0,0">
+                        <w:txbxContent>
+                          <w:p>
+                            <w:r>
+                              <w:rPr>
+                                <w:rFonts w:ascii="Times New Roman" w:hAnsi="Times New Roman" w:cs="Times New Roman"/>
+                                <w:color w:val="000000"/>
+                                <w:sz w:val="20"/>
+                                <w:szCs w:val="20"/>
+                              </w:rPr>
+                              <w:t>ADC</w:t>
+                            </w:r>
+                          </w:p>
+                        </w:txbxContent>
+                      </v:textbox>
+                    </v:rect>
+                  </v:group>
+                </v:group>
+                <v:rect id="Rectangle 67" o:spid="_x0000_s1090" style="position:absolute;left:26181;width:17773;height:2749;visibility:visible;mso-wrap-style:none;v-text-anchor:top" o:gfxdata="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" filled="f" stroked="f">
+                  <v:textbox style="mso-fit-shape-to-text:t" inset="0,0,0,0">
+                    <w:txbxContent>
+                      <w:p>
+                        <w:r>
+                          <w:rPr>
+                            <w:rFonts w:ascii="Times New Roman" w:hAnsi="Times New Roman" w:cs="Times New Roman"/>
+                            <w:color w:val="000000"/>
+                          </w:rPr>
+                          <w:t>STM32F746G Discovery board</w:t>
+                        </w:r>
+                      </w:p>
+                    </w:txbxContent>
+                  </v:textbox>
+                </v:rect>
+                <w10:wrap type="topAndBottom" anchorx="margin" anchory="page"/>
+              </v:group>
+            </w:pict>
+          </mc:Fallback>
+        </mc:AlternateContent>
+      </w:r>
+      <w:r>
+        <w:rPr>
+          <w:bCs/>
+        </w:rPr>
+        <w:t xml:space="preserve">Connect HEADPHONE OUT on the audio card to LINE IN, as shown in </w:t>
+      </w:r>
+      <w:r>
+        <w:rPr>
+          <w:bCs/>
+        </w:rPr>
         <w:fldChar w:fldCharType="begin"/>
       </w:r>
       <w:r>
-        <w:instrText xml:space="preserve"> REF _Ref19028681 \h </w:instrText>
-      </w:r>
-      <w:r>
+        <w:rPr>
+          <w:bCs/>
+        </w:rPr>
+        <w:instrText xml:space="preserve"> REF _Ref19029995 \h </w:instrText>
+      </w:r>
+      <w:r>
+        <w:rPr>
+          <w:bCs/>
+        </w:rPr>
         <w:instrText xml:space="preserve"> \* MERGEFORMAT </w:instrText>
       </w:r>
       <w:r>
+        <w:rPr>
+          <w:bCs/>
+        </w:rPr>
+      </w:r>
+      <w:r>
+        <w:rPr>
+          <w:bCs/>
+        </w:rPr>
         <w:fldChar w:fldCharType="separate"/>
       </w:r>
       <w:r>
         <w:t xml:space="preserve">Figure </w:t>
       </w:r>
       <w:r>
-        <w:t>4</w:t>
-      </w:r>
-      <w:r>
+        <w:t>6</w:t>
+      </w:r>
+      <w:r>
+        <w:rPr>
+          <w:bCs/>
+        </w:rPr>
         <w:fldChar w:fldCharType="end"/>
       </w:r>
       <w:r>
-        <w:t>. On one of the boards</w:t>
-      </w:r>
-      <w:r>
-        <w:t>,</w:t>
-      </w:r>
-      <w:r>
-        <w:t xml:space="preserve"> run program </w:t>
+        <w:rPr>
+          <w:bCs/>
+        </w:rPr>
+        <w:t xml:space="preserve">, and build and load </w:t>
+      </w:r>
+      <w:r>
+        <w:rPr>
+          <w:bCs/>
+        </w:rPr>
+        <w:t xml:space="preserve">the </w:t>
+      </w:r>
+      <w:r>
+        <w:rPr>
+          <w:bCs/>
+        </w:rPr>
+        <w:t xml:space="preserve">program </w:t>
       </w:r>
       <w:r>
         <w:rPr>
           <w:rFonts w:ascii="Courier New" w:hAnsi="Courier New" w:cs="Courier New"/>
-        </w:rPr>
-        <w:t>stm32f7_average_intr.c</w:t>
-      </w:r>
-      <w:r>
-        <w:t xml:space="preserve"> (once this has been downloaded into flash memory, the program will run when power is applied to the board via the USB cable)</w:t>
-      </w:r>
-      <w:r>
-        <w:t>,</w:t>
-      </w:r>
-      <w:r>
-        <w:t xml:space="preserve"> and on the other</w:t>
-      </w:r>
-      <w:r>
-        <w:t>,</w:t>
-      </w:r>
-      <w:r>
-        <w:t xml:space="preserve"> run program </w:t>
-      </w:r>
+          <w:bCs/>
+        </w:rPr>
+        <w:t>stm32f7_sysid_</w:t>
+      </w:r>
+      <w:proofErr w:type="gramStart"/>
       <w:r>
         <w:rPr>
           <w:rFonts w:ascii="Courier New" w:hAnsi="Courier New" w:cs="Courier New"/>
-        </w:rPr>
-        <w:t>stm32f7_sysid_CMSIS_intr.c</w:t>
-      </w:r>
-      <w:r>
-        <w:t xml:space="preserve">. The latter program identifies the characteristics of whatever system is connected across its output and input. At this stage, there is no need to understand how the adaptive filter in program </w:t>
-      </w:r>
-      <w:r>
-        <w:rPr>
-          <w:rFonts w:ascii="Courier New" w:hAnsi="Courier New" w:cs="Courier New"/>
-        </w:rPr>
-        <w:t>stm32f7_sysid_CMSIS_intr.c</w:t>
-      </w:r>
-      <w:r>
-        <w:t xml:space="preserve"> works.</w:t>
-      </w:r>
-    </w:p>
-    <w:p>
-      <w:pPr>
-        <w:autoSpaceDE w:val="0"/>
-        <w:autoSpaceDN w:val="0"/>
-        <w:adjustRightInd w:val="0"/>
-      </w:pPr>
-    </w:p>
-    <w:p>
-      <w:pPr>
-        <w:autoSpaceDE w:val="0"/>
-        <w:autoSpaceDN w:val="0"/>
-        <w:adjustRightInd w:val="0"/>
-      </w:pPr>
-    </w:p>
-    <w:p>
-      <w:pPr>
-        <w:keepNext/>
-        <w:autoSpaceDE w:val="0"/>
-        <w:autoSpaceDN w:val="0"/>
-        <w:adjustRightInd w:val="0"/>
-        <w:jc w:val="center"/>
-      </w:pPr>
-      <w:r>
-        <w:rPr>
-          <w:noProof/>
-          <w:lang w:eastAsia="en-GB"/>
-        </w:rPr>
-        <w:drawing>
-          <wp:inline distT="0" distB="0" distL="0" distR="0" wp14:anchorId="6C60CB46" wp14:editId="58631DAF">
-            <wp:extent cx="5485765" cy="2666365"/>
-            <wp:effectExtent l="19050" t="0" r="635" b="0"/>
-            <wp:docPr id="6" name="Picture 2"/>
-            <wp:cNvGraphicFramePr>
-              <a:graphicFrameLocks xmlns:a="http://schemas.openxmlformats.org/drawingml/2006/main" noChangeAspect="1"/>
-            </wp:cNvGraphicFramePr>
-            <a:graphic xmlns:a="http://schemas.openxmlformats.org/drawingml/2006/main">
-              <a:graphicData uri="http://schemas.openxmlformats.org/drawingml/2006/picture">
-                <pic:pic xmlns:pic="http://schemas.openxmlformats.org/drawingml/2006/picture">
-                  <pic:nvPicPr>
-                    <pic:cNvPr id="0" name="Picture 2"/>
-                    <pic:cNvPicPr>
-                      <a:picLocks noChangeAspect="1" noChangeArrowheads="1"/>
-                    </pic:cNvPicPr>
-                  </pic:nvPicPr>
-                  <pic:blipFill>
-                    <a:blip r:embed="rId20" cstate="print"/>
-                    <a:srcRect/>
-                    <a:stretch>
-                      <a:fillRect/>
-                    </a:stretch>
-                  </pic:blipFill>
-                  <pic:spPr bwMode="auto">
-                    <a:xfrm>
-                      <a:off x="0" y="0"/>
-                      <a:ext cx="5485765" cy="2666365"/>
-                    </a:xfrm>
-                    <a:prstGeom prst="rect">
-                      <a:avLst/>
-                    </a:prstGeom>
-                    <a:noFill/>
-                    <a:ln w="9525">
-                      <a:noFill/>
-                      <a:miter lim="800000"/>
-                      <a:headEnd/>
-                      <a:tailEnd/>
-                    </a:ln>
-                  </pic:spPr>
-                </pic:pic>
-              </a:graphicData>
-            </a:graphic>
-          </wp:inline>
-        </w:drawing>
+          <w:bCs/>
+        </w:rPr>
+        <w:t>average.c</w:t>
+      </w:r>
+      <w:proofErr w:type="gramEnd"/>
+      <w:r>
+        <w:rPr>
+          <w:bCs/>
+        </w:rPr>
+        <w:t>. As in the previous example, run the program for a few seconds and follow the same procedure as before to save the adaptive filter coefficients to a file and plot them using MATLAB.</w:t>
       </w:r>
     </w:p>
     <w:p>
@@ -4319,7 +7486,7 @@
         <w:pStyle w:val="Caption"/>
         <w:jc w:val="center"/>
       </w:pPr>
-      <w:bookmarkStart w:id="21" w:name="_Ref19028681"/>
+      <w:bookmarkStart w:id="21" w:name="_Ref19029995"/>
       <w:r>
         <w:t xml:space="preserve">Figure </w:t>
       </w:r>
@@ -4333,606 +7500,37 @@
         <w:fldChar w:fldCharType="separate"/>
       </w:r>
       <w:r>
-        <w:t>4</w:t>
+        <w:t>6</w:t>
       </w:r>
       <w:r>
         <w:fldChar w:fldCharType="end"/>
       </w:r>
       <w:bookmarkEnd w:id="21"/>
       <w:r>
-        <w:t xml:space="preserve">: Connection diagram for identification of magnitude frequency response of five point moving average filter using program </w:t>
+        <w:t xml:space="preserve">: Connection diagram for identification of magnitude frequency response of </w:t>
+      </w:r>
+      <w:r>
+        <w:t>ten</w:t>
+      </w:r>
+      <w:r>
+        <w:t xml:space="preserve"> point moving average filter using program </w:t>
       </w:r>
       <w:r>
         <w:rPr>
           <w:rFonts w:ascii="Courier New" w:hAnsi="Courier New" w:cs="Courier New"/>
         </w:rPr>
-        <w:t>stm32f7_sysid_CMSIS_intr.c</w:t>
-      </w:r>
-    </w:p>
-    <w:p>
-      <w:pPr>
-        <w:autoSpaceDE w:val="0"/>
-        <w:autoSpaceDN w:val="0"/>
-        <w:adjustRightInd w:val="0"/>
-      </w:pPr>
-    </w:p>
-    <w:p>
-      <w:pPr>
-        <w:autoSpaceDE w:val="0"/>
-        <w:autoSpaceDN w:val="0"/>
-        <w:adjustRightInd w:val="0"/>
-      </w:pPr>
-      <w:r>
-        <w:t xml:space="preserve">As the program runs, the adaptive filter coefficients and the magnitude of their FFT are shown on the LCD. These graphs represent the impulse and magnitude frequency responses of the signal path from A to B in </w:t>
-      </w:r>
-      <w:r>
-        <w:fldChar w:fldCharType="begin"/>
-      </w:r>
-      <w:r>
-        <w:instrText xml:space="preserve"> REF _Ref19028681 \h </w:instrText>
-      </w:r>
-      <w:r>
-        <w:instrText xml:space="preserve"> \* MERGEFORMAT </w:instrText>
-      </w:r>
-      <w:r>
-        <w:fldChar w:fldCharType="separate"/>
-      </w:r>
-      <w:r>
-        <w:t xml:space="preserve">Figure </w:t>
-      </w:r>
-      <w:r>
-        <w:t>4</w:t>
-      </w:r>
-      <w:r>
-        <w:fldChar w:fldCharType="end"/>
-      </w:r>
-      <w:r>
-        <w:t>, including the moving average filter.</w:t>
-      </w:r>
-    </w:p>
-    <w:p>
-      <w:pPr>
-        <w:autoSpaceDE w:val="0"/>
-        <w:autoSpaceDN w:val="0"/>
-        <w:adjustRightInd w:val="0"/>
-      </w:pPr>
-      <w:r>
-        <w:t xml:space="preserve">After program </w:t>
-      </w:r>
-      <w:r>
-        <w:rPr>
-          <w:rFonts w:ascii="Courier New" w:hAnsi="Courier New" w:cs="Courier New"/>
-        </w:rPr>
-        <w:t>stm32f7_sysid_CMSIS_intr.c</w:t>
-      </w:r>
-      <w:r>
-        <w:t xml:space="preserve"> has run for several seconds, halt the program and save the values of the 256 filter coefficients </w:t>
-      </w:r>
-      <w:r>
-        <w:rPr>
-          <w:rFonts w:ascii="Courier New" w:hAnsi="Courier New" w:cs="Courier New"/>
-        </w:rPr>
-        <w:t>firCoeffs32</w:t>
-      </w:r>
-      <w:r>
-        <w:t xml:space="preserve"> to a </w:t>
-      </w:r>
-      <w:r>
-        <w:t>.</w:t>
-      </w:r>
-      <w:proofErr w:type="spellStart"/>
-      <w:r>
-        <w:t>dat</w:t>
-      </w:r>
-      <w:proofErr w:type="spellEnd"/>
-      <w:r>
-        <w:t xml:space="preserve"> file, as you did in Lab 2.</w:t>
-      </w:r>
-    </w:p>
-    <w:p>
-      <w:pPr>
-        <w:autoSpaceDE w:val="0"/>
-        <w:autoSpaceDN w:val="0"/>
-        <w:adjustRightInd w:val="0"/>
-      </w:pPr>
-      <w:r>
-        <w:lastRenderedPageBreak/>
-        <w:t>Then</w:t>
-      </w:r>
-      <w:r>
-        <w:t>,</w:t>
-      </w:r>
-      <w:r>
-        <w:t xml:space="preserve"> use MATLAB function </w:t>
-      </w:r>
-      <w:r>
-        <w:rPr>
-          <w:rFonts w:ascii="Courier New" w:hAnsi="Courier New" w:cs="Courier New"/>
-        </w:rPr>
-        <w:t>stm32f7_logfft.m</w:t>
-      </w:r>
-      <w:r>
-        <w:t xml:space="preserve"> to display the adaptive filter coefficients </w:t>
-      </w:r>
-      <w:r>
-        <w:rPr>
-          <w:rFonts w:ascii="Courier New" w:hAnsi="Courier New" w:cs="Courier New"/>
-        </w:rPr>
-        <w:t>firCoeffs32</w:t>
-      </w:r>
-      <w:r>
-        <w:t xml:space="preserve"> and the magnitude of their FFT</w:t>
-      </w:r>
-      <w:r>
-        <w:t xml:space="preserve">. </w:t>
-      </w:r>
-      <w:r>
-        <w:fldChar w:fldCharType="begin"/>
-      </w:r>
-      <w:r>
-        <w:instrText xml:space="preserve"> REF _Ref19522395 \h </w:instrText>
-      </w:r>
-      <w:r>
-        <w:instrText xml:space="preserve"> \* MERGEFORMAT </w:instrText>
-      </w:r>
-      <w:r>
-        <w:fldChar w:fldCharType="separate"/>
-      </w:r>
-      <w:r>
-        <w:t xml:space="preserve">Figure </w:t>
-      </w:r>
-      <w:r>
-        <w:t>5</w:t>
-      </w:r>
-      <w:r>
-        <w:fldChar w:fldCharType="end"/>
-      </w:r>
-      <w:r>
-        <w:t xml:space="preserve"> </w:t>
-      </w:r>
-      <w:r>
-        <w:t>shows the result plotted on the same axes as the theoretical magnitude frequency response of the five</w:t>
-      </w:r>
-      <w:r>
-        <w:t>-</w:t>
-      </w:r>
-      <w:r>
-        <w:t>point moving average filter.</w:t>
-      </w:r>
-    </w:p>
-    <w:p>
-      <w:pPr>
-        <w:keepNext/>
-        <w:autoSpaceDE w:val="0"/>
-        <w:autoSpaceDN w:val="0"/>
-        <w:adjustRightInd w:val="0"/>
-        <w:jc w:val="center"/>
-      </w:pPr>
-      <w:r>
-        <w:rPr>
-          <w:noProof/>
-          <w:lang w:eastAsia="en-GB"/>
-        </w:rPr>
-        <w:drawing>
-          <wp:inline distT="0" distB="0" distL="0" distR="0" wp14:anchorId="7225CD9C" wp14:editId="2F4DC26C">
-            <wp:extent cx="4061518" cy="3055500"/>
-            <wp:effectExtent l="0" t="0" r="0" b="0"/>
-            <wp:docPr id="19" name="Picture 1"/>
-            <wp:cNvGraphicFramePr>
-              <a:graphicFrameLocks xmlns:a="http://schemas.openxmlformats.org/drawingml/2006/main" noChangeAspect="1"/>
-            </wp:cNvGraphicFramePr>
-            <a:graphic xmlns:a="http://schemas.openxmlformats.org/drawingml/2006/main">
-              <a:graphicData uri="http://schemas.openxmlformats.org/drawingml/2006/picture">
-                <pic:pic xmlns:pic="http://schemas.openxmlformats.org/drawingml/2006/picture">
-                  <pic:nvPicPr>
-                    <pic:cNvPr id="0" name="Picture 1"/>
-                    <pic:cNvPicPr>
-                      <a:picLocks noChangeAspect="1" noChangeArrowheads="1"/>
-                    </pic:cNvPicPr>
-                  </pic:nvPicPr>
-                  <pic:blipFill>
-                    <a:blip r:embed="rId21" cstate="print"/>
-                    <a:srcRect/>
-                    <a:stretch>
-                      <a:fillRect/>
-                    </a:stretch>
-                  </pic:blipFill>
-                  <pic:spPr bwMode="auto">
-                    <a:xfrm>
-                      <a:off x="0" y="0"/>
-                      <a:ext cx="4061518" cy="3055500"/>
-                    </a:xfrm>
-                    <a:prstGeom prst="rect">
-                      <a:avLst/>
-                    </a:prstGeom>
-                    <a:noFill/>
-                    <a:ln w="9525">
-                      <a:noFill/>
-                      <a:miter lim="800000"/>
-                      <a:headEnd/>
-                      <a:tailEnd/>
-                    </a:ln>
-                  </pic:spPr>
-                </pic:pic>
-              </a:graphicData>
-            </a:graphic>
-          </wp:inline>
-        </w:drawing>
-      </w:r>
-    </w:p>
-    <w:p>
-      <w:pPr>
-        <w:pStyle w:val="Caption"/>
-        <w:jc w:val="center"/>
-      </w:pPr>
-      <w:bookmarkStart w:id="22" w:name="_Ref19522395"/>
-      <w:r>
-        <w:t xml:space="preserve">Figure </w:t>
-      </w:r>
-      <w:r>
-        <w:fldChar w:fldCharType="begin"/>
-      </w:r>
-      <w:r>
-        <w:instrText xml:space="preserve"> SEQ Figure \* ARABIC </w:instrText>
-      </w:r>
-      <w:r>
-        <w:fldChar w:fldCharType="separate"/>
-      </w:r>
-      <w:r>
-        <w:t>5</w:t>
-      </w:r>
-      <w:r>
-        <w:fldChar w:fldCharType="end"/>
+        <w:t>stm32f7_sysid_average.c</w:t>
+      </w:r>
+    </w:p>
+    <w:p>
+      <w:pPr>
+        <w:pStyle w:val="Heading2"/>
+      </w:pPr>
+      <w:bookmarkStart w:id="22" w:name="_Toc29195014"/>
+      <w:r>
+        <w:t>Exercise</w:t>
       </w:r>
       <w:bookmarkEnd w:id="22"/>
-      <w:r>
-        <w:t xml:space="preserve">: Magnitude frequency response of the five point moving average filter implemented using program </w:t>
-      </w:r>
-      <w:r>
-        <w:rPr>
-          <w:rFonts w:ascii="Courier New" w:hAnsi="Courier New" w:cs="Courier New"/>
-          <w:b/>
-        </w:rPr>
-        <w:t>stm32f7_average_intr.c</w:t>
-      </w:r>
-      <w:r>
-        <w:t xml:space="preserve"> on one STM32F746G Discovery board, identified using program </w:t>
-      </w:r>
-      <w:r>
-        <w:rPr>
-          <w:rFonts w:ascii="Courier New" w:hAnsi="Courier New" w:cs="Courier New"/>
-          <w:b/>
-        </w:rPr>
-        <w:t>stm32f7_sysid_CMSIS_intr.c</w:t>
-      </w:r>
-      <w:r>
-        <w:t xml:space="preserve"> running on a second board</w:t>
-      </w:r>
-      <w:r>
-        <w:t xml:space="preserve"> (blue line)</w:t>
-      </w:r>
-      <w:r>
-        <w:t>,</w:t>
-      </w:r>
-      <w:r>
-        <w:t xml:space="preserve"> and plotted on the same axes as its theoretical magnitude frequency response</w:t>
-      </w:r>
-      <w:r>
-        <w:t xml:space="preserve"> (dashed red line)</w:t>
-      </w:r>
-    </w:p>
-    <w:p>
-      <w:pPr>
-        <w:autoSpaceDE w:val="0"/>
-        <w:autoSpaceDN w:val="0"/>
-        <w:adjustRightInd w:val="0"/>
-      </w:pPr>
-    </w:p>
-    <w:p>
-      <w:pPr>
-        <w:pStyle w:val="Heading2"/>
-      </w:pPr>
-      <w:bookmarkStart w:id="23" w:name="_Toc29195012"/>
-      <w:r>
-        <w:t>Exercise</w:t>
-      </w:r>
-      <w:bookmarkEnd w:id="23"/>
-    </w:p>
-    <w:p>
-      <w:pPr>
-        <w:pStyle w:val="ListParagraph"/>
-        <w:numPr>
-          <w:ilvl w:val="0"/>
-          <w:numId w:val="28"/>
-        </w:numPr>
-      </w:pPr>
-      <w:r>
-        <w:t>What are the differences between the measured and theoretical frequency responses, and how do you explain them?</w:t>
-      </w:r>
-    </w:p>
-    <w:p/>
-    <w:p/>
-    <w:p/>
-    <w:p/>
-    <w:p/>
-    <w:p/>
-    <w:p>
-      <w:pPr>
-        <w:pStyle w:val="Heading1"/>
-        <w:rPr>
-          <w:rFonts w:cs="Courier New"/>
-        </w:rPr>
-      </w:pPr>
-      <w:bookmarkStart w:id="24" w:name="_Toc29195013"/>
-      <w:r>
-        <w:lastRenderedPageBreak/>
-        <w:t xml:space="preserve">Identification of </w:t>
-      </w:r>
-      <w:r>
-        <w:t>M</w:t>
-      </w:r>
-      <w:r>
-        <w:t xml:space="preserve">agnitude </w:t>
-      </w:r>
-      <w:r>
-        <w:t>F</w:t>
-      </w:r>
-      <w:r>
-        <w:t xml:space="preserve">requency </w:t>
-      </w:r>
-      <w:r>
-        <w:t>R</w:t>
-      </w:r>
-      <w:r>
-        <w:t xml:space="preserve">esponse </w:t>
-      </w:r>
-      <w:r>
-        <w:t>U</w:t>
-      </w:r>
-      <w:r>
-        <w:t xml:space="preserve">sing </w:t>
-      </w:r>
-      <w:r>
-        <w:t>O</w:t>
-      </w:r>
-      <w:r>
-        <w:t>ne</w:t>
-      </w:r>
-      <w:r>
-        <w:rPr>
-          <w:rFonts w:cs="Courier New"/>
-        </w:rPr>
-        <w:t xml:space="preserve"> </w:t>
-      </w:r>
-      <w:r>
-        <w:t xml:space="preserve">Discovery </w:t>
-      </w:r>
-      <w:r>
-        <w:rPr>
-          <w:rFonts w:cs="Courier New"/>
-        </w:rPr>
-        <w:t>Board</w:t>
-      </w:r>
-      <w:bookmarkEnd w:id="24"/>
-    </w:p>
-    <w:p>
-      <w:pPr>
-        <w:autoSpaceDE w:val="0"/>
-        <w:autoSpaceDN w:val="0"/>
-        <w:adjustRightInd w:val="0"/>
-        <w:rPr>
-          <w:bCs/>
-        </w:rPr>
-      </w:pPr>
-      <w:r>
-        <w:rPr>
-          <w:bCs/>
-        </w:rPr>
-        <w:t xml:space="preserve">By just using one </w:t>
-      </w:r>
-      <w:r>
-        <w:t xml:space="preserve">STM32F746G Discovery board, </w:t>
-      </w:r>
-      <w:r>
-        <w:rPr>
-          <w:bCs/>
-        </w:rPr>
-        <w:t xml:space="preserve">you can also perform an experiment </w:t>
-      </w:r>
-      <w:proofErr w:type="gramStart"/>
-      <w:r>
-        <w:rPr>
-          <w:bCs/>
-        </w:rPr>
-        <w:t>similar to</w:t>
-      </w:r>
-      <w:proofErr w:type="gramEnd"/>
-      <w:r>
-        <w:rPr>
-          <w:bCs/>
-        </w:rPr>
-        <w:t xml:space="preserve"> the previous one by implementing the moving average filter before the pseudorandom noise is written to the DAC.</w:t>
-      </w:r>
-    </w:p>
-    <w:p>
-      <w:pPr>
-        <w:autoSpaceDE w:val="0"/>
-        <w:autoSpaceDN w:val="0"/>
-        <w:adjustRightInd w:val="0"/>
-        <w:rPr>
-          <w:bCs/>
-        </w:rPr>
-      </w:pPr>
-      <w:r>
-        <w:rPr>
-          <w:bCs/>
-        </w:rPr>
-        <w:t xml:space="preserve">Connect HEADPHONE OUT on the audio card to LINE IN, as shown in </w:t>
-      </w:r>
-      <w:r>
-        <w:rPr>
-          <w:bCs/>
-        </w:rPr>
-        <w:fldChar w:fldCharType="begin"/>
-      </w:r>
-      <w:r>
-        <w:rPr>
-          <w:bCs/>
-        </w:rPr>
-        <w:instrText xml:space="preserve"> REF _Ref19029995 \h </w:instrText>
-      </w:r>
-      <w:r>
-        <w:rPr>
-          <w:bCs/>
-        </w:rPr>
-        <w:instrText xml:space="preserve"> \* MERGEFORMAT </w:instrText>
-      </w:r>
-      <w:r>
-        <w:rPr>
-          <w:bCs/>
-        </w:rPr>
-      </w:r>
-      <w:r>
-        <w:rPr>
-          <w:bCs/>
-        </w:rPr>
-        <w:fldChar w:fldCharType="separate"/>
-      </w:r>
-      <w:r>
-        <w:t xml:space="preserve">Figure </w:t>
-      </w:r>
-      <w:r>
-        <w:t>6</w:t>
-      </w:r>
-      <w:r>
-        <w:rPr>
-          <w:bCs/>
-        </w:rPr>
-        <w:fldChar w:fldCharType="end"/>
-      </w:r>
-      <w:r>
-        <w:rPr>
-          <w:bCs/>
-        </w:rPr>
-        <w:t xml:space="preserve">, and build and load program </w:t>
-      </w:r>
-      <w:r>
-        <w:rPr>
-          <w:rFonts w:ascii="Courier New" w:hAnsi="Courier New" w:cs="Courier New"/>
-          <w:bCs/>
-        </w:rPr>
-        <w:t>stm32f7_sysid_average_CMSIS_intr.c</w:t>
-      </w:r>
-      <w:r>
-        <w:rPr>
-          <w:bCs/>
-        </w:rPr>
-        <w:t>. As in the previous example, run the program for a few seconds and follow the same procedure as before to save the adaptive filter coefficients to a file and plot them using MATLAB.</w:t>
-      </w:r>
-    </w:p>
-    <w:p>
-      <w:pPr>
-        <w:keepNext/>
-      </w:pPr>
-      <w:r>
-        <w:rPr>
-          <w:noProof/>
-          <w:lang w:eastAsia="en-GB"/>
-        </w:rPr>
-        <w:drawing>
-          <wp:inline distT="0" distB="0" distL="0" distR="0" wp14:anchorId="41240DBB" wp14:editId="1F2FA883">
-            <wp:extent cx="5482800" cy="2962800"/>
-            <wp:effectExtent l="0" t="0" r="0" b="0"/>
-            <wp:docPr id="3" name="Picture 3"/>
-            <wp:cNvGraphicFramePr>
-              <a:graphicFrameLocks xmlns:a="http://schemas.openxmlformats.org/drawingml/2006/main" noChangeAspect="1"/>
-            </wp:cNvGraphicFramePr>
-            <a:graphic xmlns:a="http://schemas.openxmlformats.org/drawingml/2006/main">
-              <a:graphicData uri="http://schemas.openxmlformats.org/drawingml/2006/picture">
-                <pic:pic xmlns:pic="http://schemas.openxmlformats.org/drawingml/2006/picture">
-                  <pic:nvPicPr>
-                    <pic:cNvPr id="0" name="Picture 23"/>
-                    <pic:cNvPicPr>
-                      <a:picLocks noChangeAspect="1" noChangeArrowheads="1"/>
-                    </pic:cNvPicPr>
-                  </pic:nvPicPr>
-                  <pic:blipFill>
-                    <a:blip r:embed="rId22" cstate="print">
-                      <a:extLst>
-                        <a:ext uri="{28A0092B-C50C-407E-A947-70E740481C1C}">
-                          <a14:useLocalDpi xmlns:a14="http://schemas.microsoft.com/office/drawing/2010/main" val="0"/>
-                        </a:ext>
-                      </a:extLst>
-                    </a:blip>
-                    <a:srcRect/>
-                    <a:stretch>
-                      <a:fillRect/>
-                    </a:stretch>
-                  </pic:blipFill>
-                  <pic:spPr bwMode="auto">
-                    <a:xfrm>
-                      <a:off x="0" y="0"/>
-                      <a:ext cx="5482800" cy="2962800"/>
-                    </a:xfrm>
-                    <a:prstGeom prst="rect">
-                      <a:avLst/>
-                    </a:prstGeom>
-                    <a:noFill/>
-                    <a:ln>
-                      <a:noFill/>
-                    </a:ln>
-                  </pic:spPr>
-                </pic:pic>
-              </a:graphicData>
-            </a:graphic>
-          </wp:inline>
-        </w:drawing>
-      </w:r>
-    </w:p>
-    <w:p>
-      <w:pPr>
-        <w:pStyle w:val="Caption"/>
-        <w:jc w:val="center"/>
-      </w:pPr>
-      <w:bookmarkStart w:id="25" w:name="_Ref19029995"/>
-      <w:r>
-        <w:t xml:space="preserve">Figure </w:t>
-      </w:r>
-      <w:r>
-        <w:fldChar w:fldCharType="begin"/>
-      </w:r>
-      <w:r>
-        <w:instrText xml:space="preserve"> SEQ Figure \* ARABIC </w:instrText>
-      </w:r>
-      <w:r>
-        <w:fldChar w:fldCharType="separate"/>
-      </w:r>
-      <w:r>
-        <w:t>6</w:t>
-      </w:r>
-      <w:r>
-        <w:fldChar w:fldCharType="end"/>
-      </w:r>
-      <w:bookmarkEnd w:id="25"/>
-      <w:r>
-        <w:t xml:space="preserve">: Connection diagram for identification of magnitude frequency response of five point moving average filter using program </w:t>
-      </w:r>
-      <w:r>
-        <w:rPr>
-          <w:rFonts w:ascii="Courier New" w:hAnsi="Courier New" w:cs="Courier New"/>
-        </w:rPr>
-        <w:t>stm32f7_sysid_average_CMSIS_intr.c</w:t>
-      </w:r>
-    </w:p>
-    <w:p>
-      <w:pPr>
-        <w:pStyle w:val="Heading2"/>
-      </w:pPr>
-      <w:bookmarkStart w:id="26" w:name="_Toc29195014"/>
-      <w:r>
-        <w:t>Exercise</w:t>
-      </w:r>
-      <w:bookmarkEnd w:id="26"/>
     </w:p>
     <w:p>
       <w:pPr>
@@ -4982,24 +7580,12 @@
         </w:rPr>
       </w:pPr>
     </w:p>
-    <w:p>
-      <w:pPr>
-        <w:autoSpaceDE w:val="0"/>
-        <w:autoSpaceDN w:val="0"/>
-        <w:adjustRightInd w:val="0"/>
-        <w:jc w:val="center"/>
-        <w:rPr>
-          <w:bCs/>
-          <w:color w:val="FF0000"/>
-        </w:rPr>
-      </w:pPr>
-    </w:p>
     <w:p/>
     <w:p>
       <w:pPr>
         <w:pStyle w:val="Heading1"/>
       </w:pPr>
-      <w:bookmarkStart w:id="27" w:name="_Toc29195015"/>
+      <w:bookmarkStart w:id="23" w:name="_Toc29195015"/>
       <w:r>
         <w:lastRenderedPageBreak/>
         <w:t>Higher-</w:t>
@@ -5007,7 +7593,7 @@
       <w:r>
         <w:t>Order Moving Average Filters</w:t>
       </w:r>
-      <w:bookmarkEnd w:id="27"/>
+      <w:bookmarkEnd w:id="23"/>
     </w:p>
     <w:p>
       <w:r>
@@ -5158,11 +7744,11 @@
       <w:pPr>
         <w:pStyle w:val="Heading2"/>
       </w:pPr>
-      <w:bookmarkStart w:id="28" w:name="_Toc29195016"/>
+      <w:bookmarkStart w:id="24" w:name="_Toc29195016"/>
       <w:r>
         <w:t>Exercise</w:t>
       </w:r>
-      <w:bookmarkEnd w:id="28"/>
+      <w:bookmarkEnd w:id="24"/>
     </w:p>
     <w:p>
       <w:pPr>
@@ -5269,7 +7855,7 @@
       <w:pPr>
         <w:pStyle w:val="Heading1"/>
       </w:pPr>
-      <w:bookmarkStart w:id="29" w:name="_Toc29195017"/>
+      <w:bookmarkStart w:id="25" w:name="_Toc29195017"/>
       <w:r>
         <w:lastRenderedPageBreak/>
         <w:t xml:space="preserve">Finite Impulse Response (FIR) </w:t>
@@ -5280,7 +7866,7 @@
       <w:r>
         <w:t>ilters</w:t>
       </w:r>
-      <w:bookmarkEnd w:id="29"/>
+      <w:bookmarkEnd w:id="25"/>
     </w:p>
     <w:p>
       <w:r>
@@ -5356,11 +7942,11 @@
       <w:pPr>
         <w:pStyle w:val="Heading2"/>
       </w:pPr>
-      <w:bookmarkStart w:id="30" w:name="_Toc29195018"/>
+      <w:bookmarkStart w:id="26" w:name="_Toc29195018"/>
       <w:r>
         <w:t>Exercise</w:t>
       </w:r>
-      <w:bookmarkEnd w:id="30"/>
+      <w:bookmarkEnd w:id="26"/>
     </w:p>
     <w:p>
       <w:pPr>
@@ -5753,7 +8339,7 @@
       <w:pPr>
         <w:pStyle w:val="Heading1"/>
       </w:pPr>
-      <w:bookmarkStart w:id="31" w:name="_Toc29195019"/>
+      <w:bookmarkStart w:id="27" w:name="_Toc29195019"/>
       <w:r>
         <w:lastRenderedPageBreak/>
         <w:t xml:space="preserve">FIR </w:t>
@@ -5812,7 +8398,7 @@
       <w:r>
         <w:t>ile</w:t>
       </w:r>
-      <w:bookmarkEnd w:id="31"/>
+      <w:bookmarkEnd w:id="27"/>
     </w:p>
     <w:p>
       <w:pPr>
@@ -6238,7 +8824,7 @@
       <w:pPr>
         <w:pStyle w:val="Heading1"/>
       </w:pPr>
-      <w:bookmarkStart w:id="32" w:name="_Toc29195020"/>
+      <w:bookmarkStart w:id="28" w:name="_Toc29195020"/>
       <w:r>
         <w:t xml:space="preserve">Generating FIR Filter </w:t>
       </w:r>
@@ -6266,7 +8852,7 @@
       <w:r>
         <w:t>sing MATLAB</w:t>
       </w:r>
-      <w:bookmarkEnd w:id="32"/>
+      <w:bookmarkEnd w:id="28"/>
     </w:p>
     <w:p>
       <w:pPr>
@@ -6839,7 +9425,7 @@
                     </pic:cNvPicPr>
                   </pic:nvPicPr>
                   <pic:blipFill>
-                    <a:blip r:embed="rId23" cstate="print">
+                    <a:blip r:embed="rId20" cstate="print">
                       <a:extLst>
                         <a:ext uri="{28A0092B-C50C-407E-A947-70E740481C1C}">
                           <a14:useLocalDpi xmlns:a14="http://schemas.microsoft.com/office/drawing/2010/main" val="0"/>
@@ -6876,7 +9462,7 @@
         <w:pStyle w:val="Caption"/>
         <w:jc w:val="center"/>
       </w:pPr>
-      <w:bookmarkStart w:id="33" w:name="_Ref19088938"/>
+      <w:bookmarkStart w:id="29" w:name="_Ref19088938"/>
       <w:r>
         <w:t xml:space="preserve">Figure </w:t>
       </w:r>
@@ -6895,7 +9481,7 @@
       <w:r>
         <w:fldChar w:fldCharType="end"/>
       </w:r>
-      <w:bookmarkEnd w:id="33"/>
+      <w:bookmarkEnd w:id="29"/>
       <w:r>
         <w:t xml:space="preserve">: Design of a bandpass FIR filter using MATLAB </w:t>
       </w:r>
@@ -7141,7 +9727,7 @@
                     </pic:cNvPicPr>
                   </pic:nvPicPr>
                   <pic:blipFill>
-                    <a:blip r:embed="rId24" cstate="print"/>
+                    <a:blip r:embed="rId21" cstate="print"/>
                     <a:srcRect/>
                     <a:stretch>
                       <a:fillRect/>
@@ -7180,7 +9766,7 @@
           <w:szCs w:val="28"/>
         </w:rPr>
       </w:pPr>
-      <w:bookmarkStart w:id="34" w:name="_Ref19089074"/>
+      <w:bookmarkStart w:id="30" w:name="_Ref19089074"/>
       <w:r>
         <w:t xml:space="preserve">Figure </w:t>
       </w:r>
@@ -7199,7 +9785,7 @@
       <w:r>
         <w:fldChar w:fldCharType="end"/>
       </w:r>
-      <w:bookmarkEnd w:id="34"/>
+      <w:bookmarkEnd w:id="30"/>
       <w:r>
         <w:t xml:space="preserve">: Connection diagram for program </w:t>
       </w:r>
@@ -7315,7 +9901,7 @@
                     </pic:cNvPicPr>
                   </pic:nvPicPr>
                   <pic:blipFill>
-                    <a:blip r:embed="rId25" cstate="print"/>
+                    <a:blip r:embed="rId22" cstate="print"/>
                     <a:srcRect/>
                     <a:stretch>
                       <a:fillRect/>
@@ -7348,7 +9934,7 @@
       <w:pPr>
         <w:pStyle w:val="Caption"/>
       </w:pPr>
-      <w:bookmarkStart w:id="35" w:name="_Ref19088965"/>
+      <w:bookmarkStart w:id="31" w:name="_Ref19088965"/>
       <w:r>
         <w:t xml:space="preserve">Figure </w:t>
       </w:r>
@@ -7367,7 +9953,7 @@
       <w:r>
         <w:fldChar w:fldCharType="end"/>
       </w:r>
-      <w:bookmarkEnd w:id="35"/>
+      <w:bookmarkEnd w:id="31"/>
       <w:r>
         <w:t>: Experimentally measured impulse response and magnitude frequency response corresponding to filter coefficients defined in header file bp1750.h, derived using program stm32f7_sysid_fir_CMSIS_intr</w:t>
       </w:r>
@@ -7415,7 +10001,7 @@
                     </pic:cNvPicPr>
                   </pic:nvPicPr>
                   <pic:blipFill>
-                    <a:blip r:embed="rId26" cstate="print"/>
+                    <a:blip r:embed="rId23" cstate="print"/>
                     <a:srcRect/>
                     <a:stretch>
                       <a:fillRect/>
@@ -7449,7 +10035,7 @@
         <w:pStyle w:val="Caption"/>
         <w:jc w:val="center"/>
       </w:pPr>
-      <w:bookmarkStart w:id="36" w:name="_Ref19088971"/>
+      <w:bookmarkStart w:id="32" w:name="_Ref19088971"/>
       <w:r>
         <w:t xml:space="preserve">Figure </w:t>
       </w:r>
@@ -7468,7 +10054,7 @@
       <w:r>
         <w:fldChar w:fldCharType="end"/>
       </w:r>
-      <w:bookmarkEnd w:id="36"/>
+      <w:bookmarkEnd w:id="32"/>
       <w:r>
         <w:t>: The LCD while program stm32f7_sysid_fir_CMSIS_intr.c is running, using header file bp1750.h</w:t>
       </w:r>
@@ -7524,7 +10110,7 @@
                     <pic:cNvPicPr/>
                   </pic:nvPicPr>
                   <pic:blipFill>
-                    <a:blip r:embed="rId27" cstate="print"/>
+                    <a:blip r:embed="rId24" cstate="print"/>
                     <a:stretch>
                       <a:fillRect/>
                     </a:stretch>
@@ -7592,9 +10178,9 @@
       <w:pPr>
         <w:pStyle w:val="Heading1"/>
       </w:pPr>
-      <w:bookmarkStart w:id="37" w:name="_Toc19094952"/>
-      <w:bookmarkStart w:id="38" w:name="_Toc29195021"/>
-      <w:bookmarkEnd w:id="37"/>
+      <w:bookmarkStart w:id="33" w:name="_Toc19094952"/>
+      <w:bookmarkStart w:id="34" w:name="_Toc29195021"/>
+      <w:bookmarkEnd w:id="33"/>
       <w:r>
         <w:lastRenderedPageBreak/>
         <w:t xml:space="preserve">Frequency </w:t>
@@ -7611,7 +10197,7 @@
       <w:r>
         <w:t>imple FIR Filters</w:t>
       </w:r>
-      <w:bookmarkEnd w:id="38"/>
+      <w:bookmarkEnd w:id="34"/>
     </w:p>
     <w:p>
       <w:pPr>
@@ -7620,11 +10206,11 @@
       <w:r>
         <w:t xml:space="preserve"> </w:t>
       </w:r>
-      <w:bookmarkStart w:id="39" w:name="_Toc29195022"/>
+      <w:bookmarkStart w:id="35" w:name="_Toc29195022"/>
       <w:r>
         <w:t>Exercise</w:t>
       </w:r>
-      <w:bookmarkEnd w:id="39"/>
+      <w:bookmarkEnd w:id="35"/>
     </w:p>
     <w:p>
       <w:pPr>
@@ -7787,7 +10373,7 @@
                     </pic:cNvPicPr>
                   </pic:nvPicPr>
                   <pic:blipFill>
-                    <a:blip r:embed="rId28" cstate="print"/>
+                    <a:blip r:embed="rId25" cstate="print"/>
                     <a:srcRect/>
                     <a:stretch>
                       <a:fillRect/>
@@ -7888,7 +10474,7 @@
                     </pic:cNvPicPr>
                   </pic:nvPicPr>
                   <pic:blipFill>
-                    <a:blip r:embed="rId28" cstate="print"/>
+                    <a:blip r:embed="rId25" cstate="print"/>
                     <a:srcRect/>
                     <a:stretch>
                       <a:fillRect/>
@@ -7968,7 +10554,7 @@
                     </pic:cNvPicPr>
                   </pic:nvPicPr>
                   <pic:blipFill>
-                    <a:blip r:embed="rId28" cstate="print"/>
+                    <a:blip r:embed="rId25" cstate="print"/>
                     <a:srcRect/>
                     <a:stretch>
                       <a:fillRect/>
@@ -8001,7 +10587,7 @@
       <w:pPr>
         <w:pStyle w:val="Heading1"/>
       </w:pPr>
-      <w:bookmarkStart w:id="40" w:name="_Toc29195023"/>
+      <w:bookmarkStart w:id="36" w:name="_Toc29195023"/>
       <w:r>
         <w:lastRenderedPageBreak/>
         <w:t>Design</w:t>
@@ -8018,7 +10604,7 @@
       <w:r>
         <w:t>sing the Window Method</w:t>
       </w:r>
-      <w:bookmarkEnd w:id="40"/>
+      <w:bookmarkEnd w:id="36"/>
     </w:p>
     <w:p>
       <w:pPr>
@@ -8027,11 +10613,11 @@
       <w:r>
         <w:t xml:space="preserve"> </w:t>
       </w:r>
-      <w:bookmarkStart w:id="41" w:name="_Toc29195024"/>
+      <w:bookmarkStart w:id="37" w:name="_Toc29195024"/>
       <w:r>
         <w:t>Exercise</w:t>
       </w:r>
-      <w:bookmarkEnd w:id="41"/>
+      <w:bookmarkEnd w:id="37"/>
     </w:p>
     <w:p>
       <w:pPr>
@@ -8186,7 +10772,7 @@
       <w:pPr>
         <w:pStyle w:val="Heading1"/>
       </w:pPr>
-      <w:bookmarkStart w:id="42" w:name="_Toc29195025"/>
+      <w:bookmarkStart w:id="38" w:name="_Toc29195025"/>
       <w:r>
         <w:t xml:space="preserve">Execution </w:t>
       </w:r>
@@ -8202,7 +10788,7 @@
       <w:r>
         <w:t>oded FIR Filters</w:t>
       </w:r>
-      <w:bookmarkEnd w:id="42"/>
+      <w:bookmarkEnd w:id="38"/>
     </w:p>
     <w:p>
       <w:pPr>
@@ -8505,11 +11091,11 @@
         <w:lastRenderedPageBreak/>
         <w:t xml:space="preserve"> </w:t>
       </w:r>
-      <w:bookmarkStart w:id="43" w:name="_Toc29195026"/>
+      <w:bookmarkStart w:id="39" w:name="_Toc29195026"/>
       <w:r>
         <w:t>Exercise</w:t>
       </w:r>
-      <w:bookmarkEnd w:id="43"/>
+      <w:bookmarkEnd w:id="39"/>
     </w:p>
     <w:p>
       <w:r>
@@ -9448,7 +12034,7 @@
       <w:pPr>
         <w:pStyle w:val="Caption"/>
       </w:pPr>
-      <w:bookmarkStart w:id="44" w:name="_Ref19090848"/>
+      <w:bookmarkStart w:id="40" w:name="_Ref19090848"/>
       <w:r>
         <w:t xml:space="preserve">Table </w:t>
       </w:r>
@@ -9467,7 +12053,7 @@
       <w:r>
         <w:fldChar w:fldCharType="end"/>
       </w:r>
-      <w:bookmarkEnd w:id="44"/>
+      <w:bookmarkEnd w:id="40"/>
       <w:r>
         <w:t xml:space="preserve">: Computation times (per output sample) for N=81 point FIR filter defined in header file </w:t>
       </w:r>
@@ -9534,11 +12120,11 @@
       <w:pPr>
         <w:pStyle w:val="Heading1"/>
       </w:pPr>
-      <w:bookmarkStart w:id="45" w:name="_Toc29195027"/>
+      <w:bookmarkStart w:id="41" w:name="_Toc29195027"/>
       <w:r>
         <w:t>Conclusions</w:t>
       </w:r>
-      <w:bookmarkEnd w:id="45"/>
+      <w:bookmarkEnd w:id="41"/>
     </w:p>
     <w:p>
       <w:pPr>
@@ -9557,7 +12143,7 @@
       <w:pPr>
         <w:pStyle w:val="Heading1"/>
       </w:pPr>
-      <w:bookmarkStart w:id="46" w:name="_Toc29195028"/>
+      <w:bookmarkStart w:id="42" w:name="_Toc29195028"/>
       <w:r>
         <w:t xml:space="preserve">Additional </w:t>
       </w:r>
@@ -9567,7 +12153,7 @@
       <w:r>
         <w:t>eferences</w:t>
       </w:r>
-      <w:bookmarkEnd w:id="46"/>
+      <w:bookmarkEnd w:id="42"/>
     </w:p>
     <w:p>
       <w:pPr>
@@ -9595,7 +12181,7 @@
           <w:u w:val="single"/>
         </w:rPr>
       </w:pPr>
-      <w:hyperlink r:id="rId29" w:history="1">
+      <w:hyperlink r:id="rId26" w:history="1">
         <w:r>
           <w:rPr>
             <w:rStyle w:val="Hyperlink"/>
@@ -9606,8 +12192,8 @@
       <w:bookmarkEnd w:id="1"/>
     </w:p>
     <w:sectPr>
-      <w:footerReference w:type="default" r:id="rId30"/>
-      <w:headerReference w:type="first" r:id="rId31"/>
+      <w:footerReference w:type="default" r:id="rId27"/>
+      <w:headerReference w:type="first" r:id="rId28"/>
       <w:pgSz w:w="11906" w:h="16838"/>
       <w:pgMar w:top="1560" w:right="1440" w:bottom="1560" w:left="1440" w:header="142" w:footer="454" w:gutter="0"/>
       <w:pgNumType w:start="1"/>
@@ -15377,56 +17963,27 @@
 </file>
 
 <file path=customXml/item2.xml><?xml version="1.0" encoding="utf-8"?>
-<?mso-contentType ?>
-<spe:Receivers xmlns:spe="http://schemas.microsoft.com/sharepoint/events">
-  <Receiver>
-    <Name>Document ID Generator</Name>
-    <Synchronization>Synchronous</Synchronization>
-    <Type>10001</Type>
-    <SequenceNumber>1000</SequenceNumber>
-    <Url/>
-    <Assembly>Microsoft.Office.DocumentManagement, Version=16.0.0.0, Culture=neutral, PublicKeyToken=71e9bce111e9429c</Assembly>
-    <Class>Microsoft.Office.DocumentManagement.Internal.DocIdHandler</Class>
-    <Data/>
-    <Filter/>
-  </Receiver>
-  <Receiver>
-    <Name>Document ID Generator</Name>
-    <Synchronization>Synchronous</Synchronization>
-    <Type>10002</Type>
-    <SequenceNumber>1001</SequenceNumber>
-    <Url/>
-    <Assembly>Microsoft.Office.DocumentManagement, Version=16.0.0.0, Culture=neutral, PublicKeyToken=71e9bce111e9429c</Assembly>
-    <Class>Microsoft.Office.DocumentManagement.Internal.DocIdHandler</Class>
-    <Data/>
-    <Filter/>
-  </Receiver>
-  <Receiver>
-    <Name>Document ID Generator</Name>
-    <Synchronization>Synchronous</Synchronization>
-    <Type>10004</Type>
-    <SequenceNumber>1002</SequenceNumber>
-    <Url/>
-    <Assembly>Microsoft.Office.DocumentManagement, Version=16.0.0.0, Culture=neutral, PublicKeyToken=71e9bce111e9429c</Assembly>
-    <Class>Microsoft.Office.DocumentManagement.Internal.DocIdHandler</Class>
-    <Data/>
-    <Filter/>
-  </Receiver>
-  <Receiver>
-    <Name>Document ID Generator</Name>
-    <Synchronization>Synchronous</Synchronization>
-    <Type>10006</Type>
-    <SequenceNumber>1003</SequenceNumber>
-    <Url/>
-    <Assembly>Microsoft.Office.DocumentManagement, Version=16.0.0.0, Culture=neutral, PublicKeyToken=71e9bce111e9429c</Assembly>
-    <Class>Microsoft.Office.DocumentManagement.Internal.DocIdHandler</Class>
-    <Data/>
-    <Filter/>
-  </Receiver>
-</spe:Receivers>
+<b:Sources xmlns:b="http://schemas.openxmlformats.org/officeDocument/2006/bibliography" xmlns="http://schemas.openxmlformats.org/officeDocument/2006/bibliography" SelectedStyle="\APASixthEditionOfficeOnline.xsl" StyleName="APA" Version="6"/>
 </file>
 
 <file path=customXml/item3.xml><?xml version="1.0" encoding="utf-8"?>
+<p:properties xmlns:p="http://schemas.microsoft.com/office/2006/metadata/properties" xmlns:xsi="http://www.w3.org/2001/XMLSchema-instance" xmlns:pc="http://schemas.microsoft.com/office/infopath/2007/PartnerControls">
+  <documentManagement>
+    <Complete_x003f_ xmlns="62716bce-2e5b-4137-9339-0c56d67fb532">false</Complete_x003f_>
+    <_dlc_DocId xmlns="066b1fa1-e673-41bd-87ba-8687893fe173">2VSTCW3YR7TP-1413294526-11003</_dlc_DocId>
+    <_dlc_DocIdUrl xmlns="066b1fa1-e673-41bd-87ba-8687893fe173">
+      <Url>https://armh.sharepoint.com/sites/TS-ArmEducationNew/ConTech/_layouts/15/DocIdRedir.aspx?ID=2VSTCW3YR7TP-1413294526-11003</Url>
+      <Description>2VSTCW3YR7TP-1413294526-11003</Description>
+    </_dlc_DocIdUrl>
+    <TaxCatchAll xmlns="73088aa1-bb70-4e27-95fc-187c5437fa54" xsi:nil="true"/>
+    <lcf76f155ced4ddcb4097134ff3c332f xmlns="62716bce-2e5b-4137-9339-0c56d67fb532">
+      <Terms xmlns="http://schemas.microsoft.com/office/infopath/2007/PartnerControls"/>
+    </lcf76f155ced4ddcb4097134ff3c332f>
+  </documentManagement>
+</p:properties>
+</file>
+
+<file path=customXml/item4.xml><?xml version="1.0" encoding="utf-8"?>
 <ct:contentTypeSchema xmlns:ct="http://schemas.microsoft.com/office/2006/metadata/contentType" xmlns:ma="http://schemas.microsoft.com/office/2006/metadata/properties/metaAttributes" ct:_="" ma:_="" ma:contentTypeName="Document" ma:contentTypeID="0x01010050DA06D914BDE34CBFBF32CE2E7912F8" ma:contentTypeVersion="19" ma:contentTypeDescription="Create a new document." ma:contentTypeScope="" ma:versionID="76675610a4b07ba32dc99688af23a91c">
   <xsd:schema xmlns:xsd="http://www.w3.org/2001/XMLSchema" xmlns:xs="http://www.w3.org/2001/XMLSchema" xmlns:p="http://schemas.microsoft.com/office/2006/metadata/properties" xmlns:ns2="066b1fa1-e673-41bd-87ba-8687893fe173" xmlns:ns3="62716bce-2e5b-4137-9339-0c56d67fb532" xmlns:ns4="73088aa1-bb70-4e27-95fc-187c5437fa54" targetNamespace="http://schemas.microsoft.com/office/2006/metadata/properties" ma:root="true" ma:fieldsID="e4945c22c07b70bfc9f0e7af6a4e344b" ns2:_="" ns3:_="" ns4:_="">
     <xsd:import namespace="066b1fa1-e673-41bd-87ba-8687893fe173"/>
@@ -15705,25 +18262,54 @@
 </ct:contentTypeSchema>
 </file>
 
-<file path=customXml/item4.xml><?xml version="1.0" encoding="utf-8"?>
-<p:properties xmlns:p="http://schemas.microsoft.com/office/2006/metadata/properties" xmlns:xsi="http://www.w3.org/2001/XMLSchema-instance" xmlns:pc="http://schemas.microsoft.com/office/infopath/2007/PartnerControls">
-  <documentManagement>
-    <Complete_x003f_ xmlns="62716bce-2e5b-4137-9339-0c56d67fb532">false</Complete_x003f_>
-    <_dlc_DocId xmlns="066b1fa1-e673-41bd-87ba-8687893fe173">2VSTCW3YR7TP-1413294526-11003</_dlc_DocId>
-    <_dlc_DocIdUrl xmlns="066b1fa1-e673-41bd-87ba-8687893fe173">
-      <Url>https://armh.sharepoint.com/sites/TS-ArmEducationNew/ConTech/_layouts/15/DocIdRedir.aspx?ID=2VSTCW3YR7TP-1413294526-11003</Url>
-      <Description>2VSTCW3YR7TP-1413294526-11003</Description>
-    </_dlc_DocIdUrl>
-    <TaxCatchAll xmlns="73088aa1-bb70-4e27-95fc-187c5437fa54" xsi:nil="true"/>
-    <lcf76f155ced4ddcb4097134ff3c332f xmlns="62716bce-2e5b-4137-9339-0c56d67fb532">
-      <Terms xmlns="http://schemas.microsoft.com/office/infopath/2007/PartnerControls"/>
-    </lcf76f155ced4ddcb4097134ff3c332f>
-  </documentManagement>
-</p:properties>
-</file>
-
 <file path=customXml/item5.xml><?xml version="1.0" encoding="utf-8"?>
-<b:Sources xmlns:b="http://schemas.openxmlformats.org/officeDocument/2006/bibliography" xmlns="http://schemas.openxmlformats.org/officeDocument/2006/bibliography" SelectedStyle="\APASixthEditionOfficeOnline.xsl" StyleName="APA" Version="6"/>
+<?mso-contentType ?>
+<spe:Receivers xmlns:spe="http://schemas.microsoft.com/sharepoint/events">
+  <Receiver>
+    <Name>Document ID Generator</Name>
+    <Synchronization>Synchronous</Synchronization>
+    <Type>10001</Type>
+    <SequenceNumber>1000</SequenceNumber>
+    <Url/>
+    <Assembly>Microsoft.Office.DocumentManagement, Version=16.0.0.0, Culture=neutral, PublicKeyToken=71e9bce111e9429c</Assembly>
+    <Class>Microsoft.Office.DocumentManagement.Internal.DocIdHandler</Class>
+    <Data/>
+    <Filter/>
+  </Receiver>
+  <Receiver>
+    <Name>Document ID Generator</Name>
+    <Synchronization>Synchronous</Synchronization>
+    <Type>10002</Type>
+    <SequenceNumber>1001</SequenceNumber>
+    <Url/>
+    <Assembly>Microsoft.Office.DocumentManagement, Version=16.0.0.0, Culture=neutral, PublicKeyToken=71e9bce111e9429c</Assembly>
+    <Class>Microsoft.Office.DocumentManagement.Internal.DocIdHandler</Class>
+    <Data/>
+    <Filter/>
+  </Receiver>
+  <Receiver>
+    <Name>Document ID Generator</Name>
+    <Synchronization>Synchronous</Synchronization>
+    <Type>10004</Type>
+    <SequenceNumber>1002</SequenceNumber>
+    <Url/>
+    <Assembly>Microsoft.Office.DocumentManagement, Version=16.0.0.0, Culture=neutral, PublicKeyToken=71e9bce111e9429c</Assembly>
+    <Class>Microsoft.Office.DocumentManagement.Internal.DocIdHandler</Class>
+    <Data/>
+    <Filter/>
+  </Receiver>
+  <Receiver>
+    <Name>Document ID Generator</Name>
+    <Synchronization>Synchronous</Synchronization>
+    <Type>10006</Type>
+    <SequenceNumber>1003</SequenceNumber>
+    <Url/>
+    <Assembly>Microsoft.Office.DocumentManagement, Version=16.0.0.0, Culture=neutral, PublicKeyToken=71e9bce111e9429c</Assembly>
+    <Class>Microsoft.Office.DocumentManagement.Internal.DocIdHandler</Class>
+    <Data/>
+    <Filter/>
+  </Receiver>
+</spe:Receivers>
 </file>
 
 <file path=customXml/itemProps1.xml><?xml version="1.0" encoding="utf-8"?>
@@ -15735,14 +18321,26 @@
 </file>
 
 <file path=customXml/itemProps2.xml><?xml version="1.0" encoding="utf-8"?>
-<ds:datastoreItem xmlns:ds="http://schemas.openxmlformats.org/officeDocument/2006/customXml" ds:itemID="{DBD766BC-F310-4434-A89D-1BB13861B877}">
+<ds:datastoreItem xmlns:ds="http://schemas.openxmlformats.org/officeDocument/2006/customXml" ds:itemID="{C01FBB9F-6691-49F7-AE72-1DEE1705C629}">
   <ds:schemaRefs>
-    <ds:schemaRef ds:uri="http://schemas.microsoft.com/sharepoint/events"/>
+    <ds:schemaRef ds:uri="http://schemas.openxmlformats.org/officeDocument/2006/bibliography"/>
   </ds:schemaRefs>
 </ds:datastoreItem>
 </file>
 
 <file path=customXml/itemProps3.xml><?xml version="1.0" encoding="utf-8"?>
+<ds:datastoreItem xmlns:ds="http://schemas.openxmlformats.org/officeDocument/2006/customXml" ds:itemID="{80A7F94D-59E5-48BB-80A3-41FCF430643E}">
+  <ds:schemaRefs>
+    <ds:schemaRef ds:uri="http://schemas.microsoft.com/office/2006/metadata/properties"/>
+    <ds:schemaRef ds:uri="http://schemas.microsoft.com/office/infopath/2007/PartnerControls"/>
+    <ds:schemaRef ds:uri="62716bce-2e5b-4137-9339-0c56d67fb532"/>
+    <ds:schemaRef ds:uri="066b1fa1-e673-41bd-87ba-8687893fe173"/>
+    <ds:schemaRef ds:uri="73088aa1-bb70-4e27-95fc-187c5437fa54"/>
+  </ds:schemaRefs>
+</ds:datastoreItem>
+</file>
+
+<file path=customXml/itemProps4.xml><?xml version="1.0" encoding="utf-8"?>
 <ds:datastoreItem xmlns:ds="http://schemas.openxmlformats.org/officeDocument/2006/customXml" ds:itemID="{D31344D1-82FB-4AF2-B2C8-6435A2C3E06A}">
   <ds:schemaRefs>
     <ds:schemaRef ds:uri="http://schemas.microsoft.com/office/2006/metadata/contentType"/>
@@ -15762,22 +18360,10 @@
 </ds:datastoreItem>
 </file>
 
-<file path=customXml/itemProps4.xml><?xml version="1.0" encoding="utf-8"?>
-<ds:datastoreItem xmlns:ds="http://schemas.openxmlformats.org/officeDocument/2006/customXml" ds:itemID="{80A7F94D-59E5-48BB-80A3-41FCF430643E}">
+<file path=customXml/itemProps5.xml><?xml version="1.0" encoding="utf-8"?>
+<ds:datastoreItem xmlns:ds="http://schemas.openxmlformats.org/officeDocument/2006/customXml" ds:itemID="{DBD766BC-F310-4434-A89D-1BB13861B877}">
   <ds:schemaRefs>
-    <ds:schemaRef ds:uri="http://schemas.microsoft.com/office/2006/metadata/properties"/>
-    <ds:schemaRef ds:uri="http://schemas.microsoft.com/office/infopath/2007/PartnerControls"/>
-    <ds:schemaRef ds:uri="62716bce-2e5b-4137-9339-0c56d67fb532"/>
-    <ds:schemaRef ds:uri="066b1fa1-e673-41bd-87ba-8687893fe173"/>
-    <ds:schemaRef ds:uri="73088aa1-bb70-4e27-95fc-187c5437fa54"/>
-  </ds:schemaRefs>
-</ds:datastoreItem>
-</file>
-
-<file path=customXml/itemProps5.xml><?xml version="1.0" encoding="utf-8"?>
-<ds:datastoreItem xmlns:ds="http://schemas.openxmlformats.org/officeDocument/2006/customXml" ds:itemID="{C01FBB9F-6691-49F7-AE72-1DEE1705C629}">
-  <ds:schemaRefs>
-    <ds:schemaRef ds:uri="http://schemas.openxmlformats.org/officeDocument/2006/bibliography"/>
+    <ds:schemaRef ds:uri="http://schemas.microsoft.com/sharepoint/events"/>
   </ds:schemaRefs>
 </ds:datastoreItem>
 </file>
--- a/lab_docs/Lab03_FIRFilters.docx
+++ b/lab_docs/Lab03_FIRFilters.docx
@@ -928,11 +928,10 @@
               <w:sz w:val="22"/>
             </w:rPr>
           </w:pPr>
-          <w:hyperlink w:anchor="_Toc29195013" w:history="1">
+          <w:hyperlink w:anchor="_Toc29195015" w:history="1">
             <w:r>
               <w:rPr>
                 <w:rStyle w:val="Hyperlink"/>
-                <w:rFonts w:cs="Courier New"/>
               </w:rPr>
               <w:t>7</w:t>
             </w:r>
@@ -949,27 +948,7 @@
               <w:rPr>
                 <w:rStyle w:val="Hyperlink"/>
               </w:rPr>
-              <w:t>Identification of Magnitude Frequency Response Using One</w:t>
-            </w:r>
-            <w:r>
-              <w:rPr>
-                <w:rStyle w:val="Hyperlink"/>
-                <w:rFonts w:cs="Courier New"/>
-              </w:rPr>
-              <w:t xml:space="preserve"> </w:t>
-            </w:r>
-            <w:r>
-              <w:rPr>
-                <w:rStyle w:val="Hyperlink"/>
-              </w:rPr>
-              <w:t xml:space="preserve">Discovery </w:t>
-            </w:r>
-            <w:r>
-              <w:rPr>
-                <w:rStyle w:val="Hyperlink"/>
-                <w:rFonts w:cs="Courier New"/>
-              </w:rPr>
-              <w:t>Board</w:t>
+              <w:t>Higher-Order Moving Average Filters</w:t>
             </w:r>
             <w:r>
               <w:rPr>
@@ -987,7 +966,7 @@
               <w:rPr>
                 <w:webHidden/>
               </w:rPr>
-              <w:instrText xml:space="preserve"> PAGEREF _Toc29195013 \h </w:instrText>
+              <w:instrText xml:space="preserve"> PAGEREF _Toc29195015 \h </w:instrText>
             </w:r>
             <w:r>
               <w:rPr>
@@ -1004,183 +983,12 @@
               <w:rPr>
                 <w:webHidden/>
               </w:rPr>
-              <w:t>9</w:t>
-            </w:r>
-            <w:r>
-              <w:rPr>
-                <w:webHidden/>
-              </w:rPr>
               <w:fldChar w:fldCharType="end"/>
             </w:r>
           </w:hyperlink>
-        </w:p>
-        <w:p>
-          <w:pPr>
-            <w:pStyle w:val="TOC2"/>
-            <w:tabs>
-              <w:tab w:val="left" w:pos="880"/>
-              <w:tab w:val="right" w:leader="dot" w:pos="9016"/>
-            </w:tabs>
-            <w:rPr>
-              <w:rFonts w:asciiTheme="minorHAnsi" w:hAnsiTheme="minorHAnsi"/>
-              <w:noProof/>
-              <w:color w:val="auto"/>
-            </w:rPr>
-          </w:pPr>
-          <w:hyperlink w:anchor="_Toc29195014" w:history="1">
-            <w:r>
-              <w:rPr>
-                <w:rStyle w:val="Hyperlink"/>
-                <w:noProof/>
-              </w:rPr>
-              <w:t>7</w:t>
-            </w:r>
-            <w:r>
-              <w:rPr>
-                <w:rStyle w:val="Hyperlink"/>
-                <w:noProof/>
-              </w:rPr>
-              <w:t>.1</w:t>
-            </w:r>
-            <w:r>
-              <w:rPr>
-                <w:rFonts w:asciiTheme="minorHAnsi" w:hAnsiTheme="minorHAnsi"/>
-                <w:noProof/>
-                <w:color w:val="auto"/>
-              </w:rPr>
-              <w:tab/>
-            </w:r>
-            <w:r>
-              <w:rPr>
-                <w:rStyle w:val="Hyperlink"/>
-                <w:noProof/>
-              </w:rPr>
-              <w:t>Exercise</w:t>
-            </w:r>
-            <w:r>
-              <w:rPr>
-                <w:noProof/>
-                <w:webHidden/>
-              </w:rPr>
-              <w:tab/>
-            </w:r>
-            <w:r>
-              <w:rPr>
-                <w:noProof/>
-                <w:webHidden/>
-              </w:rPr>
-              <w:fldChar w:fldCharType="begin"/>
-            </w:r>
-            <w:r>
-              <w:rPr>
-                <w:noProof/>
-                <w:webHidden/>
-              </w:rPr>
-              <w:instrText xml:space="preserve"> PAGEREF _Toc29195014 \h </w:instrText>
-            </w:r>
-            <w:r>
-              <w:rPr>
-                <w:noProof/>
-                <w:webHidden/>
-              </w:rPr>
-            </w:r>
-            <w:r>
-              <w:rPr>
-                <w:noProof/>
-                <w:webHidden/>
-              </w:rPr>
-              <w:fldChar w:fldCharType="separate"/>
-            </w:r>
-            <w:r>
-              <w:rPr>
-                <w:noProof/>
-                <w:webHidden/>
-              </w:rPr>
-              <w:t>9</w:t>
-            </w:r>
-            <w:r>
-              <w:rPr>
-                <w:noProof/>
-                <w:webHidden/>
-              </w:rPr>
-              <w:fldChar w:fldCharType="end"/>
-            </w:r>
-          </w:hyperlink>
-        </w:p>
-        <w:p>
-          <w:pPr>
-            <w:pStyle w:val="TOC1"/>
-            <w:rPr>
-              <w:rFonts w:asciiTheme="minorHAnsi" w:hAnsiTheme="minorHAnsi"/>
-              <w:b w:val="0"/>
-              <w:color w:val="auto"/>
-              <w:sz w:val="22"/>
-            </w:rPr>
-          </w:pPr>
-          <w:hyperlink w:anchor="_Toc29195015" w:history="1">
-            <w:r>
-              <w:rPr>
-                <w:rStyle w:val="Hyperlink"/>
-              </w:rPr>
-              <w:t>8</w:t>
-            </w:r>
-            <w:r>
-              <w:rPr>
-                <w:rFonts w:asciiTheme="minorHAnsi" w:hAnsiTheme="minorHAnsi"/>
-                <w:b w:val="0"/>
-                <w:color w:val="auto"/>
-                <w:sz w:val="22"/>
-              </w:rPr>
-              <w:tab/>
-            </w:r>
-            <w:r>
-              <w:rPr>
-                <w:rStyle w:val="Hyperlink"/>
-              </w:rPr>
-              <w:t>Higher-Order Moving Average Filters</w:t>
-            </w:r>
-            <w:r>
-              <w:rPr>
-                <w:webHidden/>
-              </w:rPr>
-              <w:tab/>
-            </w:r>
-            <w:r>
-              <w:rPr>
-                <w:webHidden/>
-              </w:rPr>
-              <w:fldChar w:fldCharType="begin"/>
-            </w:r>
-            <w:r>
-              <w:rPr>
-                <w:webHidden/>
-              </w:rPr>
-              <w:instrText xml:space="preserve"> PAGEREF _Toc29195015 \h </w:instrText>
-            </w:r>
-            <w:r>
-              <w:rPr>
-                <w:webHidden/>
-              </w:rPr>
-            </w:r>
-            <w:r>
-              <w:rPr>
-                <w:webHidden/>
-              </w:rPr>
-              <w:fldChar w:fldCharType="separate"/>
-            </w:r>
-            <w:r>
-              <w:rPr>
-                <w:webHidden/>
-              </w:rPr>
-              <w:t>10</w:t>
-            </w:r>
-            <w:r>
-              <w:rPr>
-                <w:webHidden/>
-              </w:rPr>
-              <w:fldChar w:fldCharType="end"/>
-            </w:r>
-          </w:hyperlink>
+          <w:r>
+            <w:t>6</w:t>
+          </w:r>
         </w:p>
         <w:p>
           <w:pPr>
@@ -1201,7 +1009,7 @@
                 <w:rStyle w:val="Hyperlink"/>
                 <w:noProof/>
               </w:rPr>
-              <w:t>8</w:t>
+              <w:t>7</w:t>
             </w:r>
             <w:r>
               <w:rPr>
@@ -1237,41 +1045,7 @@
                 <w:noProof/>
                 <w:webHidden/>
               </w:rPr>
-              <w:fldChar w:fldCharType="begin"/>
-            </w:r>
-            <w:r>
-              <w:rPr>
-                <w:noProof/>
-                <w:webHidden/>
-              </w:rPr>
-              <w:instrText xml:space="preserve"> PAGEREF _Toc29195016 \h </w:instrText>
-            </w:r>
-            <w:r>
-              <w:rPr>
-                <w:noProof/>
-                <w:webHidden/>
-              </w:rPr>
-            </w:r>
-            <w:r>
-              <w:rPr>
-                <w:noProof/>
-                <w:webHidden/>
-              </w:rPr>
-              <w:fldChar w:fldCharType="separate"/>
-            </w:r>
-            <w:r>
-              <w:rPr>
-                <w:noProof/>
-                <w:webHidden/>
-              </w:rPr>
-              <w:t>10</w:t>
-            </w:r>
-            <w:r>
-              <w:rPr>
-                <w:noProof/>
-                <w:webHidden/>
-              </w:rPr>
-              <w:fldChar w:fldCharType="end"/>
+              <w:t>6</w:t>
             </w:r>
           </w:hyperlink>
         </w:p>
@@ -1290,7 +1064,7 @@
               <w:rPr>
                 <w:rStyle w:val="Hyperlink"/>
               </w:rPr>
-              <w:t>9</w:t>
+              <w:t>8</w:t>
             </w:r>
             <w:r>
               <w:rPr>
@@ -1317,36 +1091,7 @@
               <w:rPr>
                 <w:webHidden/>
               </w:rPr>
-              <w:fldChar w:fldCharType="begin"/>
-            </w:r>
-            <w:r>
-              <w:rPr>
-                <w:webHidden/>
-              </w:rPr>
-              <w:instrText xml:space="preserve"> PAGEREF _Toc29195017 \h </w:instrText>
-            </w:r>
-            <w:r>
-              <w:rPr>
-                <w:webHidden/>
-              </w:rPr>
-            </w:r>
-            <w:r>
-              <w:rPr>
-                <w:webHidden/>
-              </w:rPr>
-              <w:fldChar w:fldCharType="separate"/>
-            </w:r>
-            <w:r>
-              <w:rPr>
-                <w:webHidden/>
-              </w:rPr>
-              <w:t>11</w:t>
-            </w:r>
-            <w:r>
-              <w:rPr>
-                <w:webHidden/>
-              </w:rPr>
-              <w:fldChar w:fldCharType="end"/>
+              <w:t>7</w:t>
             </w:r>
           </w:hyperlink>
         </w:p>
@@ -1369,7 +1114,7 @@
                 <w:rStyle w:val="Hyperlink"/>
                 <w:noProof/>
               </w:rPr>
-              <w:t>9</w:t>
+              <w:t>8</w:t>
             </w:r>
             <w:r>
               <w:rPr>
@@ -1405,41 +1150,7 @@
                 <w:noProof/>
                 <w:webHidden/>
               </w:rPr>
-              <w:fldChar w:fldCharType="begin"/>
-            </w:r>
-            <w:r>
-              <w:rPr>
-                <w:noProof/>
-                <w:webHidden/>
-              </w:rPr>
-              <w:instrText xml:space="preserve"> PAGEREF _Toc29195018 \h </w:instrText>
-            </w:r>
-            <w:r>
-              <w:rPr>
-                <w:noProof/>
-                <w:webHidden/>
-              </w:rPr>
-            </w:r>
-            <w:r>
-              <w:rPr>
-                <w:noProof/>
-                <w:webHidden/>
-              </w:rPr>
-              <w:fldChar w:fldCharType="separate"/>
-            </w:r>
-            <w:r>
-              <w:rPr>
-                <w:noProof/>
-                <w:webHidden/>
-              </w:rPr>
-              <w:t>11</w:t>
-            </w:r>
-            <w:r>
-              <w:rPr>
-                <w:noProof/>
-                <w:webHidden/>
-              </w:rPr>
-              <w:fldChar w:fldCharType="end"/>
+              <w:t>7</w:t>
             </w:r>
           </w:hyperlink>
         </w:p>
@@ -1458,13 +1169,7 @@
               <w:rPr>
                 <w:rStyle w:val="Hyperlink"/>
               </w:rPr>
-              <w:t>1</w:t>
-            </w:r>
-            <w:r>
-              <w:rPr>
-                <w:rStyle w:val="Hyperlink"/>
-              </w:rPr>
-              <w:t>0</w:t>
+              <w:t>9</w:t>
             </w:r>
             <w:r>
               <w:rPr>
@@ -1487,42 +1192,10 @@
               </w:rPr>
               <w:tab/>
             </w:r>
-            <w:r>
-              <w:rPr>
-                <w:webHidden/>
-              </w:rPr>
-              <w:fldChar w:fldCharType="begin"/>
-            </w:r>
-            <w:r>
-              <w:rPr>
-                <w:webHidden/>
-              </w:rPr>
-              <w:instrText xml:space="preserve"> PAGEREF _Toc29195019 \h </w:instrText>
-            </w:r>
-            <w:r>
-              <w:rPr>
-                <w:webHidden/>
-              </w:rPr>
-            </w:r>
-            <w:r>
-              <w:rPr>
-                <w:webHidden/>
-              </w:rPr>
-              <w:fldChar w:fldCharType="separate"/>
-            </w:r>
-            <w:r>
-              <w:rPr>
-                <w:webHidden/>
-              </w:rPr>
-              <w:t>13</w:t>
-            </w:r>
-            <w:r>
-              <w:rPr>
-                <w:webHidden/>
-              </w:rPr>
-              <w:fldChar w:fldCharType="end"/>
-            </w:r>
           </w:hyperlink>
+          <w:r>
+            <w:t>9</w:t>
+          </w:r>
         </w:p>
         <w:p>
           <w:pPr>
@@ -1545,7 +1218,7 @@
               <w:rPr>
                 <w:rStyle w:val="Hyperlink"/>
               </w:rPr>
-              <w:t>1</w:t>
+              <w:t>0</w:t>
             </w:r>
             <w:r>
               <w:rPr>
@@ -1572,36 +1245,7 @@
               <w:rPr>
                 <w:webHidden/>
               </w:rPr>
-              <w:fldChar w:fldCharType="begin"/>
-            </w:r>
-            <w:r>
-              <w:rPr>
-                <w:webHidden/>
-              </w:rPr>
-              <w:instrText xml:space="preserve"> PAGEREF _Toc29195020 \h </w:instrText>
-            </w:r>
-            <w:r>
-              <w:rPr>
-                <w:webHidden/>
-              </w:rPr>
-            </w:r>
-            <w:r>
-              <w:rPr>
-                <w:webHidden/>
-              </w:rPr>
-              <w:fldChar w:fldCharType="separate"/>
-            </w:r>
-            <w:r>
-              <w:rPr>
-                <w:webHidden/>
-              </w:rPr>
-              <w:t>13</w:t>
-            </w:r>
-            <w:r>
-              <w:rPr>
-                <w:webHidden/>
-              </w:rPr>
-              <w:fldChar w:fldCharType="end"/>
+              <w:t>9</w:t>
             </w:r>
           </w:hyperlink>
         </w:p>
@@ -1626,7 +1270,7 @@
               <w:rPr>
                 <w:rStyle w:val="Hyperlink"/>
               </w:rPr>
-              <w:t>2</w:t>
+              <w:t>1</w:t>
             </w:r>
             <w:r>
               <w:rPr>
@@ -1653,36 +1297,7 @@
               <w:rPr>
                 <w:webHidden/>
               </w:rPr>
-              <w:fldChar w:fldCharType="begin"/>
-            </w:r>
-            <w:r>
-              <w:rPr>
-                <w:webHidden/>
-              </w:rPr>
-              <w:instrText xml:space="preserve"> PAGEREF _Toc29195021 \h </w:instrText>
-            </w:r>
-            <w:r>
-              <w:rPr>
-                <w:webHidden/>
-              </w:rPr>
-            </w:r>
-            <w:r>
-              <w:rPr>
-                <w:webHidden/>
-              </w:rPr>
-              <w:fldChar w:fldCharType="separate"/>
-            </w:r>
-            <w:r>
-              <w:rPr>
-                <w:webHidden/>
-              </w:rPr>
-              <w:t>17</w:t>
-            </w:r>
-            <w:r>
-              <w:rPr>
-                <w:webHidden/>
-              </w:rPr>
-              <w:fldChar w:fldCharType="end"/>
+              <w:t>13</w:t>
             </w:r>
           </w:hyperlink>
         </w:p>
@@ -1712,7 +1327,7 @@
                 <w:rStyle w:val="Hyperlink"/>
                 <w:noProof/>
               </w:rPr>
-              <w:t>2</w:t>
+              <w:t>1</w:t>
             </w:r>
             <w:r>
               <w:rPr>
@@ -1748,41 +1363,7 @@
                 <w:noProof/>
                 <w:webHidden/>
               </w:rPr>
-              <w:fldChar w:fldCharType="begin"/>
-            </w:r>
-            <w:r>
-              <w:rPr>
-                <w:noProof/>
-                <w:webHidden/>
-              </w:rPr>
-              <w:instrText xml:space="preserve"> PAGEREF _Toc29195022 \h </w:instrText>
-            </w:r>
-            <w:r>
-              <w:rPr>
-                <w:noProof/>
-                <w:webHidden/>
-              </w:rPr>
-            </w:r>
-            <w:r>
-              <w:rPr>
-                <w:noProof/>
-                <w:webHidden/>
-              </w:rPr>
-              <w:fldChar w:fldCharType="separate"/>
-            </w:r>
-            <w:r>
-              <w:rPr>
-                <w:noProof/>
-                <w:webHidden/>
-              </w:rPr>
-              <w:t>17</w:t>
-            </w:r>
-            <w:r>
-              <w:rPr>
-                <w:noProof/>
-                <w:webHidden/>
-              </w:rPr>
-              <w:fldChar w:fldCharType="end"/>
+              <w:t>13</w:t>
             </w:r>
           </w:hyperlink>
         </w:p>
@@ -1807,7 +1388,7 @@
               <w:rPr>
                 <w:rStyle w:val="Hyperlink"/>
               </w:rPr>
-              <w:t>3</w:t>
+              <w:t>2</w:t>
             </w:r>
             <w:r>
               <w:rPr>
@@ -1834,36 +1415,7 @@
               <w:rPr>
                 <w:webHidden/>
               </w:rPr>
-              <w:fldChar w:fldCharType="begin"/>
-            </w:r>
-            <w:r>
-              <w:rPr>
-                <w:webHidden/>
-              </w:rPr>
-              <w:instrText xml:space="preserve"> PAGEREF _Toc29195023 \h </w:instrText>
-            </w:r>
-            <w:r>
-              <w:rPr>
-                <w:webHidden/>
-              </w:rPr>
-            </w:r>
-            <w:r>
-              <w:rPr>
-                <w:webHidden/>
-              </w:rPr>
-              <w:fldChar w:fldCharType="separate"/>
-            </w:r>
-            <w:r>
-              <w:rPr>
-                <w:webHidden/>
-              </w:rPr>
-              <w:t>19</w:t>
-            </w:r>
-            <w:r>
-              <w:rPr>
-                <w:webHidden/>
-              </w:rPr>
-              <w:fldChar w:fldCharType="end"/>
+              <w:t>15</w:t>
             </w:r>
           </w:hyperlink>
         </w:p>
@@ -1893,7 +1445,7 @@
                 <w:rStyle w:val="Hyperlink"/>
                 <w:noProof/>
               </w:rPr>
-              <w:t>3</w:t>
+              <w:t>2</w:t>
             </w:r>
             <w:r>
               <w:rPr>
@@ -1929,41 +1481,7 @@
                 <w:noProof/>
                 <w:webHidden/>
               </w:rPr>
-              <w:fldChar w:fldCharType="begin"/>
-            </w:r>
-            <w:r>
-              <w:rPr>
-                <w:noProof/>
-                <w:webHidden/>
-              </w:rPr>
-              <w:instrText xml:space="preserve"> PAGEREF _Toc29195024 \h </w:instrText>
-            </w:r>
-            <w:r>
-              <w:rPr>
-                <w:noProof/>
-                <w:webHidden/>
-              </w:rPr>
-            </w:r>
-            <w:r>
-              <w:rPr>
-                <w:noProof/>
-                <w:webHidden/>
-              </w:rPr>
-              <w:fldChar w:fldCharType="separate"/>
-            </w:r>
-            <w:r>
-              <w:rPr>
-                <w:noProof/>
-                <w:webHidden/>
-              </w:rPr>
-              <w:t>19</w:t>
-            </w:r>
-            <w:r>
-              <w:rPr>
-                <w:noProof/>
-                <w:webHidden/>
-              </w:rPr>
-              <w:fldChar w:fldCharType="end"/>
+              <w:t>15</w:t>
             </w:r>
           </w:hyperlink>
         </w:p>
@@ -1988,7 +1506,7 @@
               <w:rPr>
                 <w:rStyle w:val="Hyperlink"/>
               </w:rPr>
-              <w:t>4</w:t>
+              <w:t>3</w:t>
             </w:r>
             <w:r>
               <w:rPr>
@@ -2015,36 +1533,7 @@
               <w:rPr>
                 <w:webHidden/>
               </w:rPr>
-              <w:fldChar w:fldCharType="begin"/>
-            </w:r>
-            <w:r>
-              <w:rPr>
-                <w:webHidden/>
-              </w:rPr>
-              <w:instrText xml:space="preserve"> PAGEREF _Toc29195025 \h </w:instrText>
-            </w:r>
-            <w:r>
-              <w:rPr>
-                <w:webHidden/>
-              </w:rPr>
-            </w:r>
-            <w:r>
-              <w:rPr>
-                <w:webHidden/>
-              </w:rPr>
-              <w:fldChar w:fldCharType="separate"/>
-            </w:r>
-            <w:r>
-              <w:rPr>
-                <w:webHidden/>
-              </w:rPr>
-              <w:t>19</w:t>
-            </w:r>
-            <w:r>
-              <w:rPr>
-                <w:webHidden/>
-              </w:rPr>
-              <w:fldChar w:fldCharType="end"/>
+              <w:t>15</w:t>
             </w:r>
           </w:hyperlink>
         </w:p>
@@ -2074,7 +1563,7 @@
                 <w:rStyle w:val="Hyperlink"/>
                 <w:noProof/>
               </w:rPr>
-              <w:t>4</w:t>
+              <w:t>3</w:t>
             </w:r>
             <w:r>
               <w:rPr>
@@ -2110,41 +1599,7 @@
                 <w:noProof/>
                 <w:webHidden/>
               </w:rPr>
-              <w:fldChar w:fldCharType="begin"/>
-            </w:r>
-            <w:r>
-              <w:rPr>
-                <w:noProof/>
-                <w:webHidden/>
-              </w:rPr>
-              <w:instrText xml:space="preserve"> PAGEREF _Toc29195026 \h </w:instrText>
-            </w:r>
-            <w:r>
-              <w:rPr>
-                <w:noProof/>
-                <w:webHidden/>
-              </w:rPr>
-            </w:r>
-            <w:r>
-              <w:rPr>
-                <w:noProof/>
-                <w:webHidden/>
-              </w:rPr>
-              <w:fldChar w:fldCharType="separate"/>
-            </w:r>
-            <w:r>
-              <w:rPr>
-                <w:noProof/>
-                <w:webHidden/>
-              </w:rPr>
-              <w:t>20</w:t>
-            </w:r>
-            <w:r>
-              <w:rPr>
-                <w:noProof/>
-                <w:webHidden/>
-              </w:rPr>
-              <w:fldChar w:fldCharType="end"/>
+              <w:t>16</w:t>
             </w:r>
           </w:hyperlink>
         </w:p>
@@ -2169,7 +1624,7 @@
               <w:rPr>
                 <w:rStyle w:val="Hyperlink"/>
               </w:rPr>
-              <w:t>5</w:t>
+              <w:t>4</w:t>
             </w:r>
             <w:r>
               <w:rPr>
@@ -2196,36 +1651,7 @@
               <w:rPr>
                 <w:webHidden/>
               </w:rPr>
-              <w:fldChar w:fldCharType="begin"/>
-            </w:r>
-            <w:r>
-              <w:rPr>
-                <w:webHidden/>
-              </w:rPr>
-              <w:instrText xml:space="preserve"> PAGEREF _Toc29195027 \h </w:instrText>
-            </w:r>
-            <w:r>
-              <w:rPr>
-                <w:webHidden/>
-              </w:rPr>
-            </w:r>
-            <w:r>
-              <w:rPr>
-                <w:webHidden/>
-              </w:rPr>
-              <w:fldChar w:fldCharType="separate"/>
-            </w:r>
-            <w:r>
-              <w:rPr>
-                <w:webHidden/>
-              </w:rPr>
-              <w:t>21</w:t>
-            </w:r>
-            <w:r>
-              <w:rPr>
-                <w:webHidden/>
-              </w:rPr>
-              <w:fldChar w:fldCharType="end"/>
+              <w:t>17</w:t>
             </w:r>
           </w:hyperlink>
         </w:p>
@@ -2250,7 +1676,7 @@
               <w:rPr>
                 <w:rStyle w:val="Hyperlink"/>
               </w:rPr>
-              <w:t>6</w:t>
+              <w:t>5</w:t>
             </w:r>
             <w:r>
               <w:rPr>
@@ -2273,42 +1699,10 @@
               </w:rPr>
               <w:tab/>
             </w:r>
-            <w:r>
-              <w:rPr>
-                <w:webHidden/>
-              </w:rPr>
-              <w:fldChar w:fldCharType="begin"/>
-            </w:r>
-            <w:r>
-              <w:rPr>
-                <w:webHidden/>
-              </w:rPr>
-              <w:instrText xml:space="preserve"> PAGEREF _Toc29195028 \h </w:instrText>
-            </w:r>
-            <w:r>
-              <w:rPr>
-                <w:webHidden/>
-              </w:rPr>
-            </w:r>
-            <w:r>
-              <w:rPr>
-                <w:webHidden/>
-              </w:rPr>
-              <w:fldChar w:fldCharType="separate"/>
-            </w:r>
-            <w:r>
-              <w:rPr>
-                <w:webHidden/>
-              </w:rPr>
-              <w:t>21</w:t>
-            </w:r>
-            <w:r>
-              <w:rPr>
-                <w:webHidden/>
-              </w:rPr>
-              <w:fldChar w:fldCharType="end"/>
-            </w:r>
           </w:hyperlink>
+          <w:r>
+            <w:t>17</w:t>
+          </w:r>
         </w:p>
         <w:p>
           <w:pPr>
@@ -2621,23 +2015,7 @@
     </w:p>
     <w:p>
       <w:r>
-        <w:t xml:space="preserve">The moving average filter operates by taking the arithmetic mean, or average value of </w:t>
-      </w:r>
-      <w:proofErr w:type="gramStart"/>
-      <w:r>
-        <w:t>a number of</w:t>
-      </w:r>
-      <w:proofErr w:type="gramEnd"/>
-      <w:r>
-        <w:t xml:space="preserve"> past input samples, </w:t>
-      </w:r>
-      <w:proofErr w:type="gramStart"/>
-      <w:r>
-        <w:t>in order to</w:t>
-      </w:r>
-      <w:proofErr w:type="gramEnd"/>
-      <w:r>
-        <w:t xml:space="preserve"> form each output sample. This may be represented by the following equation:</w:t>
+        <w:t>The moving average filter operates by taking the arithmetic mean, or average value of a number of past input samples, in order to form each output sample. This may be represented by the following equation:</w:t>
       </w:r>
     </w:p>
     <w:p>
@@ -2942,15 +2320,7 @@
         <w:t xml:space="preserve">in this lab manual </w:t>
       </w:r>
       <w:r>
-        <w:t xml:space="preserve">introduce </w:t>
-      </w:r>
-      <w:proofErr w:type="gramStart"/>
-      <w:r>
-        <w:t>a number of</w:t>
-      </w:r>
-      <w:proofErr w:type="gramEnd"/>
-      <w:r>
-        <w:t xml:space="preserve"> different, and more quantitative, methods of assessing the frequency response of the filter.</w:t>
+        <w:t>introduce a number of different, and more quantitative, methods of assessing the frequency response of the filter.</w:t>
       </w:r>
     </w:p>
     <w:p>
@@ -2991,7 +2361,7 @@
     <w:p>
       <w:pPr>
         <w:rPr>
-          <w:rFonts w:eastAsia="Malgun Gothic" w:hint="eastAsia"/>
+          <w:rFonts w:eastAsia="Malgun Gothic"/>
           <w:i/>
           <w:iCs/>
           <w:lang w:eastAsia="ko-KR"/>
@@ -3046,29 +2416,13 @@
     </w:p>
     <w:p>
       <w:r>
-        <w:t xml:space="preserve">The frequency response of a filter tells </w:t>
-      </w:r>
-      <w:proofErr w:type="gramStart"/>
-      <w:r>
-        <w:t>us</w:t>
-      </w:r>
-      <w:proofErr w:type="gramEnd"/>
-      <w:r>
-        <w:t xml:space="preserve"> its gain at different frequencies</w:t>
+        <w:t>The frequency response of a filter tells us its gain at different frequencies</w:t>
       </w:r>
       <w:r>
         <w:t>,</w:t>
       </w:r>
       <w:r>
-        <w:t xml:space="preserve"> and hence one way of assessing the frequency response of the filter is simply to measure its gain using a sinusoidal input signal at </w:t>
-      </w:r>
-      <w:proofErr w:type="gramStart"/>
-      <w:r>
-        <w:t>a number of</w:t>
-      </w:r>
-      <w:proofErr w:type="gramEnd"/>
-      <w:r>
-        <w:t xml:space="preserve"> different frequencies. As shown in </w:t>
+        <w:t xml:space="preserve"> and hence one way of assessing the frequency response of the filter is simply to measure its gain using a sinusoidal input signal at a number of different frequencies. As shown in </w:t>
       </w:r>
       <w:r>
         <w:fldChar w:fldCharType="begin"/>
@@ -3817,7 +3171,6 @@
         <w:t xml:space="preserve"> with a pseudorandom noise generator (implemented within the program using function </w:t>
       </w:r>
       <w:proofErr w:type="spellStart"/>
-      <w:proofErr w:type="gramStart"/>
       <w:r>
         <w:rPr>
           <w:rFonts w:ascii="Courier New" w:hAnsi="Courier New" w:cs="Courier New"/>
@@ -3829,14 +3182,7 @@
         <w:rPr>
           <w:rFonts w:ascii="Courier New" w:hAnsi="Courier New" w:cs="Courier New"/>
         </w:rPr>
-        <w:t>(</w:t>
-      </w:r>
-      <w:proofErr w:type="gramEnd"/>
-      <w:r>
-        <w:rPr>
-          <w:rFonts w:ascii="Courier New" w:hAnsi="Courier New" w:cs="Courier New"/>
-        </w:rPr>
-        <w:t>)</w:t>
+        <w:t>()</w:t>
       </w:r>
       <w:r>
         <w:t>).</w:t>
@@ -3910,7 +3256,13 @@
     </w:p>
     <w:p>
       <w:r>
-        <w:t xml:space="preserve">Sketch of magnitude frequency response of five point moving average filter measured using program </w:t>
+        <w:t xml:space="preserve">Sketch of magnitude frequency response of </w:t>
+      </w:r>
+      <w:r>
+        <w:t>ten</w:t>
+      </w:r>
+      <w:r>
+        <w:t xml:space="preserve"> point moving average filter measured using program </w:t>
       </w:r>
       <w:r>
         <w:rPr>
@@ -3978,3633 +3330,27 @@
     <w:p>
       <w:pPr>
         <w:pStyle w:val="Heading1"/>
-        <w:rPr>
-          <w:rFonts w:cs="Courier New"/>
-        </w:rPr>
-      </w:pPr>
-      <w:bookmarkStart w:id="20" w:name="_Toc29195013"/>
+      </w:pPr>
+      <w:bookmarkStart w:id="20" w:name="_Toc29195015"/>
       <w:r>
         <w:lastRenderedPageBreak/>
-        <w:t xml:space="preserve">Identification of </w:t>
-      </w:r>
-      <w:r>
-        <w:t>M</w:t>
-      </w:r>
-      <w:r>
-        <w:t xml:space="preserve">agnitude </w:t>
-      </w:r>
-      <w:r>
-        <w:t>F</w:t>
-      </w:r>
-      <w:r>
-        <w:t xml:space="preserve">requency </w:t>
-      </w:r>
-      <w:r>
-        <w:t>R</w:t>
-      </w:r>
-      <w:r>
-        <w:t xml:space="preserve">esponse </w:t>
-      </w:r>
-      <w:r>
-        <w:t>U</w:t>
-      </w:r>
-      <w:r>
-        <w:t xml:space="preserve">sing </w:t>
-      </w:r>
-      <w:r>
-        <w:t>O</w:t>
-      </w:r>
-      <w:r>
-        <w:t>ne</w:t>
-      </w:r>
-      <w:r>
-        <w:rPr>
-          <w:rFonts w:cs="Courier New"/>
-        </w:rPr>
-        <w:t xml:space="preserve"> </w:t>
-      </w:r>
-      <w:r>
-        <w:t xml:space="preserve">Discovery </w:t>
-      </w:r>
-      <w:r>
-        <w:rPr>
-          <w:rFonts w:cs="Courier New"/>
-        </w:rPr>
-        <w:t>Board</w:t>
+        <w:t>Higher-</w:t>
+      </w:r>
+      <w:r>
+        <w:t>Order Moving Average Filters</w:t>
       </w:r>
       <w:bookmarkEnd w:id="20"/>
+    </w:p>
+    <w:p>
+      <w:r>
+        <w:t>What would happen if the moving average were calculated over a different number of previous samples?</w:t>
+      </w:r>
     </w:p>
     <w:p>
       <w:pPr>
         <w:autoSpaceDE w:val="0"/>
         <w:autoSpaceDN w:val="0"/>
         <w:adjustRightInd w:val="0"/>
-        <w:rPr>
-          <w:bCs/>
-        </w:rPr>
-      </w:pPr>
-      <w:r>
-        <w:rPr>
-          <w:bCs/>
-        </w:rPr>
-        <w:t xml:space="preserve">By just using one </w:t>
-      </w:r>
-      <w:r>
-        <w:t xml:space="preserve">STM32F746G Discovery board, </w:t>
-      </w:r>
-      <w:r>
-        <w:rPr>
-          <w:bCs/>
-        </w:rPr>
-        <w:t xml:space="preserve">you can perform an experiment </w:t>
-      </w:r>
-      <w:proofErr w:type="gramStart"/>
-      <w:r>
-        <w:rPr>
-          <w:bCs/>
-        </w:rPr>
-        <w:t>similar to</w:t>
-      </w:r>
-      <w:proofErr w:type="gramEnd"/>
-      <w:r>
-        <w:rPr>
-          <w:bCs/>
-        </w:rPr>
-        <w:t xml:space="preserve"> the previous one by implementing the moving average filter before the pseudorandom noise is written to the DAC.</w:t>
-      </w:r>
-    </w:p>
-    <w:p>
-      <w:pPr>
-        <w:autoSpaceDE w:val="0"/>
-        <w:autoSpaceDN w:val="0"/>
-        <w:adjustRightInd w:val="0"/>
-        <w:rPr>
-          <w:bCs/>
-        </w:rPr>
-      </w:pPr>
-      <w:r>
-        <w:rPr>
-          <w:noProof/>
-        </w:rPr>
-        <mc:AlternateContent>
-          <mc:Choice Requires="wpg">
-            <w:drawing>
-              <wp:anchor distT="0" distB="0" distL="114300" distR="114300" simplePos="0" relativeHeight="251662336" behindDoc="0" locked="0" layoutInCell="1" allowOverlap="1" wp14:anchorId="68574CD3" wp14:editId="46F65E24">
-                <wp:simplePos x="0" y="0"/>
-                <wp:positionH relativeFrom="margin">
-                  <wp:align>left</wp:align>
-                </wp:positionH>
-                <wp:positionV relativeFrom="page">
-                  <wp:posOffset>3533968</wp:posOffset>
-                </wp:positionV>
-                <wp:extent cx="5394960" cy="3072130"/>
-                <wp:effectExtent l="0" t="0" r="15240" b="13970"/>
-                <wp:wrapTopAndBottom/>
-                <wp:docPr id="1212273868" name="Group 1"/>
-                <wp:cNvGraphicFramePr/>
-                <a:graphic xmlns:a="http://schemas.openxmlformats.org/drawingml/2006/main">
-                  <a:graphicData uri="http://schemas.microsoft.com/office/word/2010/wordprocessingGroup">
-                    <wpg:wgp>
-                      <wpg:cNvGrpSpPr/>
-                      <wpg:grpSpPr>
-                        <a:xfrm>
-                          <a:off x="0" y="0"/>
-                          <a:ext cx="5394960" cy="3072130"/>
-                          <a:chOff x="73660" y="0"/>
-                          <a:chExt cx="5391150" cy="3071876"/>
-                        </a:xfrm>
-                      </wpg:grpSpPr>
-                      <wps:wsp>
-                        <wps:cNvPr id="152566961" name="Rectangle 17"/>
-                        <wps:cNvSpPr>
-                          <a:spLocks noChangeArrowheads="1"/>
-                        </wps:cNvSpPr>
-                        <wps:spPr bwMode="auto">
-                          <a:xfrm>
-                            <a:off x="3479165" y="2630805"/>
-                            <a:ext cx="473710" cy="274955"/>
-                          </a:xfrm>
-                          <a:prstGeom prst="rect">
-                            <a:avLst/>
-                          </a:prstGeom>
-                          <a:noFill/>
-                          <a:ln>
-                            <a:noFill/>
-                          </a:ln>
-                          <a:extLst>
-                            <a:ext uri="{909E8E84-426E-40DD-AFC4-6F175D3DCCD1}">
-                              <a14:hiddenFill xmlns:a14="http://schemas.microsoft.com/office/drawing/2010/main">
-                                <a:solidFill>
-                                  <a:srgbClr val="FFFFFF"/>
-                                </a:solidFill>
-                              </a14:hiddenFill>
-                            </a:ext>
-                            <a:ext uri="{91240B29-F687-4F45-9708-019B960494DF}">
-                              <a14:hiddenLine xmlns:a14="http://schemas.microsoft.com/office/drawing/2010/main" w="9525">
-                                <a:solidFill>
-                                  <a:srgbClr val="000000"/>
-                                </a:solidFill>
-                                <a:miter lim="800000"/>
-                                <a:headEnd/>
-                                <a:tailEnd/>
-                              </a14:hiddenLine>
-                            </a:ext>
-                          </a:extLst>
-                        </wps:spPr>
-                        <wps:txbx>
-                          <w:txbxContent>
-                            <w:p>
-                              <w:r>
-                                <w:rPr>
-                                  <w:rFonts w:ascii="Times New Roman" w:hAnsi="Times New Roman" w:cs="Times New Roman"/>
-                                  <w:color w:val="000000"/>
-                                </w:rPr>
-                                <w:t xml:space="preserve">program </w:t>
-                              </w:r>
-                            </w:p>
-                          </w:txbxContent>
-                        </wps:txbx>
-                        <wps:bodyPr rot="0" vert="horz" wrap="none" lIns="0" tIns="0" rIns="0" bIns="0" anchor="t" anchorCtr="0">
-                          <a:spAutoFit/>
-                        </wps:bodyPr>
-                      </wps:wsp>
-                      <wps:wsp>
-                        <wps:cNvPr id="612679332" name="Rectangle 18"/>
-                        <wps:cNvSpPr>
-                          <a:spLocks noChangeArrowheads="1"/>
-                        </wps:cNvSpPr>
-                        <wps:spPr bwMode="auto">
-                          <a:xfrm>
-                            <a:off x="2470785" y="2815357"/>
-                            <a:ext cx="1751997" cy="256519"/>
-                          </a:xfrm>
-                          <a:prstGeom prst="rect">
-                            <a:avLst/>
-                          </a:prstGeom>
-                          <a:noFill/>
-                          <a:ln>
-                            <a:noFill/>
-                          </a:ln>
-                          <a:extLst>
-                            <a:ext uri="{909E8E84-426E-40DD-AFC4-6F175D3DCCD1}">
-                              <a14:hiddenFill xmlns:a14="http://schemas.microsoft.com/office/drawing/2010/main">
-                                <a:solidFill>
-                                  <a:srgbClr val="FFFFFF"/>
-                                </a:solidFill>
-                              </a14:hiddenFill>
-                            </a:ext>
-                            <a:ext uri="{91240B29-F687-4F45-9708-019B960494DF}">
-                              <a14:hiddenLine xmlns:a14="http://schemas.microsoft.com/office/drawing/2010/main" w="9525">
-                                <a:solidFill>
-                                  <a:srgbClr val="000000"/>
-                                </a:solidFill>
-                                <a:miter lim="800000"/>
-                                <a:headEnd/>
-                                <a:tailEnd/>
-                              </a14:hiddenLine>
-                            </a:ext>
-                          </a:extLst>
-                        </wps:spPr>
-                        <wps:txbx>
-                          <w:txbxContent>
-                            <w:p>
-                              <w:r>
-                                <w:rPr>
-                                  <w:rFonts w:ascii="Courier New" w:hAnsi="Courier New" w:cs="Courier New"/>
-                                  <w:color w:val="000000"/>
-                                  <w:sz w:val="20"/>
-                                  <w:szCs w:val="20"/>
-                                </w:rPr>
-                                <w:t>stm32f7_sysid_average.c</w:t>
-                              </w:r>
-                            </w:p>
-                          </w:txbxContent>
-                        </wps:txbx>
-                        <wps:bodyPr rot="0" vert="horz" wrap="none" lIns="0" tIns="0" rIns="0" bIns="0" anchor="t" anchorCtr="0">
-                          <a:spAutoFit/>
-                        </wps:bodyPr>
-                      </wps:wsp>
-                      <wps:wsp>
-                        <wps:cNvPr id="424604844" name="Rectangle 42"/>
-                        <wps:cNvSpPr>
-                          <a:spLocks noChangeArrowheads="1"/>
-                        </wps:cNvSpPr>
-                        <wps:spPr bwMode="auto">
-                          <a:xfrm>
-                            <a:off x="73660" y="1020445"/>
-                            <a:ext cx="659765" cy="274955"/>
-                          </a:xfrm>
-                          <a:prstGeom prst="rect">
-                            <a:avLst/>
-                          </a:prstGeom>
-                          <a:noFill/>
-                          <a:ln>
-                            <a:noFill/>
-                          </a:ln>
-                          <a:extLst>
-                            <a:ext uri="{909E8E84-426E-40DD-AFC4-6F175D3DCCD1}">
-                              <a14:hiddenFill xmlns:a14="http://schemas.microsoft.com/office/drawing/2010/main">
-                                <a:solidFill>
-                                  <a:srgbClr val="FFFFFF"/>
-                                </a:solidFill>
-                              </a14:hiddenFill>
-                            </a:ext>
-                            <a:ext uri="{91240B29-F687-4F45-9708-019B960494DF}">
-                              <a14:hiddenLine xmlns:a14="http://schemas.microsoft.com/office/drawing/2010/main" w="9525">
-                                <a:solidFill>
-                                  <a:srgbClr val="000000"/>
-                                </a:solidFill>
-                                <a:miter lim="800000"/>
-                                <a:headEnd/>
-                                <a:tailEnd/>
-                              </a14:hiddenLine>
-                            </a:ext>
-                          </a:extLst>
-                        </wps:spPr>
-                        <wps:txbx>
-                          <w:txbxContent>
-                            <w:p>
-                              <w:r>
-                                <w:rPr>
-                                  <w:rFonts w:ascii="Times New Roman" w:hAnsi="Times New Roman" w:cs="Times New Roman"/>
-                                  <w:color w:val="000000"/>
-                                </w:rPr>
-                                <w:t>3.5mm jack</w:t>
-                              </w:r>
-                            </w:p>
-                          </w:txbxContent>
-                        </wps:txbx>
-                        <wps:bodyPr rot="0" vert="horz" wrap="none" lIns="0" tIns="0" rIns="0" bIns="0" anchor="t" anchorCtr="0">
-                          <a:spAutoFit/>
-                        </wps:bodyPr>
-                      </wps:wsp>
-                      <wps:wsp>
-                        <wps:cNvPr id="1821096746" name="Rectangle 44"/>
-                        <wps:cNvSpPr>
-                          <a:spLocks noChangeArrowheads="1"/>
-                        </wps:cNvSpPr>
-                        <wps:spPr bwMode="auto">
-                          <a:xfrm>
-                            <a:off x="73660" y="1389380"/>
-                            <a:ext cx="659765" cy="274955"/>
-                          </a:xfrm>
-                          <a:prstGeom prst="rect">
-                            <a:avLst/>
-                          </a:prstGeom>
-                          <a:noFill/>
-                          <a:ln>
-                            <a:noFill/>
-                          </a:ln>
-                          <a:extLst>
-                            <a:ext uri="{909E8E84-426E-40DD-AFC4-6F175D3DCCD1}">
-                              <a14:hiddenFill xmlns:a14="http://schemas.microsoft.com/office/drawing/2010/main">
-                                <a:solidFill>
-                                  <a:srgbClr val="FFFFFF"/>
-                                </a:solidFill>
-                              </a14:hiddenFill>
-                            </a:ext>
-                            <a:ext uri="{91240B29-F687-4F45-9708-019B960494DF}">
-                              <a14:hiddenLine xmlns:a14="http://schemas.microsoft.com/office/drawing/2010/main" w="9525">
-                                <a:solidFill>
-                                  <a:srgbClr val="000000"/>
-                                </a:solidFill>
-                                <a:miter lim="800000"/>
-                                <a:headEnd/>
-                                <a:tailEnd/>
-                              </a14:hiddenLine>
-                            </a:ext>
-                          </a:extLst>
-                        </wps:spPr>
-                        <wps:txbx>
-                          <w:txbxContent>
-                            <w:p>
-                              <w:r>
-                                <w:rPr>
-                                  <w:rFonts w:ascii="Times New Roman" w:hAnsi="Times New Roman" w:cs="Times New Roman"/>
-                                  <w:color w:val="000000"/>
-                                </w:rPr>
-                                <w:t>3.5mm jack</w:t>
-                              </w:r>
-                            </w:p>
-                          </w:txbxContent>
-                        </wps:txbx>
-                        <wps:bodyPr rot="0" vert="horz" wrap="none" lIns="0" tIns="0" rIns="0" bIns="0" anchor="t" anchorCtr="0">
-                          <a:spAutoFit/>
-                        </wps:bodyPr>
-                      </wps:wsp>
-                      <wpg:grpSp>
-                        <wpg:cNvPr id="2014427291" name="Group 2014427291"/>
-                        <wpg:cNvGrpSpPr/>
-                        <wpg:grpSpPr>
-                          <a:xfrm>
-                            <a:off x="344170" y="276225"/>
-                            <a:ext cx="5120640" cy="2287270"/>
-                            <a:chOff x="344170" y="276225"/>
-                            <a:chExt cx="5120640" cy="2287270"/>
-                          </a:xfrm>
-                        </wpg:grpSpPr>
-                        <wps:wsp>
-                          <wps:cNvPr id="1662917101" name="Rectangle 5"/>
-                          <wps:cNvSpPr>
-                            <a:spLocks noChangeArrowheads="1"/>
-                          </wps:cNvSpPr>
-                          <wps:spPr bwMode="auto">
-                            <a:xfrm>
-                              <a:off x="1886585" y="276225"/>
-                              <a:ext cx="3578225" cy="2287270"/>
-                            </a:xfrm>
-                            <a:prstGeom prst="rect">
-                              <a:avLst/>
-                            </a:prstGeom>
-                            <a:solidFill>
-                              <a:srgbClr val="FFFFFF"/>
-                            </a:solidFill>
-                            <a:ln w="12065">
-                              <a:solidFill>
-                                <a:srgbClr val="000000"/>
-                              </a:solidFill>
-                              <a:prstDash val="solid"/>
-                              <a:miter lim="800000"/>
-                              <a:headEnd/>
-                              <a:tailEnd/>
-                            </a:ln>
-                          </wps:spPr>
-                          <wps:bodyPr rot="0" vert="horz" wrap="square" lIns="91440" tIns="45720" rIns="91440" bIns="45720" anchor="t" anchorCtr="0" upright="1">
-                            <a:noAutofit/>
-                          </wps:bodyPr>
-                        </wps:wsp>
-                        <wpg:grpSp>
-                          <wpg:cNvPr id="795044570" name="Group 8"/>
-                          <wpg:cNvGrpSpPr>
-                            <a:grpSpLocks/>
-                          </wpg:cNvGrpSpPr>
-                          <wpg:grpSpPr bwMode="auto">
-                            <a:xfrm>
-                              <a:off x="3613785" y="1069340"/>
-                              <a:ext cx="983615" cy="676275"/>
-                              <a:chOff x="5691" y="1665"/>
-                              <a:chExt cx="1549" cy="1065"/>
-                            </a:xfrm>
-                          </wpg:grpSpPr>
-                          <wps:wsp>
-                            <wps:cNvPr id="384098813" name="Freeform 6"/>
-                            <wps:cNvSpPr>
-                              <a:spLocks/>
-                            </wps:cNvSpPr>
-                            <wps:spPr bwMode="auto">
-                              <a:xfrm>
-                                <a:off x="5691" y="2536"/>
-                                <a:ext cx="213" cy="194"/>
-                              </a:xfrm>
-                              <a:custGeom>
-                                <a:avLst/>
-                                <a:gdLst>
-                                  <a:gd name="T0" fmla="*/ 0 w 213"/>
-                                  <a:gd name="T1" fmla="*/ 194 h 194"/>
-                                  <a:gd name="T2" fmla="*/ 117 w 213"/>
-                                  <a:gd name="T3" fmla="*/ 0 h 194"/>
-                                  <a:gd name="T4" fmla="*/ 213 w 213"/>
-                                  <a:gd name="T5" fmla="*/ 155 h 194"/>
-                                  <a:gd name="T6" fmla="*/ 0 w 213"/>
-                                  <a:gd name="T7" fmla="*/ 194 h 194"/>
-                                </a:gdLst>
-                                <a:ahLst/>
-                                <a:cxnLst>
-                                  <a:cxn ang="0">
-                                    <a:pos x="T0" y="T1"/>
-                                  </a:cxn>
-                                  <a:cxn ang="0">
-                                    <a:pos x="T2" y="T3"/>
-                                  </a:cxn>
-                                  <a:cxn ang="0">
-                                    <a:pos x="T4" y="T5"/>
-                                  </a:cxn>
-                                  <a:cxn ang="0">
-                                    <a:pos x="T6" y="T7"/>
-                                  </a:cxn>
-                                </a:cxnLst>
-                                <a:rect l="0" t="0" r="r" b="b"/>
-                                <a:pathLst>
-                                  <a:path w="213" h="194">
-                                    <a:moveTo>
-                                      <a:pt x="0" y="194"/>
-                                    </a:moveTo>
-                                    <a:lnTo>
-                                      <a:pt x="117" y="0"/>
-                                    </a:lnTo>
-                                    <a:lnTo>
-                                      <a:pt x="213" y="155"/>
-                                    </a:lnTo>
-                                    <a:lnTo>
-                                      <a:pt x="0" y="194"/>
-                                    </a:lnTo>
-                                    <a:close/>
-                                  </a:path>
-                                </a:pathLst>
-                              </a:custGeom>
-                              <a:solidFill>
-                                <a:srgbClr val="000000"/>
-                              </a:solidFill>
-                              <a:ln>
-                                <a:noFill/>
-                              </a:ln>
-                              <a:extLst>
-                                <a:ext uri="{91240B29-F687-4F45-9708-019B960494DF}">
-                                  <a14:hiddenLine xmlns:a14="http://schemas.microsoft.com/office/drawing/2010/main" w="9525">
-                                    <a:solidFill>
-                                      <a:srgbClr val="000000"/>
-                                    </a:solidFill>
-                                    <a:round/>
-                                    <a:headEnd/>
-                                    <a:tailEnd/>
-                                  </a14:hiddenLine>
-                                </a:ext>
-                              </a:extLst>
-                            </wps:spPr>
-                            <wps:bodyPr rot="0" vert="horz" wrap="square" lIns="91440" tIns="45720" rIns="91440" bIns="45720" anchor="t" anchorCtr="0" upright="1">
-                              <a:noAutofit/>
-                            </wps:bodyPr>
-                          </wps:wsp>
-                          <wps:wsp>
-                            <wps:cNvPr id="1722872142" name="Line 7"/>
-                            <wps:cNvCnPr>
-                              <a:cxnSpLocks noChangeShapeType="1"/>
-                            </wps:cNvCnPr>
-                            <wps:spPr bwMode="auto">
-                              <a:xfrm flipH="1">
-                                <a:off x="5711" y="1665"/>
-                                <a:ext cx="1529" cy="1026"/>
-                              </a:xfrm>
-                              <a:prstGeom prst="line">
-                                <a:avLst/>
-                              </a:prstGeom>
-                              <a:noFill/>
-                              <a:ln w="12065">
-                                <a:solidFill>
-                                  <a:srgbClr val="000000"/>
-                                </a:solidFill>
-                                <a:prstDash val="solid"/>
-                                <a:round/>
-                                <a:headEnd/>
-                                <a:tailEnd/>
-                              </a:ln>
-                              <a:extLst>
-                                <a:ext uri="{909E8E84-426E-40DD-AFC4-6F175D3DCCD1}">
-                                  <a14:hiddenFill xmlns:a14="http://schemas.microsoft.com/office/drawing/2010/main">
-                                    <a:noFill/>
-                                  </a14:hiddenFill>
-                                </a:ext>
-                              </a:extLst>
-                            </wps:spPr>
-                            <wps:bodyPr/>
-                          </wps:wsp>
-                        </wpg:grpSp>
-                        <wps:wsp>
-                          <wps:cNvPr id="1442089060" name="Rectangle 9"/>
-                          <wps:cNvSpPr>
-                            <a:spLocks noChangeArrowheads="1"/>
-                          </wps:cNvSpPr>
-                          <wps:spPr bwMode="auto">
-                            <a:xfrm>
-                              <a:off x="3829050" y="1075055"/>
-                              <a:ext cx="615315" cy="615315"/>
-                            </a:xfrm>
-                            <a:prstGeom prst="rect">
-                              <a:avLst/>
-                            </a:prstGeom>
-                            <a:solidFill>
-                              <a:srgbClr val="FFFFFF"/>
-                            </a:solidFill>
-                            <a:ln w="12065">
-                              <a:solidFill>
-                                <a:srgbClr val="000000"/>
-                              </a:solidFill>
-                              <a:prstDash val="solid"/>
-                              <a:miter lim="800000"/>
-                              <a:headEnd/>
-                              <a:tailEnd/>
-                            </a:ln>
-                          </wps:spPr>
-                          <wps:bodyPr rot="0" vert="horz" wrap="square" lIns="91440" tIns="45720" rIns="91440" bIns="45720" anchor="t" anchorCtr="0" upright="1">
-                            <a:noAutofit/>
-                          </wps:bodyPr>
-                        </wps:wsp>
-                        <wps:wsp>
-                          <wps:cNvPr id="33859976" name="Rectangle 10"/>
-                          <wps:cNvSpPr>
-                            <a:spLocks noChangeArrowheads="1"/>
-                          </wps:cNvSpPr>
-                          <wps:spPr bwMode="auto">
-                            <a:xfrm>
-                              <a:off x="1487170" y="356235"/>
-                              <a:ext cx="570865" cy="274955"/>
-                            </a:xfrm>
-                            <a:prstGeom prst="rect">
-                              <a:avLst/>
-                            </a:prstGeom>
-                            <a:noFill/>
-                            <a:ln>
-                              <a:noFill/>
-                            </a:ln>
-                            <a:extLst>
-                              <a:ext uri="{909E8E84-426E-40DD-AFC4-6F175D3DCCD1}">
-                                <a14:hiddenFill xmlns:a14="http://schemas.microsoft.com/office/drawing/2010/main">
-                                  <a:solidFill>
-                                    <a:srgbClr val="FFFFFF"/>
-                                  </a:solidFill>
-                                </a14:hiddenFill>
-                              </a:ext>
-                              <a:ext uri="{91240B29-F687-4F45-9708-019B960494DF}">
-                                <a14:hiddenLine xmlns:a14="http://schemas.microsoft.com/office/drawing/2010/main" w="9525">
-                                  <a:solidFill>
-                                    <a:srgbClr val="000000"/>
-                                  </a:solidFill>
-                                  <a:miter lim="800000"/>
-                                  <a:headEnd/>
-                                  <a:tailEnd/>
-                                </a14:hiddenLine>
-                              </a:ext>
-                            </a:extLst>
-                          </wps:spPr>
-                          <wps:txbx>
-                            <w:txbxContent>
-                              <w:p>
-                                <w:r>
-                                  <w:rPr>
-                                    <w:rFonts w:ascii="Times New Roman" w:hAnsi="Times New Roman" w:cs="Times New Roman"/>
-                                    <w:color w:val="000000"/>
-                                  </w:rPr>
-                                  <w:t>LINE   IN</w:t>
-                                </w:r>
-                              </w:p>
-                            </w:txbxContent>
-                          </wps:txbx>
-                          <wps:bodyPr rot="0" vert="horz" wrap="none" lIns="0" tIns="0" rIns="0" bIns="0" anchor="t" anchorCtr="0">
-                            <a:spAutoFit/>
-                          </wps:bodyPr>
-                        </wps:wsp>
-                        <wps:wsp>
-                          <wps:cNvPr id="1661198978" name="Rectangle 11"/>
-                          <wps:cNvSpPr>
-                            <a:spLocks noChangeArrowheads="1"/>
-                          </wps:cNvSpPr>
-                          <wps:spPr bwMode="auto">
-                            <a:xfrm>
-                              <a:off x="970915" y="1795145"/>
-                              <a:ext cx="1210945" cy="274955"/>
-                            </a:xfrm>
-                            <a:prstGeom prst="rect">
-                              <a:avLst/>
-                            </a:prstGeom>
-                            <a:noFill/>
-                            <a:ln>
-                              <a:noFill/>
-                            </a:ln>
-                            <a:extLst>
-                              <a:ext uri="{909E8E84-426E-40DD-AFC4-6F175D3DCCD1}">
-                                <a14:hiddenFill xmlns:a14="http://schemas.microsoft.com/office/drawing/2010/main">
-                                  <a:solidFill>
-                                    <a:srgbClr val="FFFFFF"/>
-                                  </a:solidFill>
-                                </a14:hiddenFill>
-                              </a:ext>
-                              <a:ext uri="{91240B29-F687-4F45-9708-019B960494DF}">
-                                <a14:hiddenLine xmlns:a14="http://schemas.microsoft.com/office/drawing/2010/main" w="9525">
-                                  <a:solidFill>
-                                    <a:srgbClr val="000000"/>
-                                  </a:solidFill>
-                                  <a:miter lim="800000"/>
-                                  <a:headEnd/>
-                                  <a:tailEnd/>
-                                </a14:hiddenLine>
-                              </a:ext>
-                            </a:extLst>
-                          </wps:spPr>
-                          <wps:txbx>
-                            <w:txbxContent>
-                              <w:p>
-                                <w:proofErr w:type="gramStart"/>
-                                <w:r>
-                                  <w:rPr>
-                                    <w:rFonts w:ascii="Times New Roman" w:hAnsi="Times New Roman" w:cs="Times New Roman"/>
-                                    <w:color w:val="000000"/>
-                                  </w:rPr>
-                                  <w:t>HEADPHONE  OUT</w:t>
-                                </w:r>
-                                <w:proofErr w:type="gramEnd"/>
-                              </w:p>
-                            </w:txbxContent>
-                          </wps:txbx>
-                          <wps:bodyPr rot="0" vert="horz" wrap="none" lIns="0" tIns="0" rIns="0" bIns="0" anchor="t" anchorCtr="0">
-                            <a:spAutoFit/>
-                          </wps:bodyPr>
-                        </wps:wsp>
-                        <wpg:grpSp>
-                          <wpg:cNvPr id="1652711687" name="Group 14"/>
-                          <wpg:cNvGrpSpPr>
-                            <a:grpSpLocks/>
-                          </wpg:cNvGrpSpPr>
-                          <wpg:grpSpPr bwMode="auto">
-                            <a:xfrm>
-                              <a:off x="2606040" y="601980"/>
-                              <a:ext cx="1438275" cy="98425"/>
-                              <a:chOff x="4104" y="929"/>
-                              <a:chExt cx="2265" cy="155"/>
-                            </a:xfrm>
-                          </wpg:grpSpPr>
-                          <wps:wsp>
-                            <wps:cNvPr id="354800884" name="Freeform 12"/>
-                            <wps:cNvSpPr>
-                              <a:spLocks/>
-                            </wps:cNvSpPr>
-                            <wps:spPr bwMode="auto">
-                              <a:xfrm>
-                                <a:off x="6156" y="929"/>
-                                <a:ext cx="213" cy="155"/>
-                              </a:xfrm>
-                              <a:custGeom>
-                                <a:avLst/>
-                                <a:gdLst>
-                                  <a:gd name="T0" fmla="*/ 213 w 213"/>
-                                  <a:gd name="T1" fmla="*/ 78 h 155"/>
-                                  <a:gd name="T2" fmla="*/ 0 w 213"/>
-                                  <a:gd name="T3" fmla="*/ 155 h 155"/>
-                                  <a:gd name="T4" fmla="*/ 0 w 213"/>
-                                  <a:gd name="T5" fmla="*/ 0 h 155"/>
-                                  <a:gd name="T6" fmla="*/ 213 w 213"/>
-                                  <a:gd name="T7" fmla="*/ 78 h 155"/>
-                                </a:gdLst>
-                                <a:ahLst/>
-                                <a:cxnLst>
-                                  <a:cxn ang="0">
-                                    <a:pos x="T0" y="T1"/>
-                                  </a:cxn>
-                                  <a:cxn ang="0">
-                                    <a:pos x="T2" y="T3"/>
-                                  </a:cxn>
-                                  <a:cxn ang="0">
-                                    <a:pos x="T4" y="T5"/>
-                                  </a:cxn>
-                                  <a:cxn ang="0">
-                                    <a:pos x="T6" y="T7"/>
-                                  </a:cxn>
-                                </a:cxnLst>
-                                <a:rect l="0" t="0" r="r" b="b"/>
-                                <a:pathLst>
-                                  <a:path w="213" h="155">
-                                    <a:moveTo>
-                                      <a:pt x="213" y="78"/>
-                                    </a:moveTo>
-                                    <a:lnTo>
-                                      <a:pt x="0" y="155"/>
-                                    </a:lnTo>
-                                    <a:lnTo>
-                                      <a:pt x="0" y="0"/>
-                                    </a:lnTo>
-                                    <a:lnTo>
-                                      <a:pt x="213" y="78"/>
-                                    </a:lnTo>
-                                    <a:close/>
-                                  </a:path>
-                                </a:pathLst>
-                              </a:custGeom>
-                              <a:solidFill>
-                                <a:srgbClr val="000000"/>
-                              </a:solidFill>
-                              <a:ln>
-                                <a:noFill/>
-                              </a:ln>
-                              <a:extLst>
-                                <a:ext uri="{91240B29-F687-4F45-9708-019B960494DF}">
-                                  <a14:hiddenLine xmlns:a14="http://schemas.microsoft.com/office/drawing/2010/main" w="9525">
-                                    <a:solidFill>
-                                      <a:srgbClr val="000000"/>
-                                    </a:solidFill>
-                                    <a:round/>
-                                    <a:headEnd/>
-                                    <a:tailEnd/>
-                                  </a14:hiddenLine>
-                                </a:ext>
-                              </a:extLst>
-                            </wps:spPr>
-                            <wps:bodyPr rot="0" vert="horz" wrap="square" lIns="91440" tIns="45720" rIns="91440" bIns="45720" anchor="t" anchorCtr="0" upright="1">
-                              <a:noAutofit/>
-                            </wps:bodyPr>
-                          </wps:wsp>
-                          <wps:wsp>
-                            <wps:cNvPr id="373139974" name="Line 13"/>
-                            <wps:cNvCnPr>
-                              <a:cxnSpLocks noChangeShapeType="1"/>
-                            </wps:cNvCnPr>
-                            <wps:spPr bwMode="auto">
-                              <a:xfrm flipH="1">
-                                <a:off x="4104" y="1007"/>
-                                <a:ext cx="2207" cy="0"/>
-                              </a:xfrm>
-                              <a:prstGeom prst="line">
-                                <a:avLst/>
-                              </a:prstGeom>
-                              <a:noFill/>
-                              <a:ln w="12065">
-                                <a:solidFill>
-                                  <a:srgbClr val="000000"/>
-                                </a:solidFill>
-                                <a:prstDash val="solid"/>
-                                <a:round/>
-                                <a:headEnd/>
-                                <a:tailEnd/>
-                              </a:ln>
-                              <a:extLst>
-                                <a:ext uri="{909E8E84-426E-40DD-AFC4-6F175D3DCCD1}">
-                                  <a14:hiddenFill xmlns:a14="http://schemas.microsoft.com/office/drawing/2010/main">
-                                    <a:noFill/>
-                                  </a14:hiddenFill>
-                                </a:ext>
-                              </a:extLst>
-                            </wps:spPr>
-                            <wps:bodyPr/>
-                          </wps:wsp>
-                        </wpg:grpSp>
-                        <wps:wsp>
-                          <wps:cNvPr id="1923914919" name="Rectangle 15"/>
-                          <wps:cNvSpPr>
-                            <a:spLocks noChangeArrowheads="1"/>
-                          </wps:cNvSpPr>
-                          <wps:spPr bwMode="auto">
-                            <a:xfrm>
-                              <a:off x="1776095" y="583565"/>
-                              <a:ext cx="197485" cy="135890"/>
-                            </a:xfrm>
-                            <a:prstGeom prst="rect">
-                              <a:avLst/>
-                            </a:prstGeom>
-                            <a:solidFill>
-                              <a:srgbClr val="FFFFFF"/>
-                            </a:solidFill>
-                            <a:ln w="12065">
-                              <a:solidFill>
-                                <a:srgbClr val="000000"/>
-                              </a:solidFill>
-                              <a:prstDash val="solid"/>
-                              <a:miter lim="800000"/>
-                              <a:headEnd/>
-                              <a:tailEnd/>
-                            </a:ln>
-                          </wps:spPr>
-                          <wps:bodyPr rot="0" vert="horz" wrap="square" lIns="91440" tIns="45720" rIns="91440" bIns="45720" anchor="t" anchorCtr="0" upright="1">
-                            <a:noAutofit/>
-                          </wps:bodyPr>
-                        </wps:wsp>
-                        <wps:wsp>
-                          <wps:cNvPr id="2087891780" name="Rectangle 16"/>
-                          <wps:cNvSpPr>
-                            <a:spLocks noChangeArrowheads="1"/>
-                          </wps:cNvSpPr>
-                          <wps:spPr bwMode="auto">
-                            <a:xfrm>
-                              <a:off x="1776095" y="2021840"/>
-                              <a:ext cx="197485" cy="123825"/>
-                            </a:xfrm>
-                            <a:prstGeom prst="rect">
-                              <a:avLst/>
-                            </a:prstGeom>
-                            <a:solidFill>
-                              <a:srgbClr val="FFFFFF"/>
-                            </a:solidFill>
-                            <a:ln w="12065">
-                              <a:solidFill>
-                                <a:srgbClr val="000000"/>
-                              </a:solidFill>
-                              <a:prstDash val="solid"/>
-                              <a:miter lim="800000"/>
-                              <a:headEnd/>
-                              <a:tailEnd/>
-                            </a:ln>
-                          </wps:spPr>
-                          <wps:bodyPr rot="0" vert="horz" wrap="square" lIns="91440" tIns="45720" rIns="91440" bIns="45720" anchor="t" anchorCtr="0" upright="1">
-                            <a:noAutofit/>
-                          </wps:bodyPr>
-                        </wps:wsp>
-                        <wpg:grpSp>
-                          <wpg:cNvPr id="2147018393" name="Group 21"/>
-                          <wpg:cNvGrpSpPr>
-                            <a:grpSpLocks/>
-                          </wpg:cNvGrpSpPr>
-                          <wpg:grpSpPr bwMode="auto">
-                            <a:xfrm>
-                              <a:off x="860425" y="601980"/>
-                              <a:ext cx="922020" cy="98425"/>
-                              <a:chOff x="1355" y="929"/>
-                              <a:chExt cx="1452" cy="155"/>
-                            </a:xfrm>
-                          </wpg:grpSpPr>
-                          <wps:wsp>
-                            <wps:cNvPr id="551926864" name="Freeform 19"/>
-                            <wps:cNvSpPr>
-                              <a:spLocks/>
-                            </wps:cNvSpPr>
-                            <wps:spPr bwMode="auto">
-                              <a:xfrm>
-                                <a:off x="2594" y="929"/>
-                                <a:ext cx="213" cy="155"/>
-                              </a:xfrm>
-                              <a:custGeom>
-                                <a:avLst/>
-                                <a:gdLst>
-                                  <a:gd name="T0" fmla="*/ 213 w 213"/>
-                                  <a:gd name="T1" fmla="*/ 78 h 155"/>
-                                  <a:gd name="T2" fmla="*/ 0 w 213"/>
-                                  <a:gd name="T3" fmla="*/ 155 h 155"/>
-                                  <a:gd name="T4" fmla="*/ 0 w 213"/>
-                                  <a:gd name="T5" fmla="*/ 0 h 155"/>
-                                  <a:gd name="T6" fmla="*/ 213 w 213"/>
-                                  <a:gd name="T7" fmla="*/ 78 h 155"/>
-                                </a:gdLst>
-                                <a:ahLst/>
-                                <a:cxnLst>
-                                  <a:cxn ang="0">
-                                    <a:pos x="T0" y="T1"/>
-                                  </a:cxn>
-                                  <a:cxn ang="0">
-                                    <a:pos x="T2" y="T3"/>
-                                  </a:cxn>
-                                  <a:cxn ang="0">
-                                    <a:pos x="T4" y="T5"/>
-                                  </a:cxn>
-                                  <a:cxn ang="0">
-                                    <a:pos x="T6" y="T7"/>
-                                  </a:cxn>
-                                </a:cxnLst>
-                                <a:rect l="0" t="0" r="r" b="b"/>
-                                <a:pathLst>
-                                  <a:path w="213" h="155">
-                                    <a:moveTo>
-                                      <a:pt x="213" y="78"/>
-                                    </a:moveTo>
-                                    <a:lnTo>
-                                      <a:pt x="0" y="155"/>
-                                    </a:lnTo>
-                                    <a:lnTo>
-                                      <a:pt x="0" y="0"/>
-                                    </a:lnTo>
-                                    <a:lnTo>
-                                      <a:pt x="213" y="78"/>
-                                    </a:lnTo>
-                                    <a:close/>
-                                  </a:path>
-                                </a:pathLst>
-                              </a:custGeom>
-                              <a:solidFill>
-                                <a:srgbClr val="000000"/>
-                              </a:solidFill>
-                              <a:ln>
-                                <a:noFill/>
-                              </a:ln>
-                              <a:extLst>
-                                <a:ext uri="{91240B29-F687-4F45-9708-019B960494DF}">
-                                  <a14:hiddenLine xmlns:a14="http://schemas.microsoft.com/office/drawing/2010/main" w="9525">
-                                    <a:solidFill>
-                                      <a:srgbClr val="000000"/>
-                                    </a:solidFill>
-                                    <a:round/>
-                                    <a:headEnd/>
-                                    <a:tailEnd/>
-                                  </a14:hiddenLine>
-                                </a:ext>
-                              </a:extLst>
-                            </wps:spPr>
-                            <wps:bodyPr rot="0" vert="horz" wrap="square" lIns="91440" tIns="45720" rIns="91440" bIns="45720" anchor="t" anchorCtr="0" upright="1">
-                              <a:noAutofit/>
-                            </wps:bodyPr>
-                          </wps:wsp>
-                          <wps:wsp>
-                            <wps:cNvPr id="642841591" name="Line 20"/>
-                            <wps:cNvCnPr>
-                              <a:cxnSpLocks noChangeShapeType="1"/>
-                            </wps:cNvCnPr>
-                            <wps:spPr bwMode="auto">
-                              <a:xfrm flipH="1">
-                                <a:off x="1355" y="1007"/>
-                                <a:ext cx="1394" cy="0"/>
-                              </a:xfrm>
-                              <a:prstGeom prst="line">
-                                <a:avLst/>
-                              </a:prstGeom>
-                              <a:noFill/>
-                              <a:ln w="12065">
-                                <a:solidFill>
-                                  <a:srgbClr val="000000"/>
-                                </a:solidFill>
-                                <a:prstDash val="solid"/>
-                                <a:round/>
-                                <a:headEnd/>
-                                <a:tailEnd/>
-                              </a:ln>
-                              <a:extLst>
-                                <a:ext uri="{909E8E84-426E-40DD-AFC4-6F175D3DCCD1}">
-                                  <a14:hiddenFill xmlns:a14="http://schemas.microsoft.com/office/drawing/2010/main">
-                                    <a:noFill/>
-                                  </a14:hiddenFill>
-                                </a:ext>
-                              </a:extLst>
-                            </wps:spPr>
-                            <wps:bodyPr/>
-                          </wps:wsp>
-                        </wpg:grpSp>
-                        <wps:wsp>
-                          <wps:cNvPr id="2116193921" name="Rectangle 22"/>
-                          <wps:cNvSpPr>
-                            <a:spLocks noChangeArrowheads="1"/>
-                          </wps:cNvSpPr>
-                          <wps:spPr bwMode="auto">
-                            <a:xfrm>
-                              <a:off x="3896995" y="1167765"/>
-                              <a:ext cx="473710" cy="274955"/>
-                            </a:xfrm>
-                            <a:prstGeom prst="rect">
-                              <a:avLst/>
-                            </a:prstGeom>
-                            <a:noFill/>
-                            <a:ln>
-                              <a:noFill/>
-                            </a:ln>
-                            <a:extLst>
-                              <a:ext uri="{909E8E84-426E-40DD-AFC4-6F175D3DCCD1}">
-                                <a14:hiddenFill xmlns:a14="http://schemas.microsoft.com/office/drawing/2010/main">
-                                  <a:solidFill>
-                                    <a:srgbClr val="FFFFFF"/>
-                                  </a:solidFill>
-                                </a14:hiddenFill>
-                              </a:ext>
-                              <a:ext uri="{91240B29-F687-4F45-9708-019B960494DF}">
-                                <a14:hiddenLine xmlns:a14="http://schemas.microsoft.com/office/drawing/2010/main" w="9525">
-                                  <a:solidFill>
-                                    <a:srgbClr val="000000"/>
-                                  </a:solidFill>
-                                  <a:miter lim="800000"/>
-                                  <a:headEnd/>
-                                  <a:tailEnd/>
-                                </a14:hiddenLine>
-                              </a:ext>
-                            </a:extLst>
-                          </wps:spPr>
-                          <wps:txbx>
-                            <w:txbxContent>
-                              <w:p>
-                                <w:r>
-                                  <w:rPr>
-                                    <w:rFonts w:ascii="Times New Roman" w:hAnsi="Times New Roman" w:cs="Times New Roman"/>
-                                    <w:color w:val="000000"/>
-                                  </w:rPr>
-                                  <w:t>adaptive</w:t>
-                                </w:r>
-                              </w:p>
-                            </w:txbxContent>
-                          </wps:txbx>
-                          <wps:bodyPr rot="0" vert="horz" wrap="none" lIns="0" tIns="0" rIns="0" bIns="0" anchor="t" anchorCtr="0">
-                            <a:spAutoFit/>
-                          </wps:bodyPr>
-                        </wps:wsp>
-                        <wps:wsp>
-                          <wps:cNvPr id="1138748176" name="Rectangle 23"/>
-                          <wps:cNvSpPr>
-                            <a:spLocks noChangeArrowheads="1"/>
-                          </wps:cNvSpPr>
-                          <wps:spPr bwMode="auto">
-                            <a:xfrm>
-                              <a:off x="4007485" y="1352550"/>
-                              <a:ext cx="271780" cy="274955"/>
-                            </a:xfrm>
-                            <a:prstGeom prst="rect">
-                              <a:avLst/>
-                            </a:prstGeom>
-                            <a:noFill/>
-                            <a:ln>
-                              <a:noFill/>
-                            </a:ln>
-                            <a:extLst>
-                              <a:ext uri="{909E8E84-426E-40DD-AFC4-6F175D3DCCD1}">
-                                <a14:hiddenFill xmlns:a14="http://schemas.microsoft.com/office/drawing/2010/main">
-                                  <a:solidFill>
-                                    <a:srgbClr val="FFFFFF"/>
-                                  </a:solidFill>
-                                </a14:hiddenFill>
-                              </a:ext>
-                              <a:ext uri="{91240B29-F687-4F45-9708-019B960494DF}">
-                                <a14:hiddenLine xmlns:a14="http://schemas.microsoft.com/office/drawing/2010/main" w="9525">
-                                  <a:solidFill>
-                                    <a:srgbClr val="000000"/>
-                                  </a:solidFill>
-                                  <a:miter lim="800000"/>
-                                  <a:headEnd/>
-                                  <a:tailEnd/>
-                                </a14:hiddenLine>
-                              </a:ext>
-                            </a:extLst>
-                          </wps:spPr>
-                          <wps:txbx>
-                            <w:txbxContent>
-                              <w:p>
-                                <w:r>
-                                  <w:rPr>
-                                    <w:rFonts w:ascii="Times New Roman" w:hAnsi="Times New Roman" w:cs="Times New Roman"/>
-                                    <w:color w:val="000000"/>
-                                  </w:rPr>
-                                  <w:t>filter</w:t>
-                                </w:r>
-                              </w:p>
-                            </w:txbxContent>
-                          </wps:txbx>
-                          <wps:bodyPr rot="0" vert="horz" wrap="none" lIns="0" tIns="0" rIns="0" bIns="0" anchor="t" anchorCtr="0">
-                            <a:spAutoFit/>
-                          </wps:bodyPr>
-                        </wps:wsp>
-                        <wps:wsp>
-                          <wps:cNvPr id="229758923" name="Oval 24"/>
-                          <wps:cNvSpPr>
-                            <a:spLocks noChangeArrowheads="1"/>
-                          </wps:cNvSpPr>
-                          <wps:spPr bwMode="auto">
-                            <a:xfrm>
-                              <a:off x="4037965" y="546735"/>
-                              <a:ext cx="197485" cy="197485"/>
-                            </a:xfrm>
-                            <a:prstGeom prst="ellipse">
-                              <a:avLst/>
-                            </a:prstGeom>
-                            <a:solidFill>
-                              <a:srgbClr val="FFFFFF"/>
-                            </a:solidFill>
-                            <a:ln w="12065">
-                              <a:solidFill>
-                                <a:srgbClr val="000000"/>
-                              </a:solidFill>
-                              <a:prstDash val="solid"/>
-                              <a:round/>
-                              <a:headEnd/>
-                              <a:tailEnd/>
-                            </a:ln>
-                          </wps:spPr>
-                          <wps:bodyPr rot="0" vert="horz" wrap="square" lIns="91440" tIns="45720" rIns="91440" bIns="45720" anchor="t" anchorCtr="0" upright="1">
-                            <a:noAutofit/>
-                          </wps:bodyPr>
-                        </wps:wsp>
-                        <wpg:grpSp>
-                          <wpg:cNvPr id="147202163" name="Group 27"/>
-                          <wpg:cNvGrpSpPr>
-                            <a:grpSpLocks/>
-                          </wpg:cNvGrpSpPr>
-                          <wpg:grpSpPr bwMode="auto">
-                            <a:xfrm>
-                              <a:off x="4093210" y="749935"/>
-                              <a:ext cx="98425" cy="319405"/>
-                              <a:chOff x="6446" y="1162"/>
-                              <a:chExt cx="155" cy="503"/>
-                            </a:xfrm>
-                          </wpg:grpSpPr>
-                          <wps:wsp>
-                            <wps:cNvPr id="371380649" name="Freeform 25"/>
-                            <wps:cNvSpPr>
-                              <a:spLocks/>
-                            </wps:cNvSpPr>
-                            <wps:spPr bwMode="auto">
-                              <a:xfrm>
-                                <a:off x="6446" y="1162"/>
-                                <a:ext cx="155" cy="213"/>
-                              </a:xfrm>
-                              <a:custGeom>
-                                <a:avLst/>
-                                <a:gdLst>
-                                  <a:gd name="T0" fmla="*/ 78 w 155"/>
-                                  <a:gd name="T1" fmla="*/ 0 h 213"/>
-                                  <a:gd name="T2" fmla="*/ 155 w 155"/>
-                                  <a:gd name="T3" fmla="*/ 213 h 213"/>
-                                  <a:gd name="T4" fmla="*/ 0 w 155"/>
-                                  <a:gd name="T5" fmla="*/ 213 h 213"/>
-                                  <a:gd name="T6" fmla="*/ 78 w 155"/>
-                                  <a:gd name="T7" fmla="*/ 0 h 213"/>
-                                </a:gdLst>
-                                <a:ahLst/>
-                                <a:cxnLst>
-                                  <a:cxn ang="0">
-                                    <a:pos x="T0" y="T1"/>
-                                  </a:cxn>
-                                  <a:cxn ang="0">
-                                    <a:pos x="T2" y="T3"/>
-                                  </a:cxn>
-                                  <a:cxn ang="0">
-                                    <a:pos x="T4" y="T5"/>
-                                  </a:cxn>
-                                  <a:cxn ang="0">
-                                    <a:pos x="T6" y="T7"/>
-                                  </a:cxn>
-                                </a:cxnLst>
-                                <a:rect l="0" t="0" r="r" b="b"/>
-                                <a:pathLst>
-                                  <a:path w="155" h="213">
-                                    <a:moveTo>
-                                      <a:pt x="78" y="0"/>
-                                    </a:moveTo>
-                                    <a:lnTo>
-                                      <a:pt x="155" y="213"/>
-                                    </a:lnTo>
-                                    <a:lnTo>
-                                      <a:pt x="0" y="213"/>
-                                    </a:lnTo>
-                                    <a:lnTo>
-                                      <a:pt x="78" y="0"/>
-                                    </a:lnTo>
-                                    <a:close/>
-                                  </a:path>
-                                </a:pathLst>
-                              </a:custGeom>
-                              <a:solidFill>
-                                <a:srgbClr val="000000"/>
-                              </a:solidFill>
-                              <a:ln>
-                                <a:noFill/>
-                              </a:ln>
-                              <a:extLst>
-                                <a:ext uri="{91240B29-F687-4F45-9708-019B960494DF}">
-                                  <a14:hiddenLine xmlns:a14="http://schemas.microsoft.com/office/drawing/2010/main" w="9525">
-                                    <a:solidFill>
-                                      <a:srgbClr val="000000"/>
-                                    </a:solidFill>
-                                    <a:round/>
-                                    <a:headEnd/>
-                                    <a:tailEnd/>
-                                  </a14:hiddenLine>
-                                </a:ext>
-                              </a:extLst>
-                            </wps:spPr>
-                            <wps:bodyPr rot="0" vert="horz" wrap="square" lIns="91440" tIns="45720" rIns="91440" bIns="45720" anchor="t" anchorCtr="0" upright="1">
-                              <a:noAutofit/>
-                            </wps:bodyPr>
-                          </wps:wsp>
-                          <wps:wsp>
-                            <wps:cNvPr id="856205854" name="Line 26"/>
-                            <wps:cNvCnPr>
-                              <a:cxnSpLocks noChangeShapeType="1"/>
-                            </wps:cNvCnPr>
-                            <wps:spPr bwMode="auto">
-                              <a:xfrm>
-                                <a:off x="6524" y="1200"/>
-                                <a:ext cx="0" cy="465"/>
-                              </a:xfrm>
-                              <a:prstGeom prst="line">
-                                <a:avLst/>
-                              </a:prstGeom>
-                              <a:noFill/>
-                              <a:ln w="12065">
-                                <a:solidFill>
-                                  <a:srgbClr val="000000"/>
-                                </a:solidFill>
-                                <a:prstDash val="solid"/>
-                                <a:round/>
-                                <a:headEnd/>
-                                <a:tailEnd/>
-                              </a:ln>
-                              <a:extLst>
-                                <a:ext uri="{909E8E84-426E-40DD-AFC4-6F175D3DCCD1}">
-                                  <a14:hiddenFill xmlns:a14="http://schemas.microsoft.com/office/drawing/2010/main">
-                                    <a:noFill/>
-                                  </a14:hiddenFill>
-                                </a:ext>
-                              </a:extLst>
-                            </wps:spPr>
-                            <wps:bodyPr/>
-                          </wps:wsp>
-                        </wpg:grpSp>
-                        <wps:wsp>
-                          <wps:cNvPr id="966575617" name="Line 28"/>
-                          <wps:cNvCnPr>
-                            <a:cxnSpLocks noChangeShapeType="1"/>
-                          </wps:cNvCnPr>
-                          <wps:spPr bwMode="auto">
-                            <a:xfrm flipH="1">
-                              <a:off x="4241165" y="651510"/>
-                              <a:ext cx="356235" cy="0"/>
-                            </a:xfrm>
-                            <a:prstGeom prst="line">
-                              <a:avLst/>
-                            </a:prstGeom>
-                            <a:noFill/>
-                            <a:ln w="12065">
-                              <a:solidFill>
-                                <a:srgbClr val="000000"/>
-                              </a:solidFill>
-                              <a:prstDash val="solid"/>
-                              <a:round/>
-                              <a:headEnd/>
-                              <a:tailEnd/>
-                            </a:ln>
-                            <a:extLst>
-                              <a:ext uri="{909E8E84-426E-40DD-AFC4-6F175D3DCCD1}">
-                                <a14:hiddenFill xmlns:a14="http://schemas.microsoft.com/office/drawing/2010/main">
-                                  <a:noFill/>
-                                </a14:hiddenFill>
-                              </a:ext>
-                            </a:extLst>
-                          </wps:spPr>
-                          <wps:bodyPr/>
-                        </wps:wsp>
-                        <wps:wsp>
-                          <wps:cNvPr id="283969464" name="Line 29"/>
-                          <wps:cNvCnPr>
-                            <a:cxnSpLocks noChangeShapeType="1"/>
-                          </wps:cNvCnPr>
-                          <wps:spPr bwMode="auto">
-                            <a:xfrm>
-                              <a:off x="4597400" y="651510"/>
-                              <a:ext cx="0" cy="417830"/>
-                            </a:xfrm>
-                            <a:prstGeom prst="line">
-                              <a:avLst/>
-                            </a:prstGeom>
-                            <a:noFill/>
-                            <a:ln w="12065">
-                              <a:solidFill>
-                                <a:srgbClr val="000000"/>
-                              </a:solidFill>
-                              <a:prstDash val="solid"/>
-                              <a:round/>
-                              <a:headEnd/>
-                              <a:tailEnd/>
-                            </a:ln>
-                            <a:extLst>
-                              <a:ext uri="{909E8E84-426E-40DD-AFC4-6F175D3DCCD1}">
-                                <a14:hiddenFill xmlns:a14="http://schemas.microsoft.com/office/drawing/2010/main">
-                                  <a:noFill/>
-                                </a14:hiddenFill>
-                              </a:ext>
-                            </a:extLst>
-                          </wps:spPr>
-                          <wps:bodyPr/>
-                        </wps:wsp>
-                        <wpg:grpSp>
-                          <wpg:cNvPr id="273738660" name="Group 32"/>
-                          <wpg:cNvGrpSpPr>
-                            <a:grpSpLocks/>
-                          </wpg:cNvGrpSpPr>
-                          <wpg:grpSpPr bwMode="auto">
-                            <a:xfrm>
-                              <a:off x="4093210" y="1696085"/>
-                              <a:ext cx="98425" cy="381635"/>
-                              <a:chOff x="6446" y="2652"/>
-                              <a:chExt cx="155" cy="601"/>
-                            </a:xfrm>
-                          </wpg:grpSpPr>
-                          <wps:wsp>
-                            <wps:cNvPr id="87702235" name="Freeform 30"/>
-                            <wps:cNvSpPr>
-                              <a:spLocks/>
-                            </wps:cNvSpPr>
-                            <wps:spPr bwMode="auto">
-                              <a:xfrm>
-                                <a:off x="6446" y="2652"/>
-                                <a:ext cx="155" cy="213"/>
-                              </a:xfrm>
-                              <a:custGeom>
-                                <a:avLst/>
-                                <a:gdLst>
-                                  <a:gd name="T0" fmla="*/ 78 w 155"/>
-                                  <a:gd name="T1" fmla="*/ 0 h 213"/>
-                                  <a:gd name="T2" fmla="*/ 155 w 155"/>
-                                  <a:gd name="T3" fmla="*/ 213 h 213"/>
-                                  <a:gd name="T4" fmla="*/ 0 w 155"/>
-                                  <a:gd name="T5" fmla="*/ 213 h 213"/>
-                                  <a:gd name="T6" fmla="*/ 78 w 155"/>
-                                  <a:gd name="T7" fmla="*/ 0 h 213"/>
-                                </a:gdLst>
-                                <a:ahLst/>
-                                <a:cxnLst>
-                                  <a:cxn ang="0">
-                                    <a:pos x="T0" y="T1"/>
-                                  </a:cxn>
-                                  <a:cxn ang="0">
-                                    <a:pos x="T2" y="T3"/>
-                                  </a:cxn>
-                                  <a:cxn ang="0">
-                                    <a:pos x="T4" y="T5"/>
-                                  </a:cxn>
-                                  <a:cxn ang="0">
-                                    <a:pos x="T6" y="T7"/>
-                                  </a:cxn>
-                                </a:cxnLst>
-                                <a:rect l="0" t="0" r="r" b="b"/>
-                                <a:pathLst>
-                                  <a:path w="155" h="213">
-                                    <a:moveTo>
-                                      <a:pt x="78" y="0"/>
-                                    </a:moveTo>
-                                    <a:lnTo>
-                                      <a:pt x="155" y="213"/>
-                                    </a:lnTo>
-                                    <a:lnTo>
-                                      <a:pt x="0" y="213"/>
-                                    </a:lnTo>
-                                    <a:lnTo>
-                                      <a:pt x="78" y="0"/>
-                                    </a:lnTo>
-                                    <a:close/>
-                                  </a:path>
-                                </a:pathLst>
-                              </a:custGeom>
-                              <a:solidFill>
-                                <a:srgbClr val="000000"/>
-                              </a:solidFill>
-                              <a:ln>
-                                <a:noFill/>
-                              </a:ln>
-                              <a:extLst>
-                                <a:ext uri="{91240B29-F687-4F45-9708-019B960494DF}">
-                                  <a14:hiddenLine xmlns:a14="http://schemas.microsoft.com/office/drawing/2010/main" w="9525">
-                                    <a:solidFill>
-                                      <a:srgbClr val="000000"/>
-                                    </a:solidFill>
-                                    <a:round/>
-                                    <a:headEnd/>
-                                    <a:tailEnd/>
-                                  </a14:hiddenLine>
-                                </a:ext>
-                              </a:extLst>
-                            </wps:spPr>
-                            <wps:bodyPr rot="0" vert="horz" wrap="square" lIns="91440" tIns="45720" rIns="91440" bIns="45720" anchor="t" anchorCtr="0" upright="1">
-                              <a:noAutofit/>
-                            </wps:bodyPr>
-                          </wps:wsp>
-                          <wps:wsp>
-                            <wps:cNvPr id="1656914103" name="Line 31"/>
-                            <wps:cNvCnPr>
-                              <a:cxnSpLocks noChangeShapeType="1"/>
-                            </wps:cNvCnPr>
-                            <wps:spPr bwMode="auto">
-                              <a:xfrm>
-                                <a:off x="6524" y="2691"/>
-                                <a:ext cx="0" cy="562"/>
-                              </a:xfrm>
-                              <a:prstGeom prst="line">
-                                <a:avLst/>
-                              </a:prstGeom>
-                              <a:noFill/>
-                              <a:ln w="12065">
-                                <a:solidFill>
-                                  <a:srgbClr val="000000"/>
-                                </a:solidFill>
-                                <a:prstDash val="solid"/>
-                                <a:round/>
-                                <a:headEnd/>
-                                <a:tailEnd/>
-                              </a:ln>
-                              <a:extLst>
-                                <a:ext uri="{909E8E84-426E-40DD-AFC4-6F175D3DCCD1}">
-                                  <a14:hiddenFill xmlns:a14="http://schemas.microsoft.com/office/drawing/2010/main">
-                                    <a:noFill/>
-                                  </a14:hiddenFill>
-                                </a:ext>
-                              </a:extLst>
-                            </wps:spPr>
-                            <wps:bodyPr/>
-                          </wps:wsp>
-                        </wpg:grpSp>
-                        <wps:wsp>
-                          <wps:cNvPr id="1447500291" name="Rectangle 33"/>
-                          <wps:cNvSpPr>
-                            <a:spLocks noChangeArrowheads="1"/>
-                          </wps:cNvSpPr>
-                          <wps:spPr bwMode="auto">
-                            <a:xfrm>
-                              <a:off x="3896995" y="430530"/>
-                              <a:ext cx="79375" cy="274955"/>
-                            </a:xfrm>
-                            <a:prstGeom prst="rect">
-                              <a:avLst/>
-                            </a:prstGeom>
-                            <a:noFill/>
-                            <a:ln>
-                              <a:noFill/>
-                            </a:ln>
-                            <a:extLst>
-                              <a:ext uri="{909E8E84-426E-40DD-AFC4-6F175D3DCCD1}">
-                                <a14:hiddenFill xmlns:a14="http://schemas.microsoft.com/office/drawing/2010/main">
-                                  <a:solidFill>
-                                    <a:srgbClr val="FFFFFF"/>
-                                  </a:solidFill>
-                                </a14:hiddenFill>
-                              </a:ext>
-                              <a:ext uri="{91240B29-F687-4F45-9708-019B960494DF}">
-                                <a14:hiddenLine xmlns:a14="http://schemas.microsoft.com/office/drawing/2010/main" w="9525">
-                                  <a:solidFill>
-                                    <a:srgbClr val="000000"/>
-                                  </a:solidFill>
-                                  <a:miter lim="800000"/>
-                                  <a:headEnd/>
-                                  <a:tailEnd/>
-                                </a14:hiddenLine>
-                              </a:ext>
-                            </a:extLst>
-                          </wps:spPr>
-                          <wps:txbx>
-                            <w:txbxContent>
-                              <w:p>
-                                <w:r>
-                                  <w:rPr>
-                                    <w:rFonts w:ascii="Times New Roman" w:hAnsi="Times New Roman" w:cs="Times New Roman"/>
-                                    <w:color w:val="000000"/>
-                                  </w:rPr>
-                                  <w:t>+</w:t>
-                                </w:r>
-                              </w:p>
-                            </w:txbxContent>
-                          </wps:txbx>
-                          <wps:bodyPr rot="0" vert="horz" wrap="none" lIns="0" tIns="0" rIns="0" bIns="0" anchor="t" anchorCtr="0">
-                            <a:spAutoFit/>
-                          </wps:bodyPr>
-                        </wps:wsp>
-                        <wps:wsp>
-                          <wps:cNvPr id="794191052" name="Rectangle 34"/>
-                          <wps:cNvSpPr>
-                            <a:spLocks noChangeArrowheads="1"/>
-                          </wps:cNvSpPr>
-                          <wps:spPr bwMode="auto">
-                            <a:xfrm>
-                              <a:off x="4241165" y="713105"/>
-                              <a:ext cx="46990" cy="274955"/>
-                            </a:xfrm>
-                            <a:prstGeom prst="rect">
-                              <a:avLst/>
-                            </a:prstGeom>
-                            <a:noFill/>
-                            <a:ln>
-                              <a:noFill/>
-                            </a:ln>
-                            <a:extLst>
-                              <a:ext uri="{909E8E84-426E-40DD-AFC4-6F175D3DCCD1}">
-                                <a14:hiddenFill xmlns:a14="http://schemas.microsoft.com/office/drawing/2010/main">
-                                  <a:solidFill>
-                                    <a:srgbClr val="FFFFFF"/>
-                                  </a:solidFill>
-                                </a14:hiddenFill>
-                              </a:ext>
-                              <a:ext uri="{91240B29-F687-4F45-9708-019B960494DF}">
-                                <a14:hiddenLine xmlns:a14="http://schemas.microsoft.com/office/drawing/2010/main" w="9525">
-                                  <a:solidFill>
-                                    <a:srgbClr val="000000"/>
-                                  </a:solidFill>
-                                  <a:miter lim="800000"/>
-                                  <a:headEnd/>
-                                  <a:tailEnd/>
-                                </a14:hiddenLine>
-                              </a:ext>
-                            </a:extLst>
-                          </wps:spPr>
-                          <wps:txbx>
-                            <w:txbxContent>
-                              <w:p>
-                                <w:r>
-                                  <w:rPr>
-                                    <w:rFonts w:ascii="Times New Roman" w:hAnsi="Times New Roman" w:cs="Times New Roman"/>
-                                    <w:color w:val="000000"/>
-                                  </w:rPr>
-                                  <w:t>-</w:t>
-                                </w:r>
-                              </w:p>
-                            </w:txbxContent>
-                          </wps:txbx>
-                          <wps:bodyPr rot="0" vert="horz" wrap="none" lIns="0" tIns="0" rIns="0" bIns="0" anchor="t" anchorCtr="0">
-                            <a:spAutoFit/>
-                          </wps:bodyPr>
-                        </wps:wsp>
-                        <wpg:grpSp>
-                          <wpg:cNvPr id="1224853915" name="Group 37"/>
-                          <wpg:cNvGrpSpPr>
-                            <a:grpSpLocks/>
-                          </wpg:cNvGrpSpPr>
-                          <wpg:grpSpPr bwMode="auto">
-                            <a:xfrm>
-                              <a:off x="3368040" y="2028190"/>
-                              <a:ext cx="1229360" cy="98425"/>
-                              <a:chOff x="5304" y="3175"/>
-                              <a:chExt cx="1936" cy="155"/>
-                            </a:xfrm>
-                          </wpg:grpSpPr>
-                          <wps:wsp>
-                            <wps:cNvPr id="2115884834" name="Freeform 35"/>
-                            <wps:cNvSpPr>
-                              <a:spLocks/>
-                            </wps:cNvSpPr>
-                            <wps:spPr bwMode="auto">
-                              <a:xfrm>
-                                <a:off x="5304" y="3175"/>
-                                <a:ext cx="213" cy="155"/>
-                              </a:xfrm>
-                              <a:custGeom>
-                                <a:avLst/>
-                                <a:gdLst>
-                                  <a:gd name="T0" fmla="*/ 0 w 213"/>
-                                  <a:gd name="T1" fmla="*/ 78 h 155"/>
-                                  <a:gd name="T2" fmla="*/ 213 w 213"/>
-                                  <a:gd name="T3" fmla="*/ 0 h 155"/>
-                                  <a:gd name="T4" fmla="*/ 213 w 213"/>
-                                  <a:gd name="T5" fmla="*/ 155 h 155"/>
-                                  <a:gd name="T6" fmla="*/ 0 w 213"/>
-                                  <a:gd name="T7" fmla="*/ 78 h 155"/>
-                                </a:gdLst>
-                                <a:ahLst/>
-                                <a:cxnLst>
-                                  <a:cxn ang="0">
-                                    <a:pos x="T0" y="T1"/>
-                                  </a:cxn>
-                                  <a:cxn ang="0">
-                                    <a:pos x="T2" y="T3"/>
-                                  </a:cxn>
-                                  <a:cxn ang="0">
-                                    <a:pos x="T4" y="T5"/>
-                                  </a:cxn>
-                                  <a:cxn ang="0">
-                                    <a:pos x="T6" y="T7"/>
-                                  </a:cxn>
-                                </a:cxnLst>
-                                <a:rect l="0" t="0" r="r" b="b"/>
-                                <a:pathLst>
-                                  <a:path w="213" h="155">
-                                    <a:moveTo>
-                                      <a:pt x="0" y="78"/>
-                                    </a:moveTo>
-                                    <a:lnTo>
-                                      <a:pt x="213" y="0"/>
-                                    </a:lnTo>
-                                    <a:lnTo>
-                                      <a:pt x="213" y="155"/>
-                                    </a:lnTo>
-                                    <a:lnTo>
-                                      <a:pt x="0" y="78"/>
-                                    </a:lnTo>
-                                    <a:close/>
-                                  </a:path>
-                                </a:pathLst>
-                              </a:custGeom>
-                              <a:solidFill>
-                                <a:srgbClr val="000000"/>
-                              </a:solidFill>
-                              <a:ln>
-                                <a:noFill/>
-                              </a:ln>
-                              <a:extLst>
-                                <a:ext uri="{91240B29-F687-4F45-9708-019B960494DF}">
-                                  <a14:hiddenLine xmlns:a14="http://schemas.microsoft.com/office/drawing/2010/main" w="9525">
-                                    <a:solidFill>
-                                      <a:srgbClr val="000000"/>
-                                    </a:solidFill>
-                                    <a:round/>
-                                    <a:headEnd/>
-                                    <a:tailEnd/>
-                                  </a14:hiddenLine>
-                                </a:ext>
-                              </a:extLst>
-                            </wps:spPr>
-                            <wps:bodyPr rot="0" vert="horz" wrap="square" lIns="91440" tIns="45720" rIns="91440" bIns="45720" anchor="t" anchorCtr="0" upright="1">
-                              <a:noAutofit/>
-                            </wps:bodyPr>
-                          </wps:wsp>
-                          <wps:wsp>
-                            <wps:cNvPr id="568578471" name="Line 36"/>
-                            <wps:cNvCnPr>
-                              <a:cxnSpLocks noChangeShapeType="1"/>
-                            </wps:cNvCnPr>
-                            <wps:spPr bwMode="auto">
-                              <a:xfrm flipH="1">
-                                <a:off x="5343" y="3253"/>
-                                <a:ext cx="1897" cy="0"/>
-                              </a:xfrm>
-                              <a:prstGeom prst="line">
-                                <a:avLst/>
-                              </a:prstGeom>
-                              <a:noFill/>
-                              <a:ln w="12065">
-                                <a:solidFill>
-                                  <a:srgbClr val="000000"/>
-                                </a:solidFill>
-                                <a:prstDash val="solid"/>
-                                <a:round/>
-                                <a:headEnd/>
-                                <a:tailEnd/>
-                              </a:ln>
-                              <a:extLst>
-                                <a:ext uri="{909E8E84-426E-40DD-AFC4-6F175D3DCCD1}">
-                                  <a14:hiddenFill xmlns:a14="http://schemas.microsoft.com/office/drawing/2010/main">
-                                    <a:noFill/>
-                                  </a14:hiddenFill>
-                                </a:ext>
-                              </a:extLst>
-                            </wps:spPr>
-                            <wps:bodyPr/>
-                          </wps:wsp>
-                        </wpg:grpSp>
-                        <wps:wsp>
-                          <wps:cNvPr id="1368022238" name="Oval 38"/>
-                          <wps:cNvSpPr>
-                            <a:spLocks noChangeArrowheads="1"/>
-                          </wps:cNvSpPr>
-                          <wps:spPr bwMode="auto">
-                            <a:xfrm>
-                              <a:off x="4111625" y="2046605"/>
-                              <a:ext cx="62230" cy="62230"/>
-                            </a:xfrm>
-                            <a:prstGeom prst="ellipse">
-                              <a:avLst/>
-                            </a:prstGeom>
-                            <a:solidFill>
-                              <a:srgbClr val="000000"/>
-                            </a:solidFill>
-                            <a:ln w="12065">
-                              <a:solidFill>
-                                <a:srgbClr val="000000"/>
-                              </a:solidFill>
-                              <a:prstDash val="solid"/>
-                              <a:round/>
-                              <a:headEnd/>
-                              <a:tailEnd/>
-                            </a:ln>
-                          </wps:spPr>
-                          <wps:bodyPr rot="0" vert="horz" wrap="square" lIns="91440" tIns="45720" rIns="91440" bIns="45720" anchor="t" anchorCtr="0" upright="1">
-                            <a:noAutofit/>
-                          </wps:bodyPr>
-                        </wps:wsp>
-                        <wps:wsp>
-                          <wps:cNvPr id="199198933" name="Rectangle 39"/>
-                          <wps:cNvSpPr>
-                            <a:spLocks noChangeArrowheads="1"/>
-                          </wps:cNvSpPr>
-                          <wps:spPr bwMode="auto">
-                            <a:xfrm>
-                              <a:off x="4603115" y="1776095"/>
-                              <a:ext cx="615315" cy="615315"/>
-                            </a:xfrm>
-                            <a:prstGeom prst="rect">
-                              <a:avLst/>
-                            </a:prstGeom>
-                            <a:solidFill>
-                              <a:srgbClr val="FFFFFF"/>
-                            </a:solidFill>
-                            <a:ln w="12065">
-                              <a:solidFill>
-                                <a:srgbClr val="000000"/>
-                              </a:solidFill>
-                              <a:prstDash val="solid"/>
-                              <a:miter lim="800000"/>
-                              <a:headEnd/>
-                              <a:tailEnd/>
-                            </a:ln>
-                          </wps:spPr>
-                          <wps:bodyPr rot="0" vert="horz" wrap="square" lIns="91440" tIns="45720" rIns="91440" bIns="45720" anchor="t" anchorCtr="0" upright="1">
-                            <a:noAutofit/>
-                          </wps:bodyPr>
-                        </wps:wsp>
-                        <wps:wsp>
-                          <wps:cNvPr id="1771858139" name="Rectangle 40"/>
-                          <wps:cNvSpPr>
-                            <a:spLocks noChangeArrowheads="1"/>
-                          </wps:cNvSpPr>
-                          <wps:spPr bwMode="auto">
-                            <a:xfrm>
-                              <a:off x="4720590" y="1967230"/>
-                              <a:ext cx="342265" cy="274955"/>
-                            </a:xfrm>
-                            <a:prstGeom prst="rect">
-                              <a:avLst/>
-                            </a:prstGeom>
-                            <a:noFill/>
-                            <a:ln>
-                              <a:noFill/>
-                            </a:ln>
-                            <a:extLst>
-                              <a:ext uri="{909E8E84-426E-40DD-AFC4-6F175D3DCCD1}">
-                                <a14:hiddenFill xmlns:a14="http://schemas.microsoft.com/office/drawing/2010/main">
-                                  <a:solidFill>
-                                    <a:srgbClr val="FFFFFF"/>
-                                  </a:solidFill>
-                                </a14:hiddenFill>
-                              </a:ext>
-                              <a:ext uri="{91240B29-F687-4F45-9708-019B960494DF}">
-                                <a14:hiddenLine xmlns:a14="http://schemas.microsoft.com/office/drawing/2010/main" w="9525">
-                                  <a:solidFill>
-                                    <a:srgbClr val="000000"/>
-                                  </a:solidFill>
-                                  <a:miter lim="800000"/>
-                                  <a:headEnd/>
-                                  <a:tailEnd/>
-                                </a14:hiddenLine>
-                              </a:ext>
-                            </a:extLst>
-                          </wps:spPr>
-                          <wps:txbx>
-                            <w:txbxContent>
-                              <w:p>
-                                <w:r>
-                                  <w:rPr>
-                                    <w:rFonts w:ascii="Times New Roman" w:hAnsi="Times New Roman" w:cs="Times New Roman"/>
-                                    <w:color w:val="000000"/>
-                                  </w:rPr>
-                                  <w:t>PRBS</w:t>
-                                </w:r>
-                              </w:p>
-                            </w:txbxContent>
-                          </wps:txbx>
-                          <wps:bodyPr rot="0" vert="horz" wrap="none" lIns="0" tIns="0" rIns="0" bIns="0" anchor="t" anchorCtr="0">
-                            <a:spAutoFit/>
-                          </wps:bodyPr>
-                        </wps:wsp>
-                        <wps:wsp>
-                          <wps:cNvPr id="913658295" name="Line 41"/>
-                          <wps:cNvCnPr>
-                            <a:cxnSpLocks noChangeShapeType="1"/>
-                          </wps:cNvCnPr>
-                          <wps:spPr bwMode="auto">
-                            <a:xfrm flipH="1">
-                              <a:off x="860425" y="2077720"/>
-                              <a:ext cx="909955" cy="0"/>
-                            </a:xfrm>
-                            <a:prstGeom prst="line">
-                              <a:avLst/>
-                            </a:prstGeom>
-                            <a:noFill/>
-                            <a:ln w="12065">
-                              <a:solidFill>
-                                <a:srgbClr val="000000"/>
-                              </a:solidFill>
-                              <a:prstDash val="solid"/>
-                              <a:round/>
-                              <a:headEnd/>
-                              <a:tailEnd/>
-                            </a:ln>
-                            <a:extLst>
-                              <a:ext uri="{909E8E84-426E-40DD-AFC4-6F175D3DCCD1}">
-                                <a14:hiddenFill xmlns:a14="http://schemas.microsoft.com/office/drawing/2010/main">
-                                  <a:noFill/>
-                                </a14:hiddenFill>
-                              </a:ext>
-                            </a:extLst>
-                          </wps:spPr>
-                          <wps:bodyPr/>
-                        </wps:wsp>
-                        <wps:wsp>
-                          <wps:cNvPr id="1668887002" name="Rectangle 43"/>
-                          <wps:cNvSpPr>
-                            <a:spLocks noChangeArrowheads="1"/>
-                          </wps:cNvSpPr>
-                          <wps:spPr bwMode="auto">
-                            <a:xfrm>
-                              <a:off x="344170" y="1204595"/>
-                              <a:ext cx="109220" cy="274955"/>
-                            </a:xfrm>
-                            <a:prstGeom prst="rect">
-                              <a:avLst/>
-                            </a:prstGeom>
-                            <a:noFill/>
-                            <a:ln>
-                              <a:noFill/>
-                            </a:ln>
-                            <a:extLst>
-                              <a:ext uri="{909E8E84-426E-40DD-AFC4-6F175D3DCCD1}">
-                                <a14:hiddenFill xmlns:a14="http://schemas.microsoft.com/office/drawing/2010/main">
-                                  <a:solidFill>
-                                    <a:srgbClr val="FFFFFF"/>
-                                  </a:solidFill>
-                                </a14:hiddenFill>
-                              </a:ext>
-                              <a:ext uri="{91240B29-F687-4F45-9708-019B960494DF}">
-                                <a14:hiddenLine xmlns:a14="http://schemas.microsoft.com/office/drawing/2010/main" w="9525">
-                                  <a:solidFill>
-                                    <a:srgbClr val="000000"/>
-                                  </a:solidFill>
-                                  <a:miter lim="800000"/>
-                                  <a:headEnd/>
-                                  <a:tailEnd/>
-                                </a14:hiddenLine>
-                              </a:ext>
-                            </a:extLst>
-                          </wps:spPr>
-                          <wps:txbx>
-                            <w:txbxContent>
-                              <w:p>
-                                <w:r>
-                                  <w:rPr>
-                                    <w:rFonts w:ascii="Times New Roman" w:hAnsi="Times New Roman" w:cs="Times New Roman"/>
-                                    <w:color w:val="000000"/>
-                                  </w:rPr>
-                                  <w:t>to</w:t>
-                                </w:r>
-                              </w:p>
-                            </w:txbxContent>
-                          </wps:txbx>
-                          <wps:bodyPr rot="0" vert="horz" wrap="none" lIns="0" tIns="0" rIns="0" bIns="0" anchor="t" anchorCtr="0">
-                            <a:spAutoFit/>
-                          </wps:bodyPr>
-                        </wps:wsp>
-                        <wps:wsp>
-                          <wps:cNvPr id="1333713127" name="Line 45"/>
-                          <wps:cNvCnPr>
-                            <a:cxnSpLocks noChangeShapeType="1"/>
-                          </wps:cNvCnPr>
-                          <wps:spPr bwMode="auto">
-                            <a:xfrm>
-                              <a:off x="860425" y="651510"/>
-                              <a:ext cx="0" cy="1426210"/>
-                            </a:xfrm>
-                            <a:prstGeom prst="line">
-                              <a:avLst/>
-                            </a:prstGeom>
-                            <a:noFill/>
-                            <a:ln w="12065">
-                              <a:solidFill>
-                                <a:srgbClr val="000000"/>
-                              </a:solidFill>
-                              <a:prstDash val="solid"/>
-                              <a:round/>
-                              <a:headEnd/>
-                              <a:tailEnd/>
-                            </a:ln>
-                            <a:extLst>
-                              <a:ext uri="{909E8E84-426E-40DD-AFC4-6F175D3DCCD1}">
-                                <a14:hiddenFill xmlns:a14="http://schemas.microsoft.com/office/drawing/2010/main">
-                                  <a:noFill/>
-                                </a14:hiddenFill>
-                              </a:ext>
-                            </a:extLst>
-                          </wps:spPr>
-                          <wps:bodyPr/>
-                        </wps:wsp>
-                        <wps:wsp>
-                          <wps:cNvPr id="835674181" name="Rectangle 46"/>
-                          <wps:cNvSpPr>
-                            <a:spLocks noChangeArrowheads="1"/>
-                          </wps:cNvSpPr>
-                          <wps:spPr bwMode="auto">
-                            <a:xfrm>
-                              <a:off x="2857500" y="1776095"/>
-                              <a:ext cx="713740" cy="615315"/>
-                            </a:xfrm>
-                            <a:prstGeom prst="rect">
-                              <a:avLst/>
-                            </a:prstGeom>
-                            <a:solidFill>
-                              <a:srgbClr val="FFFFFF"/>
-                            </a:solidFill>
-                            <a:ln w="12065">
-                              <a:solidFill>
-                                <a:srgbClr val="000000"/>
-                              </a:solidFill>
-                              <a:prstDash val="solid"/>
-                              <a:miter lim="800000"/>
-                              <a:headEnd/>
-                              <a:tailEnd/>
-                            </a:ln>
-                          </wps:spPr>
-                          <wps:bodyPr rot="0" vert="horz" wrap="square" lIns="91440" tIns="45720" rIns="91440" bIns="45720" anchor="t" anchorCtr="0" upright="1">
-                            <a:noAutofit/>
-                          </wps:bodyPr>
-                        </wps:wsp>
-                        <wps:wsp>
-                          <wps:cNvPr id="1849665898" name="Rectangle 47"/>
-                          <wps:cNvSpPr>
-                            <a:spLocks noChangeArrowheads="1"/>
-                          </wps:cNvSpPr>
-                          <wps:spPr bwMode="auto">
-                            <a:xfrm>
-                              <a:off x="2962275" y="1795145"/>
-                              <a:ext cx="427355" cy="274955"/>
-                            </a:xfrm>
-                            <a:prstGeom prst="rect">
-                              <a:avLst/>
-                            </a:prstGeom>
-                            <a:noFill/>
-                            <a:ln>
-                              <a:noFill/>
-                            </a:ln>
-                            <a:extLst>
-                              <a:ext uri="{909E8E84-426E-40DD-AFC4-6F175D3DCCD1}">
-                                <a14:hiddenFill xmlns:a14="http://schemas.microsoft.com/office/drawing/2010/main">
-                                  <a:solidFill>
-                                    <a:srgbClr val="FFFFFF"/>
-                                  </a:solidFill>
-                                </a14:hiddenFill>
-                              </a:ext>
-                              <a:ext uri="{91240B29-F687-4F45-9708-019B960494DF}">
-                                <a14:hiddenLine xmlns:a14="http://schemas.microsoft.com/office/drawing/2010/main" w="9525">
-                                  <a:solidFill>
-                                    <a:srgbClr val="000000"/>
-                                  </a:solidFill>
-                                  <a:miter lim="800000"/>
-                                  <a:headEnd/>
-                                  <a:tailEnd/>
-                                </a14:hiddenLine>
-                              </a:ext>
-                            </a:extLst>
-                          </wps:spPr>
-                          <wps:txbx>
-                            <w:txbxContent>
-                              <w:p>
-                                <w:r>
-                                  <w:rPr>
-                                    <w:rFonts w:ascii="Times New Roman" w:hAnsi="Times New Roman" w:cs="Times New Roman"/>
-                                    <w:color w:val="000000"/>
-                                  </w:rPr>
-                                  <w:t>moving</w:t>
-                                </w:r>
-                              </w:p>
-                            </w:txbxContent>
-                          </wps:txbx>
-                          <wps:bodyPr rot="0" vert="horz" wrap="none" lIns="0" tIns="0" rIns="0" bIns="0" anchor="t" anchorCtr="0">
-                            <a:spAutoFit/>
-                          </wps:bodyPr>
-                        </wps:wsp>
-                        <wps:wsp>
-                          <wps:cNvPr id="2109101991" name="Rectangle 48"/>
-                          <wps:cNvSpPr>
-                            <a:spLocks noChangeArrowheads="1"/>
-                          </wps:cNvSpPr>
-                          <wps:spPr bwMode="auto">
-                            <a:xfrm>
-                              <a:off x="2962275" y="1979295"/>
-                              <a:ext cx="434340" cy="274955"/>
-                            </a:xfrm>
-                            <a:prstGeom prst="rect">
-                              <a:avLst/>
-                            </a:prstGeom>
-                            <a:noFill/>
-                            <a:ln>
-                              <a:noFill/>
-                            </a:ln>
-                            <a:extLst>
-                              <a:ext uri="{909E8E84-426E-40DD-AFC4-6F175D3DCCD1}">
-                                <a14:hiddenFill xmlns:a14="http://schemas.microsoft.com/office/drawing/2010/main">
-                                  <a:solidFill>
-                                    <a:srgbClr val="FFFFFF"/>
-                                  </a:solidFill>
-                                </a14:hiddenFill>
-                              </a:ext>
-                              <a:ext uri="{91240B29-F687-4F45-9708-019B960494DF}">
-                                <a14:hiddenLine xmlns:a14="http://schemas.microsoft.com/office/drawing/2010/main" w="9525">
-                                  <a:solidFill>
-                                    <a:srgbClr val="000000"/>
-                                  </a:solidFill>
-                                  <a:miter lim="800000"/>
-                                  <a:headEnd/>
-                                  <a:tailEnd/>
-                                </a14:hiddenLine>
-                              </a:ext>
-                            </a:extLst>
-                          </wps:spPr>
-                          <wps:txbx>
-                            <w:txbxContent>
-                              <w:p>
-                                <w:r>
-                                  <w:rPr>
-                                    <w:rFonts w:ascii="Times New Roman" w:hAnsi="Times New Roman" w:cs="Times New Roman"/>
-                                    <w:color w:val="000000"/>
-                                  </w:rPr>
-                                  <w:t>average</w:t>
-                                </w:r>
-                              </w:p>
-                            </w:txbxContent>
-                          </wps:txbx>
-                          <wps:bodyPr rot="0" vert="horz" wrap="none" lIns="0" tIns="0" rIns="0" bIns="0" anchor="t" anchorCtr="0">
-                            <a:spAutoFit/>
-                          </wps:bodyPr>
-                        </wps:wsp>
-                        <wps:wsp>
-                          <wps:cNvPr id="1033069150" name="Rectangle 49"/>
-                          <wps:cNvSpPr>
-                            <a:spLocks noChangeArrowheads="1"/>
-                          </wps:cNvSpPr>
-                          <wps:spPr bwMode="auto">
-                            <a:xfrm>
-                              <a:off x="3036570" y="2164080"/>
-                              <a:ext cx="271780" cy="274955"/>
-                            </a:xfrm>
-                            <a:prstGeom prst="rect">
-                              <a:avLst/>
-                            </a:prstGeom>
-                            <a:noFill/>
-                            <a:ln>
-                              <a:noFill/>
-                            </a:ln>
-                            <a:extLst>
-                              <a:ext uri="{909E8E84-426E-40DD-AFC4-6F175D3DCCD1}">
-                                <a14:hiddenFill xmlns:a14="http://schemas.microsoft.com/office/drawing/2010/main">
-                                  <a:solidFill>
-                                    <a:srgbClr val="FFFFFF"/>
-                                  </a:solidFill>
-                                </a14:hiddenFill>
-                              </a:ext>
-                              <a:ext uri="{91240B29-F687-4F45-9708-019B960494DF}">
-                                <a14:hiddenLine xmlns:a14="http://schemas.microsoft.com/office/drawing/2010/main" w="9525">
-                                  <a:solidFill>
-                                    <a:srgbClr val="000000"/>
-                                  </a:solidFill>
-                                  <a:miter lim="800000"/>
-                                  <a:headEnd/>
-                                  <a:tailEnd/>
-                                </a14:hiddenLine>
-                              </a:ext>
-                            </a:extLst>
-                          </wps:spPr>
-                          <wps:txbx>
-                            <w:txbxContent>
-                              <w:p>
-                                <w:r>
-                                  <w:rPr>
-                                    <w:rFonts w:ascii="Times New Roman" w:hAnsi="Times New Roman" w:cs="Times New Roman"/>
-                                    <w:color w:val="000000"/>
-                                  </w:rPr>
-                                  <w:t>filter</w:t>
-                                </w:r>
-                              </w:p>
-                            </w:txbxContent>
-                          </wps:txbx>
-                          <wps:bodyPr rot="0" vert="horz" wrap="none" lIns="0" tIns="0" rIns="0" bIns="0" anchor="t" anchorCtr="0">
-                            <a:spAutoFit/>
-                          </wps:bodyPr>
-                        </wps:wsp>
-                        <wpg:grpSp>
-                          <wpg:cNvPr id="641765119" name="Group 52"/>
-                          <wpg:cNvGrpSpPr>
-                            <a:grpSpLocks/>
-                          </wpg:cNvGrpSpPr>
-                          <wpg:grpSpPr bwMode="auto">
-                            <a:xfrm>
-                              <a:off x="1979295" y="2028190"/>
-                              <a:ext cx="344170" cy="98425"/>
-                              <a:chOff x="3117" y="3175"/>
-                              <a:chExt cx="542" cy="155"/>
-                            </a:xfrm>
-                          </wpg:grpSpPr>
-                          <wps:wsp>
-                            <wps:cNvPr id="1303196181" name="Freeform 50"/>
-                            <wps:cNvSpPr>
-                              <a:spLocks/>
-                            </wps:cNvSpPr>
-                            <wps:spPr bwMode="auto">
-                              <a:xfrm>
-                                <a:off x="3117" y="3175"/>
-                                <a:ext cx="213" cy="155"/>
-                              </a:xfrm>
-                              <a:custGeom>
-                                <a:avLst/>
-                                <a:gdLst>
-                                  <a:gd name="T0" fmla="*/ 0 w 213"/>
-                                  <a:gd name="T1" fmla="*/ 78 h 155"/>
-                                  <a:gd name="T2" fmla="*/ 213 w 213"/>
-                                  <a:gd name="T3" fmla="*/ 0 h 155"/>
-                                  <a:gd name="T4" fmla="*/ 213 w 213"/>
-                                  <a:gd name="T5" fmla="*/ 155 h 155"/>
-                                  <a:gd name="T6" fmla="*/ 0 w 213"/>
-                                  <a:gd name="T7" fmla="*/ 78 h 155"/>
-                                </a:gdLst>
-                                <a:ahLst/>
-                                <a:cxnLst>
-                                  <a:cxn ang="0">
-                                    <a:pos x="T0" y="T1"/>
-                                  </a:cxn>
-                                  <a:cxn ang="0">
-                                    <a:pos x="T2" y="T3"/>
-                                  </a:cxn>
-                                  <a:cxn ang="0">
-                                    <a:pos x="T4" y="T5"/>
-                                  </a:cxn>
-                                  <a:cxn ang="0">
-                                    <a:pos x="T6" y="T7"/>
-                                  </a:cxn>
-                                </a:cxnLst>
-                                <a:rect l="0" t="0" r="r" b="b"/>
-                                <a:pathLst>
-                                  <a:path w="213" h="155">
-                                    <a:moveTo>
-                                      <a:pt x="0" y="78"/>
-                                    </a:moveTo>
-                                    <a:lnTo>
-                                      <a:pt x="213" y="0"/>
-                                    </a:lnTo>
-                                    <a:lnTo>
-                                      <a:pt x="213" y="155"/>
-                                    </a:lnTo>
-                                    <a:lnTo>
-                                      <a:pt x="0" y="78"/>
-                                    </a:lnTo>
-                                    <a:close/>
-                                  </a:path>
-                                </a:pathLst>
-                              </a:custGeom>
-                              <a:solidFill>
-                                <a:srgbClr val="000000"/>
-                              </a:solidFill>
-                              <a:ln>
-                                <a:noFill/>
-                              </a:ln>
-                              <a:extLst>
-                                <a:ext uri="{91240B29-F687-4F45-9708-019B960494DF}">
-                                  <a14:hiddenLine xmlns:a14="http://schemas.microsoft.com/office/drawing/2010/main" w="9525">
-                                    <a:solidFill>
-                                      <a:srgbClr val="000000"/>
-                                    </a:solidFill>
-                                    <a:round/>
-                                    <a:headEnd/>
-                                    <a:tailEnd/>
-                                  </a14:hiddenLine>
-                                </a:ext>
-                              </a:extLst>
-                            </wps:spPr>
-                            <wps:bodyPr rot="0" vert="horz" wrap="square" lIns="91440" tIns="45720" rIns="91440" bIns="45720" anchor="t" anchorCtr="0" upright="1">
-                              <a:noAutofit/>
-                            </wps:bodyPr>
-                          </wps:wsp>
-                          <wps:wsp>
-                            <wps:cNvPr id="1634883260" name="Line 51"/>
-                            <wps:cNvCnPr>
-                              <a:cxnSpLocks noChangeShapeType="1"/>
-                            </wps:cNvCnPr>
-                            <wps:spPr bwMode="auto">
-                              <a:xfrm flipH="1">
-                                <a:off x="3155" y="3253"/>
-                                <a:ext cx="504" cy="0"/>
-                              </a:xfrm>
-                              <a:prstGeom prst="line">
-                                <a:avLst/>
-                              </a:prstGeom>
-                              <a:noFill/>
-                              <a:ln w="12065">
-                                <a:solidFill>
-                                  <a:srgbClr val="000000"/>
-                                </a:solidFill>
-                                <a:prstDash val="solid"/>
-                                <a:round/>
-                                <a:headEnd/>
-                                <a:tailEnd/>
-                              </a:ln>
-                              <a:extLst>
-                                <a:ext uri="{909E8E84-426E-40DD-AFC4-6F175D3DCCD1}">
-                                  <a14:hiddenFill xmlns:a14="http://schemas.microsoft.com/office/drawing/2010/main">
-                                    <a:noFill/>
-                                  </a14:hiddenFill>
-                                </a:ext>
-                              </a:extLst>
-                            </wps:spPr>
-                            <wps:bodyPr/>
-                          </wps:wsp>
-                        </wpg:grpSp>
-                        <wpg:grpSp>
-                          <wpg:cNvPr id="556015142" name="Group 55"/>
-                          <wpg:cNvGrpSpPr>
-                            <a:grpSpLocks/>
-                          </wpg:cNvGrpSpPr>
-                          <wpg:grpSpPr bwMode="auto">
-                            <a:xfrm>
-                              <a:off x="1979295" y="601980"/>
-                              <a:ext cx="294640" cy="98425"/>
-                              <a:chOff x="3117" y="929"/>
-                              <a:chExt cx="464" cy="155"/>
-                            </a:xfrm>
-                          </wpg:grpSpPr>
-                          <wps:wsp>
-                            <wps:cNvPr id="851631976" name="Freeform 53"/>
-                            <wps:cNvSpPr>
-                              <a:spLocks/>
-                            </wps:cNvSpPr>
-                            <wps:spPr bwMode="auto">
-                              <a:xfrm>
-                                <a:off x="3368" y="929"/>
-                                <a:ext cx="213" cy="155"/>
-                              </a:xfrm>
-                              <a:custGeom>
-                                <a:avLst/>
-                                <a:gdLst>
-                                  <a:gd name="T0" fmla="*/ 213 w 213"/>
-                                  <a:gd name="T1" fmla="*/ 78 h 155"/>
-                                  <a:gd name="T2" fmla="*/ 0 w 213"/>
-                                  <a:gd name="T3" fmla="*/ 155 h 155"/>
-                                  <a:gd name="T4" fmla="*/ 0 w 213"/>
-                                  <a:gd name="T5" fmla="*/ 0 h 155"/>
-                                  <a:gd name="T6" fmla="*/ 213 w 213"/>
-                                  <a:gd name="T7" fmla="*/ 78 h 155"/>
-                                </a:gdLst>
-                                <a:ahLst/>
-                                <a:cxnLst>
-                                  <a:cxn ang="0">
-                                    <a:pos x="T0" y="T1"/>
-                                  </a:cxn>
-                                  <a:cxn ang="0">
-                                    <a:pos x="T2" y="T3"/>
-                                  </a:cxn>
-                                  <a:cxn ang="0">
-                                    <a:pos x="T4" y="T5"/>
-                                  </a:cxn>
-                                  <a:cxn ang="0">
-                                    <a:pos x="T6" y="T7"/>
-                                  </a:cxn>
-                                </a:cxnLst>
-                                <a:rect l="0" t="0" r="r" b="b"/>
-                                <a:pathLst>
-                                  <a:path w="213" h="155">
-                                    <a:moveTo>
-                                      <a:pt x="213" y="78"/>
-                                    </a:moveTo>
-                                    <a:lnTo>
-                                      <a:pt x="0" y="155"/>
-                                    </a:lnTo>
-                                    <a:lnTo>
-                                      <a:pt x="0" y="0"/>
-                                    </a:lnTo>
-                                    <a:lnTo>
-                                      <a:pt x="213" y="78"/>
-                                    </a:lnTo>
-                                    <a:close/>
-                                  </a:path>
-                                </a:pathLst>
-                              </a:custGeom>
-                              <a:solidFill>
-                                <a:srgbClr val="000000"/>
-                              </a:solidFill>
-                              <a:ln>
-                                <a:noFill/>
-                              </a:ln>
-                              <a:extLst>
-                                <a:ext uri="{91240B29-F687-4F45-9708-019B960494DF}">
-                                  <a14:hiddenLine xmlns:a14="http://schemas.microsoft.com/office/drawing/2010/main" w="9525">
-                                    <a:solidFill>
-                                      <a:srgbClr val="000000"/>
-                                    </a:solidFill>
-                                    <a:round/>
-                                    <a:headEnd/>
-                                    <a:tailEnd/>
-                                  </a14:hiddenLine>
-                                </a:ext>
-                              </a:extLst>
-                            </wps:spPr>
-                            <wps:bodyPr rot="0" vert="horz" wrap="square" lIns="91440" tIns="45720" rIns="91440" bIns="45720" anchor="t" anchorCtr="0" upright="1">
-                              <a:noAutofit/>
-                            </wps:bodyPr>
-                          </wps:wsp>
-                          <wps:wsp>
-                            <wps:cNvPr id="1165848957" name="Line 54"/>
-                            <wps:cNvCnPr>
-                              <a:cxnSpLocks noChangeShapeType="1"/>
-                            </wps:cNvCnPr>
-                            <wps:spPr bwMode="auto">
-                              <a:xfrm flipH="1">
-                                <a:off x="3117" y="1007"/>
-                                <a:ext cx="406" cy="0"/>
-                              </a:xfrm>
-                              <a:prstGeom prst="line">
-                                <a:avLst/>
-                              </a:prstGeom>
-                              <a:noFill/>
-                              <a:ln w="12065">
-                                <a:solidFill>
-                                  <a:srgbClr val="000000"/>
-                                </a:solidFill>
-                                <a:prstDash val="solid"/>
-                                <a:round/>
-                                <a:headEnd/>
-                                <a:tailEnd/>
-                              </a:ln>
-                              <a:extLst>
-                                <a:ext uri="{909E8E84-426E-40DD-AFC4-6F175D3DCCD1}">
-                                  <a14:hiddenFill xmlns:a14="http://schemas.microsoft.com/office/drawing/2010/main">
-                                    <a:noFill/>
-                                  </a14:hiddenFill>
-                                </a:ext>
-                              </a:extLst>
-                            </wps:spPr>
-                            <wps:bodyPr/>
-                          </wps:wsp>
-                        </wpg:grpSp>
-                        <wpg:grpSp>
-                          <wpg:cNvPr id="618171588" name="Group 58"/>
-                          <wpg:cNvGrpSpPr>
-                            <a:grpSpLocks/>
-                          </wpg:cNvGrpSpPr>
-                          <wpg:grpSpPr bwMode="auto">
-                            <a:xfrm>
-                              <a:off x="2569210" y="2028190"/>
-                              <a:ext cx="282575" cy="98425"/>
-                              <a:chOff x="4046" y="3175"/>
-                              <a:chExt cx="445" cy="155"/>
-                            </a:xfrm>
-                          </wpg:grpSpPr>
-                          <wps:wsp>
-                            <wps:cNvPr id="409696879" name="Freeform 56"/>
-                            <wps:cNvSpPr>
-                              <a:spLocks/>
-                            </wps:cNvSpPr>
-                            <wps:spPr bwMode="auto">
-                              <a:xfrm>
-                                <a:off x="4046" y="3175"/>
-                                <a:ext cx="213" cy="155"/>
-                              </a:xfrm>
-                              <a:custGeom>
-                                <a:avLst/>
-                                <a:gdLst>
-                                  <a:gd name="T0" fmla="*/ 0 w 213"/>
-                                  <a:gd name="T1" fmla="*/ 78 h 155"/>
-                                  <a:gd name="T2" fmla="*/ 213 w 213"/>
-                                  <a:gd name="T3" fmla="*/ 0 h 155"/>
-                                  <a:gd name="T4" fmla="*/ 213 w 213"/>
-                                  <a:gd name="T5" fmla="*/ 155 h 155"/>
-                                  <a:gd name="T6" fmla="*/ 0 w 213"/>
-                                  <a:gd name="T7" fmla="*/ 78 h 155"/>
-                                </a:gdLst>
-                                <a:ahLst/>
-                                <a:cxnLst>
-                                  <a:cxn ang="0">
-                                    <a:pos x="T0" y="T1"/>
-                                  </a:cxn>
-                                  <a:cxn ang="0">
-                                    <a:pos x="T2" y="T3"/>
-                                  </a:cxn>
-                                  <a:cxn ang="0">
-                                    <a:pos x="T4" y="T5"/>
-                                  </a:cxn>
-                                  <a:cxn ang="0">
-                                    <a:pos x="T6" y="T7"/>
-                                  </a:cxn>
-                                </a:cxnLst>
-                                <a:rect l="0" t="0" r="r" b="b"/>
-                                <a:pathLst>
-                                  <a:path w="213" h="155">
-                                    <a:moveTo>
-                                      <a:pt x="0" y="78"/>
-                                    </a:moveTo>
-                                    <a:lnTo>
-                                      <a:pt x="213" y="0"/>
-                                    </a:lnTo>
-                                    <a:lnTo>
-                                      <a:pt x="213" y="155"/>
-                                    </a:lnTo>
-                                    <a:lnTo>
-                                      <a:pt x="0" y="78"/>
-                                    </a:lnTo>
-                                    <a:close/>
-                                  </a:path>
-                                </a:pathLst>
-                              </a:custGeom>
-                              <a:solidFill>
-                                <a:srgbClr val="000000"/>
-                              </a:solidFill>
-                              <a:ln>
-                                <a:noFill/>
-                              </a:ln>
-                              <a:extLst>
-                                <a:ext uri="{91240B29-F687-4F45-9708-019B960494DF}">
-                                  <a14:hiddenLine xmlns:a14="http://schemas.microsoft.com/office/drawing/2010/main" w="9525">
-                                    <a:solidFill>
-                                      <a:srgbClr val="000000"/>
-                                    </a:solidFill>
-                                    <a:round/>
-                                    <a:headEnd/>
-                                    <a:tailEnd/>
-                                  </a14:hiddenLine>
-                                </a:ext>
-                              </a:extLst>
-                            </wps:spPr>
-                            <wps:bodyPr rot="0" vert="horz" wrap="square" lIns="91440" tIns="45720" rIns="91440" bIns="45720" anchor="t" anchorCtr="0" upright="1">
-                              <a:noAutofit/>
-                            </wps:bodyPr>
-                          </wps:wsp>
-                          <wps:wsp>
-                            <wps:cNvPr id="2033558346" name="Line 57"/>
-                            <wps:cNvCnPr>
-                              <a:cxnSpLocks noChangeShapeType="1"/>
-                            </wps:cNvCnPr>
-                            <wps:spPr bwMode="auto">
-                              <a:xfrm flipH="1">
-                                <a:off x="4085" y="3253"/>
-                                <a:ext cx="406" cy="0"/>
-                              </a:xfrm>
-                              <a:prstGeom prst="line">
-                                <a:avLst/>
-                              </a:prstGeom>
-                              <a:noFill/>
-                              <a:ln w="12065">
-                                <a:solidFill>
-                                  <a:srgbClr val="000000"/>
-                                </a:solidFill>
-                                <a:prstDash val="solid"/>
-                                <a:round/>
-                                <a:headEnd/>
-                                <a:tailEnd/>
-                              </a:ln>
-                              <a:extLst>
-                                <a:ext uri="{909E8E84-426E-40DD-AFC4-6F175D3DCCD1}">
-                                  <a14:hiddenFill xmlns:a14="http://schemas.microsoft.com/office/drawing/2010/main">
-                                    <a:noFill/>
-                                  </a14:hiddenFill>
-                                </a:ext>
-                              </a:extLst>
-                            </wps:spPr>
-                            <wps:bodyPr/>
-                          </wps:wsp>
-                        </wpg:grpSp>
-                        <wpg:grpSp>
-                          <wpg:cNvPr id="1541701390" name="Group 62"/>
-                          <wpg:cNvGrpSpPr>
-                            <a:grpSpLocks/>
-                          </wpg:cNvGrpSpPr>
-                          <wpg:grpSpPr bwMode="auto">
-                            <a:xfrm>
-                              <a:off x="2200275" y="1979295"/>
-                              <a:ext cx="393700" cy="271145"/>
-                              <a:chOff x="3465" y="3098"/>
-                              <a:chExt cx="620" cy="427"/>
-                            </a:xfrm>
-                          </wpg:grpSpPr>
-                          <wps:wsp>
-                            <wps:cNvPr id="612684870" name="Freeform 59"/>
-                            <wps:cNvSpPr>
-                              <a:spLocks/>
-                            </wps:cNvSpPr>
-                            <wps:spPr bwMode="auto">
-                              <a:xfrm>
-                                <a:off x="3465" y="3098"/>
-                                <a:ext cx="620" cy="348"/>
-                              </a:xfrm>
-                              <a:custGeom>
-                                <a:avLst/>
-                                <a:gdLst>
-                                  <a:gd name="T0" fmla="*/ 620 w 620"/>
-                                  <a:gd name="T1" fmla="*/ 348 h 348"/>
-                                  <a:gd name="T2" fmla="*/ 620 w 620"/>
-                                  <a:gd name="T3" fmla="*/ 0 h 348"/>
-                                  <a:gd name="T4" fmla="*/ 174 w 620"/>
-                                  <a:gd name="T5" fmla="*/ 0 h 348"/>
-                                  <a:gd name="T6" fmla="*/ 0 w 620"/>
-                                  <a:gd name="T7" fmla="*/ 174 h 348"/>
-                                  <a:gd name="T8" fmla="*/ 174 w 620"/>
-                                  <a:gd name="T9" fmla="*/ 348 h 348"/>
-                                  <a:gd name="T10" fmla="*/ 620 w 620"/>
-                                  <a:gd name="T11" fmla="*/ 348 h 348"/>
-                                </a:gdLst>
-                                <a:ahLst/>
-                                <a:cxnLst>
-                                  <a:cxn ang="0">
-                                    <a:pos x="T0" y="T1"/>
-                                  </a:cxn>
-                                  <a:cxn ang="0">
-                                    <a:pos x="T2" y="T3"/>
-                                  </a:cxn>
-                                  <a:cxn ang="0">
-                                    <a:pos x="T4" y="T5"/>
-                                  </a:cxn>
-                                  <a:cxn ang="0">
-                                    <a:pos x="T6" y="T7"/>
-                                  </a:cxn>
-                                  <a:cxn ang="0">
-                                    <a:pos x="T8" y="T9"/>
-                                  </a:cxn>
-                                  <a:cxn ang="0">
-                                    <a:pos x="T10" y="T11"/>
-                                  </a:cxn>
-                                </a:cxnLst>
-                                <a:rect l="0" t="0" r="r" b="b"/>
-                                <a:pathLst>
-                                  <a:path w="620" h="348">
-                                    <a:moveTo>
-                                      <a:pt x="620" y="348"/>
-                                    </a:moveTo>
-                                    <a:lnTo>
-                                      <a:pt x="620" y="0"/>
-                                    </a:lnTo>
-                                    <a:lnTo>
-                                      <a:pt x="174" y="0"/>
-                                    </a:lnTo>
-                                    <a:lnTo>
-                                      <a:pt x="0" y="174"/>
-                                    </a:lnTo>
-                                    <a:lnTo>
-                                      <a:pt x="174" y="348"/>
-                                    </a:lnTo>
-                                    <a:lnTo>
-                                      <a:pt x="620" y="348"/>
-                                    </a:lnTo>
-                                    <a:close/>
-                                  </a:path>
-                                </a:pathLst>
-                              </a:custGeom>
-                              <a:solidFill>
-                                <a:srgbClr val="FFFFFF"/>
-                              </a:solidFill>
-                              <a:ln w="12065">
-                                <a:solidFill>
-                                  <a:srgbClr val="000000"/>
-                                </a:solidFill>
-                                <a:prstDash val="solid"/>
-                                <a:round/>
-                                <a:headEnd/>
-                                <a:tailEnd/>
-                              </a:ln>
-                            </wps:spPr>
-                            <wps:bodyPr rot="0" vert="horz" wrap="square" lIns="91440" tIns="45720" rIns="91440" bIns="45720" anchor="t" anchorCtr="0" upright="1">
-                              <a:noAutofit/>
-                            </wps:bodyPr>
-                          </wps:wsp>
-                          <wps:wsp>
-                            <wps:cNvPr id="789059036" name="Freeform 60"/>
-                            <wps:cNvSpPr>
-                              <a:spLocks/>
-                            </wps:cNvSpPr>
-                            <wps:spPr bwMode="auto">
-                              <a:xfrm>
-                                <a:off x="3465" y="3098"/>
-                                <a:ext cx="620" cy="348"/>
-                              </a:xfrm>
-                              <a:custGeom>
-                                <a:avLst/>
-                                <a:gdLst>
-                                  <a:gd name="T0" fmla="*/ 620 w 620"/>
-                                  <a:gd name="T1" fmla="*/ 348 h 348"/>
-                                  <a:gd name="T2" fmla="*/ 620 w 620"/>
-                                  <a:gd name="T3" fmla="*/ 0 h 348"/>
-                                  <a:gd name="T4" fmla="*/ 174 w 620"/>
-                                  <a:gd name="T5" fmla="*/ 0 h 348"/>
-                                  <a:gd name="T6" fmla="*/ 0 w 620"/>
-                                  <a:gd name="T7" fmla="*/ 174 h 348"/>
-                                  <a:gd name="T8" fmla="*/ 174 w 620"/>
-                                  <a:gd name="T9" fmla="*/ 348 h 348"/>
-                                  <a:gd name="T10" fmla="*/ 620 w 620"/>
-                                  <a:gd name="T11" fmla="*/ 348 h 348"/>
-                                </a:gdLst>
-                                <a:ahLst/>
-                                <a:cxnLst>
-                                  <a:cxn ang="0">
-                                    <a:pos x="T0" y="T1"/>
-                                  </a:cxn>
-                                  <a:cxn ang="0">
-                                    <a:pos x="T2" y="T3"/>
-                                  </a:cxn>
-                                  <a:cxn ang="0">
-                                    <a:pos x="T4" y="T5"/>
-                                  </a:cxn>
-                                  <a:cxn ang="0">
-                                    <a:pos x="T6" y="T7"/>
-                                  </a:cxn>
-                                  <a:cxn ang="0">
-                                    <a:pos x="T8" y="T9"/>
-                                  </a:cxn>
-                                  <a:cxn ang="0">
-                                    <a:pos x="T10" y="T11"/>
-                                  </a:cxn>
-                                </a:cxnLst>
-                                <a:rect l="0" t="0" r="r" b="b"/>
-                                <a:pathLst>
-                                  <a:path w="620" h="348">
-                                    <a:moveTo>
-                                      <a:pt x="620" y="348"/>
-                                    </a:moveTo>
-                                    <a:lnTo>
-                                      <a:pt x="620" y="0"/>
-                                    </a:lnTo>
-                                    <a:lnTo>
-                                      <a:pt x="174" y="0"/>
-                                    </a:lnTo>
-                                    <a:lnTo>
-                                      <a:pt x="0" y="174"/>
-                                    </a:lnTo>
-                                    <a:lnTo>
-                                      <a:pt x="174" y="348"/>
-                                    </a:lnTo>
-                                    <a:lnTo>
-                                      <a:pt x="620" y="348"/>
-                                    </a:lnTo>
-                                    <a:close/>
-                                  </a:path>
-                                </a:pathLst>
-                              </a:custGeom>
-                              <a:noFill/>
-                              <a:ln w="12065">
-                                <a:solidFill>
-                                  <a:srgbClr val="000000"/>
-                                </a:solidFill>
-                                <a:prstDash val="solid"/>
-                                <a:round/>
-                                <a:headEnd/>
-                                <a:tailEnd/>
-                              </a:ln>
-                              <a:extLst>
-                                <a:ext uri="{909E8E84-426E-40DD-AFC4-6F175D3DCCD1}">
-                                  <a14:hiddenFill xmlns:a14="http://schemas.microsoft.com/office/drawing/2010/main">
-                                    <a:solidFill>
-                                      <a:srgbClr val="FFFFFF"/>
-                                    </a:solidFill>
-                                  </a14:hiddenFill>
-                                </a:ext>
-                              </a:extLst>
-                            </wps:spPr>
-                            <wps:bodyPr rot="0" vert="horz" wrap="square" lIns="91440" tIns="45720" rIns="91440" bIns="45720" anchor="t" anchorCtr="0" upright="1">
-                              <a:noAutofit/>
-                            </wps:bodyPr>
-                          </wps:wsp>
-                          <wps:wsp>
-                            <wps:cNvPr id="97266009" name="Rectangle 61"/>
-                            <wps:cNvSpPr>
-                              <a:spLocks noChangeArrowheads="1"/>
-                            </wps:cNvSpPr>
-                            <wps:spPr bwMode="auto">
-                              <a:xfrm>
-                                <a:off x="3601" y="3117"/>
-                                <a:ext cx="423" cy="408"/>
-                              </a:xfrm>
-                              <a:prstGeom prst="rect">
-                                <a:avLst/>
-                              </a:prstGeom>
-                              <a:noFill/>
-                              <a:ln>
-                                <a:noFill/>
-                              </a:ln>
-                              <a:extLst>
-                                <a:ext uri="{909E8E84-426E-40DD-AFC4-6F175D3DCCD1}">
-                                  <a14:hiddenFill xmlns:a14="http://schemas.microsoft.com/office/drawing/2010/main">
-                                    <a:solidFill>
-                                      <a:srgbClr val="FFFFFF"/>
-                                    </a:solidFill>
-                                  </a14:hiddenFill>
-                                </a:ext>
-                                <a:ext uri="{91240B29-F687-4F45-9708-019B960494DF}">
-                                  <a14:hiddenLine xmlns:a14="http://schemas.microsoft.com/office/drawing/2010/main" w="9525">
-                                    <a:solidFill>
-                                      <a:srgbClr val="000000"/>
-                                    </a:solidFill>
-                                    <a:miter lim="800000"/>
-                                    <a:headEnd/>
-                                    <a:tailEnd/>
-                                  </a14:hiddenLine>
-                                </a:ext>
-                              </a:extLst>
-                            </wps:spPr>
-                            <wps:txbx>
-                              <w:txbxContent>
-                                <w:p>
-                                  <w:r>
-                                    <w:rPr>
-                                      <w:rFonts w:ascii="Times New Roman" w:hAnsi="Times New Roman" w:cs="Times New Roman"/>
-                                      <w:color w:val="000000"/>
-                                      <w:sz w:val="20"/>
-                                      <w:szCs w:val="20"/>
-                                    </w:rPr>
-                                    <w:t>DAC</w:t>
-                                  </w:r>
-                                </w:p>
-                              </w:txbxContent>
-                            </wps:txbx>
-                            <wps:bodyPr rot="0" vert="horz" wrap="none" lIns="0" tIns="0" rIns="0" bIns="0" anchor="t" anchorCtr="0">
-                              <a:spAutoFit/>
-                            </wps:bodyPr>
-                          </wps:wsp>
-                        </wpg:grpSp>
-                        <wpg:grpSp>
-                          <wpg:cNvPr id="883660696" name="Group 66"/>
-                          <wpg:cNvGrpSpPr>
-                            <a:grpSpLocks/>
-                          </wpg:cNvGrpSpPr>
-                          <wpg:grpSpPr bwMode="auto">
-                            <a:xfrm>
-                              <a:off x="2237105" y="553085"/>
-                              <a:ext cx="393700" cy="271145"/>
-                              <a:chOff x="3523" y="852"/>
-                              <a:chExt cx="620" cy="427"/>
-                            </a:xfrm>
-                          </wpg:grpSpPr>
-                          <wps:wsp>
-                            <wps:cNvPr id="1778154902" name="Freeform 63"/>
-                            <wps:cNvSpPr>
-                              <a:spLocks/>
-                            </wps:cNvSpPr>
-                            <wps:spPr bwMode="auto">
-                              <a:xfrm>
-                                <a:off x="3523" y="852"/>
-                                <a:ext cx="620" cy="348"/>
-                              </a:xfrm>
-                              <a:custGeom>
-                                <a:avLst/>
-                                <a:gdLst>
-                                  <a:gd name="T0" fmla="*/ 620 w 620"/>
-                                  <a:gd name="T1" fmla="*/ 348 h 348"/>
-                                  <a:gd name="T2" fmla="*/ 620 w 620"/>
-                                  <a:gd name="T3" fmla="*/ 0 h 348"/>
-                                  <a:gd name="T4" fmla="*/ 175 w 620"/>
-                                  <a:gd name="T5" fmla="*/ 0 h 348"/>
-                                  <a:gd name="T6" fmla="*/ 0 w 620"/>
-                                  <a:gd name="T7" fmla="*/ 174 h 348"/>
-                                  <a:gd name="T8" fmla="*/ 175 w 620"/>
-                                  <a:gd name="T9" fmla="*/ 348 h 348"/>
-                                  <a:gd name="T10" fmla="*/ 620 w 620"/>
-                                  <a:gd name="T11" fmla="*/ 348 h 348"/>
-                                </a:gdLst>
-                                <a:ahLst/>
-                                <a:cxnLst>
-                                  <a:cxn ang="0">
-                                    <a:pos x="T0" y="T1"/>
-                                  </a:cxn>
-                                  <a:cxn ang="0">
-                                    <a:pos x="T2" y="T3"/>
-                                  </a:cxn>
-                                  <a:cxn ang="0">
-                                    <a:pos x="T4" y="T5"/>
-                                  </a:cxn>
-                                  <a:cxn ang="0">
-                                    <a:pos x="T6" y="T7"/>
-                                  </a:cxn>
-                                  <a:cxn ang="0">
-                                    <a:pos x="T8" y="T9"/>
-                                  </a:cxn>
-                                  <a:cxn ang="0">
-                                    <a:pos x="T10" y="T11"/>
-                                  </a:cxn>
-                                </a:cxnLst>
-                                <a:rect l="0" t="0" r="r" b="b"/>
-                                <a:pathLst>
-                                  <a:path w="620" h="348">
-                                    <a:moveTo>
-                                      <a:pt x="620" y="348"/>
-                                    </a:moveTo>
-                                    <a:lnTo>
-                                      <a:pt x="620" y="0"/>
-                                    </a:lnTo>
-                                    <a:lnTo>
-                                      <a:pt x="175" y="0"/>
-                                    </a:lnTo>
-                                    <a:lnTo>
-                                      <a:pt x="0" y="174"/>
-                                    </a:lnTo>
-                                    <a:lnTo>
-                                      <a:pt x="175" y="348"/>
-                                    </a:lnTo>
-                                    <a:lnTo>
-                                      <a:pt x="620" y="348"/>
-                                    </a:lnTo>
-                                    <a:close/>
-                                  </a:path>
-                                </a:pathLst>
-                              </a:custGeom>
-                              <a:solidFill>
-                                <a:srgbClr val="FFFFFF"/>
-                              </a:solidFill>
-                              <a:ln w="12065">
-                                <a:solidFill>
-                                  <a:srgbClr val="000000"/>
-                                </a:solidFill>
-                                <a:prstDash val="solid"/>
-                                <a:round/>
-                                <a:headEnd/>
-                                <a:tailEnd/>
-                              </a:ln>
-                            </wps:spPr>
-                            <wps:bodyPr rot="0" vert="horz" wrap="square" lIns="91440" tIns="45720" rIns="91440" bIns="45720" anchor="t" anchorCtr="0" upright="1">
-                              <a:noAutofit/>
-                            </wps:bodyPr>
-                          </wps:wsp>
-                          <wps:wsp>
-                            <wps:cNvPr id="2066406023" name="Freeform 64"/>
-                            <wps:cNvSpPr>
-                              <a:spLocks/>
-                            </wps:cNvSpPr>
-                            <wps:spPr bwMode="auto">
-                              <a:xfrm>
-                                <a:off x="3523" y="852"/>
-                                <a:ext cx="620" cy="348"/>
-                              </a:xfrm>
-                              <a:custGeom>
-                                <a:avLst/>
-                                <a:gdLst>
-                                  <a:gd name="T0" fmla="*/ 620 w 620"/>
-                                  <a:gd name="T1" fmla="*/ 348 h 348"/>
-                                  <a:gd name="T2" fmla="*/ 620 w 620"/>
-                                  <a:gd name="T3" fmla="*/ 0 h 348"/>
-                                  <a:gd name="T4" fmla="*/ 175 w 620"/>
-                                  <a:gd name="T5" fmla="*/ 0 h 348"/>
-                                  <a:gd name="T6" fmla="*/ 0 w 620"/>
-                                  <a:gd name="T7" fmla="*/ 174 h 348"/>
-                                  <a:gd name="T8" fmla="*/ 175 w 620"/>
-                                  <a:gd name="T9" fmla="*/ 348 h 348"/>
-                                  <a:gd name="T10" fmla="*/ 620 w 620"/>
-                                  <a:gd name="T11" fmla="*/ 348 h 348"/>
-                                </a:gdLst>
-                                <a:ahLst/>
-                                <a:cxnLst>
-                                  <a:cxn ang="0">
-                                    <a:pos x="T0" y="T1"/>
-                                  </a:cxn>
-                                  <a:cxn ang="0">
-                                    <a:pos x="T2" y="T3"/>
-                                  </a:cxn>
-                                  <a:cxn ang="0">
-                                    <a:pos x="T4" y="T5"/>
-                                  </a:cxn>
-                                  <a:cxn ang="0">
-                                    <a:pos x="T6" y="T7"/>
-                                  </a:cxn>
-                                  <a:cxn ang="0">
-                                    <a:pos x="T8" y="T9"/>
-                                  </a:cxn>
-                                  <a:cxn ang="0">
-                                    <a:pos x="T10" y="T11"/>
-                                  </a:cxn>
-                                </a:cxnLst>
-                                <a:rect l="0" t="0" r="r" b="b"/>
-                                <a:pathLst>
-                                  <a:path w="620" h="348">
-                                    <a:moveTo>
-                                      <a:pt x="620" y="348"/>
-                                    </a:moveTo>
-                                    <a:lnTo>
-                                      <a:pt x="620" y="0"/>
-                                    </a:lnTo>
-                                    <a:lnTo>
-                                      <a:pt x="175" y="0"/>
-                                    </a:lnTo>
-                                    <a:lnTo>
-                                      <a:pt x="0" y="174"/>
-                                    </a:lnTo>
-                                    <a:lnTo>
-                                      <a:pt x="175" y="348"/>
-                                    </a:lnTo>
-                                    <a:lnTo>
-                                      <a:pt x="620" y="348"/>
-                                    </a:lnTo>
-                                    <a:close/>
-                                  </a:path>
-                                </a:pathLst>
-                              </a:custGeom>
-                              <a:noFill/>
-                              <a:ln w="12065">
-                                <a:solidFill>
-                                  <a:srgbClr val="000000"/>
-                                </a:solidFill>
-                                <a:prstDash val="solid"/>
-                                <a:round/>
-                                <a:headEnd/>
-                                <a:tailEnd/>
-                              </a:ln>
-                              <a:extLst>
-                                <a:ext uri="{909E8E84-426E-40DD-AFC4-6F175D3DCCD1}">
-                                  <a14:hiddenFill xmlns:a14="http://schemas.microsoft.com/office/drawing/2010/main">
-                                    <a:solidFill>
-                                      <a:srgbClr val="FFFFFF"/>
-                                    </a:solidFill>
-                                  </a14:hiddenFill>
-                                </a:ext>
-                              </a:extLst>
-                            </wps:spPr>
-                            <wps:bodyPr rot="0" vert="horz" wrap="square" lIns="91440" tIns="45720" rIns="91440" bIns="45720" anchor="t" anchorCtr="0" upright="1">
-                              <a:noAutofit/>
-                            </wps:bodyPr>
-                          </wps:wsp>
-                          <wps:wsp>
-                            <wps:cNvPr id="592367086" name="Rectangle 65"/>
-                            <wps:cNvSpPr>
-                              <a:spLocks noChangeArrowheads="1"/>
-                            </wps:cNvSpPr>
-                            <wps:spPr bwMode="auto">
-                              <a:xfrm>
-                                <a:off x="3659" y="871"/>
-                                <a:ext cx="423" cy="408"/>
-                              </a:xfrm>
-                              <a:prstGeom prst="rect">
-                                <a:avLst/>
-                              </a:prstGeom>
-                              <a:noFill/>
-                              <a:ln>
-                                <a:noFill/>
-                              </a:ln>
-                              <a:extLst>
-                                <a:ext uri="{909E8E84-426E-40DD-AFC4-6F175D3DCCD1}">
-                                  <a14:hiddenFill xmlns:a14="http://schemas.microsoft.com/office/drawing/2010/main">
-                                    <a:solidFill>
-                                      <a:srgbClr val="FFFFFF"/>
-                                    </a:solidFill>
-                                  </a14:hiddenFill>
-                                </a:ext>
-                                <a:ext uri="{91240B29-F687-4F45-9708-019B960494DF}">
-                                  <a14:hiddenLine xmlns:a14="http://schemas.microsoft.com/office/drawing/2010/main" w="9525">
-                                    <a:solidFill>
-                                      <a:srgbClr val="000000"/>
-                                    </a:solidFill>
-                                    <a:miter lim="800000"/>
-                                    <a:headEnd/>
-                                    <a:tailEnd/>
-                                  </a14:hiddenLine>
-                                </a:ext>
-                              </a:extLst>
-                            </wps:spPr>
-                            <wps:txbx>
-                              <w:txbxContent>
-                                <w:p>
-                                  <w:r>
-                                    <w:rPr>
-                                      <w:rFonts w:ascii="Times New Roman" w:hAnsi="Times New Roman" w:cs="Times New Roman"/>
-                                      <w:color w:val="000000"/>
-                                      <w:sz w:val="20"/>
-                                      <w:szCs w:val="20"/>
-                                    </w:rPr>
-                                    <w:t>ADC</w:t>
-                                  </w:r>
-                                </w:p>
-                              </w:txbxContent>
-                            </wps:txbx>
-                            <wps:bodyPr rot="0" vert="horz" wrap="none" lIns="0" tIns="0" rIns="0" bIns="0" anchor="t" anchorCtr="0">
-                              <a:spAutoFit/>
-                            </wps:bodyPr>
-                          </wps:wsp>
-                        </wpg:grpSp>
-                      </wpg:grpSp>
-                      <wps:wsp>
-                        <wps:cNvPr id="231306833" name="Rectangle 67"/>
-                        <wps:cNvSpPr>
-                          <a:spLocks noChangeArrowheads="1"/>
-                        </wps:cNvSpPr>
-                        <wps:spPr bwMode="auto">
-                          <a:xfrm>
-                            <a:off x="2618105" y="0"/>
-                            <a:ext cx="1777365" cy="274955"/>
-                          </a:xfrm>
-                          <a:prstGeom prst="rect">
-                            <a:avLst/>
-                          </a:prstGeom>
-                          <a:noFill/>
-                          <a:ln>
-                            <a:noFill/>
-                          </a:ln>
-                          <a:extLst>
-                            <a:ext uri="{909E8E84-426E-40DD-AFC4-6F175D3DCCD1}">
-                              <a14:hiddenFill xmlns:a14="http://schemas.microsoft.com/office/drawing/2010/main">
-                                <a:solidFill>
-                                  <a:srgbClr val="FFFFFF"/>
-                                </a:solidFill>
-                              </a14:hiddenFill>
-                            </a:ext>
-                            <a:ext uri="{91240B29-F687-4F45-9708-019B960494DF}">
-                              <a14:hiddenLine xmlns:a14="http://schemas.microsoft.com/office/drawing/2010/main" w="9525">
-                                <a:solidFill>
-                                  <a:srgbClr val="000000"/>
-                                </a:solidFill>
-                                <a:miter lim="800000"/>
-                                <a:headEnd/>
-                                <a:tailEnd/>
-                              </a14:hiddenLine>
-                            </a:ext>
-                          </a:extLst>
-                        </wps:spPr>
-                        <wps:txbx>
-                          <w:txbxContent>
-                            <w:p>
-                              <w:r>
-                                <w:rPr>
-                                  <w:rFonts w:ascii="Times New Roman" w:hAnsi="Times New Roman" w:cs="Times New Roman"/>
-                                  <w:color w:val="000000"/>
-                                </w:rPr>
-                                <w:t>STM32F746G Discovery board</w:t>
-                              </w:r>
-                            </w:p>
-                          </w:txbxContent>
-                        </wps:txbx>
-                        <wps:bodyPr rot="0" vert="horz" wrap="none" lIns="0" tIns="0" rIns="0" bIns="0" anchor="t" anchorCtr="0">
-                          <a:spAutoFit/>
-                        </wps:bodyPr>
-                      </wps:wsp>
-                    </wpg:wgp>
-                  </a:graphicData>
-                </a:graphic>
-                <wp14:sizeRelH relativeFrom="margin">
-                  <wp14:pctWidth>0</wp14:pctWidth>
-                </wp14:sizeRelH>
-                <wp14:sizeRelV relativeFrom="margin">
-                  <wp14:pctHeight>0</wp14:pctHeight>
-                </wp14:sizeRelV>
-              </wp:anchor>
-            </w:drawing>
-          </mc:Choice>
-          <mc:Fallback>
-            <w:pict>
-              <v:group w14:anchorId="68574CD3" id="Group 1" o:spid="_x0000_s1026" style="position:absolute;margin-left:0;margin-top:278.25pt;width:424.8pt;height:241.9pt;z-index:251662336;mso-position-horizontal:left;mso-position-horizontal-relative:margin;mso-position-vertical-relative:page;mso-width-relative:margin;mso-height-relative:margin" coordorigin="736" coordsize="53911,30718" o:gfxdata="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">
-                <v:rect id="Rectangle 17" o:spid="_x0000_s1027" style="position:absolute;left:34791;top:26308;width:4737;height:2749;visibility:visible;mso-wrap-style:none;v-text-anchor:top" o:gfxdata="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" filled="f" stroked="f">
-                  <v:textbox style="mso-fit-shape-to-text:t" inset="0,0,0,0">
-                    <w:txbxContent>
-                      <w:p>
-                        <w:r>
-                          <w:rPr>
-                            <w:rFonts w:ascii="Times New Roman" w:hAnsi="Times New Roman" w:cs="Times New Roman"/>
-                            <w:color w:val="000000"/>
-                          </w:rPr>
-                          <w:t xml:space="preserve">program </w:t>
-                        </w:r>
-                      </w:p>
-                    </w:txbxContent>
-                  </v:textbox>
-                </v:rect>
-                <v:rect id="Rectangle 18" o:spid="_x0000_s1028" style="position:absolute;left:24707;top:28153;width:17520;height:2565;visibility:visible;mso-wrap-style:none;v-text-anchor:top" o:gfxdata="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" filled="f" stroked="f">
-                  <v:textbox style="mso-fit-shape-to-text:t" inset="0,0,0,0">
-                    <w:txbxContent>
-                      <w:p>
-                        <w:r>
-                          <w:rPr>
-                            <w:rFonts w:ascii="Courier New" w:hAnsi="Courier New" w:cs="Courier New"/>
-                            <w:color w:val="000000"/>
-                            <w:sz w:val="20"/>
-                            <w:szCs w:val="20"/>
-                          </w:rPr>
-                          <w:t>stm32f7_sysid_average.c</w:t>
-                        </w:r>
-                      </w:p>
-                    </w:txbxContent>
-                  </v:textbox>
-                </v:rect>
-                <v:rect id="Rectangle 42" o:spid="_x0000_s1029" style="position:absolute;left:736;top:10204;width:6598;height:2750;visibility:visible;mso-wrap-style:none;v-text-anchor:top" o:gfxdata="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" filled="f" stroked="f">
-                  <v:textbox style="mso-fit-shape-to-text:t" inset="0,0,0,0">
-                    <w:txbxContent>
-                      <w:p>
-                        <w:r>
-                          <w:rPr>
-                            <w:rFonts w:ascii="Times New Roman" w:hAnsi="Times New Roman" w:cs="Times New Roman"/>
-                            <w:color w:val="000000"/>
-                          </w:rPr>
-                          <w:t>3.5mm jack</w:t>
-                        </w:r>
-                      </w:p>
-                    </w:txbxContent>
-                  </v:textbox>
-                </v:rect>
-                <v:rect id="Rectangle 44" o:spid="_x0000_s1030" style="position:absolute;left:736;top:13893;width:6598;height:2750;visibility:visible;mso-wrap-style:none;v-text-anchor:top" o:gfxdata="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" filled="f" stroked="f">
-                  <v:textbox style="mso-fit-shape-to-text:t" inset="0,0,0,0">
-                    <w:txbxContent>
-                      <w:p>
-                        <w:r>
-                          <w:rPr>
-                            <w:rFonts w:ascii="Times New Roman" w:hAnsi="Times New Roman" w:cs="Times New Roman"/>
-                            <w:color w:val="000000"/>
-                          </w:rPr>
-                          <w:t>3.5mm jack</w:t>
-                        </w:r>
-                      </w:p>
-                    </w:txbxContent>
-                  </v:textbox>
-                </v:rect>
-                <v:group id="Group 2014427291" o:spid="_x0000_s1031" style="position:absolute;left:3441;top:2762;width:51207;height:22872" coordorigin="3441,2762" coordsize="51206,22872" o:gfxdata="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">
-                  <v:rect id="Rectangle 5" o:spid="_x0000_s1032" style="position:absolute;left:18865;top:2762;width:35783;height:22872;visibility:visible;mso-wrap-style:square;v-text-anchor:top" o:gfxdata="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" strokeweight=".95pt"/>
-                  <v:group id="Group 8" o:spid="_x0000_s1033" style="position:absolute;left:36137;top:10693;width:9837;height:6763" coordorigin="5691,1665" coordsize="1549,1065" o:gfxdata="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">
-                    <v:shape id="Freeform 6" o:spid="_x0000_s1034" style="position:absolute;left:5691;top:2536;width:213;height:194;visibility:visible;mso-wrap-style:square;v-text-anchor:top" coordsize="213,194" o:gfxdata="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" path="m,194l117,r96,155l,194xe" fillcolor="black" stroked="f">
-                      <v:path arrowok="t" o:connecttype="custom" o:connectlocs="0,194;117,0;213,155;0,194" o:connectangles="0,0,0,0"/>
-                    </v:shape>
-                    <v:line id="Line 7" o:spid="_x0000_s1035" style="position:absolute;flip:x;visibility:visible;mso-wrap-style:square" from="5711,1665" to="7240,2691" o:connectortype="straight" o:gfxdata="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" strokeweight=".95pt"/>
-                  </v:group>
-                  <v:rect id="Rectangle 9" o:spid="_x0000_s1036" style="position:absolute;left:38290;top:10750;width:6153;height:6153;visibility:visible;mso-wrap-style:square;v-text-anchor:top" o:gfxdata="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" strokeweight=".95pt"/>
-                  <v:rect id="Rectangle 10" o:spid="_x0000_s1037" style="position:absolute;left:14871;top:3562;width:5709;height:2749;visibility:visible;mso-wrap-style:none;v-text-anchor:top" o:gfxdata="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" filled="f" stroked="f">
-                    <v:textbox style="mso-fit-shape-to-text:t" inset="0,0,0,0">
-                      <w:txbxContent>
-                        <w:p>
-                          <w:r>
-                            <w:rPr>
-                              <w:rFonts w:ascii="Times New Roman" w:hAnsi="Times New Roman" w:cs="Times New Roman"/>
-                              <w:color w:val="000000"/>
-                            </w:rPr>
-                            <w:t>LINE   IN</w:t>
-                          </w:r>
-                        </w:p>
-                      </w:txbxContent>
-                    </v:textbox>
-                  </v:rect>
-                  <v:rect id="Rectangle 11" o:spid="_x0000_s1038" style="position:absolute;left:9709;top:17951;width:12109;height:2750;visibility:visible;mso-wrap-style:none;v-text-anchor:top" o:gfxdata="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" filled="f" stroked="f">
-                    <v:textbox style="mso-fit-shape-to-text:t" inset="0,0,0,0">
-                      <w:txbxContent>
-                        <w:p>
-                          <w:proofErr w:type="gramStart"/>
-                          <w:r>
-                            <w:rPr>
-                              <w:rFonts w:ascii="Times New Roman" w:hAnsi="Times New Roman" w:cs="Times New Roman"/>
-                              <w:color w:val="000000"/>
-                            </w:rPr>
-                            <w:t>HEADPHONE  OUT</w:t>
-                          </w:r>
-                          <w:proofErr w:type="gramEnd"/>
-                        </w:p>
-                      </w:txbxContent>
-                    </v:textbox>
-                  </v:rect>
-                  <v:group id="Group 14" o:spid="_x0000_s1039" style="position:absolute;left:26060;top:6019;width:14383;height:985" coordorigin="4104,929" coordsize="2265,155" o:gfxdata="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">
-                    <v:shape id="Freeform 12" o:spid="_x0000_s1040" style="position:absolute;left:6156;top:929;width:213;height:155;visibility:visible;mso-wrap-style:square;v-text-anchor:top" coordsize="213,155" o:gfxdata="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" path="m213,78l,155,,,213,78xe" fillcolor="black" stroked="f">
-                      <v:path arrowok="t" o:connecttype="custom" o:connectlocs="213,78;0,155;0,0;213,78" o:connectangles="0,0,0,0"/>
-                    </v:shape>
-                    <v:line id="Line 13" o:spid="_x0000_s1041" style="position:absolute;flip:x;visibility:visible;mso-wrap-style:square" from="4104,1007" to="6311,1007" o:connectortype="straight" o:gfxdata="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" strokeweight=".95pt"/>
-                  </v:group>
-                  <v:rect id="Rectangle 15" o:spid="_x0000_s1042" style="position:absolute;left:17760;top:5835;width:1975;height:1359;visibility:visible;mso-wrap-style:square;v-text-anchor:top" o:gfxdata="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" strokeweight=".95pt"/>
-                  <v:rect id="Rectangle 16" o:spid="_x0000_s1043" style="position:absolute;left:17760;top:20218;width:1975;height:1238;visibility:visible;mso-wrap-style:square;v-text-anchor:top" o:gfxdata="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" strokeweight=".95pt"/>
-                  <v:group id="Group 21" o:spid="_x0000_s1044" style="position:absolute;left:8604;top:6019;width:9220;height:985" coordorigin="1355,929" coordsize="1452,155" o:gfxdata="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">
-                    <v:shape id="Freeform 19" o:spid="_x0000_s1045" style="position:absolute;left:2594;top:929;width:213;height:155;visibility:visible;mso-wrap-style:square;v-text-anchor:top" coordsize="213,155" o:gfxdata="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" path="m213,78l,155,,,213,78xe" fillcolor="black" stroked="f">
-                      <v:path arrowok="t" o:connecttype="custom" o:connectlocs="213,78;0,155;0,0;213,78" o:connectangles="0,0,0,0"/>
-                    </v:shape>
-                    <v:line id="Line 20" o:spid="_x0000_s1046" style="position:absolute;flip:x;visibility:visible;mso-wrap-style:square" from="1355,1007" to="2749,1007" o:connectortype="straight" o:gfxdata="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" strokeweight=".95pt"/>
-                  </v:group>
-                  <v:rect id="Rectangle 22" o:spid="_x0000_s1047" style="position:absolute;left:38969;top:11677;width:4738;height:2750;visibility:visible;mso-wrap-style:none;v-text-anchor:top" o:gfxdata="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" filled="f" stroked="f">
-                    <v:textbox style="mso-fit-shape-to-text:t" inset="0,0,0,0">
-                      <w:txbxContent>
-                        <w:p>
-                          <w:r>
-                            <w:rPr>
-                              <w:rFonts w:ascii="Times New Roman" w:hAnsi="Times New Roman" w:cs="Times New Roman"/>
-                              <w:color w:val="000000"/>
-                            </w:rPr>
-                            <w:t>adaptive</w:t>
-                          </w:r>
-                        </w:p>
-                      </w:txbxContent>
-                    </v:textbox>
-                  </v:rect>
-                  <v:rect id="Rectangle 23" o:spid="_x0000_s1048" style="position:absolute;left:40074;top:13525;width:2718;height:2750;visibility:visible;mso-wrap-style:none;v-text-anchor:top" o:gfxdata="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" filled="f" stroked="f">
-                    <v:textbox style="mso-fit-shape-to-text:t" inset="0,0,0,0">
-                      <w:txbxContent>
-                        <w:p>
-                          <w:r>
-                            <w:rPr>
-                              <w:rFonts w:ascii="Times New Roman" w:hAnsi="Times New Roman" w:cs="Times New Roman"/>
-                              <w:color w:val="000000"/>
-                            </w:rPr>
-                            <w:t>filter</w:t>
-                          </w:r>
-                        </w:p>
-                      </w:txbxContent>
-                    </v:textbox>
-                  </v:rect>
-                  <v:oval id="Oval 24" o:spid="_x0000_s1049" style="position:absolute;left:40379;top:5467;width:1975;height:1975;visibility:visible;mso-wrap-style:square;v-text-anchor:top" o:gfxdata="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" strokeweight=".95pt"/>
-                  <v:group id="Group 27" o:spid="_x0000_s1050" style="position:absolute;left:40932;top:7499;width:984;height:3194" coordorigin="6446,1162" coordsize="155,503" o:gfxdata="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">
-                    <v:shape id="Freeform 25" o:spid="_x0000_s1051" style="position:absolute;left:6446;top:1162;width:155;height:213;visibility:visible;mso-wrap-style:square;v-text-anchor:top" coordsize="155,213" o:gfxdata="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" path="m78,r77,213l,213,78,xe" fillcolor="black" stroked="f">
-                      <v:path arrowok="t" o:connecttype="custom" o:connectlocs="78,0;155,213;0,213;78,0" o:connectangles="0,0,0,0"/>
-                    </v:shape>
-                    <v:line id="Line 26" o:spid="_x0000_s1052" style="position:absolute;visibility:visible;mso-wrap-style:square" from="6524,1200" to="6524,1665" o:connectortype="straight" o:gfxdata="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" strokeweight=".95pt"/>
-                  </v:group>
-                  <v:line id="Line 28" o:spid="_x0000_s1053" style="position:absolute;flip:x;visibility:visible;mso-wrap-style:square" from="42411,6515" to="45974,6515" o:connectortype="straight" o:gfxdata="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" strokeweight=".95pt"/>
-                  <v:line id="Line 29" o:spid="_x0000_s1054" style="position:absolute;visibility:visible;mso-wrap-style:square" from="45974,6515" to="45974,10693" o:connectortype="straight" o:gfxdata="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" strokeweight=".95pt"/>
-                  <v:group id="Group 32" o:spid="_x0000_s1055" style="position:absolute;left:40932;top:16960;width:984;height:3817" coordorigin="6446,2652" coordsize="155,601" o:gfxdata="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">
-                    <v:shape id="Freeform 30" o:spid="_x0000_s1056" style="position:absolute;left:6446;top:2652;width:155;height:213;visibility:visible;mso-wrap-style:square;v-text-anchor:top" coordsize="155,213" o:gfxdata="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" path="m78,r77,213l,213,78,xe" fillcolor="black" stroked="f">
-                      <v:path arrowok="t" o:connecttype="custom" o:connectlocs="78,0;155,213;0,213;78,0" o:connectangles="0,0,0,0"/>
-                    </v:shape>
-                    <v:line id="Line 31" o:spid="_x0000_s1057" style="position:absolute;visibility:visible;mso-wrap-style:square" from="6524,2691" to="6524,3253" o:connectortype="straight" o:gfxdata="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" strokeweight=".95pt"/>
-                  </v:group>
-                  <v:rect id="Rectangle 33" o:spid="_x0000_s1058" style="position:absolute;left:38969;top:4305;width:794;height:2749;visibility:visible;mso-wrap-style:none;v-text-anchor:top" o:gfxdata="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" filled="f" stroked="f">
-                    <v:textbox style="mso-fit-shape-to-text:t" inset="0,0,0,0">
-                      <w:txbxContent>
-                        <w:p>
-                          <w:r>
-                            <w:rPr>
-                              <w:rFonts w:ascii="Times New Roman" w:hAnsi="Times New Roman" w:cs="Times New Roman"/>
-                              <w:color w:val="000000"/>
-                            </w:rPr>
-                            <w:t>+</w:t>
-                          </w:r>
-                        </w:p>
-                      </w:txbxContent>
-                    </v:textbox>
-                  </v:rect>
-                  <v:rect id="Rectangle 34" o:spid="_x0000_s1059" style="position:absolute;left:42411;top:7131;width:470;height:2749;visibility:visible;mso-wrap-style:none;v-text-anchor:top" o:gfxdata="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" filled="f" stroked="f">
-                    <v:textbox style="mso-fit-shape-to-text:t" inset="0,0,0,0">
-                      <w:txbxContent>
-                        <w:p>
-                          <w:r>
-                            <w:rPr>
-                              <w:rFonts w:ascii="Times New Roman" w:hAnsi="Times New Roman" w:cs="Times New Roman"/>
-                              <w:color w:val="000000"/>
-                            </w:rPr>
-                            <w:t>-</w:t>
-                          </w:r>
-                        </w:p>
-                      </w:txbxContent>
-                    </v:textbox>
-                  </v:rect>
-                  <v:group id="Group 37" o:spid="_x0000_s1060" style="position:absolute;left:33680;top:20281;width:12294;height:985" coordorigin="5304,3175" coordsize="1936,155" o:gfxdata="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">
-                    <v:shape id="Freeform 35" o:spid="_x0000_s1061" style="position:absolute;left:5304;top:3175;width:213;height:155;visibility:visible;mso-wrap-style:square;v-text-anchor:top" coordsize="213,155" o:gfxdata="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" path="m,78l213,r,155l,78xe" fillcolor="black" stroked="f">
-                      <v:path arrowok="t" o:connecttype="custom" o:connectlocs="0,78;213,0;213,155;0,78" o:connectangles="0,0,0,0"/>
-                    </v:shape>
-                    <v:line id="Line 36" o:spid="_x0000_s1062" style="position:absolute;flip:x;visibility:visible;mso-wrap-style:square" from="5343,3253" to="7240,3253" o:connectortype="straight" o:gfxdata="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" strokeweight=".95pt"/>
-                  </v:group>
-                  <v:oval id="Oval 38" o:spid="_x0000_s1063" style="position:absolute;left:41116;top:20466;width:622;height:622;visibility:visible;mso-wrap-style:square;v-text-anchor:top" o:gfxdata="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" fillcolor="black" strokeweight=".95pt"/>
-                  <v:rect id="Rectangle 39" o:spid="_x0000_s1064" style="position:absolute;left:46031;top:17760;width:6153;height:6154;visibility:visible;mso-wrap-style:square;v-text-anchor:top" o:gfxdata="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" strokeweight=".95pt"/>
-                  <v:rect id="Rectangle 40" o:spid="_x0000_s1065" style="position:absolute;left:47205;top:19672;width:3423;height:2749;visibility:visible;mso-wrap-style:none;v-text-anchor:top" o:gfxdata="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" filled="f" stroked="f">
-                    <v:textbox style="mso-fit-shape-to-text:t" inset="0,0,0,0">
-                      <w:txbxContent>
-                        <w:p>
-                          <w:r>
-                            <w:rPr>
-                              <w:rFonts w:ascii="Times New Roman" w:hAnsi="Times New Roman" w:cs="Times New Roman"/>
-                              <w:color w:val="000000"/>
-                            </w:rPr>
-                            <w:t>PRBS</w:t>
-                          </w:r>
-                        </w:p>
-                      </w:txbxContent>
-                    </v:textbox>
-                  </v:rect>
-                  <v:line id="Line 41" o:spid="_x0000_s1066" style="position:absolute;flip:x;visibility:visible;mso-wrap-style:square" from="8604,20777" to="17703,20777" o:connectortype="straight" o:gfxdata="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" strokeweight=".95pt"/>
-                  <v:rect id="Rectangle 43" o:spid="_x0000_s1067" style="position:absolute;left:3441;top:12045;width:1092;height:2750;visibility:visible;mso-wrap-style:none;v-text-anchor:top" o:gfxdata="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" filled="f" stroked="f">
-                    <v:textbox style="mso-fit-shape-to-text:t" inset="0,0,0,0">
-                      <w:txbxContent>
-                        <w:p>
-                          <w:r>
-                            <w:rPr>
-                              <w:rFonts w:ascii="Times New Roman" w:hAnsi="Times New Roman" w:cs="Times New Roman"/>
-                              <w:color w:val="000000"/>
-                            </w:rPr>
-                            <w:t>to</w:t>
-                          </w:r>
-                        </w:p>
-                      </w:txbxContent>
-                    </v:textbox>
-                  </v:rect>
-                  <v:line id="Line 45" o:spid="_x0000_s1068" style="position:absolute;visibility:visible;mso-wrap-style:square" from="8604,6515" to="8604,20777" o:connectortype="straight" o:gfxdata="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" strokeweight=".95pt"/>
-                  <v:rect id="Rectangle 46" o:spid="_x0000_s1069" style="position:absolute;left:28575;top:17760;width:7137;height:6154;visibility:visible;mso-wrap-style:square;v-text-anchor:top" o:gfxdata="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" strokeweight=".95pt"/>
-                  <v:rect id="Rectangle 47" o:spid="_x0000_s1070" style="position:absolute;left:29622;top:17951;width:4274;height:2750;visibility:visible;mso-wrap-style:none;v-text-anchor:top" o:gfxdata="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" filled="f" stroked="f">
-                    <v:textbox style="mso-fit-shape-to-text:t" inset="0,0,0,0">
-                      <w:txbxContent>
-                        <w:p>
-                          <w:r>
-                            <w:rPr>
-                              <w:rFonts w:ascii="Times New Roman" w:hAnsi="Times New Roman" w:cs="Times New Roman"/>
-                              <w:color w:val="000000"/>
-                            </w:rPr>
-                            <w:t>moving</w:t>
-                          </w:r>
-                        </w:p>
-                      </w:txbxContent>
-                    </v:textbox>
-                  </v:rect>
-                  <v:rect id="Rectangle 48" o:spid="_x0000_s1071" style="position:absolute;left:29622;top:19792;width:4344;height:2750;visibility:visible;mso-wrap-style:none;v-text-anchor:top" o:gfxdata="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" filled="f" stroked="f">
-                    <v:textbox style="mso-fit-shape-to-text:t" inset="0,0,0,0">
-                      <w:txbxContent>
-                        <w:p>
-                          <w:r>
-                            <w:rPr>
-                              <w:rFonts w:ascii="Times New Roman" w:hAnsi="Times New Roman" w:cs="Times New Roman"/>
-                              <w:color w:val="000000"/>
-                            </w:rPr>
-                            <w:t>average</w:t>
-                          </w:r>
-                        </w:p>
-                      </w:txbxContent>
-                    </v:textbox>
-                  </v:rect>
-                  <v:rect id="Rectangle 49" o:spid="_x0000_s1072" style="position:absolute;left:30365;top:21640;width:2718;height:2750;visibility:visible;mso-wrap-style:none;v-text-anchor:top" o:gfxdata="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" filled="f" stroked="f">
-                    <v:textbox style="mso-fit-shape-to-text:t" inset="0,0,0,0">
-                      <w:txbxContent>
-                        <w:p>
-                          <w:r>
-                            <w:rPr>
-                              <w:rFonts w:ascii="Times New Roman" w:hAnsi="Times New Roman" w:cs="Times New Roman"/>
-                              <w:color w:val="000000"/>
-                            </w:rPr>
-                            <w:t>filter</w:t>
-                          </w:r>
-                        </w:p>
-                      </w:txbxContent>
-                    </v:textbox>
-                  </v:rect>
-                  <v:group id="Group 52" o:spid="_x0000_s1073" style="position:absolute;left:19792;top:20281;width:3442;height:985" coordorigin="3117,3175" coordsize="542,155" o:gfxdata="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">
-                    <v:shape id="Freeform 50" o:spid="_x0000_s1074" style="position:absolute;left:3117;top:3175;width:213;height:155;visibility:visible;mso-wrap-style:square;v-text-anchor:top" coordsize="213,155" o:gfxdata="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" path="m,78l213,r,155l,78xe" fillcolor="black" stroked="f">
-                      <v:path arrowok="t" o:connecttype="custom" o:connectlocs="0,78;213,0;213,155;0,78" o:connectangles="0,0,0,0"/>
-                    </v:shape>
-                    <v:line id="Line 51" o:spid="_x0000_s1075" style="position:absolute;flip:x;visibility:visible;mso-wrap-style:square" from="3155,3253" to="3659,3253" o:connectortype="straight" o:gfxdata="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" strokeweight=".95pt"/>
-                  </v:group>
-                  <v:group id="Group 55" o:spid="_x0000_s1076" style="position:absolute;left:19792;top:6019;width:2947;height:985" coordorigin="3117,929" coordsize="464,155" o:gfxdata="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">
-                    <v:shape id="Freeform 53" o:spid="_x0000_s1077" style="position:absolute;left:3368;top:929;width:213;height:155;visibility:visible;mso-wrap-style:square;v-text-anchor:top" coordsize="213,155" o:gfxdata="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" path="m213,78l,155,,,213,78xe" fillcolor="black" stroked="f">
-                      <v:path arrowok="t" o:connecttype="custom" o:connectlocs="213,78;0,155;0,0;213,78" o:connectangles="0,0,0,0"/>
-                    </v:shape>
-                    <v:line id="Line 54" o:spid="_x0000_s1078" style="position:absolute;flip:x;visibility:visible;mso-wrap-style:square" from="3117,1007" to="3523,1007" o:connectortype="straight" o:gfxdata="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" strokeweight=".95pt"/>
-                  </v:group>
-                  <v:group id="Group 58" o:spid="_x0000_s1079" style="position:absolute;left:25692;top:20281;width:2825;height:985" coordorigin="4046,3175" coordsize="445,155" o:gfxdata="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">
-                    <v:shape id="Freeform 56" o:spid="_x0000_s1080" style="position:absolute;left:4046;top:3175;width:213;height:155;visibility:visible;mso-wrap-style:square;v-text-anchor:top" coordsize="213,155" o:gfxdata="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" path="m,78l213,r,155l,78xe" fillcolor="black" stroked="f">
-                      <v:path arrowok="t" o:connecttype="custom" o:connectlocs="0,78;213,0;213,155;0,78" o:connectangles="0,0,0,0"/>
-                    </v:shape>
-                    <v:line id="Line 57" o:spid="_x0000_s1081" style="position:absolute;flip:x;visibility:visible;mso-wrap-style:square" from="4085,3253" to="4491,3253" o:connectortype="straight" o:gfxdata="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" strokeweight=".95pt"/>
-                  </v:group>
-                  <v:group id="Group 62" o:spid="_x0000_s1082" style="position:absolute;left:22002;top:19792;width:3937;height:2712" coordorigin="3465,3098" coordsize="620,427" o:gfxdata="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">
-                    <v:shape id="Freeform 59" o:spid="_x0000_s1083" style="position:absolute;left:3465;top:3098;width:620;height:348;visibility:visible;mso-wrap-style:square;v-text-anchor:top" coordsize="620,348" o:gfxdata="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" path="m620,348l620,,174,,,174,174,348r446,xe" strokeweight=".95pt">
-                      <v:path arrowok="t" o:connecttype="custom" o:connectlocs="620,348;620,0;174,0;0,174;174,348;620,348" o:connectangles="0,0,0,0,0,0"/>
-                    </v:shape>
-                    <v:shape id="Freeform 60" o:spid="_x0000_s1084" style="position:absolute;left:3465;top:3098;width:620;height:348;visibility:visible;mso-wrap-style:square;v-text-anchor:top" coordsize="620,348" o:gfxdata="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" path="m620,348l620,,174,,,174,174,348r446,xe" filled="f" strokeweight=".95pt">
-                      <v:path arrowok="t" o:connecttype="custom" o:connectlocs="620,348;620,0;174,0;0,174;174,348;620,348" o:connectangles="0,0,0,0,0,0"/>
-                    </v:shape>
-                    <v:rect id="Rectangle 61" o:spid="_x0000_s1085" style="position:absolute;left:3601;top:3117;width:423;height:408;visibility:visible;mso-wrap-style:none;v-text-anchor:top" o:gfxdata="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" filled="f" stroked="f">
-                      <v:textbox style="mso-fit-shape-to-text:t" inset="0,0,0,0">
-                        <w:txbxContent>
-                          <w:p>
-                            <w:r>
-                              <w:rPr>
-                                <w:rFonts w:ascii="Times New Roman" w:hAnsi="Times New Roman" w:cs="Times New Roman"/>
-                                <w:color w:val="000000"/>
-                                <w:sz w:val="20"/>
-                                <w:szCs w:val="20"/>
-                              </w:rPr>
-                              <w:t>DAC</w:t>
-                            </w:r>
-                          </w:p>
-                        </w:txbxContent>
-                      </v:textbox>
-                    </v:rect>
-                  </v:group>
-                  <v:group id="Group 66" o:spid="_x0000_s1086" style="position:absolute;left:22371;top:5530;width:3937;height:2712" coordorigin="3523,852" coordsize="620,427" o:gfxdata="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">
-                    <v:shape id="Freeform 63" o:spid="_x0000_s1087" style="position:absolute;left:3523;top:852;width:620;height:348;visibility:visible;mso-wrap-style:square;v-text-anchor:top" coordsize="620,348" o:gfxdata="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" path="m620,348l620,,175,,,174,175,348r445,xe" strokeweight=".95pt">
-                      <v:path arrowok="t" o:connecttype="custom" o:connectlocs="620,348;620,0;175,0;0,174;175,348;620,348" o:connectangles="0,0,0,0,0,0"/>
-                    </v:shape>
-                    <v:shape id="Freeform 64" o:spid="_x0000_s1088" style="position:absolute;left:3523;top:852;width:620;height:348;visibility:visible;mso-wrap-style:square;v-text-anchor:top" coordsize="620,348" o:gfxdata="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" path="m620,348l620,,175,,,174,175,348r445,xe" filled="f" strokeweight=".95pt">
-                      <v:path arrowok="t" o:connecttype="custom" o:connectlocs="620,348;620,0;175,0;0,174;175,348;620,348" o:connectangles="0,0,0,0,0,0"/>
-                    </v:shape>
-                    <v:rect id="Rectangle 65" o:spid="_x0000_s1089" style="position:absolute;left:3659;top:871;width:423;height:408;visibility:visible;mso-wrap-style:none;v-text-anchor:top" o:gfxdata="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" filled="f" stroked="f">
-                      <v:textbox style="mso-fit-shape-to-text:t" inset="0,0,0,0">
-                        <w:txbxContent>
-                          <w:p>
-                            <w:r>
-                              <w:rPr>
-                                <w:rFonts w:ascii="Times New Roman" w:hAnsi="Times New Roman" w:cs="Times New Roman"/>
-                                <w:color w:val="000000"/>
-                                <w:sz w:val="20"/>
-                                <w:szCs w:val="20"/>
-                              </w:rPr>
-                              <w:t>ADC</w:t>
-                            </w:r>
-                          </w:p>
-                        </w:txbxContent>
-                      </v:textbox>
-                    </v:rect>
-                  </v:group>
-                </v:group>
-                <v:rect id="Rectangle 67" o:spid="_x0000_s1090" style="position:absolute;left:26181;width:17773;height:2749;visibility:visible;mso-wrap-style:none;v-text-anchor:top" o:gfxdata="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" filled="f" stroked="f">
-                  <v:textbox style="mso-fit-shape-to-text:t" inset="0,0,0,0">
-                    <w:txbxContent>
-                      <w:p>
-                        <w:r>
-                          <w:rPr>
-                            <w:rFonts w:ascii="Times New Roman" w:hAnsi="Times New Roman" w:cs="Times New Roman"/>
-                            <w:color w:val="000000"/>
-                          </w:rPr>
-                          <w:t>STM32F746G Discovery board</w:t>
-                        </w:r>
-                      </w:p>
-                    </w:txbxContent>
-                  </v:textbox>
-                </v:rect>
-                <w10:wrap type="topAndBottom" anchorx="margin" anchory="page"/>
-              </v:group>
-            </w:pict>
-          </mc:Fallback>
-        </mc:AlternateContent>
-      </w:r>
-      <w:r>
-        <w:rPr>
-          <w:bCs/>
-        </w:rPr>
-        <w:t xml:space="preserve">Connect HEADPHONE OUT on the audio card to LINE IN, as shown in </w:t>
-      </w:r>
-      <w:r>
-        <w:rPr>
-          <w:bCs/>
-        </w:rPr>
-        <w:fldChar w:fldCharType="begin"/>
-      </w:r>
-      <w:r>
-        <w:rPr>
-          <w:bCs/>
-        </w:rPr>
-        <w:instrText xml:space="preserve"> REF _Ref19029995 \h </w:instrText>
-      </w:r>
-      <w:r>
-        <w:rPr>
-          <w:bCs/>
-        </w:rPr>
-        <w:instrText xml:space="preserve"> \* MERGEFORMAT </w:instrText>
-      </w:r>
-      <w:r>
-        <w:rPr>
-          <w:bCs/>
-        </w:rPr>
-      </w:r>
-      <w:r>
-        <w:rPr>
-          <w:bCs/>
-        </w:rPr>
-        <w:fldChar w:fldCharType="separate"/>
-      </w:r>
-      <w:r>
-        <w:t xml:space="preserve">Figure </w:t>
-      </w:r>
-      <w:r>
-        <w:t>6</w:t>
-      </w:r>
-      <w:r>
-        <w:rPr>
-          <w:bCs/>
-        </w:rPr>
-        <w:fldChar w:fldCharType="end"/>
-      </w:r>
-      <w:r>
-        <w:rPr>
-          <w:bCs/>
-        </w:rPr>
-        <w:t xml:space="preserve">, and build and load </w:t>
-      </w:r>
-      <w:r>
-        <w:rPr>
-          <w:bCs/>
-        </w:rPr>
-        <w:t xml:space="preserve">the </w:t>
-      </w:r>
-      <w:r>
-        <w:rPr>
-          <w:bCs/>
-        </w:rPr>
-        <w:t xml:space="preserve">program </w:t>
-      </w:r>
-      <w:r>
-        <w:rPr>
-          <w:rFonts w:ascii="Courier New" w:hAnsi="Courier New" w:cs="Courier New"/>
-          <w:bCs/>
-        </w:rPr>
-        <w:t>stm32f7_sysid_</w:t>
-      </w:r>
-      <w:proofErr w:type="gramStart"/>
-      <w:r>
-        <w:rPr>
-          <w:rFonts w:ascii="Courier New" w:hAnsi="Courier New" w:cs="Courier New"/>
-          <w:bCs/>
-        </w:rPr>
-        <w:t>average.c</w:t>
-      </w:r>
-      <w:proofErr w:type="gramEnd"/>
-      <w:r>
-        <w:rPr>
-          <w:bCs/>
-        </w:rPr>
-        <w:t>. As in the previous example, run the program for a few seconds and follow the same procedure as before to save the adaptive filter coefficients to a file and plot them using MATLAB.</w:t>
-      </w:r>
-    </w:p>
-    <w:p>
-      <w:pPr>
-        <w:pStyle w:val="Caption"/>
-        <w:jc w:val="center"/>
-      </w:pPr>
-      <w:bookmarkStart w:id="21" w:name="_Ref19029995"/>
-      <w:r>
-        <w:t xml:space="preserve">Figure </w:t>
-      </w:r>
-      <w:r>
-        <w:fldChar w:fldCharType="begin"/>
-      </w:r>
-      <w:r>
-        <w:instrText xml:space="preserve"> SEQ Figure \* ARABIC </w:instrText>
-      </w:r>
-      <w:r>
-        <w:fldChar w:fldCharType="separate"/>
-      </w:r>
-      <w:r>
-        <w:t>6</w:t>
-      </w:r>
-      <w:r>
-        <w:fldChar w:fldCharType="end"/>
-      </w:r>
-      <w:bookmarkEnd w:id="21"/>
-      <w:r>
-        <w:t xml:space="preserve">: Connection diagram for identification of magnitude frequency response of </w:t>
-      </w:r>
-      <w:r>
-        <w:t>ten</w:t>
-      </w:r>
-      <w:r>
-        <w:t xml:space="preserve"> point moving average filter using program </w:t>
-      </w:r>
-      <w:r>
-        <w:rPr>
-          <w:rFonts w:ascii="Courier New" w:hAnsi="Courier New" w:cs="Courier New"/>
-        </w:rPr>
-        <w:t>stm32f7_sysid_average.c</w:t>
-      </w:r>
-    </w:p>
-    <w:p>
-      <w:pPr>
-        <w:pStyle w:val="Heading2"/>
-      </w:pPr>
-      <w:bookmarkStart w:id="22" w:name="_Toc29195014"/>
-      <w:r>
-        <w:t>Exercise</w:t>
-      </w:r>
-      <w:bookmarkEnd w:id="22"/>
-    </w:p>
-    <w:p>
-      <w:pPr>
-        <w:pStyle w:val="ListParagraph"/>
-        <w:numPr>
-          <w:ilvl w:val="0"/>
-          <w:numId w:val="29"/>
-        </w:numPr>
-      </w:pPr>
-      <w:r>
-        <w:t>Can you see any difference between the magnitude response measured this way, relative to that measured using two Discovery boards?</w:t>
-      </w:r>
-    </w:p>
-    <w:p>
-      <w:pPr>
-        <w:autoSpaceDE w:val="0"/>
-        <w:autoSpaceDN w:val="0"/>
-        <w:adjustRightInd w:val="0"/>
-        <w:jc w:val="center"/>
-        <w:rPr>
-          <w:bCs/>
-          <w:color w:val="FF0000"/>
-        </w:rPr>
-      </w:pPr>
-    </w:p>
-    <w:p>
-      <w:pPr>
-        <w:autoSpaceDE w:val="0"/>
-        <w:autoSpaceDN w:val="0"/>
-        <w:adjustRightInd w:val="0"/>
-        <w:jc w:val="center"/>
-        <w:rPr>
-          <w:bCs/>
-          <w:color w:val="FF0000"/>
-        </w:rPr>
-      </w:pPr>
-    </w:p>
-    <w:p>
-      <w:pPr>
-        <w:autoSpaceDE w:val="0"/>
-        <w:autoSpaceDN w:val="0"/>
-        <w:adjustRightInd w:val="0"/>
-        <w:jc w:val="center"/>
-        <w:rPr>
-          <w:bCs/>
-          <w:color w:val="FF0000"/>
-        </w:rPr>
-      </w:pPr>
-    </w:p>
-    <w:p/>
-    <w:p>
-      <w:pPr>
-        <w:pStyle w:val="Heading1"/>
-      </w:pPr>
-      <w:bookmarkStart w:id="23" w:name="_Toc29195015"/>
-      <w:r>
-        <w:lastRenderedPageBreak/>
-        <w:t>Higher-</w:t>
-      </w:r>
-      <w:r>
-        <w:t>Order Moving Average Filters</w:t>
-      </w:r>
-      <w:bookmarkEnd w:id="23"/>
-    </w:p>
-    <w:p>
-      <w:r>
-        <w:t>What would happen if the moving average were calculated over a different number of previous samples?</w:t>
-      </w:r>
-    </w:p>
-    <w:p>
-      <w:pPr>
-        <w:autoSpaceDE w:val="0"/>
-        <w:autoSpaceDN w:val="0"/>
-        <w:adjustRightInd w:val="0"/>
       </w:pPr>
       <w:r>
         <w:t xml:space="preserve">Modify either program </w:t>
@@ -7642,7 +3388,19 @@
         <w:t xml:space="preserve"> </w:t>
       </w:r>
       <w:r>
-        <w:t>= 11 and observe the frequency response of the eleven-point moving average filter using</w:t>
+        <w:t xml:space="preserve">= </w:t>
+      </w:r>
+      <w:r>
+        <w:t>20</w:t>
+      </w:r>
+      <w:r>
+        <w:t xml:space="preserve"> and observe the frequency response of the </w:t>
+      </w:r>
+      <w:r>
+        <w:t>twenty</w:t>
+      </w:r>
+      <w:r>
+        <w:t>-point moving average filter using</w:t>
       </w:r>
       <w:r>
         <w:t>:</w:t>
@@ -7694,7 +3452,7 @@
         <w:rPr>
           <w:rFonts w:ascii="Courier New" w:hAnsi="Courier New" w:cs="Courier New"/>
         </w:rPr>
-        <w:t>stm32f7_average_prbs_intr.c</w:t>
+        <w:t>stm32f7_average_prbs.c</w:t>
       </w:r>
       <w:r>
         <w:t xml:space="preserve"> or</w:t>
@@ -7702,38 +3460,11 @@
     </w:p>
     <w:p>
       <w:pPr>
-        <w:pStyle w:val="ListParagraph"/>
-        <w:numPr>
-          <w:ilvl w:val="0"/>
-          <w:numId w:val="31"/>
-        </w:numPr>
         <w:autoSpaceDE w:val="0"/>
         <w:autoSpaceDN w:val="0"/>
         <w:adjustRightInd w:val="0"/>
       </w:pPr>
       <w:r>
-        <w:t>o</w:t>
-      </w:r>
-      <w:r>
-        <w:t xml:space="preserve">n the LCD and/or using MATLAB in the case of program </w:t>
-      </w:r>
-      <w:r>
-        <w:rPr>
-          <w:rFonts w:ascii="Courier New" w:hAnsi="Courier New" w:cs="Courier New"/>
-        </w:rPr>
-        <w:t>stm32f7_sysid_average_CMSIS_intr.c</w:t>
-      </w:r>
-      <w:r>
-        <w:t>.</w:t>
-      </w:r>
-    </w:p>
-    <w:p>
-      <w:pPr>
-        <w:autoSpaceDE w:val="0"/>
-        <w:autoSpaceDN w:val="0"/>
-        <w:adjustRightInd w:val="0"/>
-      </w:pPr>
-      <w:r>
         <w:t xml:space="preserve">Record your observations </w:t>
       </w:r>
       <w:r>
@@ -7744,11 +3475,11 @@
       <w:pPr>
         <w:pStyle w:val="Heading2"/>
       </w:pPr>
-      <w:bookmarkStart w:id="24" w:name="_Toc29195016"/>
+      <w:bookmarkStart w:id="21" w:name="_Toc29195016"/>
       <w:r>
         <w:t>Exercise</w:t>
       </w:r>
-      <w:bookmarkEnd w:id="24"/>
+      <w:bookmarkEnd w:id="21"/>
     </w:p>
     <w:p>
       <w:pPr>
@@ -7762,7 +3493,13 @@
         <w:t>Sketch of m</w:t>
       </w:r>
       <w:r>
-        <w:t>agnitude frequency response of eleven-point moving average filte</w:t>
+        <w:t xml:space="preserve">agnitude frequency response of </w:t>
+      </w:r>
+      <w:r>
+        <w:t>twenty</w:t>
+      </w:r>
+      <w:r>
+        <w:t>-point moving average filte</w:t>
       </w:r>
       <w:r>
         <w:t>r:</w:t>
@@ -7855,7 +3592,7 @@
       <w:pPr>
         <w:pStyle w:val="Heading1"/>
       </w:pPr>
-      <w:bookmarkStart w:id="25" w:name="_Toc29195017"/>
+      <w:bookmarkStart w:id="22" w:name="_Toc29195017"/>
       <w:r>
         <w:lastRenderedPageBreak/>
         <w:t xml:space="preserve">Finite Impulse Response (FIR) </w:t>
@@ -7866,7 +3603,7 @@
       <w:r>
         <w:t>ilters</w:t>
       </w:r>
-      <w:bookmarkEnd w:id="25"/>
+      <w:bookmarkEnd w:id="22"/>
     </w:p>
     <w:p>
       <w:r>
@@ -7885,16 +3622,7 @@
         <w:rPr>
           <w:rFonts w:ascii="Courier New" w:hAnsi="Courier New" w:cs="Courier New"/>
         </w:rPr>
-        <w:t>stm32f7_average_prbs_intr.c</w:t>
-      </w:r>
-      <w:r>
-        <w:t xml:space="preserve"> or program </w:t>
-      </w:r>
-      <w:r>
-        <w:rPr>
-          <w:rFonts w:ascii="Courier New" w:hAnsi="Courier New" w:cs="Courier New"/>
-        </w:rPr>
-        <w:t>stm32f7_sysid_average_CMSIS_intr.c</w:t>
+        <w:t>stm32f7_average_prbs.c</w:t>
       </w:r>
       <w:r>
         <w:t xml:space="preserve"> again so that </w:t>
@@ -7914,39 +3642,57 @@
         <w:t xml:space="preserve"> </w:t>
       </w:r>
       <w:r>
-        <w:t xml:space="preserve">= 5 and </w:t>
+        <w:t xml:space="preserve">= </w:t>
+      </w:r>
+      <w:r>
+        <w:t>10</w:t>
+      </w:r>
+      <w:r>
+        <w:t xml:space="preserve"> and </w:t>
       </w:r>
       <w:r>
         <w:rPr>
           <w:rFonts w:ascii="Courier New" w:hAnsi="Courier New" w:cs="Courier New"/>
         </w:rPr>
-        <w:t>h(n)</w:t>
-      </w:r>
-      <w:r>
-        <w:t xml:space="preserve"> = {0.0833, 0.2500, 0.3333, 0.2500, 0.0833} (comment out the program statement in function main() that assigns values to array </w:t>
+        <w:t>h</w:t>
       </w:r>
       <w:r>
         <w:rPr>
           <w:rFonts w:ascii="Courier New" w:hAnsi="Courier New" w:cs="Courier New"/>
         </w:rPr>
-        <w:t>h</w:t>
-      </w:r>
-      <w:r>
-        <w:t>)</w:t>
-      </w:r>
-      <w:r>
-        <w:t>.</w:t>
+        <w:t>[N]</w:t>
+      </w:r>
+      <w:r>
+        <w:t xml:space="preserve"> = {</w:t>
+      </w:r>
+      <w:r>
+        <w:t>0.001953125, 0.017578125, 0.070312500, 0.164062500, 0.246093750,</w:t>
+      </w:r>
+      <w:r>
+        <w:t xml:space="preserve"> </w:t>
+      </w:r>
+      <w:r>
+        <w:t>0.246093750, 0.164062500, 0.07031250</w:t>
+      </w:r>
+      <w:r>
+        <w:t>0</w:t>
+      </w:r>
+      <w:r>
+        <w:t>, 0.017578125, 0.001953125</w:t>
+      </w:r>
+      <w:r>
+        <w:t>}.</w:t>
       </w:r>
     </w:p>
     <w:p>
       <w:pPr>
         <w:pStyle w:val="Heading2"/>
       </w:pPr>
-      <w:bookmarkStart w:id="26" w:name="_Toc29195018"/>
+      <w:bookmarkStart w:id="23" w:name="_Toc29195018"/>
       <w:r>
         <w:t>Exercise</w:t>
       </w:r>
-      <w:bookmarkEnd w:id="26"/>
+      <w:bookmarkEnd w:id="23"/>
     </w:p>
     <w:p>
       <w:pPr>
@@ -7977,7 +3723,13 @@
         <w:ind w:left="709"/>
       </w:pPr>
       <w:r>
-        <w:t xml:space="preserve">You should find that higher frequencies are attenuated more than they were by the five-point moving average filter </w:t>
+        <w:t xml:space="preserve">You should find that higher frequencies are attenuated more than they were by the </w:t>
+      </w:r>
+      <w:r>
+        <w:t>ten</w:t>
+      </w:r>
+      <w:r>
+        <w:t xml:space="preserve">-point moving average filter </w:t>
       </w:r>
       <w:r>
         <w:t>and</w:t>
@@ -7995,7 +3747,13 @@
         <w:t>”</w:t>
       </w:r>
       <w:r>
-        <w:t xml:space="preserve"> in the frequency response of the five-point moving average filter at 1600 Hz and 3200 Hz have disappeared. You have effectively applied a </w:t>
+        <w:t xml:space="preserve"> in the frequency response of the </w:t>
+      </w:r>
+      <w:r>
+        <w:t>ten</w:t>
+      </w:r>
+      <w:r>
+        <w:t xml:space="preserve">-point moving average filter at 1600 Hz and 3200 Hz have disappeared. You have effectively applied a </w:t>
       </w:r>
       <w:r>
         <w:rPr>
@@ -8005,7 +3763,13 @@
         <w:t xml:space="preserve">Hann window </w:t>
       </w:r>
       <w:r>
-        <w:t>to the coefficients of the five-point moving average filter.</w:t>
+        <w:t xml:space="preserve">to the coefficients of the </w:t>
+      </w:r>
+      <w:r>
+        <w:t>ten</w:t>
+      </w:r>
+      <w:r>
+        <w:t>-point moving average filter.</w:t>
       </w:r>
     </w:p>
     <w:p>
@@ -8021,7 +3785,10 @@
         <w:pStyle w:val="Caption"/>
       </w:pPr>
       <w:r>
-        <w:t>Magnitude frequency response of five</w:t>
+        <w:t xml:space="preserve">Magnitude frequency response of </w:t>
+      </w:r>
+      <w:r>
+        <w:t>ten</w:t>
       </w:r>
       <w:r>
         <w:t>-</w:t>
@@ -8178,10 +3945,31 @@
         <w:rPr>
           <w:rFonts w:ascii="Courier New" w:hAnsi="Courier New" w:cs="Courier New"/>
         </w:rPr>
-        <w:t>h(n)</w:t>
-      </w:r>
-      <w:r>
-        <w:t xml:space="preserve"> = {0.0833, 0.2500, 0.3333, 0.2500, 0.0833}. Write down each step of the derivation in the space provided </w:t>
+        <w:t>h</w:t>
+      </w:r>
+      <w:r>
+        <w:rPr>
+          <w:rFonts w:ascii="Courier New" w:hAnsi="Courier New" w:cs="Courier New"/>
+        </w:rPr>
+        <w:t>[N]</w:t>
+      </w:r>
+      <w:r>
+        <w:t xml:space="preserve"> = </w:t>
+      </w:r>
+      <w:r>
+        <w:t>{</w:t>
+      </w:r>
+      <w:r>
+        <w:t>0.001953125, 0.017578125, 0.070312500, 0.164062500, 0.246093750, 0.246093750, 0.164062500, 0.070312500, 0.017578125, 0.001953125</w:t>
+      </w:r>
+      <w:r>
+        <w:t>}.</w:t>
+      </w:r>
+      <w:r>
+        <w:t xml:space="preserve"> </w:t>
+      </w:r>
+      <w:r>
+        <w:t xml:space="preserve">Write down each step of the derivation in the space provided </w:t>
       </w:r>
       <w:r>
         <w:t>below</w:t>
@@ -8339,7 +4127,7 @@
       <w:pPr>
         <w:pStyle w:val="Heading1"/>
       </w:pPr>
-      <w:bookmarkStart w:id="27" w:name="_Toc29195019"/>
+      <w:bookmarkStart w:id="24" w:name="_Toc29195019"/>
       <w:r>
         <w:lastRenderedPageBreak/>
         <w:t xml:space="preserve">FIR </w:t>
@@ -8398,7 +4186,7 @@
       <w:r>
         <w:t>ile</w:t>
       </w:r>
-      <w:bookmarkEnd w:id="27"/>
+      <w:bookmarkEnd w:id="24"/>
     </w:p>
     <w:p>
       <w:pPr>
@@ -8717,33 +4505,8 @@
           <w:sz w:val="18"/>
           <w:szCs w:val="18"/>
         </w:rPr>
-        <w:t>float h[N]</w:t>
-      </w:r>
-      <w:proofErr w:type="gramStart"/>
-      <w:r>
-        <w:rPr>
-          <w:sz w:val="18"/>
-          <w:szCs w:val="18"/>
-        </w:rPr>
-        <w:t>={</w:t>
-      </w:r>
-      <w:proofErr w:type="gramEnd"/>
-      <w:r>
-        <w:rPr>
-          <w:sz w:val="18"/>
-          <w:szCs w:val="18"/>
-        </w:rPr>
-        <w:t>0.2, 0.2, 0.2, 0.2, 0.2</w:t>
-      </w:r>
-      <w:proofErr w:type="gramStart"/>
-      <w:r>
-        <w:rPr>
-          <w:sz w:val="18"/>
-          <w:szCs w:val="18"/>
-        </w:rPr>
-        <w:t>};</w:t>
-      </w:r>
-      <w:proofErr w:type="gramEnd"/>
+        <w:t>float h[N]={0.2, 0.2, 0.2, 0.2, 0.2};</w:t>
+      </w:r>
     </w:p>
     <w:p/>
     <w:p>
@@ -8824,7 +4587,7 @@
       <w:pPr>
         <w:pStyle w:val="Heading1"/>
       </w:pPr>
-      <w:bookmarkStart w:id="28" w:name="_Toc29195020"/>
+      <w:bookmarkStart w:id="25" w:name="_Toc29195020"/>
       <w:r>
         <w:t xml:space="preserve">Generating FIR Filter </w:t>
       </w:r>
@@ -8852,7 +4615,7 @@
       <w:r>
         <w:t>sing MATLAB</w:t>
       </w:r>
-      <w:bookmarkEnd w:id="28"/>
+      <w:bookmarkEnd w:id="25"/>
     </w:p>
     <w:p>
       <w:pPr>
@@ -8915,21 +4678,12 @@
         </w:rPr>
         <w:t xml:space="preserve">e the contents of an array </w:t>
       </w:r>
-      <w:proofErr w:type="gramStart"/>
       <w:r>
         <w:rPr>
           <w:rFonts w:ascii="Courier New" w:hAnsi="Courier New" w:cs="Courier New"/>
           <w:color w:val="221E1F"/>
         </w:rPr>
-        <w:t>h[</w:t>
-      </w:r>
-      <w:proofErr w:type="gramEnd"/>
-      <w:r>
-        <w:rPr>
-          <w:rFonts w:ascii="Courier New" w:hAnsi="Courier New" w:cs="Courier New"/>
-          <w:color w:val="221E1F"/>
-        </w:rPr>
-        <w:t>]</w:t>
+        <w:t>h[]</w:t>
       </w:r>
       <w:r>
         <w:rPr>
@@ -8996,23 +4750,7 @@
           <w:rFonts w:ascii="Courier" w:hAnsi="Courier"/>
           <w:color w:val="221E1F"/>
         </w:rPr>
-        <w:t>stm32f7_fir_</w:t>
-      </w:r>
-      <w:proofErr w:type="gramStart"/>
-      <w:r>
-        <w:rPr>
-          <w:rFonts w:ascii="Courier" w:hAnsi="Courier"/>
-          <w:color w:val="221E1F"/>
-        </w:rPr>
-        <w:t>coeffs(</w:t>
-      </w:r>
-      <w:proofErr w:type="gramEnd"/>
-      <w:r>
-        <w:rPr>
-          <w:rFonts w:ascii="Courier" w:hAnsi="Courier"/>
-          <w:color w:val="221E1F"/>
-        </w:rPr>
-        <w:t>)</w:t>
+        <w:t>stm32f7_fir_coeffs()</w:t>
       </w:r>
       <w:r>
         <w:rPr>
@@ -9080,17 +4818,8 @@
           <w:rFonts w:ascii="Courier" w:hAnsi="Courier"/>
           <w:color w:val="221E1F"/>
         </w:rPr>
-        <w:t>&gt;&gt; x = [0.2, 0.2, 0.2, 0.2, 0.2</w:t>
-      </w:r>
-      <w:proofErr w:type="gramStart"/>
-      <w:r>
-        <w:rPr>
-          <w:rFonts w:ascii="Courier" w:hAnsi="Courier"/>
-          <w:color w:val="221E1F"/>
-        </w:rPr>
-        <w:t>];</w:t>
-      </w:r>
-      <w:proofErr w:type="gramEnd"/>
+        <w:t>&gt;&gt; x = [0.2, 0.2, 0.2, 0.2, 0.2];</w:t>
+      </w:r>
     </w:p>
     <w:p>
       <w:pPr>
@@ -9155,29 +4884,14 @@
         <w:rPr>
           <w:color w:val="221E1F"/>
         </w:rPr>
-        <w:t xml:space="preserve">The coefficient filename must be entered in full, including the </w:t>
-      </w:r>
-      <w:proofErr w:type="gramStart"/>
-      <w:r>
-        <w:rPr>
-          <w:color w:val="221E1F"/>
-        </w:rPr>
-        <w:t xml:space="preserve">suffix </w:t>
+        <w:t xml:space="preserve">The coefficient filename must be entered in full, including the suffix </w:t>
       </w:r>
       <w:r>
         <w:rPr>
           <w:rFonts w:ascii="Courier New" w:hAnsi="Courier New" w:cs="Courier New"/>
           <w:color w:val="221E1F"/>
         </w:rPr>
-        <w:t>.</w:t>
-      </w:r>
-      <w:proofErr w:type="gramEnd"/>
-      <w:r>
-        <w:rPr>
-          <w:rFonts w:ascii="Courier New" w:hAnsi="Courier New" w:cs="Courier New"/>
-          <w:color w:val="221E1F"/>
-        </w:rPr>
-        <w:t>h</w:t>
+        <w:t>.h</w:t>
       </w:r>
       <w:r>
         <w:rPr>
@@ -9215,35 +4929,7 @@
         <w:rPr>
           <w:color w:val="221E1F"/>
         </w:rPr>
-        <w:t xml:space="preserve"> can be used to calculate FIR filter coefficients and to export them to the MATLAB workspace (File – Export… – Export </w:t>
-      </w:r>
-      <w:proofErr w:type="gramStart"/>
-      <w:r>
-        <w:rPr>
-          <w:color w:val="221E1F"/>
-        </w:rPr>
-        <w:t>To</w:t>
-      </w:r>
-      <w:proofErr w:type="gramEnd"/>
-      <w:r>
-        <w:rPr>
-          <w:color w:val="221E1F"/>
-        </w:rPr>
-        <w:t xml:space="preserve"> Workspace / Export </w:t>
-      </w:r>
-      <w:proofErr w:type="gramStart"/>
-      <w:r>
-        <w:rPr>
-          <w:color w:val="221E1F"/>
-        </w:rPr>
-        <w:t>As</w:t>
-      </w:r>
-      <w:proofErr w:type="gramEnd"/>
-      <w:r>
-        <w:rPr>
-          <w:color w:val="221E1F"/>
-        </w:rPr>
-        <w:t xml:space="preserve"> Coefficients). Then</w:t>
+        <w:t xml:space="preserve"> can be used to calculate FIR filter coefficients and to export them to the MATLAB workspace (File – Export… – Export To Workspace / Export As Coefficients). Then</w:t>
       </w:r>
       <w:r>
         <w:rPr>
@@ -9262,65 +4948,33 @@
           <w:rFonts w:ascii="Courier" w:hAnsi="Courier"/>
           <w:color w:val="221E1F"/>
         </w:rPr>
-        <w:t>stm32f7_fir_</w:t>
-      </w:r>
-      <w:proofErr w:type="gramStart"/>
+        <w:t>stm32f7_fir_coeffs()</w:t>
+      </w:r>
+      <w:r>
+        <w:rPr>
+          <w:color w:val="221E1F"/>
+        </w:rPr>
+        <w:t xml:space="preserve"> can be used to create a coefficient file compatible with programs including </w:t>
+      </w:r>
+      <w:r>
+        <w:rPr>
+          <w:rFonts w:ascii="Courier New" w:hAnsi="Courier New" w:cs="Courier New"/>
+          <w:color w:val="221E1F"/>
+        </w:rPr>
+        <w:t>stm32f7_fir_intr.c</w:t>
+      </w:r>
+      <w:r>
+        <w:rPr>
+          <w:color w:val="221E1F"/>
+        </w:rPr>
+        <w:t xml:space="preserve">. It is recommended that the filter coefficients values passed to function </w:t>
+      </w:r>
       <w:r>
         <w:rPr>
           <w:rFonts w:ascii="Courier" w:hAnsi="Courier"/>
           <w:color w:val="221E1F"/>
         </w:rPr>
-        <w:t>coeffs(</w:t>
-      </w:r>
-      <w:proofErr w:type="gramEnd"/>
-      <w:r>
-        <w:rPr>
-          <w:rFonts w:ascii="Courier" w:hAnsi="Courier"/>
-          <w:color w:val="221E1F"/>
-        </w:rPr>
-        <w:t>)</w:t>
-      </w:r>
-      <w:r>
-        <w:rPr>
-          <w:color w:val="221E1F"/>
-        </w:rPr>
-        <w:t xml:space="preserve"> can be used to create a coefficient file compatible with programs including </w:t>
-      </w:r>
-      <w:r>
-        <w:rPr>
-          <w:rFonts w:ascii="Courier New" w:hAnsi="Courier New" w:cs="Courier New"/>
-          <w:color w:val="221E1F"/>
-        </w:rPr>
-        <w:t>stm32f7_fir_intr.c</w:t>
-      </w:r>
-      <w:r>
-        <w:rPr>
-          <w:color w:val="221E1F"/>
-        </w:rPr>
-        <w:t xml:space="preserve">. It is recommended that the filter coefficients values passed to function </w:t>
-      </w:r>
-      <w:r>
-        <w:rPr>
-          <w:rFonts w:ascii="Courier" w:hAnsi="Courier"/>
-          <w:color w:val="221E1F"/>
-        </w:rPr>
-        <w:t>stm32f7_fir_</w:t>
-      </w:r>
-      <w:proofErr w:type="gramStart"/>
-      <w:r>
-        <w:rPr>
-          <w:rFonts w:ascii="Courier" w:hAnsi="Courier"/>
-          <w:color w:val="221E1F"/>
-        </w:rPr>
-        <w:t>coeffs(</w:t>
-      </w:r>
-      <w:proofErr w:type="gramEnd"/>
-      <w:r>
-        <w:rPr>
-          <w:rFonts w:ascii="Courier" w:hAnsi="Courier"/>
-          <w:color w:val="221E1F"/>
-        </w:rPr>
-        <w:t>)</w:t>
+        <w:t>stm32f7_fir_coeffs()</w:t>
       </w:r>
       <w:r>
         <w:rPr>
@@ -9462,7 +5116,7 @@
         <w:pStyle w:val="Caption"/>
         <w:jc w:val="center"/>
       </w:pPr>
-      <w:bookmarkStart w:id="29" w:name="_Ref19088938"/>
+      <w:bookmarkStart w:id="26" w:name="_Ref19088938"/>
       <w:r>
         <w:t xml:space="preserve">Figure </w:t>
       </w:r>
@@ -9481,7 +5135,7 @@
       <w:r>
         <w:fldChar w:fldCharType="end"/>
       </w:r>
-      <w:bookmarkEnd w:id="29"/>
+      <w:bookmarkEnd w:id="26"/>
       <w:r>
         <w:t xml:space="preserve">: Design of a bandpass FIR filter using MATLAB </w:t>
       </w:r>
@@ -9530,21 +5184,7 @@
         <w:rPr>
           <w:rFonts w:ascii="Courier New" w:hAnsi="Courier New" w:cs="Courier New"/>
         </w:rPr>
-        <w:t>stm32f7_fir_</w:t>
-      </w:r>
-      <w:proofErr w:type="gramStart"/>
-      <w:r>
-        <w:rPr>
-          <w:rFonts w:ascii="Courier New" w:hAnsi="Courier New" w:cs="Courier New"/>
-        </w:rPr>
-        <w:t>coeffs(</w:t>
-      </w:r>
-      <w:proofErr w:type="gramEnd"/>
-      <w:r>
-        <w:rPr>
-          <w:rFonts w:ascii="Courier New" w:hAnsi="Courier New" w:cs="Courier New"/>
-        </w:rPr>
-        <w:t>)</w:t>
+        <w:t>stm32f7_fir_coeffs()</w:t>
       </w:r>
       <w:r>
         <w:t xml:space="preserve">after designing the filter using </w:t>
@@ -9627,16 +5267,8 @@
         <w:rPr>
           <w:rFonts w:ascii="Courier New" w:hAnsi="Courier New" w:cs="Courier New"/>
         </w:rPr>
-        <w:t>stm32f7_sysid_fir_CMSIS_</w:t>
-      </w:r>
-      <w:proofErr w:type="gramStart"/>
-      <w:r>
-        <w:rPr>
-          <w:rFonts w:ascii="Courier New" w:hAnsi="Courier New" w:cs="Courier New"/>
-        </w:rPr>
-        <w:t>intr.c</w:t>
-      </w:r>
-      <w:proofErr w:type="gramEnd"/>
+        <w:t>stm32f7_sysid_fir_CMSIS_intr.c</w:t>
+      </w:r>
       <w:r>
         <w:t xml:space="preserve">. Ensure that your board connection is as shown in </w:t>
       </w:r>
@@ -9766,7 +5398,7 @@
           <w:szCs w:val="28"/>
         </w:rPr>
       </w:pPr>
-      <w:bookmarkStart w:id="30" w:name="_Ref19089074"/>
+      <w:bookmarkStart w:id="27" w:name="_Ref19089074"/>
       <w:r>
         <w:t xml:space="preserve">Figure </w:t>
       </w:r>
@@ -9785,7 +5417,7 @@
       <w:r>
         <w:fldChar w:fldCharType="end"/>
       </w:r>
-      <w:bookmarkEnd w:id="30"/>
+      <w:bookmarkEnd w:id="27"/>
       <w:r>
         <w:t xml:space="preserve">: Connection diagram for program </w:t>
       </w:r>
@@ -9934,7 +5566,7 @@
       <w:pPr>
         <w:pStyle w:val="Caption"/>
       </w:pPr>
-      <w:bookmarkStart w:id="31" w:name="_Ref19088965"/>
+      <w:bookmarkStart w:id="28" w:name="_Ref19088965"/>
       <w:r>
         <w:t xml:space="preserve">Figure </w:t>
       </w:r>
@@ -9953,7 +5585,7 @@
       <w:r>
         <w:fldChar w:fldCharType="end"/>
       </w:r>
-      <w:bookmarkEnd w:id="31"/>
+      <w:bookmarkEnd w:id="28"/>
       <w:r>
         <w:t>: Experimentally measured impulse response and magnitude frequency response corresponding to filter coefficients defined in header file bp1750.h, derived using program stm32f7_sysid_fir_CMSIS_intr</w:t>
       </w:r>
@@ -10035,7 +5667,7 @@
         <w:pStyle w:val="Caption"/>
         <w:jc w:val="center"/>
       </w:pPr>
-      <w:bookmarkStart w:id="32" w:name="_Ref19088971"/>
+      <w:bookmarkStart w:id="29" w:name="_Ref19088971"/>
       <w:r>
         <w:t xml:space="preserve">Figure </w:t>
       </w:r>
@@ -10054,7 +5686,7 @@
       <w:r>
         <w:fldChar w:fldCharType="end"/>
       </w:r>
-      <w:bookmarkEnd w:id="32"/>
+      <w:bookmarkEnd w:id="29"/>
       <w:r>
         <w:t>: The LCD while program stm32f7_sysid_fir_CMSIS_intr.c is running, using header file bp1750.h</w:t>
       </w:r>
@@ -10178,9 +5810,9 @@
       <w:pPr>
         <w:pStyle w:val="Heading1"/>
       </w:pPr>
-      <w:bookmarkStart w:id="33" w:name="_Toc19094952"/>
-      <w:bookmarkStart w:id="34" w:name="_Toc29195021"/>
-      <w:bookmarkEnd w:id="33"/>
+      <w:bookmarkStart w:id="30" w:name="_Toc19094952"/>
+      <w:bookmarkStart w:id="31" w:name="_Toc29195021"/>
+      <w:bookmarkEnd w:id="30"/>
       <w:r>
         <w:lastRenderedPageBreak/>
         <w:t xml:space="preserve">Frequency </w:t>
@@ -10197,7 +5829,7 @@
       <w:r>
         <w:t>imple FIR Filters</w:t>
       </w:r>
-      <w:bookmarkEnd w:id="34"/>
+      <w:bookmarkEnd w:id="31"/>
     </w:p>
     <w:p>
       <w:pPr>
@@ -10206,11 +5838,11 @@
       <w:r>
         <w:t xml:space="preserve"> </w:t>
       </w:r>
-      <w:bookmarkStart w:id="35" w:name="_Toc29195022"/>
+      <w:bookmarkStart w:id="32" w:name="_Toc29195022"/>
       <w:r>
         <w:t>Exercise</w:t>
       </w:r>
-      <w:bookmarkEnd w:id="35"/>
+      <w:bookmarkEnd w:id="32"/>
     </w:p>
     <w:p>
       <w:pPr>
@@ -10328,16 +5960,8 @@
         <w:rPr>
           <w:lang w:val="fr-FR"/>
         </w:rPr>
-        <w:t xml:space="preserve"> </w:t>
-      </w:r>
-      <w:proofErr w:type="gramStart"/>
-      <w:r>
-        <w:rPr>
-          <w:lang w:val="fr-FR"/>
-        </w:rPr>
-        <w:t>X:</w:t>
-      </w:r>
-      <w:proofErr w:type="gramEnd"/>
+        <w:t xml:space="preserve"> X:</w:t>
+      </w:r>
     </w:p>
     <w:p>
       <w:pPr>
@@ -10427,21 +6051,7 @@
         <w:rPr>
           <w:lang w:val="fr-FR"/>
         </w:rPr>
-        <w:t xml:space="preserve"> </w:t>
-      </w:r>
-      <w:proofErr w:type="gramStart"/>
-      <w:r>
-        <w:rPr>
-          <w:lang w:val="fr-FR"/>
-        </w:rPr>
-        <w:t>Y:</w:t>
-      </w:r>
-      <w:proofErr w:type="gramEnd"/>
-      <w:r>
-        <w:rPr>
-          <w:lang w:val="fr-FR"/>
-        </w:rPr>
-        <w:t xml:space="preserve"> </w:t>
+        <w:t xml:space="preserve"> Y: </w:t>
       </w:r>
     </w:p>
     <w:p>
@@ -10521,16 +6131,8 @@
         <w:rPr>
           <w:lang w:val="fr-FR"/>
         </w:rPr>
-        <w:t xml:space="preserve"> </w:t>
-      </w:r>
-      <w:proofErr w:type="gramStart"/>
-      <w:r>
-        <w:rPr>
-          <w:lang w:val="fr-FR"/>
-        </w:rPr>
-        <w:t>Z:</w:t>
-      </w:r>
-      <w:proofErr w:type="gramEnd"/>
+        <w:t xml:space="preserve"> Z:</w:t>
+      </w:r>
       <w:r>
         <w:rPr>
           <w:noProof/>
@@ -10587,7 +6189,7 @@
       <w:pPr>
         <w:pStyle w:val="Heading1"/>
       </w:pPr>
-      <w:bookmarkStart w:id="36" w:name="_Toc29195023"/>
+      <w:bookmarkStart w:id="33" w:name="_Toc29195023"/>
       <w:r>
         <w:lastRenderedPageBreak/>
         <w:t>Design</w:t>
@@ -10604,7 +6206,7 @@
       <w:r>
         <w:t>sing the Window Method</w:t>
       </w:r>
-      <w:bookmarkEnd w:id="36"/>
+      <w:bookmarkEnd w:id="33"/>
     </w:p>
     <w:p>
       <w:pPr>
@@ -10613,11 +6215,11 @@
       <w:r>
         <w:t xml:space="preserve"> </w:t>
       </w:r>
-      <w:bookmarkStart w:id="37" w:name="_Toc29195024"/>
+      <w:bookmarkStart w:id="34" w:name="_Toc29195024"/>
       <w:r>
         <w:t>Exercise</w:t>
       </w:r>
-      <w:bookmarkEnd w:id="37"/>
+      <w:bookmarkEnd w:id="34"/>
     </w:p>
     <w:p>
       <w:pPr>
@@ -10695,21 +6297,7 @@
         <w:rPr>
           <w:rFonts w:ascii="Courier New" w:hAnsi="Courier New" w:cs="Courier New"/>
         </w:rPr>
-        <w:t>stm32f7_fir_</w:t>
-      </w:r>
-      <w:proofErr w:type="gramStart"/>
-      <w:r>
-        <w:rPr>
-          <w:rFonts w:ascii="Courier New" w:hAnsi="Courier New" w:cs="Courier New"/>
-        </w:rPr>
-        <w:t>coeffs(</w:t>
-      </w:r>
-      <w:proofErr w:type="gramEnd"/>
-      <w:r>
-        <w:rPr>
-          <w:rFonts w:ascii="Courier New" w:hAnsi="Courier New" w:cs="Courier New"/>
-        </w:rPr>
-        <w:t>)</w:t>
+        <w:t>stm32f7_fir_coeffs()</w:t>
       </w:r>
       <w:r>
         <w:rPr>
@@ -10772,7 +6360,7 @@
       <w:pPr>
         <w:pStyle w:val="Heading1"/>
       </w:pPr>
-      <w:bookmarkStart w:id="38" w:name="_Toc29195025"/>
+      <w:bookmarkStart w:id="35" w:name="_Toc29195025"/>
       <w:r>
         <w:t xml:space="preserve">Execution </w:t>
       </w:r>
@@ -10788,7 +6376,7 @@
       <w:r>
         <w:t>oded FIR Filters</w:t>
       </w:r>
-      <w:bookmarkEnd w:id="38"/>
+      <w:bookmarkEnd w:id="35"/>
     </w:p>
     <w:p>
       <w:pPr>
@@ -10883,46 +6471,59 @@
         <w:t>rogram statements</w:t>
       </w:r>
       <w:r>
-        <w:t xml:space="preserve"> can be found in the </w:t>
-      </w:r>
-      <w:proofErr w:type="gramStart"/>
-      <w:r>
-        <w:t>interrupt</w:t>
-      </w:r>
-      <w:proofErr w:type="gramEnd"/>
-      <w:r>
-        <w:t xml:space="preserve"> service routine </w:t>
+        <w:t xml:space="preserve"> can be found in the interrupt service routine </w:t>
       </w:r>
       <w:proofErr w:type="spellStart"/>
       <w:r>
         <w:rPr>
           <w:rFonts w:ascii="Courier New" w:hAnsi="Courier New" w:cs="Courier New"/>
         </w:rPr>
-        <w:t>BSP_AUDIO_SAI_Interrupt_</w:t>
-      </w:r>
-      <w:proofErr w:type="gramStart"/>
+        <w:t>BSP_AUDIO_SAI_Interrupt_CallBack</w:t>
+      </w:r>
+      <w:proofErr w:type="spellEnd"/>
       <w:r>
         <w:rPr>
           <w:rFonts w:ascii="Courier New" w:hAnsi="Courier New" w:cs="Courier New"/>
         </w:rPr>
-        <w:t>CallBack</w:t>
+        <w:t>()</w:t>
+      </w:r>
+      <w:r>
+        <w:t>.</w:t>
+      </w:r>
+    </w:p>
+    <w:p>
+      <w:pPr>
+        <w:pStyle w:val="Codeblock"/>
+        <w:rPr>
+          <w:rFonts w:ascii="Courier New" w:hAnsi="Courier New" w:cs="Courier New"/>
+        </w:rPr>
+      </w:pPr>
+      <w:r>
+        <w:t xml:space="preserve">      </w:t>
+      </w:r>
+      <w:proofErr w:type="spellStart"/>
+      <w:r>
+        <w:rPr>
+          <w:rFonts w:ascii="Courier New" w:hAnsi="Courier New" w:cs="Courier New"/>
+        </w:rPr>
+        <w:t>BSP_LED_On</w:t>
       </w:r>
       <w:proofErr w:type="spellEnd"/>
       <w:r>
         <w:rPr>
           <w:rFonts w:ascii="Courier New" w:hAnsi="Courier New" w:cs="Courier New"/>
         </w:rPr>
-        <w:t>(</w:t>
-      </w:r>
-      <w:proofErr w:type="gramEnd"/>
-      <w:r>
+        <w:t>(LED1);</w:t>
+      </w:r>
+    </w:p>
+    <w:p>
+      <w:pPr>
         <w:rPr>
           <w:rFonts w:ascii="Courier New" w:hAnsi="Courier New" w:cs="Courier New"/>
         </w:rPr>
-        <w:t>)</w:t>
-      </w:r>
-      <w:r>
-        <w:t>.</w:t>
+      </w:pPr>
+      <w:r>
+        <w:t>and</w:t>
       </w:r>
     </w:p>
     <w:p>
@@ -10940,94 +6541,15 @@
         <w:rPr>
           <w:rFonts w:ascii="Courier New" w:hAnsi="Courier New" w:cs="Courier New"/>
         </w:rPr>
-        <w:t>BSP_LED_</w:t>
-      </w:r>
-      <w:proofErr w:type="gramStart"/>
+        <w:t>BSP_LED_Off</w:t>
+      </w:r>
+      <w:proofErr w:type="spellEnd"/>
       <w:r>
         <w:rPr>
           <w:rFonts w:ascii="Courier New" w:hAnsi="Courier New" w:cs="Courier New"/>
         </w:rPr>
-        <w:t>On</w:t>
-      </w:r>
-      <w:proofErr w:type="spellEnd"/>
-      <w:r>
-        <w:rPr>
-          <w:rFonts w:ascii="Courier New" w:hAnsi="Courier New" w:cs="Courier New"/>
-        </w:rPr>
-        <w:t>(</w:t>
-      </w:r>
-      <w:proofErr w:type="gramEnd"/>
-      <w:r>
-        <w:rPr>
-          <w:rFonts w:ascii="Courier New" w:hAnsi="Courier New" w:cs="Courier New"/>
-        </w:rPr>
-        <w:t>LED1</w:t>
-      </w:r>
-      <w:proofErr w:type="gramStart"/>
-      <w:r>
-        <w:rPr>
-          <w:rFonts w:ascii="Courier New" w:hAnsi="Courier New" w:cs="Courier New"/>
-        </w:rPr>
-        <w:t>);</w:t>
-      </w:r>
-      <w:proofErr w:type="gramEnd"/>
-    </w:p>
-    <w:p>
-      <w:pPr>
-        <w:rPr>
-          <w:rFonts w:ascii="Courier New" w:hAnsi="Courier New" w:cs="Courier New"/>
-        </w:rPr>
-      </w:pPr>
-      <w:r>
-        <w:t>and</w:t>
-      </w:r>
-    </w:p>
-    <w:p>
-      <w:pPr>
-        <w:pStyle w:val="Codeblock"/>
-        <w:rPr>
-          <w:rFonts w:ascii="Courier New" w:hAnsi="Courier New" w:cs="Courier New"/>
-        </w:rPr>
-      </w:pPr>
-      <w:r>
-        <w:t xml:space="preserve">      </w:t>
-      </w:r>
-      <w:proofErr w:type="spellStart"/>
-      <w:r>
-        <w:rPr>
-          <w:rFonts w:ascii="Courier New" w:hAnsi="Courier New" w:cs="Courier New"/>
-        </w:rPr>
-        <w:t>BSP_LED_</w:t>
-      </w:r>
-      <w:proofErr w:type="gramStart"/>
-      <w:r>
-        <w:rPr>
-          <w:rFonts w:ascii="Courier New" w:hAnsi="Courier New" w:cs="Courier New"/>
-        </w:rPr>
-        <w:t>Off</w:t>
-      </w:r>
-      <w:proofErr w:type="spellEnd"/>
-      <w:r>
-        <w:rPr>
-          <w:rFonts w:ascii="Courier New" w:hAnsi="Courier New" w:cs="Courier New"/>
-        </w:rPr>
-        <w:t>(</w:t>
-      </w:r>
-      <w:proofErr w:type="gramEnd"/>
-      <w:r>
-        <w:rPr>
-          <w:rFonts w:ascii="Courier New" w:hAnsi="Courier New" w:cs="Courier New"/>
-        </w:rPr>
-        <w:t>LED1</w:t>
-      </w:r>
-      <w:proofErr w:type="gramStart"/>
-      <w:r>
-        <w:rPr>
-          <w:rFonts w:ascii="Courier New" w:hAnsi="Courier New" w:cs="Courier New"/>
-        </w:rPr>
-        <w:t>);</w:t>
-      </w:r>
-      <w:proofErr w:type="gramEnd"/>
+        <w:t>(LED1);</w:t>
+      </w:r>
     </w:p>
     <w:p>
       <w:pPr>
@@ -11091,11 +6613,11 @@
         <w:lastRenderedPageBreak/>
         <w:t xml:space="preserve"> </w:t>
       </w:r>
-      <w:bookmarkStart w:id="39" w:name="_Toc29195026"/>
+      <w:bookmarkStart w:id="36" w:name="_Toc29195026"/>
       <w:r>
         <w:t>Exercise</w:t>
       </w:r>
-      <w:bookmarkEnd w:id="39"/>
+      <w:bookmarkEnd w:id="36"/>
     </w:p>
     <w:p>
       <w:r>
@@ -11350,21 +6872,10 @@
         <w:rPr>
           <w:rFonts w:ascii="Courier New" w:hAnsi="Courier New" w:cs="Courier New"/>
         </w:rPr>
-        <w:t>arm_fir_f32</w:t>
-      </w:r>
-      <w:proofErr w:type="gramStart"/>
-      <w:r>
-        <w:rPr>
-          <w:rFonts w:ascii="Courier New" w:hAnsi="Courier New" w:cs="Courier New"/>
-        </w:rPr>
-        <w:t>()</w:t>
-      </w:r>
-      <w:r>
-        <w:t>that</w:t>
-      </w:r>
-      <w:proofErr w:type="gramEnd"/>
-      <w:r>
-        <w:t xml:space="preserve"> </w:t>
+        <w:t>arm_fir_f32()</w:t>
+      </w:r>
+      <w:r>
+        <w:t xml:space="preserve">that </w:t>
       </w:r>
       <w:r>
         <w:t xml:space="preserve">is optimized for block processing. Program </w:t>
@@ -11412,92 +6923,64 @@
         <w:rPr>
           <w:rFonts w:ascii="Courier New" w:hAnsi="Courier New" w:cs="Courier New"/>
         </w:rPr>
-        <w:t>process_</w:t>
-      </w:r>
-      <w:proofErr w:type="gramStart"/>
+        <w:t>process_buffer</w:t>
+      </w:r>
+      <w:proofErr w:type="spellEnd"/>
       <w:r>
         <w:rPr>
           <w:rFonts w:ascii="Courier New" w:hAnsi="Courier New" w:cs="Courier New"/>
         </w:rPr>
-        <w:t>buffer</w:t>
+        <w:t>()</w:t>
+      </w:r>
+      <w:r>
+        <w:t xml:space="preserve"> </w:t>
+      </w:r>
+      <w:r>
+        <w:t xml:space="preserve">that </w:t>
+      </w:r>
+      <w:r>
+        <w:t xml:space="preserve">computes </w:t>
+      </w:r>
+      <w:r>
+        <w:rPr>
+          <w:rFonts w:ascii="Courier New" w:hAnsi="Courier New" w:cs="Courier New"/>
+        </w:rPr>
+        <w:t xml:space="preserve">PING_PONG_BUFFER_SIZE </w:t>
+      </w:r>
+      <w:r>
+        <w:t xml:space="preserve">output samples each time it is called. </w:t>
+      </w:r>
+      <w:r>
+        <w:rPr>
+          <w:rFonts w:ascii="Courier New" w:hAnsi="Courier New" w:cs="Courier New"/>
+        </w:rPr>
+        <w:t>PING_PONG_BUFFER_SIZE</w:t>
+      </w:r>
+      <w:r>
+        <w:t xml:space="preserve"> is defined in header file</w:t>
+      </w:r>
+      <w:r>
+        <w:rPr>
+          <w:rFonts w:ascii="Courier New" w:hAnsi="Courier New" w:cs="Courier New"/>
+        </w:rPr>
+        <w:t xml:space="preserve"> stm32f7_wm8994_init.h </w:t>
+      </w:r>
+      <w:r>
+        <w:t xml:space="preserve">and its default value is 256. Divide the time taken by each call to function </w:t>
+      </w:r>
+      <w:proofErr w:type="spellStart"/>
+      <w:r>
+        <w:rPr>
+          <w:rFonts w:ascii="Courier New" w:hAnsi="Courier New" w:cs="Courier New"/>
+        </w:rPr>
+        <w:t>process_buffer</w:t>
       </w:r>
       <w:proofErr w:type="spellEnd"/>
       <w:r>
         <w:rPr>
           <w:rFonts w:ascii="Courier New" w:hAnsi="Courier New" w:cs="Courier New"/>
         </w:rPr>
-        <w:t>(</w:t>
-      </w:r>
-      <w:proofErr w:type="gramEnd"/>
-      <w:r>
-        <w:rPr>
-          <w:rFonts w:ascii="Courier New" w:hAnsi="Courier New" w:cs="Courier New"/>
-        </w:rPr>
-        <w:t>)</w:t>
-      </w:r>
-      <w:r>
-        <w:t xml:space="preserve"> </w:t>
-      </w:r>
-      <w:r>
-        <w:t xml:space="preserve">that </w:t>
-      </w:r>
-      <w:r>
-        <w:t xml:space="preserve">computes </w:t>
-      </w:r>
-      <w:r>
-        <w:rPr>
-          <w:rFonts w:ascii="Courier New" w:hAnsi="Courier New" w:cs="Courier New"/>
-        </w:rPr>
-        <w:t xml:space="preserve">PING_PONG_BUFFER_SIZE </w:t>
-      </w:r>
-      <w:r>
-        <w:t xml:space="preserve">output samples each time it is called. </w:t>
-      </w:r>
-      <w:r>
-        <w:rPr>
-          <w:rFonts w:ascii="Courier New" w:hAnsi="Courier New" w:cs="Courier New"/>
-        </w:rPr>
-        <w:t>PING_PONG_BUFFER_SIZE</w:t>
-      </w:r>
-      <w:r>
-        <w:t xml:space="preserve"> is defined in header file</w:t>
-      </w:r>
-      <w:r>
-        <w:rPr>
-          <w:rFonts w:ascii="Courier New" w:hAnsi="Courier New" w:cs="Courier New"/>
-        </w:rPr>
-        <w:t xml:space="preserve"> stm32f7_wm8994_init.h </w:t>
-      </w:r>
-      <w:r>
-        <w:t xml:space="preserve">and its default value is 256. Divide the time taken by each call to function </w:t>
-      </w:r>
-      <w:proofErr w:type="spellStart"/>
-      <w:r>
-        <w:rPr>
-          <w:rFonts w:ascii="Courier New" w:hAnsi="Courier New" w:cs="Courier New"/>
-        </w:rPr>
-        <w:t>process_</w:t>
-      </w:r>
-      <w:proofErr w:type="gramStart"/>
-      <w:r>
-        <w:rPr>
-          <w:rFonts w:ascii="Courier New" w:hAnsi="Courier New" w:cs="Courier New"/>
-        </w:rPr>
-        <w:t>buffer</w:t>
-      </w:r>
-      <w:proofErr w:type="spellEnd"/>
-      <w:r>
-        <w:rPr>
-          <w:rFonts w:ascii="Courier New" w:hAnsi="Courier New" w:cs="Courier New"/>
-        </w:rPr>
-        <w:t>(</w:t>
-      </w:r>
-      <w:proofErr w:type="gramEnd"/>
-      <w:r>
-        <w:rPr>
-          <w:rFonts w:ascii="Courier New" w:hAnsi="Courier New" w:cs="Courier New"/>
-        </w:rPr>
-        <w:t>)</w:t>
+        <w:t>()</w:t>
       </w:r>
       <w:r>
         <w:t xml:space="preserve"> by </w:t>
@@ -12034,7 +7517,7 @@
       <w:pPr>
         <w:pStyle w:val="Caption"/>
       </w:pPr>
-      <w:bookmarkStart w:id="40" w:name="_Ref19090848"/>
+      <w:bookmarkStart w:id="37" w:name="_Ref19090848"/>
       <w:r>
         <w:t xml:space="preserve">Table </w:t>
       </w:r>
@@ -12053,7 +7536,7 @@
       <w:r>
         <w:fldChar w:fldCharType="end"/>
       </w:r>
-      <w:bookmarkEnd w:id="40"/>
+      <w:bookmarkEnd w:id="37"/>
       <w:r>
         <w:t xml:space="preserve">: Computation times (per output sample) for N=81 point FIR filter defined in header file </w:t>
       </w:r>
@@ -12120,11 +7603,11 @@
       <w:pPr>
         <w:pStyle w:val="Heading1"/>
       </w:pPr>
-      <w:bookmarkStart w:id="41" w:name="_Toc29195027"/>
+      <w:bookmarkStart w:id="38" w:name="_Toc29195027"/>
       <w:r>
         <w:t>Conclusions</w:t>
       </w:r>
-      <w:bookmarkEnd w:id="41"/>
+      <w:bookmarkEnd w:id="38"/>
     </w:p>
     <w:p>
       <w:pPr>
@@ -12143,7 +7626,7 @@
       <w:pPr>
         <w:pStyle w:val="Heading1"/>
       </w:pPr>
-      <w:bookmarkStart w:id="42" w:name="_Toc29195028"/>
+      <w:bookmarkStart w:id="39" w:name="_Toc29195028"/>
       <w:r>
         <w:t xml:space="preserve">Additional </w:t>
       </w:r>
@@ -12153,7 +7636,7 @@
       <w:r>
         <w:t>eferences</w:t>
       </w:r>
-      <w:bookmarkEnd w:id="42"/>
+      <w:bookmarkEnd w:id="39"/>
     </w:p>
     <w:p>
       <w:pPr>

--- a/lab_docs/Lab03_FIRFilters.docx
+++ b/lab_docs/Lab03_FIRFilters.docx
@@ -5,7 +5,9 @@
     <w:p>
       <w:pPr>
         <w:rPr>
+          <w:rFonts w:eastAsia="Malgun Gothic" w:hint="eastAsia"/>
           <w:b/>
+          <w:lang w:eastAsia="ko-KR"/>
         </w:rPr>
       </w:pPr>
       <w:bookmarkStart w:id="1" w:name="_Hlk19539037"/>
@@ -1297,9 +1299,12 @@
               <w:rPr>
                 <w:webHidden/>
               </w:rPr>
-              <w:t>13</w:t>
+              <w:t>1</w:t>
             </w:r>
           </w:hyperlink>
+          <w:r>
+            <w:t>1</w:t>
+          </w:r>
         </w:p>
         <w:p>
           <w:pPr>
@@ -1363,9 +1368,12 @@
                 <w:noProof/>
                 <w:webHidden/>
               </w:rPr>
-              <w:t>13</w:t>
+              <w:t>1</w:t>
             </w:r>
           </w:hyperlink>
+          <w:r>
+            <w:t>1</w:t>
+          </w:r>
         </w:p>
         <w:p>
           <w:pPr>
@@ -1415,9 +1423,12 @@
               <w:rPr>
                 <w:webHidden/>
               </w:rPr>
-              <w:t>15</w:t>
+              <w:t>1</w:t>
             </w:r>
           </w:hyperlink>
+          <w:r>
+            <w:t>3</w:t>
+          </w:r>
         </w:p>
         <w:p>
           <w:pPr>
@@ -1481,127 +1492,12 @@
                 <w:noProof/>
                 <w:webHidden/>
               </w:rPr>
-              <w:t>15</w:t>
+              <w:t>1</w:t>
             </w:r>
           </w:hyperlink>
-        </w:p>
-        <w:p>
-          <w:pPr>
-            <w:pStyle w:val="TOC1"/>
-            <w:rPr>
-              <w:rFonts w:asciiTheme="minorHAnsi" w:hAnsiTheme="minorHAnsi"/>
-              <w:b w:val="0"/>
-              <w:color w:val="auto"/>
-              <w:sz w:val="22"/>
-            </w:rPr>
-          </w:pPr>
-          <w:hyperlink w:anchor="_Toc29195025" w:history="1">
-            <w:r>
-              <w:rPr>
-                <w:rStyle w:val="Hyperlink"/>
-              </w:rPr>
-              <w:t>1</w:t>
-            </w:r>
-            <w:r>
-              <w:rPr>
-                <w:rStyle w:val="Hyperlink"/>
-              </w:rPr>
-              <w:t>3</w:t>
-            </w:r>
-            <w:r>
-              <w:rPr>
-                <w:rFonts w:asciiTheme="minorHAnsi" w:hAnsiTheme="minorHAnsi"/>
-                <w:b w:val="0"/>
-                <w:color w:val="auto"/>
-                <w:sz w:val="22"/>
-              </w:rPr>
-              <w:tab/>
-            </w:r>
-            <w:r>
-              <w:rPr>
-                <w:rStyle w:val="Hyperlink"/>
-              </w:rPr>
-              <w:t>Execution Time of Coded FIR Filters</w:t>
-            </w:r>
-            <w:r>
-              <w:rPr>
-                <w:webHidden/>
-              </w:rPr>
-              <w:tab/>
-            </w:r>
-            <w:r>
-              <w:rPr>
-                <w:webHidden/>
-              </w:rPr>
-              <w:t>15</w:t>
-            </w:r>
-          </w:hyperlink>
-        </w:p>
-        <w:p>
-          <w:pPr>
-            <w:pStyle w:val="TOC2"/>
-            <w:tabs>
-              <w:tab w:val="left" w:pos="880"/>
-              <w:tab w:val="right" w:leader="dot" w:pos="9016"/>
-            </w:tabs>
-            <w:rPr>
-              <w:rFonts w:asciiTheme="minorHAnsi" w:hAnsiTheme="minorHAnsi"/>
-              <w:noProof/>
-              <w:color w:val="auto"/>
-            </w:rPr>
-          </w:pPr>
-          <w:hyperlink w:anchor="_Toc29195026" w:history="1">
-            <w:r>
-              <w:rPr>
-                <w:rStyle w:val="Hyperlink"/>
-                <w:noProof/>
-              </w:rPr>
-              <w:t>1</w:t>
-            </w:r>
-            <w:r>
-              <w:rPr>
-                <w:rStyle w:val="Hyperlink"/>
-                <w:noProof/>
-              </w:rPr>
-              <w:t>3</w:t>
-            </w:r>
-            <w:r>
-              <w:rPr>
-                <w:rStyle w:val="Hyperlink"/>
-                <w:noProof/>
-              </w:rPr>
-              <w:t>.1</w:t>
-            </w:r>
-            <w:r>
-              <w:rPr>
-                <w:rFonts w:asciiTheme="minorHAnsi" w:hAnsiTheme="minorHAnsi"/>
-                <w:noProof/>
-                <w:color w:val="auto"/>
-              </w:rPr>
-              <w:tab/>
-            </w:r>
-            <w:r>
-              <w:rPr>
-                <w:rStyle w:val="Hyperlink"/>
-                <w:noProof/>
-              </w:rPr>
-              <w:t>Exercise</w:t>
-            </w:r>
-            <w:r>
-              <w:rPr>
-                <w:noProof/>
-                <w:webHidden/>
-              </w:rPr>
-              <w:tab/>
-            </w:r>
-            <w:r>
-              <w:rPr>
-                <w:noProof/>
-                <w:webHidden/>
-              </w:rPr>
-              <w:t>16</w:t>
-            </w:r>
-          </w:hyperlink>
+          <w:r>
+            <w:t>3</w:t>
+          </w:r>
         </w:p>
         <w:p>
           <w:pPr>
@@ -1651,9 +1547,12 @@
               <w:rPr>
                 <w:webHidden/>
               </w:rPr>
-              <w:t>17</w:t>
+              <w:t>1</w:t>
             </w:r>
           </w:hyperlink>
+          <w:r>
+            <w:t>3</w:t>
+          </w:r>
         </w:p>
         <w:p>
           <w:pPr>
@@ -1701,7 +1600,10 @@
             </w:r>
           </w:hyperlink>
           <w:r>
-            <w:t>17</w:t>
+            <w:t>1</w:t>
+          </w:r>
+          <w:r>
+            <w:t>3</w:t>
           </w:r>
         </w:p>
         <w:p>
@@ -1979,7 +1881,15 @@
         </w:rPr>
       </w:pPr>
       <w:r>
-        <w:t>Optional: External microphone, although you can also use the microphones on the board</w:t>
+        <w:t xml:space="preserve">Optional: External microphone, although you can also use </w:t>
+      </w:r>
+      <w:proofErr w:type="gramStart"/>
+      <w:r>
+        <w:t>the microphones</w:t>
+      </w:r>
+      <w:proofErr w:type="gramEnd"/>
+      <w:r>
+        <w:t xml:space="preserve"> on the board</w:t>
       </w:r>
     </w:p>
     <w:p>
@@ -2015,7 +1925,23 @@
     </w:p>
     <w:p>
       <w:r>
-        <w:t>The moving average filter operates by taking the arithmetic mean, or average value of a number of past input samples, in order to form each output sample. This may be represented by the following equation:</w:t>
+        <w:t xml:space="preserve">The moving average filter operates by taking the arithmetic mean, or average value of </w:t>
+      </w:r>
+      <w:proofErr w:type="gramStart"/>
+      <w:r>
+        <w:t>a number of</w:t>
+      </w:r>
+      <w:proofErr w:type="gramEnd"/>
+      <w:r>
+        <w:t xml:space="preserve"> past input samples, </w:t>
+      </w:r>
+      <w:proofErr w:type="gramStart"/>
+      <w:r>
+        <w:t>in order to</w:t>
+      </w:r>
+      <w:proofErr w:type="gramEnd"/>
+      <w:r>
+        <w:t xml:space="preserve"> form each output sample. This may be represented by the following equation:</w:t>
       </w:r>
     </w:p>
     <w:p>
@@ -2320,7 +2246,15 @@
         <w:t xml:space="preserve">in this lab manual </w:t>
       </w:r>
       <w:r>
-        <w:t>introduce a number of different, and more quantitative, methods of assessing the frequency response of the filter.</w:t>
+        <w:t xml:space="preserve">introduce </w:t>
+      </w:r>
+      <w:proofErr w:type="gramStart"/>
+      <w:r>
+        <w:t>a number of</w:t>
+      </w:r>
+      <w:proofErr w:type="gramEnd"/>
+      <w:r>
+        <w:t xml:space="preserve"> different, and more quantitative, methods of assessing the frequency response of the filter.</w:t>
       </w:r>
     </w:p>
     <w:p>
@@ -2416,13 +2350,29 @@
     </w:p>
     <w:p>
       <w:r>
-        <w:t>The frequency response of a filter tells us its gain at different frequencies</w:t>
+        <w:t xml:space="preserve">The frequency response of a filter tells </w:t>
+      </w:r>
+      <w:proofErr w:type="gramStart"/>
+      <w:r>
+        <w:t>us</w:t>
+      </w:r>
+      <w:proofErr w:type="gramEnd"/>
+      <w:r>
+        <w:t xml:space="preserve"> its gain at different frequencies</w:t>
       </w:r>
       <w:r>
         <w:t>,</w:t>
       </w:r>
       <w:r>
-        <w:t xml:space="preserve"> and hence one way of assessing the frequency response of the filter is simply to measure its gain using a sinusoidal input signal at a number of different frequencies. As shown in </w:t>
+        <w:t xml:space="preserve"> and hence one way of assessing the frequency response of the filter is simply to measure its gain using a sinusoidal input signal at </w:t>
+      </w:r>
+      <w:proofErr w:type="gramStart"/>
+      <w:r>
+        <w:t>a number of</w:t>
+      </w:r>
+      <w:proofErr w:type="gramEnd"/>
+      <w:r>
+        <w:t xml:space="preserve"> different frequencies. As shown in </w:t>
       </w:r>
       <w:r>
         <w:fldChar w:fldCharType="begin"/>
@@ -2736,7 +2686,15 @@
     </w:p>
     <w:p>
       <w:r>
-        <w:t>As the frequency of the inputs signal is varied, the amplitude of the output signal should change. The gain of the filter is higher at low frequencies than at high frequencies</w:t>
+        <w:t xml:space="preserve">As the frequency of the inputs signal </w:t>
+      </w:r>
+      <w:proofErr w:type="gramStart"/>
+      <w:r>
+        <w:t>is varied</w:t>
+      </w:r>
+      <w:proofErr w:type="gramEnd"/>
+      <w:r>
+        <w:t>, the amplitude of the output signal should change. The gain of the filter is higher at low frequencies than at high frequencies</w:t>
       </w:r>
       <w:r>
         <w:t>,</w:t>
@@ -3171,6 +3129,7 @@
         <w:t xml:space="preserve"> with a pseudorandom noise generator (implemented within the program using function </w:t>
       </w:r>
       <w:proofErr w:type="spellStart"/>
+      <w:proofErr w:type="gramStart"/>
       <w:r>
         <w:rPr>
           <w:rFonts w:ascii="Courier New" w:hAnsi="Courier New" w:cs="Courier New"/>
@@ -3182,7 +3141,14 @@
         <w:rPr>
           <w:rFonts w:ascii="Courier New" w:hAnsi="Courier New" w:cs="Courier New"/>
         </w:rPr>
-        <w:t>()</w:t>
+        <w:t>(</w:t>
+      </w:r>
+      <w:proofErr w:type="gramEnd"/>
+      <w:r>
+        <w:rPr>
+          <w:rFonts w:ascii="Courier New" w:hAnsi="Courier New" w:cs="Courier New"/>
+        </w:rPr>
+        <w:t>)</w:t>
       </w:r>
       <w:r>
         <w:t>).</w:t>
@@ -3672,17 +3638,16 @@
         <w:t xml:space="preserve"> </w:t>
       </w:r>
       <w:r>
-        <w:t>0.246093750, 0.164062500, 0.07031250</w:t>
-      </w:r>
-      <w:r>
-        <w:t>0</w:t>
-      </w:r>
-      <w:r>
-        <w:t>, 0.017578125, 0.001953125</w:t>
+        <w:t xml:space="preserve">0.246093750, 0.164062500, 0.070312500, 0.017578125, </w:t>
+      </w:r>
+      <w:proofErr w:type="gramStart"/>
+      <w:r>
+        <w:t>0.001953125</w:t>
       </w:r>
       <w:r>
         <w:t>}.</w:t>
       </w:r>
+      <w:proofErr w:type="gramEnd"/>
     </w:p>
     <w:p>
       <w:pPr>
@@ -3960,11 +3925,16 @@
         <w:t>{</w:t>
       </w:r>
       <w:r>
-        <w:t>0.001953125, 0.017578125, 0.070312500, 0.164062500, 0.246093750, 0.246093750, 0.164062500, 0.070312500, 0.017578125, 0.001953125</w:t>
+        <w:t xml:space="preserve">0.001953125, 0.017578125, 0.070312500, 0.164062500, 0.246093750, 0.246093750, 0.164062500, 0.070312500, 0.017578125, </w:t>
+      </w:r>
+      <w:proofErr w:type="gramStart"/>
+      <w:r>
+        <w:t>0.001953125</w:t>
       </w:r>
       <w:r>
         <w:t>}.</w:t>
       </w:r>
+      <w:proofErr w:type="gramEnd"/>
       <w:r>
         <w:t xml:space="preserve"> </w:t>
       </w:r>
@@ -4201,25 +4171,19 @@
         <w:rPr>
           <w:rFonts w:ascii="Courier New" w:hAnsi="Courier New" w:cs="Courier New"/>
         </w:rPr>
-        <w:t>stm32f7_fir_intr.c</w:t>
-      </w:r>
-      <w:r>
-        <w:t xml:space="preserve">, </w:t>
+        <w:t>stm32f7_fir.c</w:t>
+      </w:r>
+      <w:r>
+        <w:t xml:space="preserve"> and</w:t>
+      </w:r>
+      <w:r>
+        <w:t xml:space="preserve"> </w:t>
       </w:r>
       <w:r>
         <w:rPr>
           <w:rFonts w:ascii="Courier New" w:hAnsi="Courier New" w:cs="Courier New"/>
         </w:rPr>
-        <w:t>stm32f7_fir_prbs_intr.c</w:t>
-      </w:r>
-      <w:r>
-        <w:t xml:space="preserve"> and </w:t>
-      </w:r>
-      <w:r>
-        <w:rPr>
-          <w:rFonts w:ascii="Courier New" w:hAnsi="Courier New" w:cs="Courier New"/>
-        </w:rPr>
-        <w:t>stm32f7_sysid_fir_CMSIS_intr.c</w:t>
+        <w:t>stm32f7_fir_prbs.c</w:t>
       </w:r>
       <w:r>
         <w:t xml:space="preserve"> implement FIR filters for which the filter coefficients </w:t>
@@ -4241,13 +4205,27 @@
         <w:t>n</w:t>
       </w:r>
       <w:r>
-        <w:t>) are not specified within these source file</w:t>
+        <w:t xml:space="preserve">) </w:t>
+      </w:r>
+      <w:proofErr w:type="gramStart"/>
+      <w:r>
+        <w:t>are</w:t>
+      </w:r>
+      <w:proofErr w:type="gramEnd"/>
+      <w:r>
+        <w:t xml:space="preserve"> not specified within these source file</w:t>
       </w:r>
       <w:r>
         <w:t>s</w:t>
       </w:r>
       <w:r>
-        <w:t xml:space="preserve"> but are read from a separate header file. To change the characteristics of the FIR filters implemented by these programs, simply change the preprocessor command</w:t>
+        <w:t xml:space="preserve"> but are read from a separate header file. To change the characteristics of the FIR filters implemented by these programs, simply </w:t>
+      </w:r>
+      <w:r>
+        <w:t>add</w:t>
+      </w:r>
+      <w:r>
+        <w:t xml:space="preserve"> the preprocessor command</w:t>
       </w:r>
     </w:p>
     <w:p>
@@ -4255,33 +4233,9 @@
         <w:autoSpaceDE w:val="0"/>
         <w:autoSpaceDN w:val="0"/>
         <w:adjustRightInd w:val="0"/>
-        <w:rPr>
-          <w:rFonts w:ascii="Courier New" w:hAnsi="Courier New" w:cs="Courier New"/>
-        </w:rPr>
-      </w:pPr>
-      <w:r>
-        <w:rPr>
-          <w:rFonts w:ascii="Courier New" w:hAnsi="Courier New" w:cs="Courier New"/>
-        </w:rPr>
-        <w:t xml:space="preserve">#include </w:t>
-      </w:r>
-      <w:r>
-        <w:rPr>
-          <w:rFonts w:ascii="Courier New" w:hAnsi="Courier New" w:cs="Courier New"/>
-        </w:rPr>
-        <w:t>“</w:t>
-      </w:r>
-      <w:r>
-        <w:rPr>
-          <w:rFonts w:ascii="Courier New" w:hAnsi="Courier New" w:cs="Courier New"/>
-        </w:rPr>
-        <w:t>maf5.h</w:t>
-      </w:r>
-      <w:r>
-        <w:rPr>
-          <w:rFonts w:ascii="Courier New" w:hAnsi="Courier New" w:cs="Courier New"/>
-        </w:rPr>
-        <w:t>”</w:t>
+      </w:pPr>
+      <w:r>
+        <w:t>for example,</w:t>
       </w:r>
     </w:p>
     <w:p>
@@ -4289,9 +4243,39 @@
         <w:autoSpaceDE w:val="0"/>
         <w:autoSpaceDN w:val="0"/>
         <w:adjustRightInd w:val="0"/>
-      </w:pPr>
-      <w:r>
-        <w:t>to, for example,</w:t>
+        <w:rPr>
+          <w:rFonts w:ascii="Courier New" w:hAnsi="Courier New" w:cs="Courier New"/>
+        </w:rPr>
+      </w:pPr>
+      <w:r>
+        <w:rPr>
+          <w:rFonts w:ascii="Courier New" w:hAnsi="Courier New" w:cs="Courier New"/>
+        </w:rPr>
+        <w:t xml:space="preserve">#include </w:t>
+      </w:r>
+      <w:r>
+        <w:rPr>
+          <w:rFonts w:ascii="Courier New" w:hAnsi="Courier New" w:cs="Courier New"/>
+        </w:rPr>
+        <w:t>“</w:t>
+      </w:r>
+      <w:r>
+        <w:rPr>
+          <w:rFonts w:ascii="Courier New" w:hAnsi="Courier New" w:cs="Courier New"/>
+        </w:rPr>
+        <w:t>lp33</w:t>
+      </w:r>
+      <w:r>
+        <w:rPr>
+          <w:rFonts w:ascii="Courier New" w:hAnsi="Courier New" w:cs="Courier New"/>
+        </w:rPr>
+        <w:t>.h</w:t>
+      </w:r>
+      <w:r>
+        <w:rPr>
+          <w:rFonts w:ascii="Courier New" w:hAnsi="Courier New" w:cs="Courier New"/>
+        </w:rPr>
+        <w:t>”</w:t>
       </w:r>
     </w:p>
     <w:p>
@@ -4299,39 +4283,20 @@
         <w:autoSpaceDE w:val="0"/>
         <w:autoSpaceDN w:val="0"/>
         <w:adjustRightInd w:val="0"/>
-        <w:rPr>
-          <w:rFonts w:ascii="Courier New" w:hAnsi="Courier New" w:cs="Courier New"/>
-        </w:rPr>
-      </w:pPr>
-      <w:r>
-        <w:rPr>
-          <w:rFonts w:ascii="Courier New" w:hAnsi="Courier New" w:cs="Courier New"/>
-        </w:rPr>
-        <w:t xml:space="preserve">#include </w:t>
-      </w:r>
-      <w:r>
-        <w:rPr>
-          <w:rFonts w:ascii="Courier New" w:hAnsi="Courier New" w:cs="Courier New"/>
-        </w:rPr>
-        <w:t>“</w:t>
-      </w:r>
-      <w:r>
-        <w:rPr>
-          <w:rFonts w:ascii="Courier New" w:hAnsi="Courier New" w:cs="Courier New"/>
-        </w:rPr>
-        <w:t>lp33</w:t>
-      </w:r>
-      <w:r>
-        <w:rPr>
-          <w:rFonts w:ascii="Courier New" w:hAnsi="Courier New" w:cs="Courier New"/>
-        </w:rPr>
-        <w:t>.h</w:t>
-      </w:r>
-      <w:r>
-        <w:rPr>
-          <w:rFonts w:ascii="Courier New" w:hAnsi="Courier New" w:cs="Courier New"/>
-        </w:rPr>
-        <w:t>”</w:t>
+      </w:pPr>
+      <w:r>
+        <w:t xml:space="preserve">and </w:t>
+      </w:r>
+      <w:proofErr w:type="gramStart"/>
+      <w:r>
+        <w:rPr>
+          <w:i/>
+        </w:rPr>
+        <w:t>Rebuild</w:t>
+      </w:r>
+      <w:proofErr w:type="gramEnd"/>
+      <w:r>
+        <w:t xml:space="preserve"> the project.</w:t>
       </w:r>
     </w:p>
     <w:p>
@@ -4339,19 +4304,11 @@
         <w:autoSpaceDE w:val="0"/>
         <w:autoSpaceDN w:val="0"/>
         <w:adjustRightInd w:val="0"/>
-      </w:pPr>
-      <w:r>
-        <w:t xml:space="preserve">and </w:t>
-      </w:r>
-      <w:r>
-        <w:rPr>
-          <w:i/>
-        </w:rPr>
-        <w:t>Rebuild</w:t>
-      </w:r>
-      <w:r>
-        <w:t xml:space="preserve"> the project.</w:t>
-      </w:r>
+        <w:rPr>
+          <w:b/>
+          <w:bCs/>
+        </w:rPr>
+      </w:pPr>
     </w:p>
     <w:p>
       <w:pPr>
@@ -4363,172 +4320,205 @@
           <w:bCs/>
         </w:rPr>
       </w:pPr>
+      <w:r>
+        <w:rPr>
+          <w:b/>
+          <w:bCs/>
+        </w:rPr>
+        <w:t>Note: Additional header and source files are provided in the lab-specific folder</w:t>
+      </w:r>
+      <w:r>
+        <w:rPr>
+          <w:b/>
+          <w:bCs/>
+        </w:rPr>
+        <w:t xml:space="preserve"> provided.</w:t>
+      </w:r>
     </w:p>
     <w:p>
       <w:pPr>
         <w:autoSpaceDE w:val="0"/>
         <w:autoSpaceDN w:val="0"/>
         <w:adjustRightInd w:val="0"/>
-        <w:rPr>
-          <w:b/>
-          <w:bCs/>
-        </w:rPr>
-      </w:pPr>
-      <w:r>
-        <w:rPr>
-          <w:b/>
-          <w:bCs/>
-        </w:rPr>
-        <w:t>Note: Additional header and source files are provided in the lab-specific folder</w:t>
-      </w:r>
-      <w:r>
-        <w:rPr>
-          <w:b/>
-          <w:bCs/>
-        </w:rPr>
-        <w:t xml:space="preserve"> provided.</w:t>
-      </w:r>
-    </w:p>
+      </w:pPr>
+      <w:r>
+        <w:t xml:space="preserve">The file </w:t>
+      </w:r>
+      <w:r>
+        <w:rPr>
+          <w:rFonts w:ascii="Courier New" w:hAnsi="Courier New" w:cs="Courier New"/>
+        </w:rPr>
+        <w:t>maf5.h</w:t>
+      </w:r>
+      <w:r>
+        <w:t xml:space="preserve"> listed </w:t>
+      </w:r>
+      <w:r>
+        <w:t xml:space="preserve">in the following code snippet </w:t>
+      </w:r>
+      <w:r>
+        <w:t xml:space="preserve">contains filter coefficient values that will result </w:t>
+      </w:r>
+      <w:r>
+        <w:t xml:space="preserve">in </w:t>
+      </w:r>
+      <w:r>
+        <w:t>implementation of a five</w:t>
+      </w:r>
+      <w:r>
+        <w:t>-</w:t>
+      </w:r>
+      <w:r>
+        <w:t>point moving average filter.</w:t>
+      </w:r>
+    </w:p>
+    <w:p>
+      <w:pPr>
+        <w:pStyle w:val="Codeblock"/>
+        <w:rPr>
+          <w:sz w:val="18"/>
+          <w:szCs w:val="18"/>
+        </w:rPr>
+      </w:pPr>
+      <w:r>
+        <w:rPr>
+          <w:sz w:val="18"/>
+          <w:szCs w:val="18"/>
+        </w:rPr>
+        <w:t>// maf5.h</w:t>
+      </w:r>
+    </w:p>
+    <w:p>
+      <w:pPr>
+        <w:pStyle w:val="Codeblock"/>
+        <w:rPr>
+          <w:sz w:val="18"/>
+          <w:szCs w:val="18"/>
+        </w:rPr>
+      </w:pPr>
+      <w:r>
+        <w:rPr>
+          <w:sz w:val="18"/>
+          <w:szCs w:val="18"/>
+        </w:rPr>
+        <w:t>// this file was generated using function stm32f7_fir_coeffs.m</w:t>
+      </w:r>
+    </w:p>
+    <w:p>
+      <w:pPr>
+        <w:pStyle w:val="Codeblock"/>
+        <w:rPr>
+          <w:sz w:val="18"/>
+          <w:szCs w:val="18"/>
+        </w:rPr>
+      </w:pPr>
+    </w:p>
+    <w:p>
+      <w:pPr>
+        <w:pStyle w:val="Codeblock"/>
+        <w:rPr>
+          <w:sz w:val="18"/>
+          <w:szCs w:val="18"/>
+        </w:rPr>
+      </w:pPr>
+      <w:r>
+        <w:rPr>
+          <w:sz w:val="18"/>
+          <w:szCs w:val="18"/>
+        </w:rPr>
+        <w:t xml:space="preserve">#define N </w:t>
+      </w:r>
+      <w:r>
+        <w:rPr>
+          <w:sz w:val="18"/>
+          <w:szCs w:val="18"/>
+        </w:rPr>
+        <w:t>5</w:t>
+      </w:r>
+    </w:p>
+    <w:p>
+      <w:pPr>
+        <w:pStyle w:val="Codeblock"/>
+        <w:rPr>
+          <w:sz w:val="18"/>
+          <w:szCs w:val="18"/>
+        </w:rPr>
+      </w:pPr>
+    </w:p>
+    <w:p>
+      <w:pPr>
+        <w:pStyle w:val="Codeblock"/>
+        <w:rPr>
+          <w:sz w:val="18"/>
+          <w:szCs w:val="18"/>
+        </w:rPr>
+      </w:pPr>
+      <w:r>
+        <w:rPr>
+          <w:sz w:val="18"/>
+          <w:szCs w:val="18"/>
+        </w:rPr>
+        <w:t>float h[N]</w:t>
+      </w:r>
+      <w:proofErr w:type="gramStart"/>
+      <w:r>
+        <w:rPr>
+          <w:sz w:val="18"/>
+          <w:szCs w:val="18"/>
+        </w:rPr>
+        <w:t>={</w:t>
+      </w:r>
+      <w:proofErr w:type="gramEnd"/>
+      <w:r>
+        <w:rPr>
+          <w:sz w:val="18"/>
+          <w:szCs w:val="18"/>
+        </w:rPr>
+        <w:t>0.2, 0.2, 0.2, 0.2, 0.2</w:t>
+      </w:r>
+      <w:proofErr w:type="gramStart"/>
+      <w:r>
+        <w:rPr>
+          <w:sz w:val="18"/>
+          <w:szCs w:val="18"/>
+        </w:rPr>
+        <w:t>};</w:t>
+      </w:r>
+      <w:proofErr w:type="gramEnd"/>
+    </w:p>
+    <w:p/>
     <w:p>
       <w:pPr>
         <w:autoSpaceDE w:val="0"/>
         <w:autoSpaceDN w:val="0"/>
         <w:adjustRightInd w:val="0"/>
-      </w:pPr>
-      <w:r>
-        <w:t xml:space="preserve">The file </w:t>
+        <w:rPr>
+          <w:rFonts w:cstheme="minorHAnsi"/>
+        </w:rPr>
+      </w:pPr>
+      <w:r>
+        <w:rPr>
+          <w:iCs/>
+        </w:rPr>
+        <w:t>Several different example coefficient files have been provided. Investigate the characteristics of one or two of these using</w:t>
+      </w:r>
+      <w:r>
+        <w:rPr>
+          <w:iCs/>
+        </w:rPr>
+        <w:t xml:space="preserve"> the</w:t>
+      </w:r>
+      <w:r>
+        <w:rPr>
+          <w:iCs/>
+        </w:rPr>
+        <w:t xml:space="preserve"> program </w:t>
       </w:r>
       <w:r>
         <w:rPr>
           <w:rFonts w:ascii="Courier New" w:hAnsi="Courier New" w:cs="Courier New"/>
         </w:rPr>
-        <w:t>maf5.h</w:t>
-      </w:r>
-      <w:r>
-        <w:t xml:space="preserve"> listed </w:t>
-      </w:r>
-      <w:r>
-        <w:t xml:space="preserve">in the following code snippet </w:t>
-      </w:r>
-      <w:r>
-        <w:t xml:space="preserve">contains filter coefficient values that will result </w:t>
-      </w:r>
-      <w:r>
-        <w:t xml:space="preserve">in </w:t>
-      </w:r>
-      <w:r>
-        <w:t>implementation of a five</w:t>
-      </w:r>
-      <w:r>
-        <w:t>-</w:t>
-      </w:r>
-      <w:r>
-        <w:t>point moving average filter.</w:t>
-      </w:r>
-    </w:p>
-    <w:p>
-      <w:pPr>
-        <w:pStyle w:val="Codeblock"/>
-        <w:rPr>
-          <w:sz w:val="18"/>
-          <w:szCs w:val="18"/>
-        </w:rPr>
-      </w:pPr>
-      <w:r>
-        <w:rPr>
-          <w:sz w:val="18"/>
-          <w:szCs w:val="18"/>
-        </w:rPr>
-        <w:t>// maf5.h</w:t>
-      </w:r>
-    </w:p>
-    <w:p>
-      <w:pPr>
-        <w:pStyle w:val="Codeblock"/>
-        <w:rPr>
-          <w:sz w:val="18"/>
-          <w:szCs w:val="18"/>
-        </w:rPr>
-      </w:pPr>
-      <w:r>
-        <w:rPr>
-          <w:sz w:val="18"/>
-          <w:szCs w:val="18"/>
-        </w:rPr>
-        <w:t>// this file was generated using function stm32f7_fir_coeffs.m</w:t>
-      </w:r>
-    </w:p>
-    <w:p>
-      <w:pPr>
-        <w:pStyle w:val="Codeblock"/>
-        <w:rPr>
-          <w:sz w:val="18"/>
-          <w:szCs w:val="18"/>
-        </w:rPr>
-      </w:pPr>
-    </w:p>
-    <w:p>
-      <w:pPr>
-        <w:pStyle w:val="Codeblock"/>
-        <w:rPr>
-          <w:sz w:val="18"/>
-          <w:szCs w:val="18"/>
-        </w:rPr>
-      </w:pPr>
-      <w:r>
-        <w:rPr>
-          <w:sz w:val="18"/>
-          <w:szCs w:val="18"/>
-        </w:rPr>
-        <w:t>#define N 5</w:t>
-      </w:r>
-    </w:p>
-    <w:p>
-      <w:pPr>
-        <w:pStyle w:val="Codeblock"/>
-        <w:rPr>
-          <w:sz w:val="18"/>
-          <w:szCs w:val="18"/>
-        </w:rPr>
-      </w:pPr>
-    </w:p>
-    <w:p>
-      <w:pPr>
-        <w:pStyle w:val="Codeblock"/>
-        <w:rPr>
-          <w:sz w:val="18"/>
-          <w:szCs w:val="18"/>
-        </w:rPr>
-      </w:pPr>
-      <w:r>
-        <w:rPr>
-          <w:sz w:val="18"/>
-          <w:szCs w:val="18"/>
-        </w:rPr>
-        <w:t>float h[N]={0.2, 0.2, 0.2, 0.2, 0.2};</w:t>
-      </w:r>
-    </w:p>
-    <w:p/>
-    <w:p>
-      <w:pPr>
-        <w:autoSpaceDE w:val="0"/>
-        <w:autoSpaceDN w:val="0"/>
-        <w:adjustRightInd w:val="0"/>
-        <w:rPr>
-          <w:rFonts w:cstheme="minorHAnsi"/>
-        </w:rPr>
-      </w:pPr>
-      <w:r>
-        <w:rPr>
-          <w:iCs/>
-        </w:rPr>
-        <w:t xml:space="preserve">Several different example coefficient files have been provided. Investigate the characteristics of one or two of these using program </w:t>
-      </w:r>
-      <w:r>
-        <w:rPr>
-          <w:rFonts w:ascii="Courier New" w:hAnsi="Courier New" w:cs="Courier New"/>
-        </w:rPr>
-        <w:t>stm32f7_fir_prbs_intr.c or program stm32f7_sysid_fir_CMSIS_intr.c</w:t>
+        <w:t>stm32f7_fir_prbs.c</w:t>
       </w:r>
       <w:r>
         <w:rPr>
@@ -4624,6 +4614,7 @@
         <w:adjustRightInd w:val="0"/>
         <w:spacing w:line="240" w:lineRule="auto"/>
         <w:rPr>
+          <w:rFonts w:hint="eastAsia"/>
           <w:color w:val="221E1F"/>
         </w:rPr>
       </w:pPr>
@@ -4638,20 +4629,13 @@
           <w:rFonts w:ascii="Courier New" w:hAnsi="Courier New" w:cs="Courier New"/>
           <w:color w:val="221E1F"/>
         </w:rPr>
-        <w:t>stm32f7_fir_intr.c</w:t>
+        <w:t>stm32f7_fir.c</w:t>
       </w:r>
       <w:r>
         <w:rPr>
           <w:color w:val="221E1F"/>
         </w:rPr>
-        <w:t xml:space="preserve"> and others, a coefficient header file must </w:t>
-      </w:r>
-      <w:r>
-        <w:rPr>
-          <w:color w:val="221E1F"/>
-        </w:rPr>
-        <w:lastRenderedPageBreak/>
-        <w:t xml:space="preserve">define a constant </w:t>
+        <w:t xml:space="preserve"> and others, a coefficient header file must define a constant </w:t>
       </w:r>
       <w:r>
         <w:rPr>
@@ -4678,12 +4662,21 @@
         </w:rPr>
         <w:t xml:space="preserve">e the contents of an array </w:t>
       </w:r>
+      <w:proofErr w:type="gramStart"/>
       <w:r>
         <w:rPr>
           <w:rFonts w:ascii="Courier New" w:hAnsi="Courier New" w:cs="Courier New"/>
           <w:color w:val="221E1F"/>
         </w:rPr>
-        <w:t>h[]</w:t>
+        <w:t>h[</w:t>
+      </w:r>
+      <w:proofErr w:type="gramEnd"/>
+      <w:r>
+        <w:rPr>
+          <w:rFonts w:ascii="Courier New" w:hAnsi="Courier New" w:cs="Courier New"/>
+          <w:color w:val="221E1F"/>
+        </w:rPr>
+        <w:t>]</w:t>
       </w:r>
       <w:r>
         <w:rPr>
@@ -4731,6 +4724,7 @@
         <w:rPr>
           <w:color w:val="221E1F"/>
         </w:rPr>
+        <w:lastRenderedPageBreak/>
         <w:t>For larger numbers of coefficients</w:t>
       </w:r>
       <w:r>
@@ -4750,7 +4744,23 @@
           <w:rFonts w:ascii="Courier" w:hAnsi="Courier"/>
           <w:color w:val="221E1F"/>
         </w:rPr>
-        <w:t>stm32f7_fir_coeffs()</w:t>
+        <w:t>stm32f7_fir_</w:t>
+      </w:r>
+      <w:proofErr w:type="gramStart"/>
+      <w:r>
+        <w:rPr>
+          <w:rFonts w:ascii="Courier" w:hAnsi="Courier"/>
+          <w:color w:val="221E1F"/>
+        </w:rPr>
+        <w:t>coeffs(</w:t>
+      </w:r>
+      <w:proofErr w:type="gramEnd"/>
+      <w:r>
+        <w:rPr>
+          <w:rFonts w:ascii="Courier" w:hAnsi="Courier"/>
+          <w:color w:val="221E1F"/>
+        </w:rPr>
+        <w:t>)</w:t>
       </w:r>
       <w:r>
         <w:rPr>
@@ -4818,7 +4828,7 @@
           <w:rFonts w:ascii="Courier" w:hAnsi="Courier"/>
           <w:color w:val="221E1F"/>
         </w:rPr>
-        <w:t>&gt;&gt; x = [0.2, 0.2, 0.2, 0.2, 0.2];</w:t>
+        <w:t>&gt;&gt; x = [0.2, 0.2, 0.2, 0.2, 0.2]</w:t>
       </w:r>
     </w:p>
     <w:p>
@@ -4877,6 +4887,7 @@
         <w:adjustRightInd w:val="0"/>
         <w:spacing w:line="240" w:lineRule="auto"/>
         <w:rPr>
+          <w:rFonts w:asciiTheme="minorHAnsi" w:hAnsiTheme="minorHAnsi" w:cstheme="minorHAnsi"/>
           <w:color w:val="221E1F"/>
         </w:rPr>
       </w:pPr>
@@ -4884,17 +4895,39 @@
         <w:rPr>
           <w:color w:val="221E1F"/>
         </w:rPr>
-        <w:t xml:space="preserve">The coefficient filename must be entered in full, including the suffix </w:t>
-      </w:r>
-      <w:r>
-        <w:rPr>
-          <w:rFonts w:ascii="Courier New" w:hAnsi="Courier New" w:cs="Courier New"/>
+        <w:t xml:space="preserve">The coefficient filename must be entered in full, including the </w:t>
+      </w:r>
+      <w:proofErr w:type="gramStart"/>
+      <w:r>
+        <w:rPr>
+          <w:rFonts w:asciiTheme="minorHAnsi" w:hAnsiTheme="minorHAnsi" w:cstheme="minorHAnsi"/>
           <w:color w:val="221E1F"/>
         </w:rPr>
-        <w:t>.h</w:t>
-      </w:r>
-      <w:r>
-        <w:rPr>
+        <w:t>suffix</w:t>
+      </w:r>
+      <w:r>
+        <w:rPr>
+          <w:rFonts w:asciiTheme="minorHAnsi" w:hAnsiTheme="minorHAnsi" w:cstheme="minorHAnsi"/>
+          <w:color w:val="221E1F"/>
+        </w:rPr>
+        <w:t xml:space="preserve"> </w:t>
+      </w:r>
+      <w:r>
+        <w:rPr>
+          <w:rStyle w:val="CodeblockChar"/>
+        </w:rPr>
+        <w:t>.</w:t>
+      </w:r>
+      <w:proofErr w:type="gramEnd"/>
+      <w:r>
+        <w:rPr>
+          <w:rStyle w:val="CodeblockChar"/>
+        </w:rPr>
+        <w:t>h</w:t>
+      </w:r>
+      <w:r>
+        <w:rPr>
+          <w:rFonts w:asciiTheme="minorHAnsi" w:hAnsiTheme="minorHAnsi" w:cstheme="minorHAnsi"/>
           <w:color w:val="221E1F"/>
         </w:rPr>
         <w:t>.</w:t>
@@ -4922,14 +4955,42 @@
           <w:rFonts w:ascii="Courier" w:hAnsi="Courier"/>
           <w:color w:val="221E1F"/>
         </w:rPr>
-        <w:t>fdatool</w:t>
+        <w:t>filterDesigner</w:t>
       </w:r>
       <w:proofErr w:type="spellEnd"/>
       <w:r>
         <w:rPr>
           <w:color w:val="221E1F"/>
         </w:rPr>
-        <w:t xml:space="preserve"> can be used to calculate FIR filter coefficients and to export them to the MATLAB workspace (File – Export… – Export To Workspace / Export As Coefficients). Then</w:t>
+        <w:t xml:space="preserve"> can be used to calculate FIR filter coefficients and to export them to the MATLAB workspace (File – Export… – Export </w:t>
+      </w:r>
+      <w:proofErr w:type="gramStart"/>
+      <w:r>
+        <w:rPr>
+          <w:color w:val="221E1F"/>
+        </w:rPr>
+        <w:t>To</w:t>
+      </w:r>
+      <w:proofErr w:type="gramEnd"/>
+      <w:r>
+        <w:rPr>
+          <w:color w:val="221E1F"/>
+        </w:rPr>
+        <w:t xml:space="preserve"> Workspace / Export </w:t>
+      </w:r>
+      <w:proofErr w:type="gramStart"/>
+      <w:r>
+        <w:rPr>
+          <w:color w:val="221E1F"/>
+        </w:rPr>
+        <w:t>As</w:t>
+      </w:r>
+      <w:proofErr w:type="gramEnd"/>
+      <w:r>
+        <w:rPr>
+          <w:color w:val="221E1F"/>
+        </w:rPr>
+        <w:t xml:space="preserve"> Coefficients). Then</w:t>
       </w:r>
       <w:r>
         <w:rPr>
@@ -4948,7 +5009,23 @@
           <w:rFonts w:ascii="Courier" w:hAnsi="Courier"/>
           <w:color w:val="221E1F"/>
         </w:rPr>
-        <w:t>stm32f7_fir_coeffs()</w:t>
+        <w:t>stm32f7_fir_</w:t>
+      </w:r>
+      <w:proofErr w:type="gramStart"/>
+      <w:r>
+        <w:rPr>
+          <w:rFonts w:ascii="Courier" w:hAnsi="Courier"/>
+          <w:color w:val="221E1F"/>
+        </w:rPr>
+        <w:t>coeffs(</w:t>
+      </w:r>
+      <w:proofErr w:type="gramEnd"/>
+      <w:r>
+        <w:rPr>
+          <w:rFonts w:ascii="Courier" w:hAnsi="Courier"/>
+          <w:color w:val="221E1F"/>
+        </w:rPr>
+        <w:t>)</w:t>
       </w:r>
       <w:r>
         <w:rPr>
@@ -4961,8 +5038,17 @@
           <w:rFonts w:ascii="Courier New" w:hAnsi="Courier New" w:cs="Courier New"/>
           <w:color w:val="221E1F"/>
         </w:rPr>
-        <w:t>stm32f7_fir_intr.c</w:t>
-      </w:r>
+        <w:t>stm32f7_</w:t>
+      </w:r>
+      <w:proofErr w:type="gramStart"/>
+      <w:r>
+        <w:rPr>
+          <w:rFonts w:ascii="Courier New" w:hAnsi="Courier New" w:cs="Courier New"/>
+          <w:color w:val="221E1F"/>
+        </w:rPr>
+        <w:t>fir.c</w:t>
+      </w:r>
+      <w:proofErr w:type="gramEnd"/>
       <w:r>
         <w:rPr>
           <w:color w:val="221E1F"/>
@@ -4974,12 +5060,28 @@
           <w:rFonts w:ascii="Courier" w:hAnsi="Courier"/>
           <w:color w:val="221E1F"/>
         </w:rPr>
-        <w:t>stm32f7_fir_coeffs()</w:t>
-      </w:r>
-      <w:r>
-        <w:rPr>
+        <w:t>stm32f7_fir_</w:t>
+      </w:r>
+      <w:proofErr w:type="gramStart"/>
+      <w:r>
+        <w:rPr>
+          <w:rFonts w:ascii="Courier" w:hAnsi="Courier"/>
           <w:color w:val="221E1F"/>
         </w:rPr>
+        <w:t>coeffs(</w:t>
+      </w:r>
+      <w:proofErr w:type="gramEnd"/>
+      <w:r>
+        <w:rPr>
+          <w:rFonts w:ascii="Courier" w:hAnsi="Courier"/>
+          <w:color w:val="221E1F"/>
+        </w:rPr>
+        <w:t>)</w:t>
+      </w:r>
+      <w:r>
+        <w:rPr>
+          <w:color w:val="221E1F"/>
+        </w:rPr>
         <w:t xml:space="preserve"> are normali</w:t>
       </w:r>
       <w:r>
@@ -4997,22 +5099,28 @@
       <w:proofErr w:type="spellStart"/>
       <w:r>
         <w:rPr>
-          <w:rFonts w:ascii="Courier New" w:hAnsi="Courier New" w:cs="Courier New"/>
+          <w:rFonts w:ascii="Courier" w:hAnsi="Courier"/>
           <w:color w:val="221E1F"/>
         </w:rPr>
-        <w:t>fdatool</w:t>
+        <w:t>filterDesigner</w:t>
       </w:r>
       <w:proofErr w:type="spellEnd"/>
       <w:r>
         <w:rPr>
           <w:color w:val="221E1F"/>
         </w:rPr>
-        <w:t xml:space="preserve"> does it automatically</w:t>
+        <w:t xml:space="preserve"> </w:t>
       </w:r>
       <w:r>
         <w:rPr>
           <w:color w:val="221E1F"/>
         </w:rPr>
+        <w:t>does it automatically</w:t>
+      </w:r>
+      <w:r>
+        <w:rPr>
+          <w:color w:val="221E1F"/>
+        </w:rPr>
         <w:t>,</w:t>
       </w:r>
       <w:r>
@@ -5024,10 +5132,10 @@
       <w:proofErr w:type="spellStart"/>
       <w:r>
         <w:rPr>
-          <w:rFonts w:ascii="Courier New" w:hAnsi="Courier New" w:cs="Courier New"/>
+          <w:rFonts w:ascii="Courier" w:hAnsi="Courier"/>
           <w:color w:val="221E1F"/>
         </w:rPr>
-        <w:t>fdatool</w:t>
+        <w:t>filterDesigner</w:t>
       </w:r>
       <w:proofErr w:type="spellEnd"/>
       <w:r>
@@ -5047,25 +5155,16 @@
           <w:color w:val="FF0000"/>
         </w:rPr>
       </w:pPr>
-    </w:p>
-    <w:p>
-      <w:pPr>
-        <w:keepNext/>
-        <w:autoSpaceDE w:val="0"/>
-        <w:autoSpaceDN w:val="0"/>
-        <w:adjustRightInd w:val="0"/>
-        <w:jc w:val="center"/>
-      </w:pPr>
       <w:r>
         <w:rPr>
           <w:noProof/>
-          <w:lang w:eastAsia="en-GB"/>
+          <w:color w:val="FF0000"/>
         </w:rPr>
         <w:drawing>
-          <wp:inline distT="0" distB="0" distL="0" distR="0" wp14:anchorId="7431AE2E" wp14:editId="30F41AEA">
-            <wp:extent cx="5267325" cy="4276725"/>
-            <wp:effectExtent l="19050" t="0" r="9525" b="0"/>
-            <wp:docPr id="5" name="Picture 5"/>
+          <wp:inline distT="0" distB="0" distL="0" distR="0" wp14:anchorId="7F502C74" wp14:editId="7888F94C">
+            <wp:extent cx="5731510" cy="4343920"/>
+            <wp:effectExtent l="0" t="0" r="2540" b="0"/>
+            <wp:docPr id="2075752777" name="Picture 1"/>
             <wp:cNvGraphicFramePr>
               <a:graphicFrameLocks xmlns:a="http://schemas.openxmlformats.org/drawingml/2006/main" noChangeAspect="1"/>
             </wp:cNvGraphicFramePr>
@@ -5073,20 +5172,18 @@
               <a:graphicData uri="http://schemas.openxmlformats.org/drawingml/2006/picture">
                 <pic:pic xmlns:pic="http://schemas.openxmlformats.org/drawingml/2006/picture">
                   <pic:nvPicPr>
-                    <pic:cNvPr id="0" name="Picture 1"/>
-                    <pic:cNvPicPr>
-                      <a:picLocks noChangeAspect="1" noChangeArrowheads="1"/>
-                    </pic:cNvPicPr>
+                    <pic:cNvPr id="2075752777" name="Picture 1"/>
+                    <pic:cNvPicPr/>
                   </pic:nvPicPr>
                   <pic:blipFill>
-                    <a:blip r:embed="rId20" cstate="print">
+                    <a:blip r:embed="rId20">
                       <a:extLst>
                         <a:ext uri="{28A0092B-C50C-407E-A947-70E740481C1C}">
                           <a14:useLocalDpi xmlns:a14="http://schemas.microsoft.com/office/drawing/2010/main" val="0"/>
                         </a:ext>
                       </a:extLst>
                     </a:blip>
-                    <a:srcRect/>
+                    <a:srcRect t="3844" b="3844"/>
                     <a:stretch>
                       <a:fillRect/>
                     </a:stretch>
@@ -5094,15 +5191,19 @@
                   <pic:spPr bwMode="auto">
                     <a:xfrm>
                       <a:off x="0" y="0"/>
-                      <a:ext cx="5267325" cy="4276725"/>
+                      <a:ext cx="5731510" cy="4343920"/>
                     </a:xfrm>
                     <a:prstGeom prst="rect">
                       <a:avLst/>
                     </a:prstGeom>
-                    <a:noFill/>
                     <a:ln>
                       <a:noFill/>
                     </a:ln>
+                    <a:extLst>
+                      <a:ext uri="{53640926-AAD7-44D8-BBD7-CCE9431645EC}">
+                        <a14:shadowObscured xmlns:a14="http://schemas.microsoft.com/office/drawing/2010/main"/>
+                      </a:ext>
+                    </a:extLst>
                   </pic:spPr>
                 </pic:pic>
               </a:graphicData>
@@ -5113,736 +5214,201 @@
     </w:p>
     <w:p>
       <w:pPr>
-        <w:pStyle w:val="Caption"/>
-        <w:jc w:val="center"/>
-      </w:pPr>
-      <w:bookmarkStart w:id="26" w:name="_Ref19088938"/>
-      <w:r>
-        <w:t xml:space="preserve">Figure </w:t>
-      </w:r>
-      <w:r>
-        <w:fldChar w:fldCharType="begin"/>
-      </w:r>
-      <w:r>
-        <w:instrText xml:space="preserve"> SEQ Figure \* ARABIC </w:instrText>
-      </w:r>
-      <w:r>
-        <w:fldChar w:fldCharType="separate"/>
-      </w:r>
-      <w:r>
-        <w:t>7</w:t>
-      </w:r>
-      <w:r>
-        <w:fldChar w:fldCharType="end"/>
-      </w:r>
-      <w:bookmarkEnd w:id="26"/>
-      <w:r>
-        <w:t xml:space="preserve">: Design of a bandpass FIR filter using MATLAB </w:t>
-      </w:r>
-      <w:proofErr w:type="spellStart"/>
-      <w:r>
-        <w:rPr>
-          <w:rFonts w:ascii="Courier New" w:hAnsi="Courier New" w:cs="Courier New"/>
-          <w:b/>
-        </w:rPr>
-        <w:t>fdatool</w:t>
-      </w:r>
-      <w:proofErr w:type="spellEnd"/>
-    </w:p>
-    <w:p>
-      <w:pPr>
+        <w:keepNext/>
         <w:autoSpaceDE w:val="0"/>
         <w:autoSpaceDN w:val="0"/>
         <w:adjustRightInd w:val="0"/>
         <w:jc w:val="center"/>
-        <w:rPr>
-          <w:color w:val="FF0000"/>
-        </w:rPr>
-      </w:pPr>
-    </w:p>
-    <w:p>
-      <w:pPr>
-        <w:rPr>
-          <w:caps/>
-          <w:color w:val="1F3763" w:themeColor="accent1" w:themeShade="7F"/>
-          <w:spacing w:val="15"/>
-        </w:rPr>
-      </w:pPr>
-      <w:r>
-        <w:t xml:space="preserve">Coefficient header file </w:t>
-      </w:r>
-      <w:r>
-        <w:rPr>
-          <w:rFonts w:ascii="Courier New" w:hAnsi="Courier New" w:cs="Courier New"/>
-        </w:rPr>
-        <w:t>bp1750.h</w:t>
-      </w:r>
-      <w:r>
-        <w:t xml:space="preserve"> was generated using MATLAB function </w:t>
-      </w:r>
-      <w:r>
-        <w:rPr>
-          <w:rFonts w:ascii="Courier New" w:hAnsi="Courier New" w:cs="Courier New"/>
-        </w:rPr>
-        <w:t>stm32f7_fir_coeffs()</w:t>
-      </w:r>
-      <w:r>
-        <w:t xml:space="preserve">after designing the filter using </w:t>
-      </w:r>
-      <w:proofErr w:type="spellStart"/>
-      <w:r>
-        <w:rPr>
-          <w:rFonts w:ascii="Courier New" w:hAnsi="Courier New" w:cs="Courier New"/>
-        </w:rPr>
-        <w:t>fdatool</w:t>
-      </w:r>
-      <w:proofErr w:type="spellEnd"/>
-      <w:r>
-        <w:rPr>
-          <w:rFonts w:cstheme="minorHAnsi"/>
-        </w:rPr>
-        <w:t xml:space="preserve"> (as shown in </w:t>
-      </w:r>
-      <w:r>
-        <w:rPr>
-          <w:rFonts w:cstheme="minorHAnsi"/>
-        </w:rPr>
-        <w:fldChar w:fldCharType="begin"/>
-      </w:r>
-      <w:r>
-        <w:rPr>
-          <w:rFonts w:cstheme="minorHAnsi"/>
-        </w:rPr>
-        <w:instrText xml:space="preserve"> REF _Ref19088938 \h </w:instrText>
-      </w:r>
-      <w:r>
-        <w:rPr>
-          <w:rFonts w:cstheme="minorHAnsi"/>
-        </w:rPr>
-        <w:instrText xml:space="preserve"> \* MERGEFORMAT </w:instrText>
-      </w:r>
-      <w:r>
-        <w:rPr>
-          <w:rFonts w:cstheme="minorHAnsi"/>
-        </w:rPr>
-      </w:r>
-      <w:r>
-        <w:rPr>
-          <w:rFonts w:cstheme="minorHAnsi"/>
-        </w:rPr>
-        <w:fldChar w:fldCharType="separate"/>
-      </w:r>
-      <w:r>
-        <w:t xml:space="preserve">Figure </w:t>
-      </w:r>
-      <w:r>
-        <w:t>7</w:t>
-      </w:r>
-      <w:r>
-        <w:rPr>
-          <w:rFonts w:cstheme="minorHAnsi"/>
-        </w:rPr>
-        <w:fldChar w:fldCharType="end"/>
-      </w:r>
-      <w:r>
-        <w:rPr>
-          <w:rFonts w:cstheme="minorHAnsi"/>
-        </w:rPr>
-        <w:t>)</w:t>
-      </w:r>
-      <w:r>
-        <w:t>.</w:t>
-      </w:r>
-    </w:p>
-    <w:p>
-      <w:pPr>
-        <w:autoSpaceDE w:val="0"/>
-        <w:autoSpaceDN w:val="0"/>
-        <w:adjustRightInd w:val="0"/>
-      </w:pPr>
-      <w:r>
-        <w:t xml:space="preserve">Incorporate these filter coefficients into program </w:t>
-      </w:r>
-      <w:r>
-        <w:rPr>
-          <w:rFonts w:ascii="Courier New" w:hAnsi="Courier New" w:cs="Courier New"/>
-        </w:rPr>
-        <w:t>stm32f7_sysid_fir_CMSIS_intr.c</w:t>
-      </w:r>
-      <w:r>
-        <w:t xml:space="preserve">. Ensure that your board connection is as shown in </w:t>
-      </w:r>
-      <w:r>
-        <w:fldChar w:fldCharType="begin"/>
-      </w:r>
-      <w:r>
-        <w:instrText xml:space="preserve"> REF _Ref19089074 \h </w:instrText>
-      </w:r>
-      <w:r>
-        <w:instrText xml:space="preserve"> \* MERGEFORMAT </w:instrText>
-      </w:r>
-      <w:r>
-        <w:fldChar w:fldCharType="separate"/>
-      </w:r>
-      <w:r>
-        <w:t xml:space="preserve">Figure </w:t>
-      </w:r>
-      <w:r>
-        <w:t>8</w:t>
-      </w:r>
-      <w:r>
-        <w:fldChar w:fldCharType="end"/>
-      </w:r>
-      <w:r>
-        <w:t>. R</w:t>
-      </w:r>
-      <w:r>
-        <w:t xml:space="preserve">un the program, save the values of the 256 adaptive filter coefficients </w:t>
-      </w:r>
-      <w:r>
-        <w:rPr>
-          <w:rFonts w:ascii="Courier New" w:hAnsi="Courier New" w:cs="Courier New"/>
-        </w:rPr>
-        <w:t>firCoeffs32</w:t>
-      </w:r>
-      <w:r>
-        <w:t xml:space="preserve"> to a file</w:t>
-      </w:r>
-      <w:r>
-        <w:t>,</w:t>
-      </w:r>
-      <w:r>
-        <w:t xml:space="preserve"> and plot them using MATLAB.</w:t>
-      </w:r>
-    </w:p>
-    <w:p>
-      <w:pPr>
-        <w:autoSpaceDE w:val="0"/>
-        <w:autoSpaceDN w:val="0"/>
-        <w:adjustRightInd w:val="0"/>
-      </w:pPr>
-    </w:p>
-    <w:p>
-      <w:pPr>
-        <w:keepNext/>
-        <w:tabs>
-          <w:tab w:val="left" w:pos="4678"/>
-        </w:tabs>
-        <w:autoSpaceDE w:val="0"/>
-        <w:autoSpaceDN w:val="0"/>
-        <w:adjustRightInd w:val="0"/>
-        <w:jc w:val="center"/>
-      </w:pPr>
-      <w:r>
-        <w:rPr>
-          <w:b/>
-          <w:noProof/>
-          <w:sz w:val="28"/>
-          <w:szCs w:val="28"/>
-          <w:lang w:eastAsia="en-GB"/>
-        </w:rPr>
-        <w:drawing>
-          <wp:inline distT="0" distB="0" distL="0" distR="0" wp14:anchorId="27368CA4" wp14:editId="72BE48F7">
-            <wp:extent cx="5483225" cy="2827655"/>
-            <wp:effectExtent l="0" t="0" r="3175" b="0"/>
-            <wp:docPr id="15" name="Picture 3"/>
-            <wp:cNvGraphicFramePr>
-              <a:graphicFrameLocks xmlns:a="http://schemas.openxmlformats.org/drawingml/2006/main" noChangeAspect="1"/>
-            </wp:cNvGraphicFramePr>
-            <a:graphic xmlns:a="http://schemas.openxmlformats.org/drawingml/2006/main">
-              <a:graphicData uri="http://schemas.openxmlformats.org/drawingml/2006/picture">
-                <pic:pic xmlns:pic="http://schemas.openxmlformats.org/drawingml/2006/picture">
-                  <pic:nvPicPr>
-                    <pic:cNvPr id="0" name="Picture 3"/>
-                    <pic:cNvPicPr>
-                      <a:picLocks noChangeAspect="1" noChangeArrowheads="1"/>
-                    </pic:cNvPicPr>
-                  </pic:nvPicPr>
-                  <pic:blipFill>
-                    <a:blip r:embed="rId21" cstate="print"/>
-                    <a:srcRect/>
-                    <a:stretch>
-                      <a:fillRect/>
-                    </a:stretch>
-                  </pic:blipFill>
-                  <pic:spPr bwMode="auto">
-                    <a:xfrm>
-                      <a:off x="0" y="0"/>
-                      <a:ext cx="5483225" cy="2827655"/>
-                    </a:xfrm>
-                    <a:prstGeom prst="rect">
-                      <a:avLst/>
-                    </a:prstGeom>
-                    <a:noFill/>
-                    <a:ln w="9525">
-                      <a:noFill/>
-                      <a:miter lim="800000"/>
-                      <a:headEnd/>
-                      <a:tailEnd/>
-                    </a:ln>
-                  </pic:spPr>
-                </pic:pic>
-              </a:graphicData>
-            </a:graphic>
-          </wp:inline>
-        </w:drawing>
-      </w:r>
+      </w:pPr>
     </w:p>
     <w:p>
       <w:pPr>
         <w:pStyle w:val="Caption"/>
         <w:jc w:val="center"/>
-        <w:rPr>
+      </w:pPr>
+      <w:bookmarkStart w:id="26" w:name="_Ref19088938"/>
+      <w:r>
+        <w:t xml:space="preserve">Figure </w:t>
+      </w:r>
+      <w:r>
+        <w:fldChar w:fldCharType="begin"/>
+      </w:r>
+      <w:r>
+        <w:instrText xml:space="preserve"> SEQ Figure \* ARABIC </w:instrText>
+      </w:r>
+      <w:r>
+        <w:fldChar w:fldCharType="separate"/>
+      </w:r>
+      <w:r>
+        <w:t>7</w:t>
+      </w:r>
+      <w:r>
+        <w:fldChar w:fldCharType="end"/>
+      </w:r>
+      <w:bookmarkEnd w:id="26"/>
+      <w:r>
+        <w:t xml:space="preserve">: Design of a bandpass FIR filter using MATLAB </w:t>
+      </w:r>
+      <w:proofErr w:type="spellStart"/>
+      <w:r>
+        <w:rPr>
+          <w:rFonts w:ascii="Courier" w:hAnsi="Courier"/>
           <w:b/>
-          <w:sz w:val="28"/>
-          <w:szCs w:val="28"/>
-        </w:rPr>
-      </w:pPr>
-      <w:bookmarkStart w:id="27" w:name="_Ref19089074"/>
+          <w:bCs/>
+          <w:color w:val="221E1F"/>
+        </w:rPr>
+        <w:t>filterDesigner</w:t>
+      </w:r>
+      <w:proofErr w:type="spellEnd"/>
+    </w:p>
+    <w:p>
+      <w:r>
+        <w:lastRenderedPageBreak/>
+        <w:t xml:space="preserve">Coefficient header file </w:t>
+      </w:r>
+      <w:r>
+        <w:rPr>
+          <w:rFonts w:ascii="Courier New" w:hAnsi="Courier New" w:cs="Courier New"/>
+        </w:rPr>
+        <w:t>bp1750.h</w:t>
+      </w:r>
+      <w:r>
+        <w:t xml:space="preserve"> was generated using MATLAB function</w:t>
+      </w:r>
+      <w:r>
+        <w:t xml:space="preserve"> </w:t>
+      </w:r>
+      <w:r>
+        <w:rPr>
+          <w:rFonts w:ascii="Courier New" w:hAnsi="Courier New" w:cs="Courier New"/>
+        </w:rPr>
+        <w:t>stm32f7_fir_</w:t>
+      </w:r>
+      <w:proofErr w:type="gramStart"/>
+      <w:r>
+        <w:rPr>
+          <w:rFonts w:ascii="Courier New" w:hAnsi="Courier New" w:cs="Courier New"/>
+        </w:rPr>
+        <w:t>coeffs(</w:t>
+      </w:r>
+      <w:proofErr w:type="gramEnd"/>
+      <w:r>
+        <w:rPr>
+          <w:rFonts w:ascii="Courier New" w:hAnsi="Courier New" w:cs="Courier New"/>
+        </w:rPr>
+        <w:t>)</w:t>
+      </w:r>
+      <w:r>
+        <w:t xml:space="preserve">after designing the filter using </w:t>
+      </w:r>
+      <w:proofErr w:type="spellStart"/>
+      <w:r>
+        <w:rPr>
+          <w:rFonts w:ascii="Courier" w:hAnsi="Courier"/>
+          <w:color w:val="221E1F"/>
+        </w:rPr>
+        <w:t>filterDesigner</w:t>
+      </w:r>
+      <w:proofErr w:type="spellEnd"/>
+      <w:r>
+        <w:rPr>
+          <w:color w:val="221E1F"/>
+        </w:rPr>
+        <w:t xml:space="preserve"> </w:t>
+      </w:r>
+      <w:r>
+        <w:rPr>
+          <w:rFonts w:cstheme="minorHAnsi"/>
+        </w:rPr>
+        <w:t xml:space="preserve">(as shown in </w:t>
+      </w:r>
+      <w:r>
+        <w:rPr>
+          <w:rFonts w:cstheme="minorHAnsi"/>
+        </w:rPr>
+        <w:fldChar w:fldCharType="begin"/>
+      </w:r>
+      <w:r>
+        <w:rPr>
+          <w:rFonts w:cstheme="minorHAnsi"/>
+        </w:rPr>
+        <w:instrText xml:space="preserve"> REF _Ref19088938 \h </w:instrText>
+      </w:r>
+      <w:r>
+        <w:rPr>
+          <w:rFonts w:cstheme="minorHAnsi"/>
+        </w:rPr>
+        <w:instrText xml:space="preserve"> \* MERGEFORMAT </w:instrText>
+      </w:r>
+      <w:r>
+        <w:rPr>
+          <w:rFonts w:cstheme="minorHAnsi"/>
+        </w:rPr>
+      </w:r>
+      <w:r>
+        <w:rPr>
+          <w:rFonts w:cstheme="minorHAnsi"/>
+        </w:rPr>
+        <w:fldChar w:fldCharType="separate"/>
+      </w:r>
       <w:r>
         <w:t xml:space="preserve">Figure </w:t>
       </w:r>
       <w:r>
-        <w:fldChar w:fldCharType="begin"/>
-      </w:r>
-      <w:r>
-        <w:instrText xml:space="preserve"> SEQ Figure \* ARABIC </w:instrText>
-      </w:r>
-      <w:r>
-        <w:fldChar w:fldCharType="separate"/>
-      </w:r>
-      <w:r>
-        <w:t>8</w:t>
-      </w:r>
-      <w:r>
+        <w:t>7</w:t>
+      </w:r>
+      <w:r>
+        <w:rPr>
+          <w:rFonts w:cstheme="minorHAnsi"/>
+        </w:rPr>
         <w:fldChar w:fldCharType="end"/>
       </w:r>
+      <w:r>
+        <w:rPr>
+          <w:rFonts w:cstheme="minorHAnsi"/>
+        </w:rPr>
+        <w:t>)</w:t>
+      </w:r>
+      <w:r>
+        <w:t>.</w:t>
+      </w:r>
+    </w:p>
+    <w:p>
+      <w:pPr>
+        <w:pStyle w:val="Heading1"/>
+      </w:pPr>
+      <w:bookmarkStart w:id="27" w:name="_Toc19094952"/>
+      <w:bookmarkStart w:id="28" w:name="_Toc29195021"/>
       <w:bookmarkEnd w:id="27"/>
       <w:r>
-        <w:t xml:space="preserve">: Connection diagram for program </w:t>
-      </w:r>
-      <w:r>
-        <w:rPr>
-          <w:rFonts w:ascii="Courier New" w:hAnsi="Courier New" w:cs="Courier New"/>
-        </w:rPr>
-        <w:t>stm32f7_sysid_fir_CMSIS_intr.c</w:t>
-      </w:r>
-    </w:p>
-    <w:p>
-      <w:pPr>
-        <w:autoSpaceDE w:val="0"/>
-        <w:autoSpaceDN w:val="0"/>
-        <w:adjustRightInd w:val="0"/>
-      </w:pPr>
-    </w:p>
-    <w:p>
-      <w:pPr>
-        <w:autoSpaceDE w:val="0"/>
-        <w:autoSpaceDN w:val="0"/>
-        <w:adjustRightInd w:val="0"/>
-      </w:pPr>
-      <w:r>
-        <w:t>The e</w:t>
-      </w:r>
-      <w:r>
-        <w:t xml:space="preserve">xpected results are shown in </w:t>
-      </w:r>
-      <w:r>
-        <w:fldChar w:fldCharType="begin"/>
-      </w:r>
-      <w:r>
-        <w:instrText xml:space="preserve"> REF _Ref19088965 \h </w:instrText>
-      </w:r>
-      <w:r>
-        <w:instrText xml:space="preserve"> \* MERGEFORMAT </w:instrText>
-      </w:r>
-      <w:r>
-        <w:fldChar w:fldCharType="separate"/>
-      </w:r>
-      <w:r>
-        <w:t xml:space="preserve">Figure </w:t>
-      </w:r>
-      <w:r>
-        <w:t>9</w:t>
-      </w:r>
-      <w:r>
-        <w:fldChar w:fldCharType="end"/>
-      </w:r>
-      <w:r>
-        <w:t xml:space="preserve"> and </w:t>
-      </w:r>
-      <w:r>
-        <w:fldChar w:fldCharType="begin"/>
-      </w:r>
-      <w:r>
-        <w:instrText xml:space="preserve"> REF _Ref19088971 \h </w:instrText>
-      </w:r>
-      <w:r>
-        <w:instrText xml:space="preserve"> \* MERGEFORMAT </w:instrText>
-      </w:r>
-      <w:r>
-        <w:fldChar w:fldCharType="separate"/>
-      </w:r>
-      <w:r>
-        <w:t xml:space="preserve">Figure </w:t>
-      </w:r>
-      <w:r>
-        <w:t>10</w:t>
-      </w:r>
-      <w:r>
-        <w:fldChar w:fldCharType="end"/>
-      </w:r>
-      <w:r>
-        <w:t>.</w:t>
-      </w:r>
-    </w:p>
-    <w:p>
-      <w:pPr>
-        <w:keepNext/>
-        <w:tabs>
-          <w:tab w:val="left" w:pos="4678"/>
-        </w:tabs>
-        <w:autoSpaceDE w:val="0"/>
-        <w:autoSpaceDN w:val="0"/>
-        <w:adjustRightInd w:val="0"/>
-        <w:jc w:val="center"/>
-      </w:pPr>
-      <w:r>
-        <w:rPr>
-          <w:b/>
-          <w:noProof/>
-          <w:sz w:val="28"/>
-          <w:szCs w:val="28"/>
-          <w:lang w:eastAsia="en-GB"/>
-        </w:rPr>
-        <w:drawing>
-          <wp:inline distT="0" distB="0" distL="0" distR="0" wp14:anchorId="1FB954C2" wp14:editId="23F55079">
-            <wp:extent cx="3299983" cy="2482594"/>
-            <wp:effectExtent l="0" t="0" r="0" b="0"/>
-            <wp:docPr id="28" name="Picture 2"/>
-            <wp:cNvGraphicFramePr>
-              <a:graphicFrameLocks xmlns:a="http://schemas.openxmlformats.org/drawingml/2006/main" noChangeAspect="1"/>
-            </wp:cNvGraphicFramePr>
-            <a:graphic xmlns:a="http://schemas.openxmlformats.org/drawingml/2006/main">
-              <a:graphicData uri="http://schemas.openxmlformats.org/drawingml/2006/picture">
-                <pic:pic xmlns:pic="http://schemas.openxmlformats.org/drawingml/2006/picture">
-                  <pic:nvPicPr>
-                    <pic:cNvPr id="0" name="Picture 2"/>
-                    <pic:cNvPicPr>
-                      <a:picLocks noChangeAspect="1" noChangeArrowheads="1"/>
-                    </pic:cNvPicPr>
-                  </pic:nvPicPr>
-                  <pic:blipFill>
-                    <a:blip r:embed="rId22" cstate="print"/>
-                    <a:srcRect/>
-                    <a:stretch>
-                      <a:fillRect/>
-                    </a:stretch>
-                  </pic:blipFill>
-                  <pic:spPr bwMode="auto">
-                    <a:xfrm>
-                      <a:off x="0" y="0"/>
-                      <a:ext cx="3299983" cy="2482594"/>
-                    </a:xfrm>
-                    <a:prstGeom prst="rect">
-                      <a:avLst/>
-                    </a:prstGeom>
-                    <a:noFill/>
-                    <a:ln w="9525">
-                      <a:noFill/>
-                      <a:miter lim="800000"/>
-                      <a:headEnd/>
-                      <a:tailEnd/>
-                    </a:ln>
-                  </pic:spPr>
-                </pic:pic>
-              </a:graphicData>
-            </a:graphic>
-          </wp:inline>
-        </w:drawing>
-      </w:r>
-    </w:p>
-    <w:p>
-      <w:pPr>
-        <w:pStyle w:val="Caption"/>
-      </w:pPr>
-      <w:bookmarkStart w:id="28" w:name="_Ref19088965"/>
-      <w:r>
-        <w:t xml:space="preserve">Figure </w:t>
-      </w:r>
-      <w:r>
-        <w:fldChar w:fldCharType="begin"/>
-      </w:r>
-      <w:r>
-        <w:instrText xml:space="preserve"> SEQ Figure \* ARABIC </w:instrText>
-      </w:r>
-      <w:r>
-        <w:fldChar w:fldCharType="separate"/>
-      </w:r>
-      <w:r>
-        <w:t>9</w:t>
-      </w:r>
-      <w:r>
-        <w:fldChar w:fldCharType="end"/>
+        <w:t xml:space="preserve">Frequency </w:t>
+      </w:r>
+      <w:r>
+        <w:t>R</w:t>
+      </w:r>
+      <w:r>
+        <w:t xml:space="preserve">esponses of </w:t>
+      </w:r>
+      <w:r>
+        <w:t>S</w:t>
+      </w:r>
+      <w:r>
+        <w:t>imple FIR Filters</w:t>
       </w:r>
       <w:bookmarkEnd w:id="28"/>
-      <w:r>
-        <w:t>: Experimentally measured impulse response and magnitude frequency response corresponding to filter coefficients defined in header file bp1750.h, derived using program stm32f7_sysid_fir_CMSIS_intr</w:t>
-      </w:r>
-    </w:p>
-    <w:p>
-      <w:pPr>
-        <w:pStyle w:val="Caption"/>
-        <w:jc w:val="center"/>
-        <w:rPr>
-          <w:b/>
-          <w:sz w:val="28"/>
-          <w:szCs w:val="28"/>
-        </w:rPr>
-      </w:pPr>
-    </w:p>
-    <w:p>
-      <w:pPr>
-        <w:pStyle w:val="Caption"/>
-        <w:keepNext/>
-        <w:jc w:val="center"/>
-      </w:pPr>
-      <w:r>
-        <w:rPr>
-          <w:b/>
-          <w:noProof/>
-          <w:sz w:val="28"/>
-          <w:szCs w:val="28"/>
-          <w:lang w:eastAsia="en-GB"/>
-        </w:rPr>
-        <w:drawing>
-          <wp:inline distT="0" distB="0" distL="0" distR="0" wp14:anchorId="151CFC10" wp14:editId="13FEBDF1">
-            <wp:extent cx="3299983" cy="2482594"/>
-            <wp:effectExtent l="0" t="0" r="0" b="0"/>
-            <wp:docPr id="31" name="Picture 3"/>
-            <wp:cNvGraphicFramePr>
-              <a:graphicFrameLocks xmlns:a="http://schemas.openxmlformats.org/drawingml/2006/main" noChangeAspect="1"/>
-            </wp:cNvGraphicFramePr>
-            <a:graphic xmlns:a="http://schemas.openxmlformats.org/drawingml/2006/main">
-              <a:graphicData uri="http://schemas.openxmlformats.org/drawingml/2006/picture">
-                <pic:pic xmlns:pic="http://schemas.openxmlformats.org/drawingml/2006/picture">
-                  <pic:nvPicPr>
-                    <pic:cNvPr id="0" name="Picture 3"/>
-                    <pic:cNvPicPr>
-                      <a:picLocks noChangeAspect="1" noChangeArrowheads="1"/>
-                    </pic:cNvPicPr>
-                  </pic:nvPicPr>
-                  <pic:blipFill>
-                    <a:blip r:embed="rId23" cstate="print"/>
-                    <a:srcRect/>
-                    <a:stretch>
-                      <a:fillRect/>
-                    </a:stretch>
-                  </pic:blipFill>
-                  <pic:spPr bwMode="auto">
-                    <a:xfrm>
-                      <a:off x="0" y="0"/>
-                      <a:ext cx="3299983" cy="2482594"/>
-                    </a:xfrm>
-                    <a:prstGeom prst="rect">
-                      <a:avLst/>
-                    </a:prstGeom>
-                    <a:noFill/>
-                    <a:ln w="9525">
-                      <a:noFill/>
-                      <a:miter lim="800000"/>
-                      <a:headEnd/>
-                      <a:tailEnd/>
-                    </a:ln>
-                  </pic:spPr>
-                </pic:pic>
-              </a:graphicData>
-            </a:graphic>
-          </wp:inline>
-        </w:drawing>
-      </w:r>
-    </w:p>
-    <w:p>
-      <w:pPr>
-        <w:pStyle w:val="Caption"/>
-        <w:jc w:val="center"/>
-      </w:pPr>
-      <w:bookmarkStart w:id="29" w:name="_Ref19088971"/>
-      <w:r>
-        <w:t xml:space="preserve">Figure </w:t>
-      </w:r>
-      <w:r>
-        <w:fldChar w:fldCharType="begin"/>
-      </w:r>
-      <w:r>
-        <w:instrText xml:space="preserve"> SEQ Figure \* ARABIC </w:instrText>
-      </w:r>
-      <w:r>
-        <w:fldChar w:fldCharType="separate"/>
-      </w:r>
-      <w:r>
-        <w:t>10</w:t>
-      </w:r>
-      <w:r>
-        <w:fldChar w:fldCharType="end"/>
+    </w:p>
+    <w:p>
+      <w:pPr>
+        <w:pStyle w:val="Heading2"/>
+      </w:pPr>
+      <w:r>
+        <w:t xml:space="preserve"> </w:t>
+      </w:r>
+      <w:bookmarkStart w:id="29" w:name="_Toc29195022"/>
+      <w:r>
+        <w:t>Exercise</w:t>
       </w:r>
       <w:bookmarkEnd w:id="29"/>
-      <w:r>
-        <w:t>: The LCD while program stm32f7_sysid_fir_CMSIS_intr.c is running, using header file bp1750.h</w:t>
-      </w:r>
-    </w:p>
-    <w:p>
-      <w:pPr>
-        <w:pStyle w:val="Caption"/>
-        <w:jc w:val="center"/>
-      </w:pPr>
-      <w:r>
-        <w:t xml:space="preserve"> </w:t>
-      </w:r>
-    </w:p>
-    <w:p>
-      <w:pPr>
-        <w:tabs>
-          <w:tab w:val="left" w:pos="4678"/>
-        </w:tabs>
-        <w:autoSpaceDE w:val="0"/>
-        <w:autoSpaceDN w:val="0"/>
-        <w:adjustRightInd w:val="0"/>
-      </w:pPr>
-    </w:p>
-    <w:p>
-      <w:pPr>
-        <w:keepNext/>
-        <w:tabs>
-          <w:tab w:val="left" w:pos="4678"/>
-        </w:tabs>
-        <w:autoSpaceDE w:val="0"/>
-        <w:autoSpaceDN w:val="0"/>
-        <w:adjustRightInd w:val="0"/>
-        <w:jc w:val="center"/>
-      </w:pPr>
-      <w:r>
-        <w:rPr>
-          <w:noProof/>
-          <w:lang w:eastAsia="en-GB"/>
-        </w:rPr>
-        <w:drawing>
-          <wp:inline distT="0" distB="0" distL="0" distR="0" wp14:anchorId="2EC98F02" wp14:editId="05800C02">
-            <wp:extent cx="5943600" cy="3939540"/>
-            <wp:effectExtent l="19050" t="0" r="0" b="0"/>
-            <wp:docPr id="4" name="Picture 3" descr="figure 17 ch 3.jpg"/>
-            <wp:cNvGraphicFramePr>
-              <a:graphicFrameLocks xmlns:a="http://schemas.openxmlformats.org/drawingml/2006/main" noChangeAspect="1"/>
-            </wp:cNvGraphicFramePr>
-            <a:graphic xmlns:a="http://schemas.openxmlformats.org/drawingml/2006/main">
-              <a:graphicData uri="http://schemas.openxmlformats.org/drawingml/2006/picture">
-                <pic:pic xmlns:pic="http://schemas.openxmlformats.org/drawingml/2006/picture">
-                  <pic:nvPicPr>
-                    <pic:cNvPr id="0" name="figure 17 ch 3.jpg"/>
-                    <pic:cNvPicPr/>
-                  </pic:nvPicPr>
-                  <pic:blipFill>
-                    <a:blip r:embed="rId24" cstate="print"/>
-                    <a:stretch>
-                      <a:fillRect/>
-                    </a:stretch>
-                  </pic:blipFill>
-                  <pic:spPr>
-                    <a:xfrm>
-                      <a:off x="0" y="0"/>
-                      <a:ext cx="5943600" cy="3939540"/>
-                    </a:xfrm>
-                    <a:prstGeom prst="rect">
-                      <a:avLst/>
-                    </a:prstGeom>
-                  </pic:spPr>
-                </pic:pic>
-              </a:graphicData>
-            </a:graphic>
-          </wp:inline>
-        </w:drawing>
-      </w:r>
-    </w:p>
-    <w:p>
-      <w:pPr>
-        <w:pStyle w:val="Caption"/>
-        <w:jc w:val="center"/>
-      </w:pPr>
-      <w:r>
-        <w:t xml:space="preserve">Figure </w:t>
-      </w:r>
-      <w:r>
-        <w:fldChar w:fldCharType="begin"/>
-      </w:r>
-      <w:r>
-        <w:instrText xml:space="preserve"> SEQ Figure \* ARABIC </w:instrText>
-      </w:r>
-      <w:r>
-        <w:fldChar w:fldCharType="separate"/>
-      </w:r>
-      <w:r>
-        <w:t>11</w:t>
-      </w:r>
-      <w:r>
-        <w:fldChar w:fldCharType="end"/>
-      </w:r>
-      <w:r>
-        <w:t xml:space="preserve">: View of LCD while program </w:t>
-      </w:r>
-      <w:r>
-        <w:rPr>
-          <w:rFonts w:ascii="Courier New" w:hAnsi="Courier New" w:cs="Courier New"/>
-        </w:rPr>
-        <w:t>stm32f7_sysid_fir_CMSIS_intr.c</w:t>
-      </w:r>
-      <w:r>
-        <w:t xml:space="preserve"> is running, using header file </w:t>
-      </w:r>
-      <w:r>
-        <w:rPr>
-          <w:rFonts w:ascii="Courier New" w:hAnsi="Courier New" w:cs="Courier New"/>
-        </w:rPr>
-        <w:t>bp1750.h</w:t>
-      </w:r>
-    </w:p>
-    <w:p/>
-    <w:p>
-      <w:pPr>
-        <w:pStyle w:val="Heading1"/>
-      </w:pPr>
-      <w:bookmarkStart w:id="30" w:name="_Toc19094952"/>
-      <w:bookmarkStart w:id="31" w:name="_Toc29195021"/>
-      <w:bookmarkEnd w:id="30"/>
-      <w:r>
-        <w:lastRenderedPageBreak/>
-        <w:t xml:space="preserve">Frequency </w:t>
-      </w:r>
-      <w:r>
-        <w:t>R</w:t>
-      </w:r>
-      <w:r>
-        <w:t xml:space="preserve">esponses of </w:t>
-      </w:r>
-      <w:r>
-        <w:t>S</w:t>
-      </w:r>
-      <w:r>
-        <w:t>imple FIR Filters</w:t>
-      </w:r>
-      <w:bookmarkEnd w:id="31"/>
-    </w:p>
-    <w:p>
-      <w:pPr>
-        <w:pStyle w:val="Heading2"/>
-      </w:pPr>
-      <w:r>
-        <w:t xml:space="preserve"> </w:t>
-      </w:r>
-      <w:bookmarkStart w:id="32" w:name="_Toc29195022"/>
-      <w:r>
-        <w:t>Exercise</w:t>
-      </w:r>
-      <w:bookmarkEnd w:id="32"/>
     </w:p>
     <w:p>
       <w:pPr>
@@ -5960,8 +5526,16 @@
         <w:rPr>
           <w:lang w:val="fr-FR"/>
         </w:rPr>
-        <w:t xml:space="preserve"> X:</w:t>
-      </w:r>
+        <w:t xml:space="preserve"> </w:t>
+      </w:r>
+      <w:proofErr w:type="gramStart"/>
+      <w:r>
+        <w:rPr>
+          <w:lang w:val="fr-FR"/>
+        </w:rPr>
+        <w:t>X:</w:t>
+      </w:r>
+      <w:proofErr w:type="gramEnd"/>
     </w:p>
     <w:p>
       <w:pPr>
@@ -5997,7 +5571,7 @@
                     </pic:cNvPicPr>
                   </pic:nvPicPr>
                   <pic:blipFill>
-                    <a:blip r:embed="rId25" cstate="print"/>
+                    <a:blip r:embed="rId21" cstate="print"/>
                     <a:srcRect/>
                     <a:stretch>
                       <a:fillRect/>
@@ -6051,7 +5625,21 @@
         <w:rPr>
           <w:lang w:val="fr-FR"/>
         </w:rPr>
-        <w:t xml:space="preserve"> Y: </w:t>
+        <w:t xml:space="preserve"> </w:t>
+      </w:r>
+      <w:proofErr w:type="gramStart"/>
+      <w:r>
+        <w:rPr>
+          <w:lang w:val="fr-FR"/>
+        </w:rPr>
+        <w:t>Y:</w:t>
+      </w:r>
+      <w:proofErr w:type="gramEnd"/>
+      <w:r>
+        <w:rPr>
+          <w:lang w:val="fr-FR"/>
+        </w:rPr>
+        <w:t xml:space="preserve"> </w:t>
       </w:r>
     </w:p>
     <w:p>
@@ -6084,7 +5672,7 @@
                     </pic:cNvPicPr>
                   </pic:nvPicPr>
                   <pic:blipFill>
-                    <a:blip r:embed="rId25" cstate="print"/>
+                    <a:blip r:embed="rId21" cstate="print"/>
                     <a:srcRect/>
                     <a:stretch>
                       <a:fillRect/>
@@ -6131,8 +5719,16 @@
         <w:rPr>
           <w:lang w:val="fr-FR"/>
         </w:rPr>
-        <w:t xml:space="preserve"> Z:</w:t>
-      </w:r>
+        <w:t xml:space="preserve"> </w:t>
+      </w:r>
+      <w:proofErr w:type="gramStart"/>
+      <w:r>
+        <w:rPr>
+          <w:lang w:val="fr-FR"/>
+        </w:rPr>
+        <w:t>Z:</w:t>
+      </w:r>
+      <w:proofErr w:type="gramEnd"/>
       <w:r>
         <w:rPr>
           <w:noProof/>
@@ -6156,7 +5752,7 @@
                     </pic:cNvPicPr>
                   </pic:nvPicPr>
                   <pic:blipFill>
-                    <a:blip r:embed="rId25" cstate="print"/>
+                    <a:blip r:embed="rId21" cstate="print"/>
                     <a:srcRect/>
                     <a:stretch>
                       <a:fillRect/>
@@ -6189,7 +5785,7 @@
       <w:pPr>
         <w:pStyle w:val="Heading1"/>
       </w:pPr>
-      <w:bookmarkStart w:id="33" w:name="_Toc29195023"/>
+      <w:bookmarkStart w:id="30" w:name="_Toc29195023"/>
       <w:r>
         <w:lastRenderedPageBreak/>
         <w:t>Design</w:t>
@@ -6206,7 +5802,7 @@
       <w:r>
         <w:t>sing the Window Method</w:t>
       </w:r>
-      <w:bookmarkEnd w:id="33"/>
+      <w:bookmarkEnd w:id="30"/>
     </w:p>
     <w:p>
       <w:pPr>
@@ -6215,11 +5811,11 @@
       <w:r>
         <w:t xml:space="preserve"> </w:t>
       </w:r>
-      <w:bookmarkStart w:id="34" w:name="_Toc29195024"/>
+      <w:bookmarkStart w:id="31" w:name="_Toc29195024"/>
       <w:r>
         <w:t>Exercise</w:t>
       </w:r>
-      <w:bookmarkEnd w:id="34"/>
+      <w:bookmarkEnd w:id="31"/>
     </w:p>
     <w:p>
       <w:pPr>
@@ -6248,7 +5844,7 @@
         <w:rPr>
           <w:rFonts w:ascii="Courier New" w:hAnsi="Courier New" w:cs="Courier New"/>
         </w:rPr>
-        <w:t>stm32f7_fir_intr.c</w:t>
+        <w:t>stm32f7_fir.c</w:t>
       </w:r>
       <w:r>
         <w:t xml:space="preserve"> and </w:t>
@@ -6257,25 +5853,13 @@
         <w:rPr>
           <w:rFonts w:ascii="Courier New" w:hAnsi="Courier New" w:cs="Courier New"/>
         </w:rPr>
-        <w:t>stm32f7_fir_prbs_intr.c</w:t>
+        <w:t>stm32f7_fir_prbs.c</w:t>
       </w:r>
       <w:r>
         <w:rPr>
           <w:rFonts w:cs="Courier New"/>
         </w:rPr>
-        <w:t xml:space="preserve"> that will implement a high pass filter at sample frequency 8000 Hz, with a cutoff frequency of 2 kHz and which uses N = 31 coefficients. The format of a header file containing filter coefficients is shown by example in </w:t>
-      </w:r>
-      <w:r>
-        <w:rPr>
-          <w:rFonts w:cs="Courier New"/>
-        </w:rPr>
-        <w:t>F</w:t>
-      </w:r>
-      <w:r>
-        <w:rPr>
-          <w:rFonts w:cs="Courier New"/>
-        </w:rPr>
-        <w:t>igure 13.</w:t>
+        <w:t xml:space="preserve"> that will implement a high pass filter at sample frequency 8000 Hz, with a cutoff frequency of 2 kHz and which uses N = 31 coefficients.</w:t>
       </w:r>
     </w:p>
     <w:p>
@@ -6297,7 +5881,21 @@
         <w:rPr>
           <w:rFonts w:ascii="Courier New" w:hAnsi="Courier New" w:cs="Courier New"/>
         </w:rPr>
-        <w:t>stm32f7_fir_coeffs()</w:t>
+        <w:t>stm32f7_fir_</w:t>
+      </w:r>
+      <w:proofErr w:type="gramStart"/>
+      <w:r>
+        <w:rPr>
+          <w:rFonts w:ascii="Courier New" w:hAnsi="Courier New" w:cs="Courier New"/>
+        </w:rPr>
+        <w:t>coeffs(</w:t>
+      </w:r>
+      <w:proofErr w:type="gramEnd"/>
+      <w:r>
+        <w:rPr>
+          <w:rFonts w:ascii="Courier New" w:hAnsi="Courier New" w:cs="Courier New"/>
+        </w:rPr>
+        <w:t>)</w:t>
       </w:r>
       <w:r>
         <w:rPr>
@@ -6319,32 +5917,42 @@
         <w:rPr>
           <w:rFonts w:cs="Courier New"/>
         </w:rPr>
-        <w:t xml:space="preserve">Compare the theoretical magnitude frequency response of your design with its magnitude frequency response measured using programs </w:t>
+        <w:t xml:space="preserve">Compare the theoretical magnitude frequency response of your design with its magnitude frequency response measured using </w:t>
+      </w:r>
+      <w:r>
+        <w:rPr>
+          <w:rFonts w:cs="Courier New"/>
+        </w:rPr>
+        <w:t xml:space="preserve">the </w:t>
+      </w:r>
+      <w:r>
+        <w:rPr>
+          <w:rFonts w:cs="Courier New"/>
+        </w:rPr>
+        <w:t xml:space="preserve">program </w:t>
       </w:r>
       <w:r>
         <w:rPr>
           <w:rFonts w:ascii="Courier New" w:hAnsi="Courier New" w:cs="Courier New"/>
         </w:rPr>
-        <w:t>stm32f7_fir_prbs_intr.c</w:t>
+        <w:t>stm32f7_fir_prbs.c</w:t>
       </w:r>
       <w:r>
         <w:rPr>
           <w:rFonts w:cs="Courier New"/>
         </w:rPr>
-        <w:t xml:space="preserve"> and </w:t>
-      </w:r>
-      <w:r>
-        <w:rPr>
-          <w:rFonts w:ascii="Courier New" w:hAnsi="Courier New" w:cs="Courier New"/>
-        </w:rPr>
-        <w:t>stm32f7_sysid_fir_intr.c</w:t>
-      </w:r>
-      <w:r>
-        <w:rPr>
-          <w:rFonts w:cs="Courier New"/>
-        </w:rPr>
         <w:t>.</w:t>
       </w:r>
+    </w:p>
+    <w:p>
+      <w:pPr>
+        <w:pStyle w:val="Heading1"/>
+      </w:pPr>
+      <w:bookmarkStart w:id="32" w:name="_Toc29195027"/>
+      <w:r>
+        <w:t>Conclusions</w:t>
+      </w:r>
+      <w:bookmarkEnd w:id="32"/>
     </w:p>
     <w:p>
       <w:pPr>
@@ -6352,1291 +5960,28 @@
         <w:autoSpaceDN w:val="0"/>
         <w:adjustRightInd w:val="0"/>
         <w:rPr>
-          <w:rFonts w:cs="Courier New"/>
-        </w:rPr>
-      </w:pPr>
+          <w:iCs/>
+        </w:rPr>
+      </w:pPr>
+      <w:r>
+        <w:t>This laboratory exercise has introduced the FIR filter and explored several different methods of measuring its characteristics in the time and frequency domains.</w:t>
+      </w:r>
     </w:p>
     <w:p>
       <w:pPr>
         <w:pStyle w:val="Heading1"/>
       </w:pPr>
-      <w:bookmarkStart w:id="35" w:name="_Toc29195025"/>
-      <w:r>
-        <w:t xml:space="preserve">Execution </w:t>
-      </w:r>
-      <w:r>
-        <w:t>T</w:t>
-      </w:r>
-      <w:r>
-        <w:t xml:space="preserve">ime of </w:t>
-      </w:r>
-      <w:r>
-        <w:t>C</w:t>
-      </w:r>
-      <w:r>
-        <w:t>oded FIR Filters</w:t>
-      </w:r>
-      <w:bookmarkEnd w:id="35"/>
-    </w:p>
-    <w:p>
-      <w:pPr>
-        <w:autoSpaceDE w:val="0"/>
-        <w:autoSpaceDN w:val="0"/>
-        <w:adjustRightInd w:val="0"/>
-      </w:pPr>
-      <w:r>
-        <w:t>In the programs used so far, e.g.</w:t>
-      </w:r>
-      <w:r>
-        <w:t>,</w:t>
-      </w:r>
-      <w:r>
-        <w:t xml:space="preserve"> </w:t>
-      </w:r>
-      <w:r>
-        <w:rPr>
-          <w:rFonts w:ascii="Courier New" w:hAnsi="Courier New" w:cs="Courier New"/>
-        </w:rPr>
-        <w:t>stm32f7_fir_prbs_intr.c</w:t>
-      </w:r>
-      <w:r>
-        <w:t xml:space="preserve">, the FIR filter has been implemented relatively straightforwardly. The following experiment compares the efficiency of that straightforward implementation with the optimized CMSIS DSP library function </w:t>
-      </w:r>
-      <w:r>
-        <w:rPr>
-          <w:rFonts w:ascii="Courier New" w:hAnsi="Courier New" w:cs="Courier New"/>
-        </w:rPr>
-        <w:t>arm_fir_f32()</w:t>
-      </w:r>
-      <w:r>
-        <w:t>.</w:t>
-      </w:r>
-    </w:p>
-    <w:p>
-      <w:pPr>
-        <w:autoSpaceDE w:val="0"/>
-        <w:autoSpaceDN w:val="0"/>
-        <w:adjustRightInd w:val="0"/>
-      </w:pPr>
-      <w:r>
-        <w:t xml:space="preserve">The time taken to implement the filtering operation may be assessed by </w:t>
-      </w:r>
-      <w:r>
-        <w:t>m</w:t>
-      </w:r>
-      <w:r>
-        <w:t xml:space="preserve">aking GPIO pin PI1 high just before calculating each output sample value and </w:t>
-      </w:r>
-      <w:r>
-        <w:t>m</w:t>
-      </w:r>
-      <w:r>
-        <w:t>aking that pin low again just after the calculation. The state of GPIO pin PI1</w:t>
-      </w:r>
-      <w:r>
-        <w:t xml:space="preserve"> </w:t>
-      </w:r>
-      <w:r>
-        <w:t>can</w:t>
-      </w:r>
-      <w:r>
-        <w:t xml:space="preserve"> be viewed in</w:t>
-      </w:r>
-      <w:r>
-        <w:t xml:space="preserve"> </w:t>
-      </w:r>
-      <w:r>
-        <w:t>real</w:t>
-      </w:r>
-      <w:r>
-        <w:t xml:space="preserve"> </w:t>
-      </w:r>
-      <w:r>
-        <w:t xml:space="preserve">time </w:t>
-      </w:r>
-      <w:r>
-        <w:t>using an oscilloscope.</w:t>
-      </w:r>
-    </w:p>
-    <w:p>
-      <w:pPr>
-        <w:autoSpaceDE w:val="0"/>
-        <w:autoSpaceDN w:val="0"/>
-        <w:adjustRightInd w:val="0"/>
-      </w:pPr>
-      <w:r>
-        <w:t>The following p</w:t>
-      </w:r>
-      <w:r>
-        <w:t>rogram statements</w:t>
-      </w:r>
-      <w:r>
-        <w:t xml:space="preserve"> can be found in the interrupt service routine </w:t>
-      </w:r>
-      <w:proofErr w:type="spellStart"/>
-      <w:r>
-        <w:rPr>
-          <w:rFonts w:ascii="Courier New" w:hAnsi="Courier New" w:cs="Courier New"/>
-        </w:rPr>
-        <w:t>BSP_AUDIO_SAI_Interrupt_CallBack</w:t>
-      </w:r>
-      <w:proofErr w:type="spellEnd"/>
-      <w:r>
-        <w:rPr>
-          <w:rFonts w:ascii="Courier New" w:hAnsi="Courier New" w:cs="Courier New"/>
-        </w:rPr>
-        <w:t>()</w:t>
-      </w:r>
-      <w:r>
-        <w:t>.</w:t>
-      </w:r>
-    </w:p>
-    <w:p>
-      <w:pPr>
-        <w:pStyle w:val="Codeblock"/>
-        <w:rPr>
-          <w:rFonts w:ascii="Courier New" w:hAnsi="Courier New" w:cs="Courier New"/>
-        </w:rPr>
-      </w:pPr>
-      <w:r>
-        <w:t xml:space="preserve">      </w:t>
-      </w:r>
-      <w:proofErr w:type="spellStart"/>
-      <w:r>
-        <w:rPr>
-          <w:rFonts w:ascii="Courier New" w:hAnsi="Courier New" w:cs="Courier New"/>
-        </w:rPr>
-        <w:t>BSP_LED_On</w:t>
-      </w:r>
-      <w:proofErr w:type="spellEnd"/>
-      <w:r>
-        <w:rPr>
-          <w:rFonts w:ascii="Courier New" w:hAnsi="Courier New" w:cs="Courier New"/>
-        </w:rPr>
-        <w:t>(LED1);</w:t>
-      </w:r>
-    </w:p>
-    <w:p>
-      <w:pPr>
-        <w:rPr>
-          <w:rFonts w:ascii="Courier New" w:hAnsi="Courier New" w:cs="Courier New"/>
-        </w:rPr>
-      </w:pPr>
-      <w:r>
-        <w:t>and</w:t>
-      </w:r>
-    </w:p>
-    <w:p>
-      <w:pPr>
-        <w:pStyle w:val="Codeblock"/>
-        <w:rPr>
-          <w:rFonts w:ascii="Courier New" w:hAnsi="Courier New" w:cs="Courier New"/>
-        </w:rPr>
-      </w:pPr>
-      <w:r>
-        <w:t xml:space="preserve">      </w:t>
-      </w:r>
-      <w:proofErr w:type="spellStart"/>
-      <w:r>
-        <w:rPr>
-          <w:rFonts w:ascii="Courier New" w:hAnsi="Courier New" w:cs="Courier New"/>
-        </w:rPr>
-        <w:t>BSP_LED_Off</w:t>
-      </w:r>
-      <w:proofErr w:type="spellEnd"/>
-      <w:r>
-        <w:rPr>
-          <w:rFonts w:ascii="Courier New" w:hAnsi="Courier New" w:cs="Courier New"/>
-        </w:rPr>
-        <w:t>(LED1);</w:t>
-      </w:r>
-    </w:p>
-    <w:p>
-      <w:pPr>
-        <w:autoSpaceDE w:val="0"/>
-        <w:autoSpaceDN w:val="0"/>
-        <w:adjustRightInd w:val="0"/>
-      </w:pPr>
-      <w:r>
-        <w:t xml:space="preserve">Make sure that coefficient file </w:t>
-      </w:r>
-      <w:r>
-        <w:rPr>
-          <w:rFonts w:ascii="Courier New" w:hAnsi="Courier New" w:cs="Courier New"/>
-        </w:rPr>
-        <w:t>bp1750.h</w:t>
-      </w:r>
-      <w:r>
-        <w:t xml:space="preserve"> is used by the program (</w:t>
-      </w:r>
-      <w:r>
-        <w:rPr>
-          <w:rFonts w:ascii="Courier New" w:hAnsi="Courier New" w:cs="Courier New"/>
-        </w:rPr>
-        <w:t>#include “bp1750.h”</w:t>
-      </w:r>
-      <w:r>
-        <w:t>).</w:t>
-      </w:r>
-    </w:p>
-    <w:p>
-      <w:pPr>
-        <w:autoSpaceDE w:val="0"/>
-        <w:autoSpaceDN w:val="0"/>
-        <w:adjustRightInd w:val="0"/>
-        <w:rPr>
-          <w:b/>
-          <w:bCs/>
-        </w:rPr>
-      </w:pPr>
-      <w:r>
-        <w:rPr>
-          <w:b/>
-          <w:bCs/>
-        </w:rPr>
-        <w:t>Note: Additional header and source files are provided in the lab-specific folder provider.</w:t>
-      </w:r>
-    </w:p>
-    <w:p>
-      <w:pPr>
-        <w:rPr>
-          <w:b/>
-          <w:bCs/>
-        </w:rPr>
-      </w:pPr>
-    </w:p>
-    <w:p>
-      <w:pPr>
-        <w:pStyle w:val="Heading2"/>
-      </w:pPr>
-      <w:r>
-        <w:lastRenderedPageBreak/>
-        <w:t xml:space="preserve"> </w:t>
-      </w:r>
-      <w:bookmarkStart w:id="36" w:name="_Toc29195026"/>
-      <w:r>
-        <w:t>Exercise</w:t>
-      </w:r>
-      <w:bookmarkEnd w:id="36"/>
-    </w:p>
-    <w:p>
-      <w:r>
-        <w:t xml:space="preserve">In this exercise, you will measure and record the </w:t>
-      </w:r>
-      <w:r>
-        <w:t>corresponding</w:t>
-      </w:r>
-      <w:r>
-        <w:t xml:space="preserve"> duration</w:t>
-      </w:r>
-      <w:r>
-        <w:t>/computation time</w:t>
-      </w:r>
-      <w:r>
-        <w:t xml:space="preserve"> in </w:t>
-      </w:r>
-      <w:r>
-        <w:fldChar w:fldCharType="begin"/>
-      </w:r>
-      <w:r>
-        <w:instrText xml:space="preserve"> REF _Ref19090848 \h </w:instrText>
-      </w:r>
-      <w:r>
-        <w:instrText xml:space="preserve"> \* MERGEFORMAT </w:instrText>
-      </w:r>
-      <w:r>
-        <w:fldChar w:fldCharType="separate"/>
-      </w:r>
-      <w:r>
-        <w:t xml:space="preserve">Table </w:t>
-      </w:r>
-      <w:r>
-        <w:t>1</w:t>
-      </w:r>
-      <w:r>
-        <w:fldChar w:fldCharType="end"/>
-      </w:r>
-      <w:r>
-        <w:t>.</w:t>
-      </w:r>
-    </w:p>
-    <w:p>
-      <w:pPr>
-        <w:pStyle w:val="ListParagraph"/>
-        <w:numPr>
-          <w:ilvl w:val="0"/>
-          <w:numId w:val="37"/>
-        </w:numPr>
-      </w:pPr>
-      <w:r>
-        <w:t xml:space="preserve">Run program </w:t>
-      </w:r>
-      <w:r>
-        <w:rPr>
-          <w:rFonts w:ascii="Courier New" w:hAnsi="Courier New" w:cs="Courier New"/>
-        </w:rPr>
-        <w:t>stm32f7_fir_prbs_intr.c</w:t>
-      </w:r>
-      <w:r>
-        <w:t xml:space="preserve">. Connect an oscilloscope probe to GPIO pin PI1 (see figure 1) on the </w:t>
-      </w:r>
-      <w:r>
-        <w:t>Discovery board</w:t>
-      </w:r>
-      <w:r>
-        <w:t xml:space="preserve"> and measure the length of time that it is high. </w:t>
-      </w:r>
-      <w:r>
-        <w:rPr>
-          <w:b/>
-          <w:bCs/>
-        </w:rPr>
-        <w:t xml:space="preserve">Record the time taken to compute one output sample value in </w:t>
-      </w:r>
-      <w:r>
-        <w:rPr>
-          <w:b/>
-          <w:bCs/>
-        </w:rPr>
-        <w:fldChar w:fldCharType="begin"/>
-      </w:r>
-      <w:r>
-        <w:rPr>
-          <w:b/>
-          <w:bCs/>
-        </w:rPr>
-        <w:instrText xml:space="preserve"> REF _Ref19090848 \h  \* MERGEFORMAT </w:instrText>
-      </w:r>
-      <w:r>
-        <w:rPr>
-          <w:b/>
-          <w:bCs/>
-        </w:rPr>
-      </w:r>
-      <w:r>
-        <w:rPr>
-          <w:b/>
-          <w:bCs/>
-        </w:rPr>
-        <w:fldChar w:fldCharType="separate"/>
-      </w:r>
-      <w:r>
-        <w:rPr>
-          <w:b/>
-          <w:bCs/>
-        </w:rPr>
-        <w:t xml:space="preserve">Table </w:t>
-      </w:r>
-      <w:r>
-        <w:rPr>
-          <w:b/>
-          <w:bCs/>
-        </w:rPr>
-        <w:t>1</w:t>
-      </w:r>
-      <w:r>
-        <w:rPr>
-          <w:b/>
-          <w:bCs/>
-        </w:rPr>
-        <w:fldChar w:fldCharType="end"/>
-      </w:r>
-      <w:r>
-        <w:t>.</w:t>
-      </w:r>
-    </w:p>
-    <w:p>
-      <w:pPr>
-        <w:pStyle w:val="ListParagraph"/>
-      </w:pPr>
-    </w:p>
-    <w:p>
-      <w:pPr>
-        <w:pStyle w:val="ListParagraph"/>
-        <w:numPr>
-          <w:ilvl w:val="0"/>
-          <w:numId w:val="37"/>
-        </w:numPr>
-      </w:pPr>
+      <w:bookmarkStart w:id="33" w:name="_Toc29195028"/>
+      <w:r>
+        <w:t xml:space="preserve">Additional </w:t>
+      </w:r>
       <w:r>
         <w:t>R</w:t>
       </w:r>
       <w:r>
-        <w:t xml:space="preserve">eplace source file </w:t>
-      </w:r>
-      <w:r>
-        <w:rPr>
-          <w:rFonts w:ascii="Courier New" w:hAnsi="Courier New" w:cs="Courier New"/>
-        </w:rPr>
-        <w:t>stm32f7_fir_prbs_intr.c</w:t>
-      </w:r>
-      <w:r>
-        <w:t xml:space="preserve"> with file </w:t>
-      </w:r>
-      <w:r>
-        <w:rPr>
-          <w:rFonts w:ascii="Courier New" w:hAnsi="Courier New" w:cs="Courier New"/>
-        </w:rPr>
-        <w:t>stm32f7_fir_prbs_CMSIS_intr.c</w:t>
-      </w:r>
-      <w:r>
-        <w:t xml:space="preserve"> and repeat the experiment. In this case, the computation of an output value is carried out using the CMSIS DSP library function </w:t>
-      </w:r>
-      <w:r>
-        <w:rPr>
-          <w:rFonts w:ascii="Courier New" w:hAnsi="Courier New" w:cs="Courier New"/>
-        </w:rPr>
-        <w:t>arm_fir_f32()</w:t>
-      </w:r>
-      <w:r>
-        <w:t xml:space="preserve">. </w:t>
-      </w:r>
-      <w:r>
-        <w:rPr>
-          <w:b/>
-          <w:bCs/>
-        </w:rPr>
-        <w:t xml:space="preserve">Record the duration of the positive voltage pulses on GPIO pin PI1 in </w:t>
-      </w:r>
-      <w:r>
-        <w:rPr>
-          <w:b/>
-          <w:bCs/>
-        </w:rPr>
-        <w:fldChar w:fldCharType="begin"/>
-      </w:r>
-      <w:r>
-        <w:rPr>
-          <w:b/>
-          <w:bCs/>
-        </w:rPr>
-        <w:instrText xml:space="preserve"> REF _Ref19090848 \h  \* MERGEFORMAT </w:instrText>
-      </w:r>
-      <w:r>
-        <w:rPr>
-          <w:b/>
-          <w:bCs/>
-        </w:rPr>
-      </w:r>
-      <w:r>
-        <w:rPr>
-          <w:b/>
-          <w:bCs/>
-        </w:rPr>
-        <w:fldChar w:fldCharType="separate"/>
-      </w:r>
-      <w:r>
-        <w:rPr>
-          <w:b/>
-          <w:bCs/>
-        </w:rPr>
-        <w:t xml:space="preserve">Table </w:t>
-      </w:r>
-      <w:r>
-        <w:rPr>
-          <w:b/>
-          <w:bCs/>
-        </w:rPr>
-        <w:t>1</w:t>
-      </w:r>
-      <w:r>
-        <w:rPr>
-          <w:b/>
-          <w:bCs/>
-        </w:rPr>
-        <w:fldChar w:fldCharType="end"/>
-      </w:r>
-      <w:r>
-        <w:rPr>
-          <w:b/>
-          <w:bCs/>
-        </w:rPr>
-        <w:t>.</w:t>
-      </w:r>
-    </w:p>
-    <w:p>
-      <w:pPr>
-        <w:pStyle w:val="ListParagraph"/>
-        <w:numPr>
-          <w:ilvl w:val="0"/>
-          <w:numId w:val="37"/>
-        </w:numPr>
-        <w:autoSpaceDE w:val="0"/>
-        <w:autoSpaceDN w:val="0"/>
-        <w:adjustRightInd w:val="0"/>
-      </w:pPr>
-      <w:r>
-        <w:t xml:space="preserve">Computing one output sample value at a time is not the most efficient way to use function </w:t>
-      </w:r>
-      <w:r>
-        <w:rPr>
-          <w:rFonts w:ascii="Courier New" w:hAnsi="Courier New" w:cs="Courier New"/>
-        </w:rPr>
-        <w:t>arm_fir_f32()</w:t>
-      </w:r>
-      <w:r>
-        <w:t xml:space="preserve">that </w:t>
-      </w:r>
-      <w:r>
-        <w:t xml:space="preserve">is optimized for block processing. Program </w:t>
-      </w:r>
-      <w:r>
-        <w:rPr>
-          <w:rFonts w:ascii="Courier New" w:hAnsi="Courier New" w:cs="Courier New"/>
-        </w:rPr>
-        <w:t>stm32f7_fir_prbs_CMSIS_dma.c</w:t>
-      </w:r>
-      <w:r>
-        <w:t xml:space="preserve"> can be used to illustrate this. Replace program </w:t>
-      </w:r>
-      <w:r>
-        <w:rPr>
-          <w:rFonts w:ascii="Courier New" w:hAnsi="Courier New" w:cs="Courier New"/>
-        </w:rPr>
-        <w:t>stm32f7_fir_prbs_CMSIS_intr.c</w:t>
-      </w:r>
-      <w:r>
-        <w:t xml:space="preserve"> with program </w:t>
-      </w:r>
-      <w:r>
-        <w:rPr>
-          <w:rFonts w:ascii="Courier New" w:hAnsi="Courier New" w:cs="Courier New"/>
-        </w:rPr>
-        <w:t>stm32f7_fir_prbs_CMSIS_dma.c</w:t>
-      </w:r>
-      <w:r>
-        <w:t xml:space="preserve"> and repeat the experiment.</w:t>
-      </w:r>
-    </w:p>
-    <w:p>
-      <w:pPr>
-        <w:pStyle w:val="ListParagraph"/>
-        <w:autoSpaceDE w:val="0"/>
-        <w:autoSpaceDN w:val="0"/>
-        <w:adjustRightInd w:val="0"/>
-      </w:pPr>
-      <w:r>
-        <w:t xml:space="preserve">In this case, the GPIO pin is set and reset before and after a call to function </w:t>
-      </w:r>
-      <w:proofErr w:type="spellStart"/>
-      <w:r>
-        <w:rPr>
-          <w:rFonts w:ascii="Courier New" w:hAnsi="Courier New" w:cs="Courier New"/>
-        </w:rPr>
-        <w:t>process_buffer</w:t>
-      </w:r>
-      <w:proofErr w:type="spellEnd"/>
-      <w:r>
-        <w:rPr>
-          <w:rFonts w:ascii="Courier New" w:hAnsi="Courier New" w:cs="Courier New"/>
-        </w:rPr>
-        <w:t>()</w:t>
-      </w:r>
-      <w:r>
-        <w:t xml:space="preserve"> </w:t>
-      </w:r>
-      <w:r>
-        <w:t xml:space="preserve">that </w:t>
-      </w:r>
-      <w:r>
-        <w:t xml:space="preserve">computes </w:t>
-      </w:r>
-      <w:r>
-        <w:rPr>
-          <w:rFonts w:ascii="Courier New" w:hAnsi="Courier New" w:cs="Courier New"/>
-        </w:rPr>
-        <w:t xml:space="preserve">PING_PONG_BUFFER_SIZE </w:t>
-      </w:r>
-      <w:r>
-        <w:t xml:space="preserve">output samples each time it is called. </w:t>
-      </w:r>
-      <w:r>
-        <w:rPr>
-          <w:rFonts w:ascii="Courier New" w:hAnsi="Courier New" w:cs="Courier New"/>
-        </w:rPr>
-        <w:t>PING_PONG_BUFFER_SIZE</w:t>
-      </w:r>
-      <w:r>
-        <w:t xml:space="preserve"> is defined in header file</w:t>
-      </w:r>
-      <w:r>
-        <w:rPr>
-          <w:rFonts w:ascii="Courier New" w:hAnsi="Courier New" w:cs="Courier New"/>
-        </w:rPr>
-        <w:t xml:space="preserve"> stm32f7_wm8994_init.h </w:t>
-      </w:r>
-      <w:r>
-        <w:t xml:space="preserve">and its default value is 256. Divide the time taken by each call to function </w:t>
-      </w:r>
-      <w:proofErr w:type="spellStart"/>
-      <w:r>
-        <w:rPr>
-          <w:rFonts w:ascii="Courier New" w:hAnsi="Courier New" w:cs="Courier New"/>
-        </w:rPr>
-        <w:t>process_buffer</w:t>
-      </w:r>
-      <w:proofErr w:type="spellEnd"/>
-      <w:r>
-        <w:rPr>
-          <w:rFonts w:ascii="Courier New" w:hAnsi="Courier New" w:cs="Courier New"/>
-        </w:rPr>
-        <w:t>()</w:t>
-      </w:r>
-      <w:r>
-        <w:t xml:space="preserve"> by </w:t>
-      </w:r>
-      <w:r>
-        <w:rPr>
-          <w:rFonts w:ascii="Courier New" w:hAnsi="Courier New" w:cs="Courier New"/>
-        </w:rPr>
-        <w:t xml:space="preserve">PING_PONG_BUFFER_SIZE </w:t>
-      </w:r>
-      <w:r>
-        <w:t>to get a time to compare with the previous results.</w:t>
-      </w:r>
-    </w:p>
-    <w:p>
-      <w:pPr>
-        <w:autoSpaceDE w:val="0"/>
-        <w:autoSpaceDN w:val="0"/>
-        <w:adjustRightInd w:val="0"/>
-        <w:ind w:firstLine="720"/>
-        <w:rPr>
-          <w:b/>
-          <w:bCs/>
-        </w:rPr>
-      </w:pPr>
-      <w:r>
-        <w:rPr>
-          <w:b/>
-          <w:bCs/>
-        </w:rPr>
-        <w:t xml:space="preserve">Record measured computation times in </w:t>
-      </w:r>
-      <w:r>
-        <w:rPr>
-          <w:b/>
-          <w:bCs/>
-        </w:rPr>
-        <w:fldChar w:fldCharType="begin"/>
-      </w:r>
-      <w:r>
-        <w:rPr>
-          <w:b/>
-          <w:bCs/>
-        </w:rPr>
-        <w:instrText xml:space="preserve"> REF _Ref19090848 \h  \* MERGEFORMAT </w:instrText>
-      </w:r>
-      <w:r>
-        <w:rPr>
-          <w:b/>
-          <w:bCs/>
-        </w:rPr>
-      </w:r>
-      <w:r>
-        <w:rPr>
-          <w:b/>
-          <w:bCs/>
-        </w:rPr>
-        <w:fldChar w:fldCharType="separate"/>
-      </w:r>
-      <w:r>
-        <w:rPr>
-          <w:b/>
-          <w:bCs/>
-        </w:rPr>
-        <w:t xml:space="preserve">Table </w:t>
-      </w:r>
-      <w:r>
-        <w:rPr>
-          <w:b/>
-          <w:bCs/>
-        </w:rPr>
-        <w:t>1</w:t>
-      </w:r>
-      <w:r>
-        <w:rPr>
-          <w:b/>
-          <w:bCs/>
-        </w:rPr>
-        <w:fldChar w:fldCharType="end"/>
-      </w:r>
-      <w:r>
-        <w:rPr>
-          <w:b/>
-          <w:bCs/>
-        </w:rPr>
-        <w:t>.</w:t>
-      </w:r>
-    </w:p>
-    <w:p>
-      <w:pPr>
-        <w:pStyle w:val="ListParagraph"/>
-        <w:autoSpaceDE w:val="0"/>
-        <w:autoSpaceDN w:val="0"/>
-        <w:adjustRightInd w:val="0"/>
-      </w:pPr>
-    </w:p>
-    <w:p>
-      <w:pPr>
-        <w:autoSpaceDE w:val="0"/>
-        <w:autoSpaceDN w:val="0"/>
-        <w:adjustRightInd w:val="0"/>
-      </w:pPr>
-      <w:r>
-        <w:t xml:space="preserve">Recall that the maximum time available for computation in programs </w:t>
-      </w:r>
-      <w:r>
-        <w:rPr>
-          <w:rFonts w:ascii="Courier New" w:hAnsi="Courier New" w:cs="Courier New"/>
-        </w:rPr>
-        <w:t>stm32f7_fir_prbs_intr.c</w:t>
-      </w:r>
-      <w:r>
-        <w:t xml:space="preserve"> and </w:t>
-      </w:r>
-      <w:r>
-        <w:rPr>
-          <w:rFonts w:ascii="Courier New" w:hAnsi="Courier New" w:cs="Courier New"/>
-        </w:rPr>
-        <w:t>stm32f7_fir_prbs_CMSIS_intr.c</w:t>
-      </w:r>
-      <w:r>
-        <w:t xml:space="preserve"> at a sampling rate of 8 kHz is 125 µs. The maximum time available in programs </w:t>
-      </w:r>
-      <w:r>
-        <w:rPr>
-          <w:rFonts w:ascii="Courier New" w:hAnsi="Courier New" w:cs="Courier New"/>
-        </w:rPr>
-        <w:t>stm32f7_fir_prbs_dma.c</w:t>
-      </w:r>
-      <w:r>
-        <w:t xml:space="preserve"> and </w:t>
-      </w:r>
-      <w:r>
-        <w:rPr>
-          <w:rFonts w:ascii="Courier New" w:hAnsi="Courier New" w:cs="Courier New"/>
-        </w:rPr>
-        <w:t>stm32f7_fir_prbs_CMSIS_dma.c</w:t>
-      </w:r>
-      <w:r>
-        <w:t>, i.e.</w:t>
-      </w:r>
-      <w:r>
-        <w:t>,</w:t>
-      </w:r>
-      <w:r>
-        <w:t xml:space="preserve"> the time between consecutive calls to function </w:t>
-      </w:r>
-      <w:proofErr w:type="spellStart"/>
-      <w:r>
-        <w:rPr>
-          <w:rFonts w:ascii="Courier New" w:hAnsi="Courier New" w:cs="Courier New"/>
-        </w:rPr>
-        <w:t>process_buffer</w:t>
-      </w:r>
-      <w:proofErr w:type="spellEnd"/>
-      <w:r>
-        <w:rPr>
-          <w:rFonts w:ascii="Courier New" w:hAnsi="Courier New" w:cs="Courier New"/>
-        </w:rPr>
-        <w:t>()</w:t>
-      </w:r>
-      <w:r>
-        <w:t>, will be</w:t>
-      </w:r>
-      <w:r>
-        <w:rPr>
-          <w:rFonts w:ascii="Courier New" w:hAnsi="Courier New" w:cs="Courier New"/>
-        </w:rPr>
-        <w:t xml:space="preserve"> PING_PONG_BUFFER_SIZE/(fs)</w:t>
-      </w:r>
-      <w:r>
-        <w:t>= 32</w:t>
-      </w:r>
-      <w:r>
-        <w:t xml:space="preserve"> </w:t>
-      </w:r>
-      <w:proofErr w:type="spellStart"/>
-      <w:r>
-        <w:t>ms.</w:t>
-      </w:r>
-      <w:proofErr w:type="spellEnd"/>
-    </w:p>
-    <w:p>
-      <w:pPr>
-        <w:autoSpaceDE w:val="0"/>
-        <w:autoSpaceDN w:val="0"/>
-        <w:adjustRightInd w:val="0"/>
-      </w:pPr>
-    </w:p>
-    <w:tbl>
-      <w:tblPr>
-        <w:tblStyle w:val="LightShading-Accent1"/>
-        <w:tblW w:w="0" w:type="auto"/>
-        <w:jc w:val="center"/>
-        <w:tblLayout w:type="fixed"/>
-        <w:tblLook w:val="04A0" w:firstRow="1" w:lastRow="0" w:firstColumn="1" w:lastColumn="0" w:noHBand="0" w:noVBand="1"/>
-      </w:tblPr>
-      <w:tblGrid>
-        <w:gridCol w:w="3510"/>
-        <w:gridCol w:w="1843"/>
-        <w:gridCol w:w="2126"/>
-      </w:tblGrid>
-      <w:tr>
-        <w:trPr>
-          <w:cnfStyle w:val="100000000000" w:firstRow="1" w:lastRow="0" w:firstColumn="0" w:lastColumn="0" w:oddVBand="0" w:evenVBand="0" w:oddHBand="0" w:evenHBand="0" w:firstRowFirstColumn="0" w:firstRowLastColumn="0" w:lastRowFirstColumn="0" w:lastRowLastColumn="0"/>
-          <w:trHeight w:val="397"/>
-          <w:jc w:val="center"/>
-        </w:trPr>
-        <w:tc>
-          <w:tcPr>
-            <w:cnfStyle w:val="001000000000" w:firstRow="0" w:lastRow="0" w:firstColumn="1" w:lastColumn="0" w:oddVBand="0" w:evenVBand="0" w:oddHBand="0" w:evenHBand="0" w:firstRowFirstColumn="0" w:firstRowLastColumn="0" w:lastRowFirstColumn="0" w:lastRowLastColumn="0"/>
-            <w:tcW w:w="3510" w:type="dxa"/>
-            <w:vAlign w:val="center"/>
-          </w:tcPr>
-          <w:p>
-            <w:r>
-              <w:t>Program</w:t>
-            </w:r>
-          </w:p>
-        </w:tc>
-        <w:tc>
-          <w:tcPr>
-            <w:tcW w:w="1843" w:type="dxa"/>
-            <w:vAlign w:val="center"/>
-          </w:tcPr>
-          <w:p>
-            <w:pPr>
-              <w:autoSpaceDE w:val="0"/>
-              <w:autoSpaceDN w:val="0"/>
-              <w:adjustRightInd w:val="0"/>
-              <w:jc w:val="center"/>
-              <w:cnfStyle w:val="100000000000" w:firstRow="1" w:lastRow="0" w:firstColumn="0" w:lastColumn="0" w:oddVBand="0" w:evenVBand="0" w:oddHBand="0" w:evenHBand="0" w:firstRowFirstColumn="0" w:firstRowLastColumn="0" w:lastRowFirstColumn="0" w:lastRowLastColumn="0"/>
-            </w:pPr>
-            <w:r>
-              <w:t>using GPIO PD1</w:t>
-            </w:r>
-            <w:r>
-              <w:t>3</w:t>
-            </w:r>
-          </w:p>
-        </w:tc>
-        <w:tc>
-          <w:tcPr>
-            <w:tcW w:w="2126" w:type="dxa"/>
-            <w:vAlign w:val="center"/>
-          </w:tcPr>
-          <w:p>
-            <w:pPr>
-              <w:autoSpaceDE w:val="0"/>
-              <w:autoSpaceDN w:val="0"/>
-              <w:adjustRightInd w:val="0"/>
-              <w:jc w:val="center"/>
-              <w:cnfStyle w:val="100000000000" w:firstRow="1" w:lastRow="0" w:firstColumn="0" w:lastColumn="0" w:oddVBand="0" w:evenVBand="0" w:oddHBand="0" w:evenHBand="0" w:firstRowFirstColumn="0" w:firstRowLastColumn="0" w:lastRowFirstColumn="0" w:lastRowLastColumn="0"/>
-            </w:pPr>
-            <w:r>
-              <w:t>divided by BUFSIZE</w:t>
-            </w:r>
-          </w:p>
-        </w:tc>
-      </w:tr>
-      <w:tr>
-        <w:trPr>
-          <w:cnfStyle w:val="000000100000" w:firstRow="0" w:lastRow="0" w:firstColumn="0" w:lastColumn="0" w:oddVBand="0" w:evenVBand="0" w:oddHBand="1" w:evenHBand="0" w:firstRowFirstColumn="0" w:firstRowLastColumn="0" w:lastRowFirstColumn="0" w:lastRowLastColumn="0"/>
-          <w:trHeight w:val="397"/>
-          <w:jc w:val="center"/>
-        </w:trPr>
-        <w:tc>
-          <w:tcPr>
-            <w:cnfStyle w:val="001000000000" w:firstRow="0" w:lastRow="0" w:firstColumn="1" w:lastColumn="0" w:oddVBand="0" w:evenVBand="0" w:oddHBand="0" w:evenHBand="0" w:firstRowFirstColumn="0" w:firstRowLastColumn="0" w:lastRowFirstColumn="0" w:lastRowLastColumn="0"/>
-            <w:tcW w:w="3510" w:type="dxa"/>
-            <w:vAlign w:val="center"/>
-          </w:tcPr>
-          <w:p>
-            <w:pPr>
-              <w:autoSpaceDE w:val="0"/>
-              <w:autoSpaceDN w:val="0"/>
-              <w:adjustRightInd w:val="0"/>
-              <w:rPr>
-                <w:rFonts w:ascii="Courier New" w:hAnsi="Courier New" w:cs="Courier New"/>
-              </w:rPr>
-            </w:pPr>
-            <w:proofErr w:type="spellStart"/>
-            <w:r>
-              <w:rPr>
-                <w:rFonts w:ascii="Courier New" w:hAnsi="Courier New" w:cs="Courier New"/>
-              </w:rPr>
-              <w:t>fir_prbs_intr.c</w:t>
-            </w:r>
-            <w:proofErr w:type="spellEnd"/>
-          </w:p>
-        </w:tc>
-        <w:tc>
-          <w:tcPr>
-            <w:tcW w:w="1843" w:type="dxa"/>
-            <w:vAlign w:val="center"/>
-          </w:tcPr>
-          <w:p>
-            <w:pPr>
-              <w:autoSpaceDE w:val="0"/>
-              <w:autoSpaceDN w:val="0"/>
-              <w:adjustRightInd w:val="0"/>
-              <w:jc w:val="center"/>
-              <w:cnfStyle w:val="000000100000" w:firstRow="0" w:lastRow="0" w:firstColumn="0" w:lastColumn="0" w:oddVBand="0" w:evenVBand="0" w:oddHBand="1" w:evenHBand="0" w:firstRowFirstColumn="0" w:firstRowLastColumn="0" w:lastRowFirstColumn="0" w:lastRowLastColumn="0"/>
-              <w:rPr>
-                <w:color w:val="FF0000"/>
-              </w:rPr>
-            </w:pPr>
-          </w:p>
-        </w:tc>
-        <w:tc>
-          <w:tcPr>
-            <w:tcW w:w="2126" w:type="dxa"/>
-            <w:vAlign w:val="center"/>
-          </w:tcPr>
-          <w:p>
-            <w:pPr>
-              <w:autoSpaceDE w:val="0"/>
-              <w:autoSpaceDN w:val="0"/>
-              <w:adjustRightInd w:val="0"/>
-              <w:jc w:val="center"/>
-              <w:cnfStyle w:val="000000100000" w:firstRow="0" w:lastRow="0" w:firstColumn="0" w:lastColumn="0" w:oddVBand="0" w:evenVBand="0" w:oddHBand="1" w:evenHBand="0" w:firstRowFirstColumn="0" w:firstRowLastColumn="0" w:lastRowFirstColumn="0" w:lastRowLastColumn="0"/>
-            </w:pPr>
-            <w:r>
-              <w:t>N/A</w:t>
-            </w:r>
-          </w:p>
-        </w:tc>
-      </w:tr>
-      <w:tr>
-        <w:trPr>
-          <w:trHeight w:val="397"/>
-          <w:jc w:val="center"/>
-        </w:trPr>
-        <w:tc>
-          <w:tcPr>
-            <w:cnfStyle w:val="001000000000" w:firstRow="0" w:lastRow="0" w:firstColumn="1" w:lastColumn="0" w:oddVBand="0" w:evenVBand="0" w:oddHBand="0" w:evenHBand="0" w:firstRowFirstColumn="0" w:firstRowLastColumn="0" w:lastRowFirstColumn="0" w:lastRowLastColumn="0"/>
-            <w:tcW w:w="3510" w:type="dxa"/>
-            <w:vAlign w:val="center"/>
-          </w:tcPr>
-          <w:p>
-            <w:pPr>
-              <w:autoSpaceDE w:val="0"/>
-              <w:autoSpaceDN w:val="0"/>
-              <w:adjustRightInd w:val="0"/>
-              <w:rPr>
-                <w:rFonts w:ascii="Courier New" w:hAnsi="Courier New" w:cs="Courier New"/>
-              </w:rPr>
-            </w:pPr>
-            <w:proofErr w:type="spellStart"/>
-            <w:r>
-              <w:rPr>
-                <w:rFonts w:ascii="Courier New" w:hAnsi="Courier New" w:cs="Courier New"/>
-              </w:rPr>
-              <w:t>fir_prbs_dma.c</w:t>
-            </w:r>
-            <w:proofErr w:type="spellEnd"/>
-          </w:p>
-        </w:tc>
-        <w:tc>
-          <w:tcPr>
-            <w:tcW w:w="1843" w:type="dxa"/>
-            <w:vAlign w:val="center"/>
-          </w:tcPr>
-          <w:p>
-            <w:pPr>
-              <w:autoSpaceDE w:val="0"/>
-              <w:autoSpaceDN w:val="0"/>
-              <w:adjustRightInd w:val="0"/>
-              <w:jc w:val="center"/>
-              <w:cnfStyle w:val="000000000000" w:firstRow="0" w:lastRow="0" w:firstColumn="0" w:lastColumn="0" w:oddVBand="0" w:evenVBand="0" w:oddHBand="0" w:evenHBand="0" w:firstRowFirstColumn="0" w:firstRowLastColumn="0" w:lastRowFirstColumn="0" w:lastRowLastColumn="0"/>
-              <w:rPr>
-                <w:color w:val="FF0000"/>
-              </w:rPr>
-            </w:pPr>
-          </w:p>
-        </w:tc>
-        <w:tc>
-          <w:tcPr>
-            <w:tcW w:w="2126" w:type="dxa"/>
-            <w:vAlign w:val="center"/>
-          </w:tcPr>
-          <w:p>
-            <w:pPr>
-              <w:autoSpaceDE w:val="0"/>
-              <w:autoSpaceDN w:val="0"/>
-              <w:adjustRightInd w:val="0"/>
-              <w:jc w:val="center"/>
-              <w:cnfStyle w:val="000000000000" w:firstRow="0" w:lastRow="0" w:firstColumn="0" w:lastColumn="0" w:oddVBand="0" w:evenVBand="0" w:oddHBand="0" w:evenHBand="0" w:firstRowFirstColumn="0" w:firstRowLastColumn="0" w:lastRowFirstColumn="0" w:lastRowLastColumn="0"/>
-              <w:rPr>
-                <w:color w:val="FF0000"/>
-              </w:rPr>
-            </w:pPr>
-          </w:p>
-        </w:tc>
-      </w:tr>
-      <w:tr>
-        <w:trPr>
-          <w:cnfStyle w:val="000000100000" w:firstRow="0" w:lastRow="0" w:firstColumn="0" w:lastColumn="0" w:oddVBand="0" w:evenVBand="0" w:oddHBand="1" w:evenHBand="0" w:firstRowFirstColumn="0" w:firstRowLastColumn="0" w:lastRowFirstColumn="0" w:lastRowLastColumn="0"/>
-          <w:trHeight w:val="397"/>
-          <w:jc w:val="center"/>
-        </w:trPr>
-        <w:tc>
-          <w:tcPr>
-            <w:cnfStyle w:val="001000000000" w:firstRow="0" w:lastRow="0" w:firstColumn="1" w:lastColumn="0" w:oddVBand="0" w:evenVBand="0" w:oddHBand="0" w:evenHBand="0" w:firstRowFirstColumn="0" w:firstRowLastColumn="0" w:lastRowFirstColumn="0" w:lastRowLastColumn="0"/>
-            <w:tcW w:w="3510" w:type="dxa"/>
-            <w:vAlign w:val="center"/>
-          </w:tcPr>
-          <w:p>
-            <w:pPr>
-              <w:autoSpaceDE w:val="0"/>
-              <w:autoSpaceDN w:val="0"/>
-              <w:adjustRightInd w:val="0"/>
-              <w:rPr>
-                <w:rFonts w:ascii="Courier New" w:hAnsi="Courier New" w:cs="Courier New"/>
-              </w:rPr>
-            </w:pPr>
-            <w:proofErr w:type="spellStart"/>
-            <w:r>
-              <w:rPr>
-                <w:rFonts w:ascii="Courier New" w:hAnsi="Courier New" w:cs="Courier New"/>
-              </w:rPr>
-              <w:t>fir_prbs_CMSIS_intr.c</w:t>
-            </w:r>
-            <w:proofErr w:type="spellEnd"/>
-          </w:p>
-        </w:tc>
-        <w:tc>
-          <w:tcPr>
-            <w:tcW w:w="1843" w:type="dxa"/>
-            <w:vAlign w:val="center"/>
-          </w:tcPr>
-          <w:p>
-            <w:pPr>
-              <w:autoSpaceDE w:val="0"/>
-              <w:autoSpaceDN w:val="0"/>
-              <w:adjustRightInd w:val="0"/>
-              <w:jc w:val="center"/>
-              <w:cnfStyle w:val="000000100000" w:firstRow="0" w:lastRow="0" w:firstColumn="0" w:lastColumn="0" w:oddVBand="0" w:evenVBand="0" w:oddHBand="1" w:evenHBand="0" w:firstRowFirstColumn="0" w:firstRowLastColumn="0" w:lastRowFirstColumn="0" w:lastRowLastColumn="0"/>
-              <w:rPr>
-                <w:color w:val="FF0000"/>
-              </w:rPr>
-            </w:pPr>
-          </w:p>
-        </w:tc>
-        <w:tc>
-          <w:tcPr>
-            <w:tcW w:w="2126" w:type="dxa"/>
-            <w:vAlign w:val="center"/>
-          </w:tcPr>
-          <w:p>
-            <w:pPr>
-              <w:autoSpaceDE w:val="0"/>
-              <w:autoSpaceDN w:val="0"/>
-              <w:adjustRightInd w:val="0"/>
-              <w:jc w:val="center"/>
-              <w:cnfStyle w:val="000000100000" w:firstRow="0" w:lastRow="0" w:firstColumn="0" w:lastColumn="0" w:oddVBand="0" w:evenVBand="0" w:oddHBand="1" w:evenHBand="0" w:firstRowFirstColumn="0" w:firstRowLastColumn="0" w:lastRowFirstColumn="0" w:lastRowLastColumn="0"/>
-            </w:pPr>
-            <w:r>
-              <w:t>N/A</w:t>
-            </w:r>
-          </w:p>
-        </w:tc>
-      </w:tr>
-      <w:tr>
-        <w:trPr>
-          <w:trHeight w:val="397"/>
-          <w:jc w:val="center"/>
-        </w:trPr>
-        <w:tc>
-          <w:tcPr>
-            <w:cnfStyle w:val="001000000000" w:firstRow="0" w:lastRow="0" w:firstColumn="1" w:lastColumn="0" w:oddVBand="0" w:evenVBand="0" w:oddHBand="0" w:evenHBand="0" w:firstRowFirstColumn="0" w:firstRowLastColumn="0" w:lastRowFirstColumn="0" w:lastRowLastColumn="0"/>
-            <w:tcW w:w="3510" w:type="dxa"/>
-            <w:vAlign w:val="center"/>
-          </w:tcPr>
-          <w:p>
-            <w:pPr>
-              <w:autoSpaceDE w:val="0"/>
-              <w:autoSpaceDN w:val="0"/>
-              <w:adjustRightInd w:val="0"/>
-              <w:rPr>
-                <w:rFonts w:ascii="Courier New" w:hAnsi="Courier New" w:cs="Courier New"/>
-              </w:rPr>
-            </w:pPr>
-            <w:proofErr w:type="spellStart"/>
-            <w:r>
-              <w:rPr>
-                <w:rFonts w:ascii="Courier New" w:hAnsi="Courier New" w:cs="Courier New"/>
-              </w:rPr>
-              <w:t>fir_prbs_CMSIS_dma.c</w:t>
-            </w:r>
-            <w:proofErr w:type="spellEnd"/>
-          </w:p>
-        </w:tc>
-        <w:tc>
-          <w:tcPr>
-            <w:tcW w:w="1843" w:type="dxa"/>
-            <w:vAlign w:val="center"/>
-          </w:tcPr>
-          <w:p>
-            <w:pPr>
-              <w:autoSpaceDE w:val="0"/>
-              <w:autoSpaceDN w:val="0"/>
-              <w:adjustRightInd w:val="0"/>
-              <w:jc w:val="center"/>
-              <w:cnfStyle w:val="000000000000" w:firstRow="0" w:lastRow="0" w:firstColumn="0" w:lastColumn="0" w:oddVBand="0" w:evenVBand="0" w:oddHBand="0" w:evenHBand="0" w:firstRowFirstColumn="0" w:firstRowLastColumn="0" w:lastRowFirstColumn="0" w:lastRowLastColumn="0"/>
-              <w:rPr>
-                <w:color w:val="FF0000"/>
-              </w:rPr>
-            </w:pPr>
-          </w:p>
-        </w:tc>
-        <w:tc>
-          <w:tcPr>
-            <w:tcW w:w="2126" w:type="dxa"/>
-            <w:vAlign w:val="center"/>
-          </w:tcPr>
-          <w:p>
-            <w:pPr>
-              <w:keepNext/>
-              <w:autoSpaceDE w:val="0"/>
-              <w:autoSpaceDN w:val="0"/>
-              <w:adjustRightInd w:val="0"/>
-              <w:jc w:val="center"/>
-              <w:cnfStyle w:val="000000000000" w:firstRow="0" w:lastRow="0" w:firstColumn="0" w:lastColumn="0" w:oddVBand="0" w:evenVBand="0" w:oddHBand="0" w:evenHBand="0" w:firstRowFirstColumn="0" w:firstRowLastColumn="0" w:lastRowFirstColumn="0" w:lastRowLastColumn="0"/>
-              <w:rPr>
-                <w:color w:val="FF0000"/>
-              </w:rPr>
-            </w:pPr>
-          </w:p>
-        </w:tc>
-      </w:tr>
-    </w:tbl>
-    <w:p>
-      <w:pPr>
-        <w:pStyle w:val="Caption"/>
-      </w:pPr>
-      <w:bookmarkStart w:id="37" w:name="_Ref19090848"/>
-      <w:r>
-        <w:t xml:space="preserve">Table </w:t>
-      </w:r>
-      <w:r>
-        <w:fldChar w:fldCharType="begin"/>
-      </w:r>
-      <w:r>
-        <w:instrText xml:space="preserve"> SEQ Table \* ARABIC </w:instrText>
-      </w:r>
-      <w:r>
-        <w:fldChar w:fldCharType="separate"/>
-      </w:r>
-      <w:r>
-        <w:t>1</w:t>
-      </w:r>
-      <w:r>
-        <w:fldChar w:fldCharType="end"/>
-      </w:r>
-      <w:bookmarkEnd w:id="37"/>
-      <w:r>
-        <w:t xml:space="preserve">: Computation times (per output sample) for N=81 point FIR filter defined in header file </w:t>
-      </w:r>
-      <w:r>
-        <w:rPr>
-          <w:rFonts w:ascii="Courier New" w:hAnsi="Courier New" w:cs="Courier New"/>
-        </w:rPr>
-        <w:t>bp1750.h</w:t>
-      </w:r>
-    </w:p>
-    <w:p>
-      <w:pPr>
-        <w:pStyle w:val="Caption"/>
-      </w:pPr>
-    </w:p>
-    <w:p>
-      <w:pPr>
-        <w:autoSpaceDE w:val="0"/>
-        <w:autoSpaceDN w:val="0"/>
-        <w:adjustRightInd w:val="0"/>
-      </w:pPr>
-      <w:r>
-        <w:lastRenderedPageBreak/>
-        <w:t>OPTIONAL: T</w:t>
-      </w:r>
-      <w:r>
-        <w:t xml:space="preserve">ry changing the number of filter coefficients by including a different </w:t>
-      </w:r>
-      <w:r>
-        <w:rPr>
-          <w:rFonts w:ascii="Courier New" w:hAnsi="Courier New" w:cs="Courier New"/>
-        </w:rPr>
-        <w:t>.h</w:t>
-      </w:r>
-      <w:r>
-        <w:t xml:space="preserve"> file, e.g.</w:t>
-      </w:r>
-      <w:r>
-        <w:t>,</w:t>
-      </w:r>
-      <w:r>
-        <w:t xml:space="preserve"> </w:t>
-      </w:r>
-      <w:r>
-        <w:rPr>
-          <w:rFonts w:ascii="Courier New" w:hAnsi="Courier New" w:cs="Courier New"/>
-        </w:rPr>
-        <w:t>lp33.h</w:t>
-      </w:r>
-      <w:r>
-        <w:rPr>
-          <w:rFonts w:ascii="Courier New" w:hAnsi="Courier New" w:cs="Courier New"/>
-        </w:rPr>
-        <w:t xml:space="preserve"> </w:t>
-      </w:r>
-      <w:r>
-        <w:t>and test again</w:t>
-      </w:r>
-      <w:r>
-        <w:t>. The time taken to compute each output sample value will depend on the number of filter coefficients used.</w:t>
-      </w:r>
-    </w:p>
-    <w:p>
-      <w:pPr>
-        <w:pStyle w:val="Heading1"/>
-      </w:pPr>
-      <w:bookmarkStart w:id="38" w:name="_Toc29195027"/>
-      <w:r>
-        <w:t>Conclusions</w:t>
-      </w:r>
-      <w:bookmarkEnd w:id="38"/>
-    </w:p>
-    <w:p>
-      <w:pPr>
-        <w:autoSpaceDE w:val="0"/>
-        <w:autoSpaceDN w:val="0"/>
-        <w:adjustRightInd w:val="0"/>
-        <w:rPr>
-          <w:iCs/>
-        </w:rPr>
-      </w:pPr>
-      <w:r>
-        <w:t>This laboratory exercise has introduced the FIR filter and explored several different methods of measuring its characteristics in the time and frequency domains.</w:t>
-      </w:r>
-    </w:p>
-    <w:p>
-      <w:pPr>
-        <w:pStyle w:val="Heading1"/>
-      </w:pPr>
-      <w:bookmarkStart w:id="39" w:name="_Toc29195028"/>
-      <w:r>
-        <w:t xml:space="preserve">Additional </w:t>
-      </w:r>
-      <w:r>
-        <w:t>R</w:t>
-      </w:r>
-      <w:r>
         <w:t>eferences</w:t>
       </w:r>
-      <w:bookmarkEnd w:id="39"/>
+      <w:bookmarkEnd w:id="33"/>
     </w:p>
     <w:p>
       <w:pPr>
@@ -7664,7 +6009,7 @@
           <w:u w:val="single"/>
         </w:rPr>
       </w:pPr>
-      <w:hyperlink r:id="rId26" w:history="1">
+      <w:hyperlink r:id="rId22" w:history="1">
         <w:r>
           <w:rPr>
             <w:rStyle w:val="Hyperlink"/>
@@ -7675,8 +6020,8 @@
       <w:bookmarkEnd w:id="1"/>
     </w:p>
     <w:sectPr>
-      <w:footerReference w:type="default" r:id="rId27"/>
-      <w:headerReference w:type="first" r:id="rId28"/>
+      <w:footerReference w:type="default" r:id="rId23"/>
+      <w:headerReference w:type="first" r:id="rId24"/>
       <w:pgSz w:w="11906" w:h="16838"/>
       <w:pgMar w:top="1560" w:right="1440" w:bottom="1560" w:left="1440" w:header="142" w:footer="454" w:gutter="0"/>
       <w:pgNumType w:start="1"/>
@@ -12430,6 +10775,7 @@
   <w:style w:type="character" w:default="1" w:styleId="DefaultParagraphFont">
     <w:name w:val="Default Paragraph Font"/>
     <w:uiPriority w:val="1"/>
+    <w:semiHidden/>
     <w:unhideWhenUsed/>
   </w:style>
   <w:style w:type="table" w:default="1" w:styleId="TableNormal">
